--- a/docs/content/descriptive_stats/descriptive_stats_lecture.docx
+++ b/docs/content/descriptive_stats/descriptive_stats_lecture.docx
@@ -29,7 +29,7 @@
     <w:bookmarkStart w:id="14" w:name="where-we-left-off"/>
     <w:p>
       <w:pPr>
-        <w:pStyle w:val="Heading1"/>
+        <w:pStyle w:val="Heading2"/>
       </w:pPr>
       <w:r>
         <w:t xml:space="preserve">Where We Left Off</w:t>
@@ -536,13 +536,23 @@
       </w:tr>
     </w:tbl>
     <w:bookmarkEnd w:id="14"/>
-    <w:bookmarkStart w:id="20" w:name="part-1-our-question-revisited"/>
-    <w:p>
-      <w:pPr>
-        <w:pStyle w:val="Heading1"/>
+    <w:bookmarkStart w:id="15" w:name="part-1-our-question-revisited"/>
+    <w:p>
+      <w:pPr>
+        <w:pStyle w:val="Heading2"/>
       </w:pPr>
       <w:r>
         <w:t xml:space="preserve">Part 1 · Our Question, Revisited</w:t>
+      </w:r>
+    </w:p>
+    <w:bookmarkEnd w:id="15"/>
+    <w:bookmarkStart w:id="21" w:name="our-question-revisited"/>
+    <w:p>
+      <w:pPr>
+        <w:pStyle w:val="Heading2"/>
+      </w:pPr>
+      <w:r>
+        <w:t xml:space="preserve">Our Question, Revisited</w:t>
       </w:r>
     </w:p>
     <w:p>
@@ -670,12 +680,12 @@
                 <wp:inline>
                   <wp:extent cx="152400" cy="152400"/>
                   <wp:effectExtent b="0" l="0" r="0" t="0"/>
-                  <wp:docPr descr="" title="" id="15" name="Picture"/>
+                  <wp:docPr descr="" title="" id="16" name="Picture"/>
                   <a:graphic>
                     <a:graphicData uri="http://schemas.openxmlformats.org/drawingml/2006/picture">
                       <pic:pic>
                         <pic:nvPicPr>
-                          <pic:cNvPr descr="/Applications/Positron.app/Contents/Resources/app/quarto/share/formats/docx/note.png" id="16" name="Picture"/>
+                          <pic:cNvPr descr="/Applications/Positron.app/Contents/Resources/app/quarto/share/formats/docx/note.png" id="17" name="Picture"/>
                           <pic:cNvPicPr>
                             <a:picLocks noChangeArrowheads="1" noChangeAspect="1"/>
                           </pic:cNvPicPr>
@@ -899,18 +909,18 @@
                 <wp:inline>
                   <wp:extent cx="152400" cy="152400"/>
                   <wp:effectExtent b="0" l="0" r="0" t="0"/>
-                  <wp:docPr descr="" title="" id="18" name="Picture"/>
+                  <wp:docPr descr="" title="" id="19" name="Picture"/>
                   <a:graphic>
                     <a:graphicData uri="http://schemas.openxmlformats.org/drawingml/2006/picture">
                       <pic:pic>
                         <pic:nvPicPr>
-                          <pic:cNvPr descr="/Applications/Positron.app/Contents/Resources/app/quarto/share/formats/docx/tip.png" id="19" name="Picture"/>
+                          <pic:cNvPr descr="/Applications/Positron.app/Contents/Resources/app/quarto/share/formats/docx/tip.png" id="20" name="Picture"/>
                           <pic:cNvPicPr>
                             <a:picLocks noChangeArrowheads="1" noChangeAspect="1"/>
                           </pic:cNvPicPr>
                         </pic:nvPicPr>
                         <pic:blipFill>
-                          <a:blip r:embed="rId17"/>
+                          <a:blip r:embed="rId18"/>
                           <a:stretch>
                             <a:fillRect/>
                           </a:stretch>
@@ -1031,14 +1041,24 @@
         </w:tc>
       </w:tr>
     </w:tbl>
-    <w:bookmarkEnd w:id="20"/>
-    <w:bookmarkStart w:id="25" w:name="part-2-the-mean"/>
-    <w:p>
-      <w:pPr>
-        <w:pStyle w:val="Heading1"/>
+    <w:bookmarkEnd w:id="21"/>
+    <w:bookmarkStart w:id="22" w:name="part-2-the-mean"/>
+    <w:p>
+      <w:pPr>
+        <w:pStyle w:val="Heading2"/>
       </w:pPr>
       <w:r>
         <w:t xml:space="preserve">Part 2 · The Mean</w:t>
+      </w:r>
+    </w:p>
+    <w:bookmarkEnd w:id="22"/>
+    <w:bookmarkStart w:id="27" w:name="the-mean"/>
+    <w:p>
+      <w:pPr>
+        <w:pStyle w:val="Heading2"/>
+      </w:pPr>
+      <w:r>
+        <w:t xml:space="preserve">The Mean</w:t>
       </w:r>
     </w:p>
     <w:p>
@@ -1269,12 +1289,12 @@
                 <wp:inline>
                   <wp:extent cx="152400" cy="152400"/>
                   <wp:effectExtent b="0" l="0" r="0" t="0"/>
-                  <wp:docPr descr="" title="" id="21" name="Picture"/>
+                  <wp:docPr descr="" title="" id="23" name="Picture"/>
                   <a:graphic>
                     <a:graphicData uri="http://schemas.openxmlformats.org/drawingml/2006/picture">
                       <pic:pic>
                         <pic:nvPicPr>
-                          <pic:cNvPr descr="/Applications/Positron.app/Contents/Resources/app/quarto/share/formats/docx/note.png" id="22" name="Picture"/>
+                          <pic:cNvPr descr="/Applications/Positron.app/Contents/Resources/app/quarto/share/formats/docx/note.png" id="24" name="Picture"/>
                           <pic:cNvPicPr>
                             <a:picLocks noChangeArrowheads="1" noChangeAspect="1"/>
                           </pic:cNvPicPr>
@@ -1561,18 +1581,18 @@
                 <wp:inline>
                   <wp:extent cx="152400" cy="152400"/>
                   <wp:effectExtent b="0" l="0" r="0" t="0"/>
-                  <wp:docPr descr="" title="" id="23" name="Picture"/>
+                  <wp:docPr descr="" title="" id="25" name="Picture"/>
                   <a:graphic>
                     <a:graphicData uri="http://schemas.openxmlformats.org/drawingml/2006/picture">
                       <pic:pic>
                         <pic:nvPicPr>
-                          <pic:cNvPr descr="/Applications/Positron.app/Contents/Resources/app/quarto/share/formats/docx/tip.png" id="24" name="Picture"/>
+                          <pic:cNvPr descr="/Applications/Positron.app/Contents/Resources/app/quarto/share/formats/docx/tip.png" id="26" name="Picture"/>
                           <pic:cNvPicPr>
                             <a:picLocks noChangeArrowheads="1" noChangeAspect="1"/>
                           </pic:cNvPicPr>
                         </pic:nvPicPr>
                         <pic:blipFill>
-                          <a:blip r:embed="rId17"/>
+                          <a:blip r:embed="rId18"/>
                           <a:stretch>
                             <a:fillRect/>
                           </a:stretch>
@@ -1701,14 +1721,24 @@
         </w:tc>
       </w:tr>
     </w:tbl>
-    <w:bookmarkEnd w:id="25"/>
+    <w:bookmarkEnd w:id="27"/>
     <w:bookmarkStart w:id="28" w:name="part-3-the-median"/>
     <w:p>
       <w:pPr>
-        <w:pStyle w:val="Heading1"/>
+        <w:pStyle w:val="Heading2"/>
       </w:pPr>
       <w:r>
         <w:t xml:space="preserve">Part 3 · The Median</w:t>
+      </w:r>
+    </w:p>
+    <w:bookmarkEnd w:id="28"/>
+    <w:bookmarkStart w:id="31" w:name="the-median"/>
+    <w:p>
+      <w:pPr>
+        <w:pStyle w:val="Heading2"/>
+      </w:pPr>
+      <w:r>
+        <w:t xml:space="preserve">The Median</w:t>
       </w:r>
     </w:p>
     <w:p>
@@ -2088,12 +2118,12 @@
                 <wp:inline>
                   <wp:extent cx="152400" cy="152400"/>
                   <wp:effectExtent b="0" l="0" r="0" t="0"/>
-                  <wp:docPr descr="" title="" id="26" name="Picture"/>
+                  <wp:docPr descr="" title="" id="29" name="Picture"/>
                   <a:graphic>
                     <a:graphicData uri="http://schemas.openxmlformats.org/drawingml/2006/picture">
                       <pic:pic>
                         <pic:nvPicPr>
-                          <pic:cNvPr descr="/Applications/Positron.app/Contents/Resources/app/quarto/share/formats/docx/note.png" id="27" name="Picture"/>
+                          <pic:cNvPr descr="/Applications/Positron.app/Contents/Resources/app/quarto/share/formats/docx/note.png" id="30" name="Picture"/>
                           <pic:cNvPicPr>
                             <a:picLocks noChangeArrowheads="1" noChangeAspect="1"/>
                           </pic:cNvPicPr>
@@ -2194,14 +2224,24 @@
         </w:tc>
       </w:tr>
     </w:tbl>
-    <w:bookmarkEnd w:id="28"/>
-    <w:bookmarkStart w:id="33" w:name="part-4-variance-and-standard-deviation"/>
-    <w:p>
-      <w:pPr>
-        <w:pStyle w:val="Heading1"/>
+    <w:bookmarkEnd w:id="31"/>
+    <w:bookmarkStart w:id="32" w:name="part-4-variance-and-standard-deviation"/>
+    <w:p>
+      <w:pPr>
+        <w:pStyle w:val="Heading2"/>
       </w:pPr>
       <w:r>
         <w:t xml:space="preserve">Part 4 · Variance and Standard Deviation</w:t>
+      </w:r>
+    </w:p>
+    <w:bookmarkEnd w:id="32"/>
+    <w:bookmarkStart w:id="37" w:name="variance-and-standard-deviation"/>
+    <w:p>
+      <w:pPr>
+        <w:pStyle w:val="Heading2"/>
+      </w:pPr>
+      <w:r>
+        <w:t xml:space="preserve">Variance and Standard Deviation</w:t>
       </w:r>
     </w:p>
     <w:p>
@@ -2506,12 +2546,12 @@
                 <wp:inline>
                   <wp:extent cx="152400" cy="152400"/>
                   <wp:effectExtent b="0" l="0" r="0" t="0"/>
-                  <wp:docPr descr="" title="" id="29" name="Picture"/>
+                  <wp:docPr descr="" title="" id="33" name="Picture"/>
                   <a:graphic>
                     <a:graphicData uri="http://schemas.openxmlformats.org/drawingml/2006/picture">
                       <pic:pic>
                         <pic:nvPicPr>
-                          <pic:cNvPr descr="/Applications/Positron.app/Contents/Resources/app/quarto/share/formats/docx/note.png" id="30" name="Picture"/>
+                          <pic:cNvPr descr="/Applications/Positron.app/Contents/Resources/app/quarto/share/formats/docx/note.png" id="34" name="Picture"/>
                           <pic:cNvPicPr>
                             <a:picLocks noChangeArrowheads="1" noChangeAspect="1"/>
                           </pic:cNvPicPr>
@@ -2750,18 +2790,18 @@
                 <wp:inline>
                   <wp:extent cx="152400" cy="152400"/>
                   <wp:effectExtent b="0" l="0" r="0" t="0"/>
-                  <wp:docPr descr="" title="" id="31" name="Picture"/>
+                  <wp:docPr descr="" title="" id="35" name="Picture"/>
                   <a:graphic>
                     <a:graphicData uri="http://schemas.openxmlformats.org/drawingml/2006/picture">
                       <pic:pic>
                         <pic:nvPicPr>
-                          <pic:cNvPr descr="/Applications/Positron.app/Contents/Resources/app/quarto/share/formats/docx/tip.png" id="32" name="Picture"/>
+                          <pic:cNvPr descr="/Applications/Positron.app/Contents/Resources/app/quarto/share/formats/docx/tip.png" id="36" name="Picture"/>
                           <pic:cNvPicPr>
                             <a:picLocks noChangeArrowheads="1" noChangeAspect="1"/>
                           </pic:cNvPicPr>
                         </pic:nvPicPr>
                         <pic:blipFill>
-                          <a:blip r:embed="rId17"/>
+                          <a:blip r:embed="rId18"/>
                           <a:stretch>
                             <a:fillRect/>
                           </a:stretch>
@@ -2840,14 +2880,39 @@
         </w:tc>
       </w:tr>
     </w:tbl>
-    <w:bookmarkEnd w:id="33"/>
-    <w:bookmarkStart w:id="42" w:name="part-5-the-length-trap"/>
-    <w:p>
-      <w:pPr>
-        <w:pStyle w:val="Heading1"/>
+    <w:bookmarkEnd w:id="37"/>
+    <w:bookmarkStart w:id="38" w:name="part-5-the-length-trap"/>
+    <w:p>
+      <w:pPr>
+        <w:pStyle w:val="Heading2"/>
       </w:pPr>
       <w:r>
         <w:t xml:space="preserve">Part 5 · The</w:t>
+      </w:r>
+      <w:r>
+        <w:t xml:space="preserve"> </w:t>
+      </w:r>
+      <w:r>
+        <w:rPr>
+          <w:rStyle w:val="VerbatimChar"/>
+        </w:rPr>
+        <w:t xml:space="preserve">length()</w:t>
+      </w:r>
+      <w:r>
+        <w:t xml:space="preserve"> </w:t>
+      </w:r>
+      <w:r>
+        <w:t xml:space="preserve">Trap</w:t>
+      </w:r>
+    </w:p>
+    <w:bookmarkEnd w:id="38"/>
+    <w:bookmarkStart w:id="44" w:name="the-length-trap"/>
+    <w:p>
+      <w:pPr>
+        <w:pStyle w:val="Heading2"/>
+      </w:pPr>
+      <w:r>
+        <w:t xml:space="preserve">The</w:t>
       </w:r>
       <w:r>
         <w:t xml:space="preserve"> </w:t>
@@ -2906,18 +2971,18 @@
                 <wp:inline>
                   <wp:extent cx="152400" cy="152400"/>
                   <wp:effectExtent b="0" l="0" r="0" t="0"/>
-                  <wp:docPr descr="" title="" id="35" name="Picture"/>
+                  <wp:docPr descr="" title="" id="40" name="Picture"/>
                   <a:graphic>
                     <a:graphicData uri="http://schemas.openxmlformats.org/drawingml/2006/picture">
                       <pic:pic>
                         <pic:nvPicPr>
-                          <pic:cNvPr descr="/Applications/Positron.app/Contents/Resources/app/quarto/share/formats/docx/important.png" id="36" name="Picture"/>
+                          <pic:cNvPr descr="/Applications/Positron.app/Contents/Resources/app/quarto/share/formats/docx/important.png" id="41" name="Picture"/>
                           <pic:cNvPicPr>
                             <a:picLocks noChangeArrowheads="1" noChangeAspect="1"/>
                           </pic:cNvPicPr>
                         </pic:nvPicPr>
                         <pic:blipFill>
-                          <a:blip r:embed="rId34"/>
+                          <a:blip r:embed="rId39"/>
                           <a:stretch>
                             <a:fillRect/>
                           </a:stretch>
@@ -3216,356 +3281,6 @@
         <w:t xml:space="preserve">[1] 2</w:t>
       </w:r>
     </w:p>
-    <w:p>
-      <w:pPr>
-        <w:pStyle w:val="SourceCode"/>
-      </w:pPr>
-      <w:r>
-        <w:rPr>
-          <w:rStyle w:val="CommentTok"/>
-        </w:rPr>
-        <w:t xml:space="preserve"># Using length() as n silently gives the WRONG answer</w:t>
-      </w:r>
-      <w:r>
-        <w:br/>
-      </w:r>
-      <w:r>
-        <w:rPr>
-          <w:rStyle w:val="NormalTok"/>
-        </w:rPr>
-        <w:t xml:space="preserve">wrong_n  </w:t>
-      </w:r>
-      <w:r>
-        <w:rPr>
-          <w:rStyle w:val="OtherTok"/>
-        </w:rPr>
-        <w:t xml:space="preserve">&lt;-</w:t>
-      </w:r>
-      <w:r>
-        <w:rPr>
-          <w:rStyle w:val="NormalTok"/>
-        </w:rPr>
-        <w:t xml:space="preserve"> </w:t>
-      </w:r>
-      <w:r>
-        <w:rPr>
-          <w:rStyle w:val="FunctionTok"/>
-        </w:rPr>
-        <w:t xml:space="preserve">length</w:t>
-      </w:r>
-      <w:r>
-        <w:rPr>
-          <w:rStyle w:val="NormalTok"/>
-        </w:rPr>
-        <w:t xml:space="preserve">(x)</w:t>
-      </w:r>
-      <w:r>
-        <w:br/>
-      </w:r>
-      <w:r>
-        <w:rPr>
-          <w:rStyle w:val="NormalTok"/>
-        </w:rPr>
-        <w:t xml:space="preserve">wrong_se </w:t>
-      </w:r>
-      <w:r>
-        <w:rPr>
-          <w:rStyle w:val="OtherTok"/>
-        </w:rPr>
-        <w:t xml:space="preserve">&lt;-</w:t>
-      </w:r>
-      <w:r>
-        <w:rPr>
-          <w:rStyle w:val="NormalTok"/>
-        </w:rPr>
-        <w:t xml:space="preserve"> </w:t>
-      </w:r>
-      <w:r>
-        <w:rPr>
-          <w:rStyle w:val="FunctionTok"/>
-        </w:rPr>
-        <w:t xml:space="preserve">sd</w:t>
-      </w:r>
-      <w:r>
-        <w:rPr>
-          <w:rStyle w:val="NormalTok"/>
-        </w:rPr>
-        <w:t xml:space="preserve">(x, </w:t>
-      </w:r>
-      <w:r>
-        <w:rPr>
-          <w:rStyle w:val="AttributeTok"/>
-        </w:rPr>
-        <w:t xml:space="preserve">na.rm =</w:t>
-      </w:r>
-      <w:r>
-        <w:rPr>
-          <w:rStyle w:val="NormalTok"/>
-        </w:rPr>
-        <w:t xml:space="preserve"> </w:t>
-      </w:r>
-      <w:r>
-        <w:rPr>
-          <w:rStyle w:val="ConstantTok"/>
-        </w:rPr>
-        <w:t xml:space="preserve">TRUE</w:t>
-      </w:r>
-      <w:r>
-        <w:rPr>
-          <w:rStyle w:val="NormalTok"/>
-        </w:rPr>
-        <w:t xml:space="preserve">) </w:t>
-      </w:r>
-      <w:r>
-        <w:rPr>
-          <w:rStyle w:val="SpecialCharTok"/>
-        </w:rPr>
-        <w:t xml:space="preserve">/</w:t>
-      </w:r>
-      <w:r>
-        <w:rPr>
-          <w:rStyle w:val="NormalTok"/>
-        </w:rPr>
-        <w:t xml:space="preserve"> </w:t>
-      </w:r>
-      <w:r>
-        <w:rPr>
-          <w:rStyle w:val="FunctionTok"/>
-        </w:rPr>
-        <w:t xml:space="preserve">sqrt</w:t>
-      </w:r>
-      <w:r>
-        <w:rPr>
-          <w:rStyle w:val="NormalTok"/>
-        </w:rPr>
-        <w:t xml:space="preserve">(wrong_n)</w:t>
-      </w:r>
-      <w:r>
-        <w:br/>
-      </w:r>
-      <w:r>
-        <w:br/>
-      </w:r>
-      <w:r>
-        <w:rPr>
-          <w:rStyle w:val="NormalTok"/>
-        </w:rPr>
-        <w:t xml:space="preserve">wrong_n</w:t>
-      </w:r>
-    </w:p>
-    <w:p>
-      <w:pPr>
-        <w:pStyle w:val="SourceCode"/>
-      </w:pPr>
-      <w:r>
-        <w:rPr>
-          <w:rStyle w:val="VerbatimChar"/>
-        </w:rPr>
-        <w:t xml:space="preserve">[1] 5</w:t>
-      </w:r>
-    </w:p>
-    <w:p>
-      <w:pPr>
-        <w:pStyle w:val="SourceCode"/>
-      </w:pPr>
-      <w:r>
-        <w:rPr>
-          <w:rStyle w:val="FunctionTok"/>
-        </w:rPr>
-        <w:t xml:space="preserve">round</w:t>
-      </w:r>
-      <w:r>
-        <w:rPr>
-          <w:rStyle w:val="NormalTok"/>
-        </w:rPr>
-        <w:t xml:space="preserve">(wrong_se, </w:t>
-      </w:r>
-      <w:r>
-        <w:rPr>
-          <w:rStyle w:val="DecValTok"/>
-        </w:rPr>
-        <w:t xml:space="preserve">3</w:t>
-      </w:r>
-      <w:r>
-        <w:rPr>
-          <w:rStyle w:val="NormalTok"/>
-        </w:rPr>
-        <w:t xml:space="preserve">)</w:t>
-      </w:r>
-    </w:p>
-    <w:p>
-      <w:pPr>
-        <w:pStyle w:val="SourceCode"/>
-      </w:pPr>
-      <w:r>
-        <w:rPr>
-          <w:rStyle w:val="VerbatimChar"/>
-        </w:rPr>
-        <w:t xml:space="preserve">[1] 0.931</w:t>
-      </w:r>
-    </w:p>
-    <w:tbl>
-      <w:tblPr>
-        <w:tblStyle w:val="Table"/>
-        <w:tblLook w:firstRow="0" w:lastRow="0" w:firstColumn="0" w:lastColumn="0" w:noHBand="0" w:noVBand="0" w:val="0000"/>
-        <w:tblBorders>
-          <w:top w:val="single" w:sz="4" w:space="0" w:color="EB9113"/>
-          <w:left w:val="single" w:sz="24" w:space="0" w:color="EB9113"/>
-          <w:bottom w:val="single" w:sz="4" w:space="0" w:color="EB9113"/>
-          <w:right w:val="single" w:sz="4" w:space="0" w:color="EB9113"/>
-        </w:tblBorders>
-        <w:tblCellMar>
-          <w:left w:w="144" w:type="dxa"/>
-          <w:right w:w="144" w:type="dxa"/>
-        </w:tblCellMar>
-        <w:tblLook w:firstRow="0" w:lastRow="0" w:firstColumn="0" w:lastColumn="0" w:noHBand="0" w:noVBand="0" w:val="0000"/>
-      </w:tblPr>
-      <w:tr>
-        <w:trPr>
-          <w:cantSplit/>
-        </w:trPr>
-        <w:tc>
-          <w:tcPr>
-            <w:shd w:color="auto" w:fill="fcefdc" w:val="clear"/>
-            <w:tcMar>
-              <w:top w:w="92" w:type="dxa"/>
-              <w:bottom w:w="92" w:type="dxa"/>
-            </w:tcMar>
-          </w:tcPr>
-          <w:p>
-            <w:pPr>
-              <w:pStyle w:val="FirstParagraph"/>
-            </w:pPr>
-            <w:pPr>
-              <w:spacing w:before="0" w:after="0"/>
-              <w:textAlignment w:val="center"/>
-            </w:pPr>
-            <w:r>
-              <w:drawing>
-                <wp:inline>
-                  <wp:extent cx="152400" cy="152400"/>
-                  <wp:effectExtent b="0" l="0" r="0" t="0"/>
-                  <wp:docPr descr="" title="" id="38" name="Picture"/>
-                  <a:graphic>
-                    <a:graphicData uri="http://schemas.openxmlformats.org/drawingml/2006/picture">
-                      <pic:pic>
-                        <pic:nvPicPr>
-                          <pic:cNvPr descr="/Applications/Positron.app/Contents/Resources/app/quarto/share/formats/docx/warning.png" id="39" name="Picture"/>
-                          <pic:cNvPicPr>
-                            <a:picLocks noChangeArrowheads="1" noChangeAspect="1"/>
-                          </pic:cNvPicPr>
-                        </pic:nvPicPr>
-                        <pic:blipFill>
-                          <a:blip r:embed="rId37"/>
-                          <a:stretch>
-                            <a:fillRect/>
-                          </a:stretch>
-                        </pic:blipFill>
-                        <pic:spPr bwMode="auto">
-                          <a:xfrm>
-                            <a:off x="0" y="0"/>
-                            <a:ext cx="152400" cy="152400"/>
-                          </a:xfrm>
-                          <a:prstGeom prst="rect">
-                            <a:avLst/>
-                          </a:prstGeom>
-                          <a:noFill/>
-                          <a:ln w="9525">
-                            <a:noFill/>
-                            <a:headEnd/>
-                            <a:tailEnd/>
-                          </a:ln>
-                        </pic:spPr>
-                      </pic:pic>
-                    </a:graphicData>
-                  </a:graphic>
-                </wp:inline>
-              </w:drawing>
-            </w:r>
-            <w:r>
-              <w:t xml:space="preserve"> </w:t>
-            </w:r>
-            <w:r>
-              <w:t xml:space="preserve"> </w:t>
-            </w:r>
-            <w:r>
-              <w:t xml:space="preserve">Warning</w:t>
-            </w:r>
-          </w:p>
-        </w:tc>
-      </w:tr>
-      <w:tr>
-        <w:trPr>
-          <w:cantSplit/>
-        </w:trPr>
-        <w:tc>
-          <w:tcPr>
-            <w:tcMar>
-              <w:top w:w="108" w:type="dxa"/>
-              <w:bottom w:w="108" w:type="dxa"/>
-            </w:tcMar>
-          </w:tcPr>
-          <w:p>
-            <w:pPr>
-              <w:pStyle w:val="BodyText"/>
-            </w:pPr>
-            <w:pPr>
-              <w:spacing w:before="16"/>
-            </w:pPr>
-            <w:r>
-              <w:rPr>
-                <w:b/>
-                <w:bCs/>
-              </w:rPr>
-              <w:t xml:space="preserve">⚠️ Watch out!</w:t>
-            </w:r>
-          </w:p>
-          <w:p>
-            <w:pPr>
-              <w:pStyle w:val="BodyText"/>
-            </w:pPr>
-            <w:pPr>
-              <w:spacing w:after="16"/>
-            </w:pPr>
-            <w:r>
-              <w:t xml:space="preserve">R will</w:t>
-            </w:r>
-            <w:r>
-              <w:t xml:space="preserve"> </w:t>
-            </w:r>
-            <w:r>
-              <w:rPr>
-                <w:b/>
-                <w:bCs/>
-              </w:rPr>
-              <w:t xml:space="preserve">not</w:t>
-            </w:r>
-            <w:r>
-              <w:t xml:space="preserve"> </w:t>
-            </w:r>
-            <w:r>
-              <w:t xml:space="preserve">warn you.</w:t>
-            </w:r>
-            <w:r>
-              <w:t xml:space="preserve"> </w:t>
-            </w:r>
-            <w:r>
-              <w:rPr>
-                <w:rStyle w:val="VerbatimChar"/>
-              </w:rPr>
-              <w:t xml:space="preserve">length()</w:t>
-            </w:r>
-            <w:r>
-              <w:t xml:space="preserve"> </w:t>
-            </w:r>
-            <w:r>
-              <w:t xml:space="preserve">happily returns 5 when only 3 values are real — a silent, common error.</w:t>
-            </w:r>
-          </w:p>
-          <w:p/>
-        </w:tc>
-      </w:tr>
-    </w:tbl>
     <w:tbl>
       <w:tblPr>
         <w:tblStyle w:val="Table"/>
@@ -3596,7 +3311,7 @@
           </w:tcPr>
           <w:p>
             <w:pPr>
-              <w:pStyle w:val="BodyText"/>
+              <w:pStyle w:val="FirstParagraph"/>
             </w:pPr>
             <w:pPr>
               <w:spacing w:before="0" w:after="0"/>
@@ -3607,12 +3322,12 @@
                 <wp:inline>
                   <wp:extent cx="152400" cy="152400"/>
                   <wp:effectExtent b="0" l="0" r="0" t="0"/>
-                  <wp:docPr descr="" title="" id="40" name="Picture"/>
+                  <wp:docPr descr="" title="" id="42" name="Picture"/>
                   <a:graphic>
                     <a:graphicData uri="http://schemas.openxmlformats.org/drawingml/2006/picture">
                       <pic:pic>
                         <pic:nvPicPr>
-                          <pic:cNvPr descr="/Applications/Positron.app/Contents/Resources/app/quarto/share/formats/docx/note.png" id="41" name="Picture"/>
+                          <pic:cNvPr descr="/Applications/Positron.app/Contents/Resources/app/quarto/share/formats/docx/note.png" id="43" name="Picture"/>
                           <pic:cNvPicPr>
                             <a:picLocks noChangeArrowheads="1" noChangeAspect="1"/>
                           </pic:cNvPicPr>
@@ -3795,11 +3510,386 @@
         </w:tc>
       </w:tr>
     </w:tbl>
-    <w:bookmarkEnd w:id="42"/>
-    <w:bookmarkStart w:id="45" w:name="fix-sumis.na"/>
-    <w:p>
-      <w:pPr>
-        <w:pStyle w:val="Heading1"/>
+    <w:bookmarkEnd w:id="44"/>
+    <w:bookmarkStart w:id="48" w:name="the-length-trap-why-it-matters"/>
+    <w:p>
+      <w:pPr>
+        <w:pStyle w:val="Heading2"/>
+      </w:pPr>
+      <w:r>
+        <w:t xml:space="preserve">The</w:t>
+      </w:r>
+      <w:r>
+        <w:t xml:space="preserve"> </w:t>
+      </w:r>
+      <w:r>
+        <w:rPr>
+          <w:rStyle w:val="VerbatimChar"/>
+        </w:rPr>
+        <w:t xml:space="preserve">length()</w:t>
+      </w:r>
+      <w:r>
+        <w:t xml:space="preserve"> </w:t>
+      </w:r>
+      <w:r>
+        <w:t xml:space="preserve">Trap — Why It Matters</w:t>
+      </w:r>
+    </w:p>
+    <w:p>
+      <w:pPr>
+        <w:pStyle w:val="SourceCode"/>
+      </w:pPr>
+      <w:r>
+        <w:rPr>
+          <w:rStyle w:val="CommentTok"/>
+        </w:rPr>
+        <w:t xml:space="preserve"># Using length() as n silently gives the WRONG answer</w:t>
+      </w:r>
+      <w:r>
+        <w:br/>
+      </w:r>
+      <w:r>
+        <w:rPr>
+          <w:rStyle w:val="NormalTok"/>
+        </w:rPr>
+        <w:t xml:space="preserve">wrong_n  </w:t>
+      </w:r>
+      <w:r>
+        <w:rPr>
+          <w:rStyle w:val="OtherTok"/>
+        </w:rPr>
+        <w:t xml:space="preserve">&lt;-</w:t>
+      </w:r>
+      <w:r>
+        <w:rPr>
+          <w:rStyle w:val="NormalTok"/>
+        </w:rPr>
+        <w:t xml:space="preserve"> </w:t>
+      </w:r>
+      <w:r>
+        <w:rPr>
+          <w:rStyle w:val="FunctionTok"/>
+        </w:rPr>
+        <w:t xml:space="preserve">length</w:t>
+      </w:r>
+      <w:r>
+        <w:rPr>
+          <w:rStyle w:val="NormalTok"/>
+        </w:rPr>
+        <w:t xml:space="preserve">(x)</w:t>
+      </w:r>
+      <w:r>
+        <w:br/>
+      </w:r>
+      <w:r>
+        <w:rPr>
+          <w:rStyle w:val="NormalTok"/>
+        </w:rPr>
+        <w:t xml:space="preserve">wrong_se </w:t>
+      </w:r>
+      <w:r>
+        <w:rPr>
+          <w:rStyle w:val="OtherTok"/>
+        </w:rPr>
+        <w:t xml:space="preserve">&lt;-</w:t>
+      </w:r>
+      <w:r>
+        <w:rPr>
+          <w:rStyle w:val="NormalTok"/>
+        </w:rPr>
+        <w:t xml:space="preserve"> </w:t>
+      </w:r>
+      <w:r>
+        <w:rPr>
+          <w:rStyle w:val="FunctionTok"/>
+        </w:rPr>
+        <w:t xml:space="preserve">sd</w:t>
+      </w:r>
+      <w:r>
+        <w:rPr>
+          <w:rStyle w:val="NormalTok"/>
+        </w:rPr>
+        <w:t xml:space="preserve">(x, </w:t>
+      </w:r>
+      <w:r>
+        <w:rPr>
+          <w:rStyle w:val="AttributeTok"/>
+        </w:rPr>
+        <w:t xml:space="preserve">na.rm =</w:t>
+      </w:r>
+      <w:r>
+        <w:rPr>
+          <w:rStyle w:val="NormalTok"/>
+        </w:rPr>
+        <w:t xml:space="preserve"> </w:t>
+      </w:r>
+      <w:r>
+        <w:rPr>
+          <w:rStyle w:val="ConstantTok"/>
+        </w:rPr>
+        <w:t xml:space="preserve">TRUE</w:t>
+      </w:r>
+      <w:r>
+        <w:rPr>
+          <w:rStyle w:val="NormalTok"/>
+        </w:rPr>
+        <w:t xml:space="preserve">) </w:t>
+      </w:r>
+      <w:r>
+        <w:rPr>
+          <w:rStyle w:val="SpecialCharTok"/>
+        </w:rPr>
+        <w:t xml:space="preserve">/</w:t>
+      </w:r>
+      <w:r>
+        <w:rPr>
+          <w:rStyle w:val="NormalTok"/>
+        </w:rPr>
+        <w:t xml:space="preserve"> </w:t>
+      </w:r>
+      <w:r>
+        <w:rPr>
+          <w:rStyle w:val="FunctionTok"/>
+        </w:rPr>
+        <w:t xml:space="preserve">sqrt</w:t>
+      </w:r>
+      <w:r>
+        <w:rPr>
+          <w:rStyle w:val="NormalTok"/>
+        </w:rPr>
+        <w:t xml:space="preserve">(wrong_n)</w:t>
+      </w:r>
+      <w:r>
+        <w:br/>
+      </w:r>
+      <w:r>
+        <w:br/>
+      </w:r>
+      <w:r>
+        <w:rPr>
+          <w:rStyle w:val="NormalTok"/>
+        </w:rPr>
+        <w:t xml:space="preserve">wrong_n</w:t>
+      </w:r>
+    </w:p>
+    <w:p>
+      <w:pPr>
+        <w:pStyle w:val="SourceCode"/>
+      </w:pPr>
+      <w:r>
+        <w:rPr>
+          <w:rStyle w:val="VerbatimChar"/>
+        </w:rPr>
+        <w:t xml:space="preserve">[1] 5</w:t>
+      </w:r>
+    </w:p>
+    <w:p>
+      <w:pPr>
+        <w:pStyle w:val="SourceCode"/>
+      </w:pPr>
+      <w:r>
+        <w:rPr>
+          <w:rStyle w:val="FunctionTok"/>
+        </w:rPr>
+        <w:t xml:space="preserve">round</w:t>
+      </w:r>
+      <w:r>
+        <w:rPr>
+          <w:rStyle w:val="NormalTok"/>
+        </w:rPr>
+        <w:t xml:space="preserve">(wrong_se, </w:t>
+      </w:r>
+      <w:r>
+        <w:rPr>
+          <w:rStyle w:val="DecValTok"/>
+        </w:rPr>
+        <w:t xml:space="preserve">3</w:t>
+      </w:r>
+      <w:r>
+        <w:rPr>
+          <w:rStyle w:val="NormalTok"/>
+        </w:rPr>
+        <w:t xml:space="preserve">)</w:t>
+      </w:r>
+    </w:p>
+    <w:p>
+      <w:pPr>
+        <w:pStyle w:val="SourceCode"/>
+      </w:pPr>
+      <w:r>
+        <w:rPr>
+          <w:rStyle w:val="VerbatimChar"/>
+        </w:rPr>
+        <w:t xml:space="preserve">[1] 0.931</w:t>
+      </w:r>
+    </w:p>
+    <w:tbl>
+      <w:tblPr>
+        <w:tblStyle w:val="Table"/>
+        <w:tblLook w:firstRow="0" w:lastRow="0" w:firstColumn="0" w:lastColumn="0" w:noHBand="0" w:noVBand="0" w:val="0000"/>
+        <w:tblBorders>
+          <w:top w:val="single" w:sz="4" w:space="0" w:color="EB9113"/>
+          <w:left w:val="single" w:sz="24" w:space="0" w:color="EB9113"/>
+          <w:bottom w:val="single" w:sz="4" w:space="0" w:color="EB9113"/>
+          <w:right w:val="single" w:sz="4" w:space="0" w:color="EB9113"/>
+        </w:tblBorders>
+        <w:tblCellMar>
+          <w:left w:w="144" w:type="dxa"/>
+          <w:right w:w="144" w:type="dxa"/>
+        </w:tblCellMar>
+        <w:tblLook w:firstRow="0" w:lastRow="0" w:firstColumn="0" w:lastColumn="0" w:noHBand="0" w:noVBand="0" w:val="0000"/>
+      </w:tblPr>
+      <w:tr>
+        <w:trPr>
+          <w:cantSplit/>
+        </w:trPr>
+        <w:tc>
+          <w:tcPr>
+            <w:shd w:color="auto" w:fill="fcefdc" w:val="clear"/>
+            <w:tcMar>
+              <w:top w:w="92" w:type="dxa"/>
+              <w:bottom w:w="92" w:type="dxa"/>
+            </w:tcMar>
+          </w:tcPr>
+          <w:p>
+            <w:pPr>
+              <w:pStyle w:val="FirstParagraph"/>
+            </w:pPr>
+            <w:pPr>
+              <w:spacing w:before="0" w:after="0"/>
+              <w:textAlignment w:val="center"/>
+            </w:pPr>
+            <w:r>
+              <w:drawing>
+                <wp:inline>
+                  <wp:extent cx="152400" cy="152400"/>
+                  <wp:effectExtent b="0" l="0" r="0" t="0"/>
+                  <wp:docPr descr="" title="" id="46" name="Picture"/>
+                  <a:graphic>
+                    <a:graphicData uri="http://schemas.openxmlformats.org/drawingml/2006/picture">
+                      <pic:pic>
+                        <pic:nvPicPr>
+                          <pic:cNvPr descr="/Applications/Positron.app/Contents/Resources/app/quarto/share/formats/docx/warning.png" id="47" name="Picture"/>
+                          <pic:cNvPicPr>
+                            <a:picLocks noChangeArrowheads="1" noChangeAspect="1"/>
+                          </pic:cNvPicPr>
+                        </pic:nvPicPr>
+                        <pic:blipFill>
+                          <a:blip r:embed="rId45"/>
+                          <a:stretch>
+                            <a:fillRect/>
+                          </a:stretch>
+                        </pic:blipFill>
+                        <pic:spPr bwMode="auto">
+                          <a:xfrm>
+                            <a:off x="0" y="0"/>
+                            <a:ext cx="152400" cy="152400"/>
+                          </a:xfrm>
+                          <a:prstGeom prst="rect">
+                            <a:avLst/>
+                          </a:prstGeom>
+                          <a:noFill/>
+                          <a:ln w="9525">
+                            <a:noFill/>
+                            <a:headEnd/>
+                            <a:tailEnd/>
+                          </a:ln>
+                        </pic:spPr>
+                      </pic:pic>
+                    </a:graphicData>
+                  </a:graphic>
+                </wp:inline>
+              </w:drawing>
+            </w:r>
+            <w:r>
+              <w:t xml:space="preserve"> </w:t>
+            </w:r>
+            <w:r>
+              <w:t xml:space="preserve"> </w:t>
+            </w:r>
+            <w:r>
+              <w:t xml:space="preserve">Warning</w:t>
+            </w:r>
+          </w:p>
+        </w:tc>
+      </w:tr>
+      <w:tr>
+        <w:trPr>
+          <w:cantSplit/>
+        </w:trPr>
+        <w:tc>
+          <w:tcPr>
+            <w:tcMar>
+              <w:top w:w="108" w:type="dxa"/>
+              <w:bottom w:w="108" w:type="dxa"/>
+            </w:tcMar>
+          </w:tcPr>
+          <w:p>
+            <w:pPr>
+              <w:pStyle w:val="BodyText"/>
+            </w:pPr>
+            <w:pPr>
+              <w:spacing w:before="16"/>
+            </w:pPr>
+            <w:r>
+              <w:rPr>
+                <w:b/>
+                <w:bCs/>
+              </w:rPr>
+              <w:t xml:space="preserve">⚠️ Watch out!</w:t>
+            </w:r>
+          </w:p>
+          <w:p>
+            <w:pPr>
+              <w:pStyle w:val="BodyText"/>
+            </w:pPr>
+            <w:pPr>
+              <w:spacing w:after="16"/>
+            </w:pPr>
+            <w:r>
+              <w:t xml:space="preserve">R will</w:t>
+            </w:r>
+            <w:r>
+              <w:t xml:space="preserve"> </w:t>
+            </w:r>
+            <w:r>
+              <w:rPr>
+                <w:b/>
+                <w:bCs/>
+              </w:rPr>
+              <w:t xml:space="preserve">not</w:t>
+            </w:r>
+            <w:r>
+              <w:t xml:space="preserve"> </w:t>
+            </w:r>
+            <w:r>
+              <w:t xml:space="preserve">warn you.</w:t>
+            </w:r>
+            <w:r>
+              <w:t xml:space="preserve"> </w:t>
+            </w:r>
+            <w:r>
+              <w:rPr>
+                <w:rStyle w:val="VerbatimChar"/>
+              </w:rPr>
+              <w:t xml:space="preserve">length()</w:t>
+            </w:r>
+            <w:r>
+              <w:t xml:space="preserve"> </w:t>
+            </w:r>
+            <w:r>
+              <w:t xml:space="preserve">happily returns 5 when only 3 values are real — a silent, common error.</w:t>
+            </w:r>
+          </w:p>
+          <w:p/>
+        </w:tc>
+      </w:tr>
+    </w:tbl>
+    <w:bookmarkEnd w:id="48"/>
+    <w:bookmarkStart w:id="51" w:name="fix-sumis.na"/>
+    <w:p>
+      <w:pPr>
+        <w:pStyle w:val="Heading2"/>
       </w:pPr>
       <w:r>
         <w:t xml:space="preserve">Fix —</w:t>
@@ -3938,164 +4028,6 @@
           <w:rStyle w:val="VerbatimChar"/>
         </w:rPr>
         <w:t xml:space="preserve">[1] 3</w:t>
-      </w:r>
-    </w:p>
-    <w:p>
-      <w:pPr>
-        <w:pStyle w:val="SourceCode"/>
-      </w:pPr>
-      <w:r>
-        <w:rPr>
-          <w:rStyle w:val="CommentTok"/>
-        </w:rPr>
-        <w:t xml:space="preserve"># Applied to our real data — even with no NAs, make it a habit</w:t>
-      </w:r>
-      <w:r>
-        <w:br/>
-      </w:r>
-      <w:r>
-        <w:rPr>
-          <w:rStyle w:val="NormalTok"/>
-        </w:rPr>
-        <w:t xml:space="preserve">n_lee  </w:t>
-      </w:r>
-      <w:r>
-        <w:rPr>
-          <w:rStyle w:val="OtherTok"/>
-        </w:rPr>
-        <w:t xml:space="preserve">&lt;-</w:t>
-      </w:r>
-      <w:r>
-        <w:rPr>
-          <w:rStyle w:val="NormalTok"/>
-        </w:rPr>
-        <w:t xml:space="preserve"> </w:t>
-      </w:r>
-      <w:r>
-        <w:rPr>
-          <w:rStyle w:val="FunctionTok"/>
-        </w:rPr>
-        <w:t xml:space="preserve">sum</w:t>
-      </w:r>
-      <w:r>
-        <w:rPr>
-          <w:rStyle w:val="NormalTok"/>
-        </w:rPr>
-        <w:t xml:space="preserve">(</w:t>
-      </w:r>
-      <w:r>
-        <w:rPr>
-          <w:rStyle w:val="SpecialCharTok"/>
-        </w:rPr>
-        <w:t xml:space="preserve">!</w:t>
-      </w:r>
-      <w:r>
-        <w:rPr>
-          <w:rStyle w:val="FunctionTok"/>
-        </w:rPr>
-        <w:t xml:space="preserve">is.na</w:t>
-      </w:r>
-      <w:r>
-        <w:rPr>
-          <w:rStyle w:val="NormalTok"/>
-        </w:rPr>
-        <w:t xml:space="preserve">(lee_lengths))</w:t>
-      </w:r>
-      <w:r>
-        <w:br/>
-      </w:r>
-      <w:r>
-        <w:rPr>
-          <w:rStyle w:val="NormalTok"/>
-        </w:rPr>
-        <w:t xml:space="preserve">n_wind </w:t>
-      </w:r>
-      <w:r>
-        <w:rPr>
-          <w:rStyle w:val="OtherTok"/>
-        </w:rPr>
-        <w:t xml:space="preserve">&lt;-</w:t>
-      </w:r>
-      <w:r>
-        <w:rPr>
-          <w:rStyle w:val="NormalTok"/>
-        </w:rPr>
-        <w:t xml:space="preserve"> </w:t>
-      </w:r>
-      <w:r>
-        <w:rPr>
-          <w:rStyle w:val="FunctionTok"/>
-        </w:rPr>
-        <w:t xml:space="preserve">sum</w:t>
-      </w:r>
-      <w:r>
-        <w:rPr>
-          <w:rStyle w:val="NormalTok"/>
-        </w:rPr>
-        <w:t xml:space="preserve">(</w:t>
-      </w:r>
-      <w:r>
-        <w:rPr>
-          <w:rStyle w:val="SpecialCharTok"/>
-        </w:rPr>
-        <w:t xml:space="preserve">!</w:t>
-      </w:r>
-      <w:r>
-        <w:rPr>
-          <w:rStyle w:val="FunctionTok"/>
-        </w:rPr>
-        <w:t xml:space="preserve">is.na</w:t>
-      </w:r>
-      <w:r>
-        <w:rPr>
-          <w:rStyle w:val="NormalTok"/>
-        </w:rPr>
-        <w:t xml:space="preserve">(wind_lengths))</w:t>
-      </w:r>
-      <w:r>
-        <w:br/>
-      </w:r>
-      <w:r>
-        <w:br/>
-      </w:r>
-      <w:r>
-        <w:rPr>
-          <w:rStyle w:val="NormalTok"/>
-        </w:rPr>
-        <w:t xml:space="preserve">n_lee</w:t>
-      </w:r>
-    </w:p>
-    <w:p>
-      <w:pPr>
-        <w:pStyle w:val="SourceCode"/>
-      </w:pPr>
-      <w:r>
-        <w:rPr>
-          <w:rStyle w:val="VerbatimChar"/>
-        </w:rPr>
-        <w:t xml:space="preserve">[1] 24</w:t>
-      </w:r>
-    </w:p>
-    <w:p>
-      <w:pPr>
-        <w:pStyle w:val="SourceCode"/>
-      </w:pPr>
-      <w:r>
-        <w:rPr>
-          <w:rStyle w:val="NormalTok"/>
-        </w:rPr>
-        <w:t xml:space="preserve">n_wind</w:t>
-      </w:r>
-    </w:p>
-    <w:p>
-      <w:pPr>
-        <w:pStyle w:val="SourceCode"/>
-      </w:pPr>
-      <w:r>
-        <w:rPr>
-          <w:rStyle w:val="VerbatimChar"/>
-        </w:rPr>
-        <w:t xml:space="preserve">[1] 24</w:t>
       </w:r>
     </w:p>
     <w:tbl>
@@ -4139,18 +4071,18 @@
                 <wp:inline>
                   <wp:extent cx="152400" cy="152400"/>
                   <wp:effectExtent b="0" l="0" r="0" t="0"/>
-                  <wp:docPr descr="" title="" id="43" name="Picture"/>
+                  <wp:docPr descr="" title="" id="49" name="Picture"/>
                   <a:graphic>
                     <a:graphicData uri="http://schemas.openxmlformats.org/drawingml/2006/picture">
                       <pic:pic>
                         <pic:nvPicPr>
-                          <pic:cNvPr descr="/Applications/Positron.app/Contents/Resources/app/quarto/share/formats/docx/tip.png" id="44" name="Picture"/>
+                          <pic:cNvPr descr="/Applications/Positron.app/Contents/Resources/app/quarto/share/formats/docx/tip.png" id="50" name="Picture"/>
                           <pic:cNvPicPr>
                             <a:picLocks noChangeArrowheads="1" noChangeAspect="1"/>
                           </pic:cNvPicPr>
                         </pic:nvPicPr>
                         <pic:blipFill>
-                          <a:blip r:embed="rId17"/>
+                          <a:blip r:embed="rId18"/>
                           <a:stretch>
                             <a:fillRect/>
                           </a:stretch>
@@ -4408,14 +4340,323 @@
         <w:t xml:space="preserve">📖 R4DS §18 — Missing Values</w:t>
       </w:r>
     </w:p>
-    <w:bookmarkEnd w:id="45"/>
-    <w:bookmarkStart w:id="48" w:name="part-6-standard-error"/>
-    <w:p>
-      <w:pPr>
-        <w:pStyle w:val="Heading1"/>
+    <w:bookmarkEnd w:id="51"/>
+    <w:bookmarkStart w:id="54" w:name="fix-applied-to-real-data"/>
+    <w:p>
+      <w:pPr>
+        <w:pStyle w:val="Heading2"/>
+      </w:pPr>
+      <w:r>
+        <w:t xml:space="preserve">Fix — Applied to Real Data</w:t>
+      </w:r>
+    </w:p>
+    <w:p>
+      <w:pPr>
+        <w:pStyle w:val="SourceCode"/>
+      </w:pPr>
+      <w:r>
+        <w:rPr>
+          <w:rStyle w:val="CommentTok"/>
+        </w:rPr>
+        <w:t xml:space="preserve"># Applied to our real data — even with no NAs, make it a habit</w:t>
+      </w:r>
+      <w:r>
+        <w:br/>
+      </w:r>
+      <w:r>
+        <w:rPr>
+          <w:rStyle w:val="NormalTok"/>
+        </w:rPr>
+        <w:t xml:space="preserve">n_lee  </w:t>
+      </w:r>
+      <w:r>
+        <w:rPr>
+          <w:rStyle w:val="OtherTok"/>
+        </w:rPr>
+        <w:t xml:space="preserve">&lt;-</w:t>
+      </w:r>
+      <w:r>
+        <w:rPr>
+          <w:rStyle w:val="NormalTok"/>
+        </w:rPr>
+        <w:t xml:space="preserve"> </w:t>
+      </w:r>
+      <w:r>
+        <w:rPr>
+          <w:rStyle w:val="FunctionTok"/>
+        </w:rPr>
+        <w:t xml:space="preserve">sum</w:t>
+      </w:r>
+      <w:r>
+        <w:rPr>
+          <w:rStyle w:val="NormalTok"/>
+        </w:rPr>
+        <w:t xml:space="preserve">(</w:t>
+      </w:r>
+      <w:r>
+        <w:rPr>
+          <w:rStyle w:val="SpecialCharTok"/>
+        </w:rPr>
+        <w:t xml:space="preserve">!</w:t>
+      </w:r>
+      <w:r>
+        <w:rPr>
+          <w:rStyle w:val="FunctionTok"/>
+        </w:rPr>
+        <w:t xml:space="preserve">is.na</w:t>
+      </w:r>
+      <w:r>
+        <w:rPr>
+          <w:rStyle w:val="NormalTok"/>
+        </w:rPr>
+        <w:t xml:space="preserve">(lee_lengths))</w:t>
+      </w:r>
+      <w:r>
+        <w:br/>
+      </w:r>
+      <w:r>
+        <w:rPr>
+          <w:rStyle w:val="NormalTok"/>
+        </w:rPr>
+        <w:t xml:space="preserve">n_wind </w:t>
+      </w:r>
+      <w:r>
+        <w:rPr>
+          <w:rStyle w:val="OtherTok"/>
+        </w:rPr>
+        <w:t xml:space="preserve">&lt;-</w:t>
+      </w:r>
+      <w:r>
+        <w:rPr>
+          <w:rStyle w:val="NormalTok"/>
+        </w:rPr>
+        <w:t xml:space="preserve"> </w:t>
+      </w:r>
+      <w:r>
+        <w:rPr>
+          <w:rStyle w:val="FunctionTok"/>
+        </w:rPr>
+        <w:t xml:space="preserve">sum</w:t>
+      </w:r>
+      <w:r>
+        <w:rPr>
+          <w:rStyle w:val="NormalTok"/>
+        </w:rPr>
+        <w:t xml:space="preserve">(</w:t>
+      </w:r>
+      <w:r>
+        <w:rPr>
+          <w:rStyle w:val="SpecialCharTok"/>
+        </w:rPr>
+        <w:t xml:space="preserve">!</w:t>
+      </w:r>
+      <w:r>
+        <w:rPr>
+          <w:rStyle w:val="FunctionTok"/>
+        </w:rPr>
+        <w:t xml:space="preserve">is.na</w:t>
+      </w:r>
+      <w:r>
+        <w:rPr>
+          <w:rStyle w:val="NormalTok"/>
+        </w:rPr>
+        <w:t xml:space="preserve">(wind_lengths))</w:t>
+      </w:r>
+      <w:r>
+        <w:br/>
+      </w:r>
+      <w:r>
+        <w:br/>
+      </w:r>
+      <w:r>
+        <w:rPr>
+          <w:rStyle w:val="NormalTok"/>
+        </w:rPr>
+        <w:t xml:space="preserve">n_lee</w:t>
+      </w:r>
+    </w:p>
+    <w:p>
+      <w:pPr>
+        <w:pStyle w:val="SourceCode"/>
+      </w:pPr>
+      <w:r>
+        <w:rPr>
+          <w:rStyle w:val="VerbatimChar"/>
+        </w:rPr>
+        <w:t xml:space="preserve">[1] 24</w:t>
+      </w:r>
+    </w:p>
+    <w:p>
+      <w:pPr>
+        <w:pStyle w:val="SourceCode"/>
+      </w:pPr>
+      <w:r>
+        <w:rPr>
+          <w:rStyle w:val="NormalTok"/>
+        </w:rPr>
+        <w:t xml:space="preserve">n_wind</w:t>
+      </w:r>
+    </w:p>
+    <w:p>
+      <w:pPr>
+        <w:pStyle w:val="SourceCode"/>
+      </w:pPr>
+      <w:r>
+        <w:rPr>
+          <w:rStyle w:val="VerbatimChar"/>
+        </w:rPr>
+        <w:t xml:space="preserve">[1] 24</w:t>
+      </w:r>
+    </w:p>
+    <w:tbl>
+      <w:tblPr>
+        <w:tblStyle w:val="Table"/>
+        <w:tblLook w:firstRow="0" w:lastRow="0" w:firstColumn="0" w:lastColumn="0" w:noHBand="0" w:noVBand="0" w:val="0000"/>
+        <w:tblBorders>
+          <w:top w:val="single" w:sz="4" w:space="0" w:color="00A047"/>
+          <w:left w:val="single" w:sz="24" w:space="0" w:color="00A047"/>
+          <w:bottom w:val="single" w:sz="4" w:space="0" w:color="00A047"/>
+          <w:right w:val="single" w:sz="4" w:space="0" w:color="00A047"/>
+        </w:tblBorders>
+        <w:tblCellMar>
+          <w:left w:w="144" w:type="dxa"/>
+          <w:right w:w="144" w:type="dxa"/>
+        </w:tblCellMar>
+        <w:tblLook w:firstRow="0" w:lastRow="0" w:firstColumn="0" w:lastColumn="0" w:noHBand="0" w:noVBand="0" w:val="0000"/>
+      </w:tblPr>
+      <w:tr>
+        <w:trPr>
+          <w:cantSplit/>
+        </w:trPr>
+        <w:tc>
+          <w:tcPr>
+            <w:shd w:color="auto" w:fill="ccf1e3" w:val="clear"/>
+            <w:tcMar>
+              <w:top w:w="92" w:type="dxa"/>
+              <w:bottom w:w="92" w:type="dxa"/>
+            </w:tcMar>
+          </w:tcPr>
+          <w:p>
+            <w:pPr>
+              <w:pStyle w:val="FirstParagraph"/>
+            </w:pPr>
+            <w:pPr>
+              <w:spacing w:before="0" w:after="0"/>
+              <w:textAlignment w:val="center"/>
+            </w:pPr>
+            <w:r>
+              <w:drawing>
+                <wp:inline>
+                  <wp:extent cx="152400" cy="152400"/>
+                  <wp:effectExtent b="0" l="0" r="0" t="0"/>
+                  <wp:docPr descr="" title="" id="52" name="Picture"/>
+                  <a:graphic>
+                    <a:graphicData uri="http://schemas.openxmlformats.org/drawingml/2006/picture">
+                      <pic:pic>
+                        <pic:nvPicPr>
+                          <pic:cNvPr descr="/Applications/Positron.app/Contents/Resources/app/quarto/share/formats/docx/tip.png" id="53" name="Picture"/>
+                          <pic:cNvPicPr>
+                            <a:picLocks noChangeArrowheads="1" noChangeAspect="1"/>
+                          </pic:cNvPicPr>
+                        </pic:nvPicPr>
+                        <pic:blipFill>
+                          <a:blip r:embed="rId18"/>
+                          <a:stretch>
+                            <a:fillRect/>
+                          </a:stretch>
+                        </pic:blipFill>
+                        <pic:spPr bwMode="auto">
+                          <a:xfrm>
+                            <a:off x="0" y="0"/>
+                            <a:ext cx="152400" cy="152400"/>
+                          </a:xfrm>
+                          <a:prstGeom prst="rect">
+                            <a:avLst/>
+                          </a:prstGeom>
+                          <a:noFill/>
+                          <a:ln w="9525">
+                            <a:noFill/>
+                            <a:headEnd/>
+                            <a:tailEnd/>
+                          </a:ln>
+                        </pic:spPr>
+                      </pic:pic>
+                    </a:graphicData>
+                  </a:graphic>
+                </wp:inline>
+              </w:drawing>
+            </w:r>
+            <w:r>
+              <w:t xml:space="preserve"> </w:t>
+            </w:r>
+            <w:r>
+              <w:t xml:space="preserve"> </w:t>
+            </w:r>
+            <w:r>
+              <w:t xml:space="preserve">Tip</w:t>
+            </w:r>
+          </w:p>
+        </w:tc>
+      </w:tr>
+      <w:tr>
+        <w:trPr>
+          <w:cantSplit/>
+        </w:trPr>
+        <w:tc>
+          <w:tcPr>
+            <w:tcMar>
+              <w:top w:w="108" w:type="dxa"/>
+              <w:bottom w:w="108" w:type="dxa"/>
+            </w:tcMar>
+          </w:tcPr>
+          <w:p>
+            <w:pPr>
+              <w:pStyle w:val="BodyText"/>
+            </w:pPr>
+            <w:pPr>
+              <w:spacing w:before="16" w:after="16"/>
+            </w:pPr>
+            <w:r>
+              <w:t xml:space="preserve">Even when you’re confident a column has zero missing values, run it through</w:t>
+            </w:r>
+            <w:r>
+              <w:t xml:space="preserve"> </w:t>
+            </w:r>
+            <w:r>
+              <w:rPr>
+                <w:rStyle w:val="VerbatimChar"/>
+              </w:rPr>
+              <w:t xml:space="preserve">sum(!is.na())</w:t>
+            </w:r>
+            <w:r>
+              <w:t xml:space="preserve"> </w:t>
+            </w:r>
+            <w:r>
+              <w:t xml:space="preserve">anyway — it costs nothing and field data rarely stays clean for long.</w:t>
+            </w:r>
+          </w:p>
+          <w:p/>
+        </w:tc>
+      </w:tr>
+    </w:tbl>
+    <w:bookmarkEnd w:id="54"/>
+    <w:bookmarkStart w:id="55" w:name="part-6-standard-error"/>
+    <w:p>
+      <w:pPr>
+        <w:pStyle w:val="Heading2"/>
       </w:pPr>
       <w:r>
         <w:t xml:space="preserve">Part 6 · Standard Error</w:t>
+      </w:r>
+    </w:p>
+    <w:bookmarkEnd w:id="55"/>
+    <w:bookmarkStart w:id="58" w:name="standard-error"/>
+    <w:p>
+      <w:pPr>
+        <w:pStyle w:val="Heading2"/>
+      </w:pPr>
+      <w:r>
+        <w:t xml:space="preserve">Standard Error</w:t>
       </w:r>
     </w:p>
     <w:p>
@@ -4900,18 +5141,18 @@
                 <wp:inline>
                   <wp:extent cx="152400" cy="152400"/>
                   <wp:effectExtent b="0" l="0" r="0" t="0"/>
-                  <wp:docPr descr="" title="" id="46" name="Picture"/>
+                  <wp:docPr descr="" title="" id="56" name="Picture"/>
                   <a:graphic>
                     <a:graphicData uri="http://schemas.openxmlformats.org/drawingml/2006/picture">
                       <pic:pic>
                         <pic:nvPicPr>
-                          <pic:cNvPr descr="/Applications/Positron.app/Contents/Resources/app/quarto/share/formats/docx/warning.png" id="47" name="Picture"/>
+                          <pic:cNvPr descr="/Applications/Positron.app/Contents/Resources/app/quarto/share/formats/docx/warning.png" id="57" name="Picture"/>
                           <pic:cNvPicPr>
                             <a:picLocks noChangeArrowheads="1" noChangeAspect="1"/>
                           </pic:cNvPicPr>
                         </pic:nvPicPr>
                         <pic:blipFill>
-                          <a:blip r:embed="rId37"/>
+                          <a:blip r:embed="rId45"/>
                           <a:stretch>
                             <a:fillRect/>
                           </a:stretch>
@@ -5030,11 +5271,11 @@
         </w:tc>
       </w:tr>
     </w:tbl>
-    <w:bookmarkEnd w:id="48"/>
-    <w:bookmarkStart w:id="51" w:name="all-stats-one-group-base-r"/>
-    <w:p>
-      <w:pPr>
-        <w:pStyle w:val="Heading1"/>
+    <w:bookmarkEnd w:id="58"/>
+    <w:bookmarkStart w:id="61" w:name="all-stats-one-group-base-r"/>
+    <w:p>
+      <w:pPr>
+        <w:pStyle w:val="Heading2"/>
       </w:pPr>
       <w:r>
         <w:t xml:space="preserve">All Stats, One Group, Base R</w:t>
@@ -5348,6 +5589,327 @@
         <w:rPr>
           <w:rStyle w:val="NormalTok"/>
         </w:rPr>
+        <w:t xml:space="preserve">,</w:t>
+      </w:r>
+      <w:r>
+        <w:br/>
+      </w:r>
+      <w:r>
+        <w:rPr>
+          <w:rStyle w:val="NormalTok"/>
+        </w:rPr>
+        <w:t xml:space="preserve">    </w:t>
+      </w:r>
+      <w:r>
+        <w:rPr>
+          <w:rStyle w:val="StringTok"/>
+        </w:rPr>
+        <w:t xml:space="preserve">"n      ="</w:t>
+      </w:r>
+      <w:r>
+        <w:rPr>
+          <w:rStyle w:val="NormalTok"/>
+        </w:rPr>
+        <w:t xml:space="preserve">, n_l, </w:t>
+      </w:r>
+      <w:r>
+        <w:rPr>
+          <w:rStyle w:val="StringTok"/>
+        </w:rPr>
+        <w:t xml:space="preserve">"</w:t>
+      </w:r>
+      <w:r>
+        <w:rPr>
+          <w:rStyle w:val="SpecialCharTok"/>
+        </w:rPr>
+        <w:t xml:space="preserve">\n</w:t>
+      </w:r>
+      <w:r>
+        <w:rPr>
+          <w:rStyle w:val="StringTok"/>
+        </w:rPr>
+        <w:t xml:space="preserve">"</w:t>
+      </w:r>
+      <w:r>
+        <w:rPr>
+          <w:rStyle w:val="NormalTok"/>
+        </w:rPr>
+        <w:t xml:space="preserve">,</w:t>
+      </w:r>
+      <w:r>
+        <w:br/>
+      </w:r>
+      <w:r>
+        <w:rPr>
+          <w:rStyle w:val="NormalTok"/>
+        </w:rPr>
+        <w:t xml:space="preserve">    </w:t>
+      </w:r>
+      <w:r>
+        <w:rPr>
+          <w:rStyle w:val="StringTok"/>
+        </w:rPr>
+        <w:t xml:space="preserve">"Mean   ="</w:t>
+      </w:r>
+      <w:r>
+        <w:rPr>
+          <w:rStyle w:val="NormalTok"/>
+        </w:rPr>
+        <w:t xml:space="preserve">, </w:t>
+      </w:r>
+      <w:r>
+        <w:rPr>
+          <w:rStyle w:val="FunctionTok"/>
+        </w:rPr>
+        <w:t xml:space="preserve">round</w:t>
+      </w:r>
+      <w:r>
+        <w:rPr>
+          <w:rStyle w:val="NormalTok"/>
+        </w:rPr>
+        <w:t xml:space="preserve">(mean_l, </w:t>
+      </w:r>
+      <w:r>
+        <w:rPr>
+          <w:rStyle w:val="DecValTok"/>
+        </w:rPr>
+        <w:t xml:space="preserve">2</w:t>
+      </w:r>
+      <w:r>
+        <w:rPr>
+          <w:rStyle w:val="NormalTok"/>
+        </w:rPr>
+        <w:t xml:space="preserve">), </w:t>
+      </w:r>
+      <w:r>
+        <w:rPr>
+          <w:rStyle w:val="StringTok"/>
+        </w:rPr>
+        <w:t xml:space="preserve">"</w:t>
+      </w:r>
+      <w:r>
+        <w:rPr>
+          <w:rStyle w:val="SpecialCharTok"/>
+        </w:rPr>
+        <w:t xml:space="preserve">\n</w:t>
+      </w:r>
+      <w:r>
+        <w:rPr>
+          <w:rStyle w:val="StringTok"/>
+        </w:rPr>
+        <w:t xml:space="preserve">"</w:t>
+      </w:r>
+      <w:r>
+        <w:rPr>
+          <w:rStyle w:val="NormalTok"/>
+        </w:rPr>
+        <w:t xml:space="preserve">,</w:t>
+      </w:r>
+      <w:r>
+        <w:br/>
+      </w:r>
+      <w:r>
+        <w:rPr>
+          <w:rStyle w:val="NormalTok"/>
+        </w:rPr>
+        <w:t xml:space="preserve">    </w:t>
+      </w:r>
+      <w:r>
+        <w:rPr>
+          <w:rStyle w:val="StringTok"/>
+        </w:rPr>
+        <w:t xml:space="preserve">"Median ="</w:t>
+      </w:r>
+      <w:r>
+        <w:rPr>
+          <w:rStyle w:val="NormalTok"/>
+        </w:rPr>
+        <w:t xml:space="preserve">, </w:t>
+      </w:r>
+      <w:r>
+        <w:rPr>
+          <w:rStyle w:val="FunctionTok"/>
+        </w:rPr>
+        <w:t xml:space="preserve">round</w:t>
+      </w:r>
+      <w:r>
+        <w:rPr>
+          <w:rStyle w:val="NormalTok"/>
+        </w:rPr>
+        <w:t xml:space="preserve">(med_l, </w:t>
+      </w:r>
+      <w:r>
+        <w:rPr>
+          <w:rStyle w:val="DecValTok"/>
+        </w:rPr>
+        <w:t xml:space="preserve">2</w:t>
+      </w:r>
+      <w:r>
+        <w:rPr>
+          <w:rStyle w:val="NormalTok"/>
+        </w:rPr>
+        <w:t xml:space="preserve">), </w:t>
+      </w:r>
+      <w:r>
+        <w:rPr>
+          <w:rStyle w:val="StringTok"/>
+        </w:rPr>
+        <w:t xml:space="preserve">"</w:t>
+      </w:r>
+      <w:r>
+        <w:rPr>
+          <w:rStyle w:val="SpecialCharTok"/>
+        </w:rPr>
+        <w:t xml:space="preserve">\n</w:t>
+      </w:r>
+      <w:r>
+        <w:rPr>
+          <w:rStyle w:val="StringTok"/>
+        </w:rPr>
+        <w:t xml:space="preserve">"</w:t>
+      </w:r>
+      <w:r>
+        <w:rPr>
+          <w:rStyle w:val="NormalTok"/>
+        </w:rPr>
+        <w:t xml:space="preserve">,</w:t>
+      </w:r>
+      <w:r>
+        <w:br/>
+      </w:r>
+      <w:r>
+        <w:rPr>
+          <w:rStyle w:val="NormalTok"/>
+        </w:rPr>
+        <w:t xml:space="preserve">    </w:t>
+      </w:r>
+      <w:r>
+        <w:rPr>
+          <w:rStyle w:val="StringTok"/>
+        </w:rPr>
+        <w:t xml:space="preserve">"SD     ="</w:t>
+      </w:r>
+      <w:r>
+        <w:rPr>
+          <w:rStyle w:val="NormalTok"/>
+        </w:rPr>
+        <w:t xml:space="preserve">, </w:t>
+      </w:r>
+      <w:r>
+        <w:rPr>
+          <w:rStyle w:val="FunctionTok"/>
+        </w:rPr>
+        <w:t xml:space="preserve">round</w:t>
+      </w:r>
+      <w:r>
+        <w:rPr>
+          <w:rStyle w:val="NormalTok"/>
+        </w:rPr>
+        <w:t xml:space="preserve">(sd_l, </w:t>
+      </w:r>
+      <w:r>
+        <w:rPr>
+          <w:rStyle w:val="DecValTok"/>
+        </w:rPr>
+        <w:t xml:space="preserve">2</w:t>
+      </w:r>
+      <w:r>
+        <w:rPr>
+          <w:rStyle w:val="NormalTok"/>
+        </w:rPr>
+        <w:t xml:space="preserve">), </w:t>
+      </w:r>
+      <w:r>
+        <w:rPr>
+          <w:rStyle w:val="StringTok"/>
+        </w:rPr>
+        <w:t xml:space="preserve">"</w:t>
+      </w:r>
+      <w:r>
+        <w:rPr>
+          <w:rStyle w:val="SpecialCharTok"/>
+        </w:rPr>
+        <w:t xml:space="preserve">\n</w:t>
+      </w:r>
+      <w:r>
+        <w:rPr>
+          <w:rStyle w:val="StringTok"/>
+        </w:rPr>
+        <w:t xml:space="preserve">"</w:t>
+      </w:r>
+      <w:r>
+        <w:rPr>
+          <w:rStyle w:val="NormalTok"/>
+        </w:rPr>
+        <w:t xml:space="preserve">,</w:t>
+      </w:r>
+      <w:r>
+        <w:br/>
+      </w:r>
+      <w:r>
+        <w:rPr>
+          <w:rStyle w:val="NormalTok"/>
+        </w:rPr>
+        <w:t xml:space="preserve">    </w:t>
+      </w:r>
+      <w:r>
+        <w:rPr>
+          <w:rStyle w:val="StringTok"/>
+        </w:rPr>
+        <w:t xml:space="preserve">"SE     ="</w:t>
+      </w:r>
+      <w:r>
+        <w:rPr>
+          <w:rStyle w:val="NormalTok"/>
+        </w:rPr>
+        <w:t xml:space="preserve">, </w:t>
+      </w:r>
+      <w:r>
+        <w:rPr>
+          <w:rStyle w:val="FunctionTok"/>
+        </w:rPr>
+        <w:t xml:space="preserve">round</w:t>
+      </w:r>
+      <w:r>
+        <w:rPr>
+          <w:rStyle w:val="NormalTok"/>
+        </w:rPr>
+        <w:t xml:space="preserve">(se_l, </w:t>
+      </w:r>
+      <w:r>
+        <w:rPr>
+          <w:rStyle w:val="DecValTok"/>
+        </w:rPr>
+        <w:t xml:space="preserve">2</w:t>
+      </w:r>
+      <w:r>
+        <w:rPr>
+          <w:rStyle w:val="NormalTok"/>
+        </w:rPr>
+        <w:t xml:space="preserve">), </w:t>
+      </w:r>
+      <w:r>
+        <w:rPr>
+          <w:rStyle w:val="StringTok"/>
+        </w:rPr>
+        <w:t xml:space="preserve">"</w:t>
+      </w:r>
+      <w:r>
+        <w:rPr>
+          <w:rStyle w:val="SpecialCharTok"/>
+        </w:rPr>
+        <w:t xml:space="preserve">\n</w:t>
+      </w:r>
+      <w:r>
+        <w:rPr>
+          <w:rStyle w:val="StringTok"/>
+        </w:rPr>
+        <w:t xml:space="preserve">"</w:t>
+      </w:r>
+      <w:r>
+        <w:rPr>
+          <w:rStyle w:val="NormalTok"/>
+        </w:rPr>
         <w:t xml:space="preserve">)</w:t>
       </w:r>
     </w:p>
@@ -5361,421 +5923,50 @@
         </w:rPr>
         <w:t xml:space="preserve">--- Lee side ---</w:t>
       </w:r>
-    </w:p>
-    <w:p>
-      <w:pPr>
-        <w:pStyle w:val="SourceCode"/>
-      </w:pPr>
-      <w:r>
-        <w:rPr>
-          <w:rStyle w:val="FunctionTok"/>
-        </w:rPr>
-        <w:t xml:space="preserve">cat</w:t>
-      </w:r>
-      <w:r>
-        <w:rPr>
-          <w:rStyle w:val="NormalTok"/>
-        </w:rPr>
-        <w:t xml:space="preserve">(</w:t>
-      </w:r>
-      <w:r>
-        <w:rPr>
-          <w:rStyle w:val="StringTok"/>
-        </w:rPr>
-        <w:t xml:space="preserve">"n      ="</w:t>
-      </w:r>
-      <w:r>
-        <w:rPr>
-          <w:rStyle w:val="NormalTok"/>
-        </w:rPr>
-        <w:t xml:space="preserve">, n_l, </w:t>
-      </w:r>
-      <w:r>
-        <w:rPr>
-          <w:rStyle w:val="StringTok"/>
-        </w:rPr>
-        <w:t xml:space="preserve">"</w:t>
-      </w:r>
-      <w:r>
-        <w:rPr>
-          <w:rStyle w:val="SpecialCharTok"/>
-        </w:rPr>
-        <w:t xml:space="preserve">\n</w:t>
-      </w:r>
-      <w:r>
-        <w:rPr>
-          <w:rStyle w:val="StringTok"/>
-        </w:rPr>
-        <w:t xml:space="preserve">"</w:t>
-      </w:r>
-      <w:r>
-        <w:rPr>
-          <w:rStyle w:val="NormalTok"/>
-        </w:rPr>
-        <w:t xml:space="preserve">)</w:t>
-      </w:r>
-    </w:p>
-    <w:p>
-      <w:pPr>
-        <w:pStyle w:val="SourceCode"/>
-      </w:pPr>
+      <w:r>
+        <w:br/>
+      </w:r>
       <w:r>
         <w:rPr>
           <w:rStyle w:val="VerbatimChar"/>
         </w:rPr>
-        <w:t xml:space="preserve">n      = 24 </w:t>
-      </w:r>
-    </w:p>
-    <w:p>
-      <w:pPr>
-        <w:pStyle w:val="SourceCode"/>
-      </w:pPr>
-      <w:r>
-        <w:rPr>
-          <w:rStyle w:val="FunctionTok"/>
-        </w:rPr>
-        <w:t xml:space="preserve">cat</w:t>
-      </w:r>
-      <w:r>
-        <w:rPr>
-          <w:rStyle w:val="NormalTok"/>
-        </w:rPr>
-        <w:t xml:space="preserve">(</w:t>
-      </w:r>
-      <w:r>
-        <w:rPr>
-          <w:rStyle w:val="StringTok"/>
-        </w:rPr>
-        <w:t xml:space="preserve">"Mean   ="</w:t>
-      </w:r>
-      <w:r>
-        <w:rPr>
-          <w:rStyle w:val="NormalTok"/>
-        </w:rPr>
-        <w:t xml:space="preserve">, </w:t>
-      </w:r>
-      <w:r>
-        <w:rPr>
-          <w:rStyle w:val="FunctionTok"/>
-        </w:rPr>
-        <w:t xml:space="preserve">round</w:t>
-      </w:r>
-      <w:r>
-        <w:rPr>
-          <w:rStyle w:val="NormalTok"/>
-        </w:rPr>
-        <w:t xml:space="preserve">(mean_l, </w:t>
-      </w:r>
-      <w:r>
-        <w:rPr>
-          <w:rStyle w:val="DecValTok"/>
-        </w:rPr>
-        <w:t xml:space="preserve">2</w:t>
-      </w:r>
-      <w:r>
-        <w:rPr>
-          <w:rStyle w:val="NormalTok"/>
-        </w:rPr>
-        <w:t xml:space="preserve">), </w:t>
-      </w:r>
-      <w:r>
-        <w:rPr>
-          <w:rStyle w:val="StringTok"/>
-        </w:rPr>
-        <w:t xml:space="preserve">"</w:t>
-      </w:r>
-      <w:r>
-        <w:rPr>
-          <w:rStyle w:val="SpecialCharTok"/>
-        </w:rPr>
-        <w:t xml:space="preserve">\n</w:t>
-      </w:r>
-      <w:r>
-        <w:rPr>
-          <w:rStyle w:val="StringTok"/>
-        </w:rPr>
-        <w:t xml:space="preserve">"</w:t>
-      </w:r>
-      <w:r>
-        <w:rPr>
-          <w:rStyle w:val="NormalTok"/>
-        </w:rPr>
-        <w:t xml:space="preserve">)</w:t>
-      </w:r>
-    </w:p>
-    <w:p>
-      <w:pPr>
-        <w:pStyle w:val="SourceCode"/>
-      </w:pPr>
+        <w:t xml:space="preserve"> n      = 24 </w:t>
+      </w:r>
+      <w:r>
+        <w:br/>
+      </w:r>
       <w:r>
         <w:rPr>
           <w:rStyle w:val="VerbatimChar"/>
         </w:rPr>
-        <w:t xml:space="preserve">Mean   = 20.42 </w:t>
-      </w:r>
-    </w:p>
-    <w:p>
-      <w:pPr>
-        <w:pStyle w:val="SourceCode"/>
-      </w:pPr>
-      <w:r>
-        <w:rPr>
-          <w:rStyle w:val="FunctionTok"/>
-        </w:rPr>
-        <w:t xml:space="preserve">cat</w:t>
-      </w:r>
-      <w:r>
-        <w:rPr>
-          <w:rStyle w:val="NormalTok"/>
-        </w:rPr>
-        <w:t xml:space="preserve">(</w:t>
-      </w:r>
-      <w:r>
-        <w:rPr>
-          <w:rStyle w:val="StringTok"/>
-        </w:rPr>
-        <w:t xml:space="preserve">"Median ="</w:t>
-      </w:r>
-      <w:r>
-        <w:rPr>
-          <w:rStyle w:val="NormalTok"/>
-        </w:rPr>
-        <w:t xml:space="preserve">, </w:t>
-      </w:r>
-      <w:r>
-        <w:rPr>
-          <w:rStyle w:val="FunctionTok"/>
-        </w:rPr>
-        <w:t xml:space="preserve">round</w:t>
-      </w:r>
-      <w:r>
-        <w:rPr>
-          <w:rStyle w:val="NormalTok"/>
-        </w:rPr>
-        <w:t xml:space="preserve">(med_l, </w:t>
-      </w:r>
-      <w:r>
-        <w:rPr>
-          <w:rStyle w:val="DecValTok"/>
-        </w:rPr>
-        <w:t xml:space="preserve">2</w:t>
-      </w:r>
-      <w:r>
-        <w:rPr>
-          <w:rStyle w:val="NormalTok"/>
-        </w:rPr>
-        <w:t xml:space="preserve">), </w:t>
-      </w:r>
-      <w:r>
-        <w:rPr>
-          <w:rStyle w:val="StringTok"/>
-        </w:rPr>
-        <w:t xml:space="preserve">"</w:t>
-      </w:r>
-      <w:r>
-        <w:rPr>
-          <w:rStyle w:val="SpecialCharTok"/>
-        </w:rPr>
-        <w:t xml:space="preserve">\n</w:t>
-      </w:r>
-      <w:r>
-        <w:rPr>
-          <w:rStyle w:val="StringTok"/>
-        </w:rPr>
-        <w:t xml:space="preserve">"</w:t>
-      </w:r>
-      <w:r>
-        <w:rPr>
-          <w:rStyle w:val="NormalTok"/>
-        </w:rPr>
-        <w:t xml:space="preserve">)</w:t>
-      </w:r>
-    </w:p>
-    <w:p>
-      <w:pPr>
-        <w:pStyle w:val="SourceCode"/>
-      </w:pPr>
+        <w:t xml:space="preserve"> Mean   = 20.42 </w:t>
+      </w:r>
+      <w:r>
+        <w:br/>
+      </w:r>
       <w:r>
         <w:rPr>
           <w:rStyle w:val="VerbatimChar"/>
         </w:rPr>
-        <w:t xml:space="preserve">Median = 20.5 </w:t>
-      </w:r>
-    </w:p>
-    <w:p>
-      <w:pPr>
-        <w:pStyle w:val="SourceCode"/>
-      </w:pPr>
-      <w:r>
-        <w:rPr>
-          <w:rStyle w:val="FunctionTok"/>
-        </w:rPr>
-        <w:t xml:space="preserve">cat</w:t>
-      </w:r>
-      <w:r>
-        <w:rPr>
-          <w:rStyle w:val="NormalTok"/>
-        </w:rPr>
-        <w:t xml:space="preserve">(</w:t>
-      </w:r>
-      <w:r>
-        <w:rPr>
-          <w:rStyle w:val="StringTok"/>
-        </w:rPr>
-        <w:t xml:space="preserve">"SD     ="</w:t>
-      </w:r>
-      <w:r>
-        <w:rPr>
-          <w:rStyle w:val="NormalTok"/>
-        </w:rPr>
-        <w:t xml:space="preserve">, </w:t>
-      </w:r>
-      <w:r>
-        <w:rPr>
-          <w:rStyle w:val="FunctionTok"/>
-        </w:rPr>
-        <w:t xml:space="preserve">round</w:t>
-      </w:r>
-      <w:r>
-        <w:rPr>
-          <w:rStyle w:val="NormalTok"/>
-        </w:rPr>
-        <w:t xml:space="preserve">(sd_l, </w:t>
-      </w:r>
-      <w:r>
-        <w:rPr>
-          <w:rStyle w:val="DecValTok"/>
-        </w:rPr>
-        <w:t xml:space="preserve">2</w:t>
-      </w:r>
-      <w:r>
-        <w:rPr>
-          <w:rStyle w:val="NormalTok"/>
-        </w:rPr>
-        <w:t xml:space="preserve">), </w:t>
-      </w:r>
-      <w:r>
-        <w:rPr>
-          <w:rStyle w:val="StringTok"/>
-        </w:rPr>
-        <w:t xml:space="preserve">"</w:t>
-      </w:r>
-      <w:r>
-        <w:rPr>
-          <w:rStyle w:val="SpecialCharTok"/>
-        </w:rPr>
-        <w:t xml:space="preserve">\n</w:t>
-      </w:r>
-      <w:r>
-        <w:rPr>
-          <w:rStyle w:val="StringTok"/>
-        </w:rPr>
-        <w:t xml:space="preserve">"</w:t>
-      </w:r>
-      <w:r>
-        <w:rPr>
-          <w:rStyle w:val="NormalTok"/>
-        </w:rPr>
-        <w:t xml:space="preserve">)</w:t>
-      </w:r>
-    </w:p>
-    <w:p>
-      <w:pPr>
-        <w:pStyle w:val="SourceCode"/>
-      </w:pPr>
+        <w:t xml:space="preserve"> Median = 20.5 </w:t>
+      </w:r>
+      <w:r>
+        <w:br/>
+      </w:r>
       <w:r>
         <w:rPr>
           <w:rStyle w:val="VerbatimChar"/>
         </w:rPr>
-        <w:t xml:space="preserve">SD     = 2.45 </w:t>
-      </w:r>
-    </w:p>
-    <w:p>
-      <w:pPr>
-        <w:pStyle w:val="SourceCode"/>
-      </w:pPr>
-      <w:r>
-        <w:rPr>
-          <w:rStyle w:val="FunctionTok"/>
-        </w:rPr>
-        <w:t xml:space="preserve">cat</w:t>
-      </w:r>
-      <w:r>
-        <w:rPr>
-          <w:rStyle w:val="NormalTok"/>
-        </w:rPr>
-        <w:t xml:space="preserve">(</w:t>
-      </w:r>
-      <w:r>
-        <w:rPr>
-          <w:rStyle w:val="StringTok"/>
-        </w:rPr>
-        <w:t xml:space="preserve">"SE     ="</w:t>
-      </w:r>
-      <w:r>
-        <w:rPr>
-          <w:rStyle w:val="NormalTok"/>
-        </w:rPr>
-        <w:t xml:space="preserve">, </w:t>
-      </w:r>
-      <w:r>
-        <w:rPr>
-          <w:rStyle w:val="FunctionTok"/>
-        </w:rPr>
-        <w:t xml:space="preserve">round</w:t>
-      </w:r>
-      <w:r>
-        <w:rPr>
-          <w:rStyle w:val="NormalTok"/>
-        </w:rPr>
-        <w:t xml:space="preserve">(se_l, </w:t>
-      </w:r>
-      <w:r>
-        <w:rPr>
-          <w:rStyle w:val="DecValTok"/>
-        </w:rPr>
-        <w:t xml:space="preserve">2</w:t>
-      </w:r>
-      <w:r>
-        <w:rPr>
-          <w:rStyle w:val="NormalTok"/>
-        </w:rPr>
-        <w:t xml:space="preserve">), </w:t>
-      </w:r>
-      <w:r>
-        <w:rPr>
-          <w:rStyle w:val="StringTok"/>
-        </w:rPr>
-        <w:t xml:space="preserve">"</w:t>
-      </w:r>
-      <w:r>
-        <w:rPr>
-          <w:rStyle w:val="SpecialCharTok"/>
-        </w:rPr>
-        <w:t xml:space="preserve">\n</w:t>
-      </w:r>
-      <w:r>
-        <w:rPr>
-          <w:rStyle w:val="StringTok"/>
-        </w:rPr>
-        <w:t xml:space="preserve">"</w:t>
-      </w:r>
-      <w:r>
-        <w:rPr>
-          <w:rStyle w:val="NormalTok"/>
-        </w:rPr>
-        <w:t xml:space="preserve">)</w:t>
-      </w:r>
-    </w:p>
-    <w:p>
-      <w:pPr>
-        <w:pStyle w:val="SourceCode"/>
-      </w:pPr>
+        <w:t xml:space="preserve"> SD     = 2.45 </w:t>
+      </w:r>
+      <w:r>
+        <w:br/>
+      </w:r>
       <w:r>
         <w:rPr>
           <w:rStyle w:val="VerbatimChar"/>
         </w:rPr>
-        <w:t xml:space="preserve">SE     = 0.5 </w:t>
+        <w:t xml:space="preserve"> SE     = 0.5 </w:t>
       </w:r>
     </w:p>
     <w:p>
@@ -5818,18 +6009,6 @@
       </w:r>
       <w:r>
         <w:t xml:space="preserve">prints clean, labeled output</w:t>
-      </w:r>
-    </w:p>
-    <w:p>
-      <w:pPr>
-        <w:pStyle w:val="Compact"/>
-        <w:numPr>
-          <w:ilvl w:val="0"/>
-          <w:numId w:val="1011"/>
-        </w:numPr>
-      </w:pPr>
-      <w:r>
-        <w:t xml:space="preserve">Clear — but repetitive the moment you have more than one group</w:t>
       </w:r>
     </w:p>
     <w:tbl>
@@ -5873,12 +6052,12 @@
                 <wp:inline>
                   <wp:extent cx="152400" cy="152400"/>
                   <wp:effectExtent b="0" l="0" r="0" t="0"/>
-                  <wp:docPr descr="" title="" id="49" name="Picture"/>
+                  <wp:docPr descr="" title="" id="59" name="Picture"/>
                   <a:graphic>
                     <a:graphicData uri="http://schemas.openxmlformats.org/drawingml/2006/picture">
                       <pic:pic>
                         <pic:nvPicPr>
-                          <pic:cNvPr descr="/Applications/Positron.app/Contents/Resources/app/quarto/share/formats/docx/note.png" id="50" name="Picture"/>
+                          <pic:cNvPr descr="/Applications/Positron.app/Contents/Resources/app/quarto/share/formats/docx/note.png" id="60" name="Picture"/>
                           <pic:cNvPicPr>
                             <a:picLocks noChangeArrowheads="1" noChangeAspect="1"/>
                           </pic:cNvPicPr>
@@ -5993,11 +6172,11 @@
         </w:tc>
       </w:tr>
     </w:tbl>
-    <w:bookmarkEnd w:id="51"/>
-    <w:bookmarkStart w:id="54" w:name="Xf43c5d07d843d16643c539a860b3cf5482751cd"/>
-    <w:p>
-      <w:pPr>
-        <w:pStyle w:val="Heading1"/>
+    <w:bookmarkEnd w:id="61"/>
+    <w:bookmarkStart w:id="62" w:name="Xf43c5d07d843d16643c539a860b3cf5482751cd"/>
+    <w:p>
+      <w:pPr>
+        <w:pStyle w:val="Heading2"/>
       </w:pPr>
       <w:r>
         <w:t xml:space="preserve">Part 7 · Tidy Group Stats —</w:t>
@@ -6027,2169 +6206,38 @@
         <w:t xml:space="preserve">summarize()</w:t>
       </w:r>
     </w:p>
-    <w:tbl>
-      <w:tblPr>
-        <w:tblStyle w:val="Table"/>
-        <w:tblLook w:firstRow="0" w:lastRow="0" w:firstColumn="0" w:lastColumn="0" w:noHBand="0" w:noVBand="0" w:val="0000"/>
-        <w:tblBorders>
-          <w:top w:val="single" w:sz="4" w:space="0" w:color="0758E5"/>
-          <w:left w:val="single" w:sz="24" w:space="0" w:color="0758E5"/>
-          <w:bottom w:val="single" w:sz="4" w:space="0" w:color="0758E5"/>
-          <w:right w:val="single" w:sz="4" w:space="0" w:color="0758E5"/>
-        </w:tblBorders>
-        <w:tblCellMar>
-          <w:left w:w="144" w:type="dxa"/>
-          <w:right w:w="144" w:type="dxa"/>
-        </w:tblCellMar>
-        <w:tblLook w:firstRow="0" w:lastRow="0" w:firstColumn="0" w:lastColumn="0" w:noHBand="0" w:noVBand="0" w:val="0000"/>
-      </w:tblPr>
-      <w:tr>
-        <w:trPr>
-          <w:cantSplit/>
-        </w:trPr>
-        <w:tc>
-          <w:tcPr>
-            <w:shd w:color="auto" w:fill="dae6fb" w:val="clear"/>
-            <w:tcMar>
-              <w:top w:w="92" w:type="dxa"/>
-              <w:bottom w:w="92" w:type="dxa"/>
-            </w:tcMar>
-          </w:tcPr>
-          <w:p>
-            <w:pPr>
-              <w:pStyle w:val="FirstParagraph"/>
-            </w:pPr>
-            <w:pPr>
-              <w:spacing w:before="0" w:after="0"/>
-              <w:textAlignment w:val="center"/>
-            </w:pPr>
-            <w:r>
-              <w:drawing>
-                <wp:inline>
-                  <wp:extent cx="152400" cy="152400"/>
-                  <wp:effectExtent b="0" l="0" r="0" t="0"/>
-                  <wp:docPr descr="" title="" id="52" name="Picture"/>
-                  <a:graphic>
-                    <a:graphicData uri="http://schemas.openxmlformats.org/drawingml/2006/picture">
-                      <pic:pic>
-                        <pic:nvPicPr>
-                          <pic:cNvPr descr="/Applications/Positron.app/Contents/Resources/app/quarto/share/formats/docx/note.png" id="53" name="Picture"/>
-                          <pic:cNvPicPr>
-                            <a:picLocks noChangeArrowheads="1" noChangeAspect="1"/>
-                          </pic:cNvPicPr>
-                        </pic:nvPicPr>
-                        <pic:blipFill>
-                          <a:blip r:embed="rId9"/>
-                          <a:stretch>
-                            <a:fillRect/>
-                          </a:stretch>
-                        </pic:blipFill>
-                        <pic:spPr bwMode="auto">
-                          <a:xfrm>
-                            <a:off x="0" y="0"/>
-                            <a:ext cx="152400" cy="152400"/>
-                          </a:xfrm>
-                          <a:prstGeom prst="rect">
-                            <a:avLst/>
-                          </a:prstGeom>
-                          <a:noFill/>
-                          <a:ln w="9525">
-                            <a:noFill/>
-                            <a:headEnd/>
-                            <a:tailEnd/>
-                          </a:ln>
-                        </pic:spPr>
-                      </pic:pic>
-                    </a:graphicData>
-                  </a:graphic>
-                </wp:inline>
-              </w:drawing>
-            </w:r>
-            <w:r>
-              <w:t xml:space="preserve"> </w:t>
-            </w:r>
-            <w:r>
-              <w:t xml:space="preserve"> </w:t>
-            </w:r>
-            <w:r>
-              <w:t xml:space="preserve">Note</w:t>
-            </w:r>
-          </w:p>
-        </w:tc>
-      </w:tr>
-      <w:tr>
-        <w:trPr>
-          <w:cantSplit/>
-        </w:trPr>
-        <w:tc>
-          <w:tcPr>
-            <w:tcMar>
-              <w:top w:w="108" w:type="dxa"/>
-              <w:bottom w:w="108" w:type="dxa"/>
-            </w:tcMar>
-          </w:tcPr>
-          <w:p>
-            <w:pPr>
-              <w:pStyle w:val="BodyText"/>
-            </w:pPr>
-            <w:pPr>
-              <w:spacing w:before="16" w:after="16"/>
-            </w:pPr>
-            <w:r>
-              <w:rPr>
-                <w:b/>
-                <w:bCs/>
-              </w:rPr>
-              <w:t xml:space="preserve">🔮 Predict first:</w:t>
-            </w:r>
-            <w:r>
-              <w:t xml:space="preserve"> </w:t>
-            </w:r>
-            <w:r>
-              <w:t xml:space="preserve">How many</w:t>
-            </w:r>
-            <w:r>
-              <w:t xml:space="preserve"> </w:t>
-            </w:r>
-            <w:r>
-              <w:rPr>
-                <w:b/>
-                <w:bCs/>
-              </w:rPr>
-              <w:t xml:space="preserve">rows</w:t>
-            </w:r>
-            <w:r>
-              <w:t xml:space="preserve"> </w:t>
-            </w:r>
-            <w:r>
-              <w:t xml:space="preserve">will the result have? (Hint: how many values does</w:t>
-            </w:r>
-            <w:r>
-              <w:t xml:space="preserve"> </w:t>
-            </w:r>
-            <w:r>
-              <w:rPr>
-                <w:rStyle w:val="VerbatimChar"/>
-              </w:rPr>
-              <w:t xml:space="preserve">n_s</w:t>
-            </w:r>
-            <w:r>
-              <w:t xml:space="preserve"> </w:t>
-            </w:r>
-            <w:r>
-              <w:t xml:space="preserve">take?)</w:t>
-            </w:r>
-          </w:p>
-          <w:p/>
-        </w:tc>
-      </w:tr>
-    </w:tbl>
-    <w:p>
-      <w:pPr>
-        <w:pStyle w:val="SourceCode"/>
-      </w:pPr>
-      <w:r>
-        <w:rPr>
-          <w:rStyle w:val="NormalTok"/>
-        </w:rPr>
-        <w:t xml:space="preserve">side_stats_df </w:t>
-      </w:r>
-      <w:r>
-        <w:rPr>
-          <w:rStyle w:val="OtherTok"/>
-        </w:rPr>
-        <w:t xml:space="preserve">&lt;-</w:t>
-      </w:r>
-      <w:r>
-        <w:rPr>
-          <w:rStyle w:val="NormalTok"/>
-        </w:rPr>
-        <w:t xml:space="preserve"> pine_df </w:t>
-      </w:r>
-      <w:r>
-        <w:rPr>
-          <w:rStyle w:val="SpecialCharTok"/>
-        </w:rPr>
-        <w:t xml:space="preserve">|&gt;</w:t>
-      </w:r>
-      <w:r>
-        <w:br/>
-      </w:r>
-      <w:r>
-        <w:rPr>
-          <w:rStyle w:val="NormalTok"/>
-        </w:rPr>
-        <w:t xml:space="preserve">  </w:t>
-      </w:r>
-      <w:r>
-        <w:rPr>
-          <w:rStyle w:val="FunctionTok"/>
-        </w:rPr>
-        <w:t xml:space="preserve">group_by</w:t>
-      </w:r>
-      <w:r>
-        <w:rPr>
-          <w:rStyle w:val="NormalTok"/>
-        </w:rPr>
-        <w:t xml:space="preserve">(n_s) </w:t>
-      </w:r>
-      <w:r>
-        <w:rPr>
-          <w:rStyle w:val="SpecialCharTok"/>
-        </w:rPr>
-        <w:t xml:space="preserve">|&gt;</w:t>
-      </w:r>
-      <w:r>
-        <w:br/>
-      </w:r>
-      <w:r>
-        <w:rPr>
-          <w:rStyle w:val="NormalTok"/>
-        </w:rPr>
-        <w:t xml:space="preserve">  </w:t>
-      </w:r>
-      <w:r>
-        <w:rPr>
-          <w:rStyle w:val="FunctionTok"/>
-        </w:rPr>
-        <w:t xml:space="preserve">summarize</w:t>
-      </w:r>
-      <w:r>
-        <w:rPr>
-          <w:rStyle w:val="NormalTok"/>
-        </w:rPr>
-        <w:t xml:space="preserve">(</w:t>
-      </w:r>
-      <w:r>
-        <w:br/>
-      </w:r>
-      <w:r>
-        <w:rPr>
-          <w:rStyle w:val="NormalTok"/>
-        </w:rPr>
-        <w:t xml:space="preserve">    </w:t>
-      </w:r>
-      <w:r>
-        <w:rPr>
-          <w:rStyle w:val="AttributeTok"/>
-        </w:rPr>
-        <w:t xml:space="preserve">n       =</w:t>
-      </w:r>
-      <w:r>
-        <w:rPr>
-          <w:rStyle w:val="NormalTok"/>
-        </w:rPr>
-        <w:t xml:space="preserve"> </w:t>
-      </w:r>
-      <w:r>
-        <w:rPr>
-          <w:rStyle w:val="FunctionTok"/>
-        </w:rPr>
-        <w:t xml:space="preserve">sum</w:t>
-      </w:r>
-      <w:r>
-        <w:rPr>
-          <w:rStyle w:val="NormalTok"/>
-        </w:rPr>
-        <w:t xml:space="preserve">(</w:t>
-      </w:r>
-      <w:r>
-        <w:rPr>
-          <w:rStyle w:val="SpecialCharTok"/>
-        </w:rPr>
-        <w:t xml:space="preserve">!</w:t>
-      </w:r>
-      <w:r>
-        <w:rPr>
-          <w:rStyle w:val="FunctionTok"/>
-        </w:rPr>
-        <w:t xml:space="preserve">is.na</w:t>
-      </w:r>
-      <w:r>
-        <w:rPr>
-          <w:rStyle w:val="NormalTok"/>
-        </w:rPr>
-        <w:t xml:space="preserve">(length_mm)),</w:t>
-      </w:r>
-      <w:r>
-        <w:br/>
-      </w:r>
-      <w:r>
-        <w:rPr>
-          <w:rStyle w:val="NormalTok"/>
-        </w:rPr>
-        <w:t xml:space="preserve">    </w:t>
-      </w:r>
-      <w:r>
-        <w:rPr>
-          <w:rStyle w:val="AttributeTok"/>
-        </w:rPr>
-        <w:t xml:space="preserve">mean_mm =</w:t>
-      </w:r>
-      <w:r>
-        <w:rPr>
-          <w:rStyle w:val="NormalTok"/>
-        </w:rPr>
-        <w:t xml:space="preserve"> </w:t>
-      </w:r>
-      <w:r>
-        <w:rPr>
-          <w:rStyle w:val="FunctionTok"/>
-        </w:rPr>
-        <w:t xml:space="preserve">round</w:t>
-      </w:r>
-      <w:r>
-        <w:rPr>
-          <w:rStyle w:val="NormalTok"/>
-        </w:rPr>
-        <w:t xml:space="preserve">(</w:t>
-      </w:r>
-      <w:r>
-        <w:rPr>
-          <w:rStyle w:val="FunctionTok"/>
-        </w:rPr>
-        <w:t xml:space="preserve">mean</w:t>
-      </w:r>
-      <w:r>
-        <w:rPr>
-          <w:rStyle w:val="NormalTok"/>
-        </w:rPr>
-        <w:t xml:space="preserve">(length_mm, </w:t>
-      </w:r>
-      <w:r>
-        <w:rPr>
-          <w:rStyle w:val="AttributeTok"/>
-        </w:rPr>
-        <w:t xml:space="preserve">na.rm =</w:t>
-      </w:r>
-      <w:r>
-        <w:rPr>
-          <w:rStyle w:val="NormalTok"/>
-        </w:rPr>
-        <w:t xml:space="preserve"> </w:t>
-      </w:r>
-      <w:r>
-        <w:rPr>
-          <w:rStyle w:val="ConstantTok"/>
-        </w:rPr>
-        <w:t xml:space="preserve">TRUE</w:t>
-      </w:r>
-      <w:r>
-        <w:rPr>
-          <w:rStyle w:val="NormalTok"/>
-        </w:rPr>
-        <w:t xml:space="preserve">), </w:t>
-      </w:r>
-      <w:r>
-        <w:rPr>
-          <w:rStyle w:val="DecValTok"/>
-        </w:rPr>
-        <w:t xml:space="preserve">2</w:t>
-      </w:r>
-      <w:r>
-        <w:rPr>
-          <w:rStyle w:val="NormalTok"/>
-        </w:rPr>
-        <w:t xml:space="preserve">),</w:t>
-      </w:r>
-      <w:r>
-        <w:br/>
-      </w:r>
-      <w:r>
-        <w:rPr>
-          <w:rStyle w:val="NormalTok"/>
-        </w:rPr>
-        <w:t xml:space="preserve">    </w:t>
-      </w:r>
-      <w:r>
-        <w:rPr>
-          <w:rStyle w:val="AttributeTok"/>
-        </w:rPr>
-        <w:t xml:space="preserve">med_mm  =</w:t>
-      </w:r>
-      <w:r>
-        <w:rPr>
-          <w:rStyle w:val="NormalTok"/>
-        </w:rPr>
-        <w:t xml:space="preserve"> </w:t>
-      </w:r>
-      <w:r>
-        <w:rPr>
-          <w:rStyle w:val="FunctionTok"/>
-        </w:rPr>
-        <w:t xml:space="preserve">round</w:t>
-      </w:r>
-      <w:r>
-        <w:rPr>
-          <w:rStyle w:val="NormalTok"/>
-        </w:rPr>
-        <w:t xml:space="preserve">(</w:t>
-      </w:r>
-      <w:r>
-        <w:rPr>
-          <w:rStyle w:val="FunctionTok"/>
-        </w:rPr>
-        <w:t xml:space="preserve">median</w:t>
-      </w:r>
-      <w:r>
-        <w:rPr>
-          <w:rStyle w:val="NormalTok"/>
-        </w:rPr>
-        <w:t xml:space="preserve">(length_mm, </w:t>
-      </w:r>
-      <w:r>
-        <w:rPr>
-          <w:rStyle w:val="AttributeTok"/>
-        </w:rPr>
-        <w:t xml:space="preserve">na.rm =</w:t>
-      </w:r>
-      <w:r>
-        <w:rPr>
-          <w:rStyle w:val="NormalTok"/>
-        </w:rPr>
-        <w:t xml:space="preserve"> </w:t>
-      </w:r>
-      <w:r>
-        <w:rPr>
-          <w:rStyle w:val="ConstantTok"/>
-        </w:rPr>
-        <w:t xml:space="preserve">TRUE</w:t>
-      </w:r>
-      <w:r>
-        <w:rPr>
-          <w:rStyle w:val="NormalTok"/>
-        </w:rPr>
-        <w:t xml:space="preserve">), </w:t>
-      </w:r>
-      <w:r>
-        <w:rPr>
-          <w:rStyle w:val="DecValTok"/>
-        </w:rPr>
-        <w:t xml:space="preserve">2</w:t>
-      </w:r>
-      <w:r>
-        <w:rPr>
-          <w:rStyle w:val="NormalTok"/>
-        </w:rPr>
-        <w:t xml:space="preserve">),</w:t>
-      </w:r>
-      <w:r>
-        <w:br/>
-      </w:r>
-      <w:r>
-        <w:rPr>
-          <w:rStyle w:val="NormalTok"/>
-        </w:rPr>
-        <w:t xml:space="preserve">    </w:t>
-      </w:r>
-      <w:r>
-        <w:rPr>
-          <w:rStyle w:val="AttributeTok"/>
-        </w:rPr>
-        <w:t xml:space="preserve">sd_mm   =</w:t>
-      </w:r>
-      <w:r>
-        <w:rPr>
-          <w:rStyle w:val="NormalTok"/>
-        </w:rPr>
-        <w:t xml:space="preserve"> </w:t>
-      </w:r>
-      <w:r>
-        <w:rPr>
-          <w:rStyle w:val="FunctionTok"/>
-        </w:rPr>
-        <w:t xml:space="preserve">round</w:t>
-      </w:r>
-      <w:r>
-        <w:rPr>
-          <w:rStyle w:val="NormalTok"/>
-        </w:rPr>
-        <w:t xml:space="preserve">(</w:t>
-      </w:r>
-      <w:r>
-        <w:rPr>
-          <w:rStyle w:val="FunctionTok"/>
-        </w:rPr>
-        <w:t xml:space="preserve">sd</w:t>
-      </w:r>
-      <w:r>
-        <w:rPr>
-          <w:rStyle w:val="NormalTok"/>
-        </w:rPr>
-        <w:t xml:space="preserve">(length_mm, </w:t>
-      </w:r>
-      <w:r>
-        <w:rPr>
-          <w:rStyle w:val="AttributeTok"/>
-        </w:rPr>
-        <w:t xml:space="preserve">na.rm =</w:t>
-      </w:r>
-      <w:r>
-        <w:rPr>
-          <w:rStyle w:val="NormalTok"/>
-        </w:rPr>
-        <w:t xml:space="preserve"> </w:t>
-      </w:r>
-      <w:r>
-        <w:rPr>
-          <w:rStyle w:val="ConstantTok"/>
-        </w:rPr>
-        <w:t xml:space="preserve">TRUE</w:t>
-      </w:r>
-      <w:r>
-        <w:rPr>
-          <w:rStyle w:val="NormalTok"/>
-        </w:rPr>
-        <w:t xml:space="preserve">), </w:t>
-      </w:r>
-      <w:r>
-        <w:rPr>
-          <w:rStyle w:val="DecValTok"/>
-        </w:rPr>
-        <w:t xml:space="preserve">2</w:t>
-      </w:r>
-      <w:r>
-        <w:rPr>
-          <w:rStyle w:val="NormalTok"/>
-        </w:rPr>
-        <w:t xml:space="preserve">),</w:t>
-      </w:r>
-      <w:r>
-        <w:br/>
-      </w:r>
-      <w:r>
-        <w:rPr>
-          <w:rStyle w:val="NormalTok"/>
-        </w:rPr>
-        <w:t xml:space="preserve">    </w:t>
-      </w:r>
-      <w:r>
-        <w:rPr>
-          <w:rStyle w:val="AttributeTok"/>
-        </w:rPr>
-        <w:t xml:space="preserve">se_mm   =</w:t>
-      </w:r>
-      <w:r>
-        <w:rPr>
-          <w:rStyle w:val="NormalTok"/>
-        </w:rPr>
-        <w:t xml:space="preserve"> </w:t>
-      </w:r>
-      <w:r>
-        <w:rPr>
-          <w:rStyle w:val="FunctionTok"/>
-        </w:rPr>
-        <w:t xml:space="preserve">round</w:t>
-      </w:r>
-      <w:r>
-        <w:rPr>
-          <w:rStyle w:val="NormalTok"/>
-        </w:rPr>
-        <w:t xml:space="preserve">(sd_mm </w:t>
-      </w:r>
-      <w:r>
-        <w:rPr>
-          <w:rStyle w:val="SpecialCharTok"/>
-        </w:rPr>
-        <w:t xml:space="preserve">/</w:t>
-      </w:r>
-      <w:r>
-        <w:rPr>
-          <w:rStyle w:val="NormalTok"/>
-        </w:rPr>
-        <w:t xml:space="preserve"> </w:t>
-      </w:r>
-      <w:r>
-        <w:rPr>
-          <w:rStyle w:val="FunctionTok"/>
-        </w:rPr>
-        <w:t xml:space="preserve">sqrt</w:t>
-      </w:r>
-      <w:r>
-        <w:rPr>
-          <w:rStyle w:val="NormalTok"/>
-        </w:rPr>
-        <w:t xml:space="preserve">(n), </w:t>
-      </w:r>
-      <w:r>
-        <w:rPr>
-          <w:rStyle w:val="DecValTok"/>
-        </w:rPr>
-        <w:t xml:space="preserve">2</w:t>
-      </w:r>
-      <w:r>
-        <w:rPr>
-          <w:rStyle w:val="NormalTok"/>
-        </w:rPr>
-        <w:t xml:space="preserve">)</w:t>
-      </w:r>
-      <w:r>
-        <w:br/>
-      </w:r>
-      <w:r>
-        <w:rPr>
-          <w:rStyle w:val="NormalTok"/>
-        </w:rPr>
-        <w:t xml:space="preserve">  )</w:t>
-      </w:r>
-      <w:r>
-        <w:br/>
-      </w:r>
-      <w:r>
-        <w:br/>
-      </w:r>
-      <w:r>
-        <w:rPr>
-          <w:rStyle w:val="NormalTok"/>
-        </w:rPr>
-        <w:t xml:space="preserve">side_stats_df</w:t>
-      </w:r>
-    </w:p>
-    <w:p>
-      <w:pPr>
-        <w:pStyle w:val="SourceCode"/>
-      </w:pPr>
+    <w:bookmarkEnd w:id="62"/>
+    <w:bookmarkStart w:id="65" w:name="tidy-group-stats-group_by-summarize"/>
+    <w:p>
+      <w:pPr>
+        <w:pStyle w:val="Heading2"/>
+      </w:pPr>
+      <w:r>
+        <w:t xml:space="preserve">Tidy Group Stats —</w:t>
+      </w:r>
+      <w:r>
+        <w:t xml:space="preserve"> </w:t>
+      </w:r>
       <w:r>
         <w:rPr>
           <w:rStyle w:val="VerbatimChar"/>
         </w:rPr>
-        <w:t xml:space="preserve"># A tibble: 2 × 6</w:t>
-      </w:r>
-      <w:r>
-        <w:br/>
+        <w:t xml:space="preserve">group_by()</w:t>
+      </w:r>
+      <w:r>
+        <w:t xml:space="preserve"> </w:t>
+      </w:r>
+      <w:r>
+        <w:t xml:space="preserve">+</w:t>
+      </w:r>
+      <w:r>
+        <w:t xml:space="preserve"> </w:t>
       </w:r>
       <w:r>
         <w:rPr>
           <w:rStyle w:val="VerbatimChar"/>
         </w:rPr>
-        <w:t xml:space="preserve">  n_s       n mean_mm med_mm sd_mm se_mm</w:t>
-      </w:r>
-      <w:r>
-        <w:br/>
-      </w:r>
-      <w:r>
-        <w:rPr>
-          <w:rStyle w:val="VerbatimChar"/>
-        </w:rPr>
-        <w:t xml:space="preserve">  &lt;chr&gt; &lt;int&gt;   &lt;dbl&gt;  &lt;dbl&gt; &lt;dbl&gt; &lt;dbl&gt;</w:t>
-      </w:r>
-      <w:r>
-        <w:br/>
-      </w:r>
-      <w:r>
-        <w:rPr>
-          <w:rStyle w:val="VerbatimChar"/>
-        </w:rPr>
-        <w:t xml:space="preserve">1 n        24    20.4   20.5  2.45  0.5 </w:t>
-      </w:r>
-      <w:r>
-        <w:br/>
-      </w:r>
-      <w:r>
-        <w:rPr>
-          <w:rStyle w:val="VerbatimChar"/>
-        </w:rPr>
-        <w:t xml:space="preserve">2 s        24    14.9   15    1.91  0.39</w:t>
-      </w:r>
-    </w:p>
-    <w:p>
-      <w:pPr>
-        <w:pStyle w:val="Compact"/>
-        <w:numPr>
-          <w:ilvl w:val="0"/>
-          <w:numId w:val="1012"/>
-        </w:numPr>
-      </w:pPr>
-      <w:r>
-        <w:rPr>
-          <w:rStyle w:val="VerbatimChar"/>
-        </w:rPr>
-        <w:t xml:space="preserve">group_by(n_s)</w:t>
-      </w:r>
-      <w:r>
-        <w:t xml:space="preserve"> </w:t>
-      </w:r>
-      <w:r>
-        <w:t xml:space="preserve">splits the data by side</w:t>
-      </w:r>
-    </w:p>
-    <w:p>
-      <w:pPr>
-        <w:pStyle w:val="Compact"/>
-        <w:numPr>
-          <w:ilvl w:val="0"/>
-          <w:numId w:val="1012"/>
-        </w:numPr>
-      </w:pPr>
-      <w:r>
-        <w:rPr>
-          <w:rStyle w:val="VerbatimChar"/>
-        </w:rPr>
         <w:t xml:space="preserve">summarize()</w:t>
-      </w:r>
-      <w:r>
-        <w:t xml:space="preserve"> </w:t>
-      </w:r>
-      <w:r>
-        <w:t xml:space="preserve">collapses each group to</w:t>
-      </w:r>
-      <w:r>
-        <w:t xml:space="preserve"> </w:t>
-      </w:r>
-      <w:r>
-        <w:rPr>
-          <w:b/>
-          <w:bCs/>
-        </w:rPr>
-        <w:t xml:space="preserve">one row</w:t>
-      </w:r>
-      <w:r>
-        <w:t xml:space="preserve"> </w:t>
-      </w:r>
-      <w:r>
-        <w:t xml:space="preserve">of stats</w:t>
-      </w:r>
-    </w:p>
-    <w:p>
-      <w:pPr>
-        <w:pStyle w:val="Compact"/>
-        <w:numPr>
-          <w:ilvl w:val="0"/>
-          <w:numId w:val="1012"/>
-        </w:numPr>
-      </w:pPr>
-      <w:r>
-        <w:t xml:space="preserve">Both groups, one clean table — no copy-paste</w:t>
-      </w:r>
-    </w:p>
-    <w:p>
-      <w:pPr>
-        <w:pStyle w:val="Compact"/>
-        <w:numPr>
-          <w:ilvl w:val="0"/>
-          <w:numId w:val="1012"/>
-        </w:numPr>
-      </w:pPr>
-      <w:r>
-        <w:t xml:space="preserve">A column you just created (</w:t>
-      </w:r>
-      <w:r>
-        <w:rPr>
-          <w:rStyle w:val="VerbatimChar"/>
-        </w:rPr>
-        <w:t xml:space="preserve">sd_mm</w:t>
-      </w:r>
-      <w:r>
-        <w:t xml:space="preserve">) can feed the next one (</w:t>
-      </w:r>
-      <w:r>
-        <w:rPr>
-          <w:rStyle w:val="VerbatimChar"/>
-        </w:rPr>
-        <w:t xml:space="preserve">se_mm</w:t>
-      </w:r>
-      <w:r>
-        <w:t xml:space="preserve">)</w:t>
-      </w:r>
-    </w:p>
-    <w:p>
-      <w:pPr>
-        <w:pStyle w:val="FirstParagraph"/>
-      </w:pPr>
-      <w:r>
-        <w:t xml:space="preserve">📖 R4DS §3.5 —</w:t>
-      </w:r>
-      <w:r>
-        <w:t xml:space="preserve"> </w:t>
-      </w:r>
-      <w:r>
-        <w:rPr>
-          <w:rStyle w:val="VerbatimChar"/>
-        </w:rPr>
-        <w:t xml:space="preserve">summarize()</w:t>
-      </w:r>
-    </w:p>
-    <w:bookmarkEnd w:id="54"/>
-    <w:bookmarkStart w:id="57" w:name="grouping-by-more-than-one-variable"/>
-    <w:p>
-      <w:pPr>
-        <w:pStyle w:val="Heading1"/>
-      </w:pPr>
-      <w:r>
-        <w:t xml:space="preserve">Grouping by More Than One Variable</w:t>
-      </w:r>
-    </w:p>
-    <w:p>
-      <w:pPr>
-        <w:pStyle w:val="SourceCode"/>
-      </w:pPr>
-      <w:r>
-        <w:rPr>
-          <w:rStyle w:val="NormalTok"/>
-        </w:rPr>
-        <w:t xml:space="preserve">team_stats_df </w:t>
-      </w:r>
-      <w:r>
-        <w:rPr>
-          <w:rStyle w:val="OtherTok"/>
-        </w:rPr>
-        <w:t xml:space="preserve">&lt;-</w:t>
-      </w:r>
-      <w:r>
-        <w:rPr>
-          <w:rStyle w:val="NormalTok"/>
-        </w:rPr>
-        <w:t xml:space="preserve"> pine_df </w:t>
-      </w:r>
-      <w:r>
-        <w:rPr>
-          <w:rStyle w:val="SpecialCharTok"/>
-        </w:rPr>
-        <w:t xml:space="preserve">|&gt;</w:t>
-      </w:r>
-      <w:r>
-        <w:br/>
-      </w:r>
-      <w:r>
-        <w:rPr>
-          <w:rStyle w:val="NormalTok"/>
-        </w:rPr>
-        <w:t xml:space="preserve">  </w:t>
-      </w:r>
-      <w:r>
-        <w:rPr>
-          <w:rStyle w:val="FunctionTok"/>
-        </w:rPr>
-        <w:t xml:space="preserve">group_by</w:t>
-      </w:r>
-      <w:r>
-        <w:rPr>
-          <w:rStyle w:val="NormalTok"/>
-        </w:rPr>
-        <w:t xml:space="preserve">(group, n_s) </w:t>
-      </w:r>
-      <w:r>
-        <w:rPr>
-          <w:rStyle w:val="SpecialCharTok"/>
-        </w:rPr>
-        <w:t xml:space="preserve">|&gt;</w:t>
-      </w:r>
-      <w:r>
-        <w:br/>
-      </w:r>
-      <w:r>
-        <w:rPr>
-          <w:rStyle w:val="NormalTok"/>
-        </w:rPr>
-        <w:t xml:space="preserve">  </w:t>
-      </w:r>
-      <w:r>
-        <w:rPr>
-          <w:rStyle w:val="FunctionTok"/>
-        </w:rPr>
-        <w:t xml:space="preserve">summarize</w:t>
-      </w:r>
-      <w:r>
-        <w:rPr>
-          <w:rStyle w:val="NormalTok"/>
-        </w:rPr>
-        <w:t xml:space="preserve">(</w:t>
-      </w:r>
-      <w:r>
-        <w:br/>
-      </w:r>
-      <w:r>
-        <w:rPr>
-          <w:rStyle w:val="NormalTok"/>
-        </w:rPr>
-        <w:t xml:space="preserve">    </w:t>
-      </w:r>
-      <w:r>
-        <w:rPr>
-          <w:rStyle w:val="AttributeTok"/>
-        </w:rPr>
-        <w:t xml:space="preserve">n       =</w:t>
-      </w:r>
-      <w:r>
-        <w:rPr>
-          <w:rStyle w:val="NormalTok"/>
-        </w:rPr>
-        <w:t xml:space="preserve"> </w:t>
-      </w:r>
-      <w:r>
-        <w:rPr>
-          <w:rStyle w:val="FunctionTok"/>
-        </w:rPr>
-        <w:t xml:space="preserve">sum</w:t>
-      </w:r>
-      <w:r>
-        <w:rPr>
-          <w:rStyle w:val="NormalTok"/>
-        </w:rPr>
-        <w:t xml:space="preserve">(</w:t>
-      </w:r>
-      <w:r>
-        <w:rPr>
-          <w:rStyle w:val="SpecialCharTok"/>
-        </w:rPr>
-        <w:t xml:space="preserve">!</w:t>
-      </w:r>
-      <w:r>
-        <w:rPr>
-          <w:rStyle w:val="FunctionTok"/>
-        </w:rPr>
-        <w:t xml:space="preserve">is.na</w:t>
-      </w:r>
-      <w:r>
-        <w:rPr>
-          <w:rStyle w:val="NormalTok"/>
-        </w:rPr>
-        <w:t xml:space="preserve">(length_mm)),</w:t>
-      </w:r>
-      <w:r>
-        <w:br/>
-      </w:r>
-      <w:r>
-        <w:rPr>
-          <w:rStyle w:val="NormalTok"/>
-        </w:rPr>
-        <w:t xml:space="preserve">    </w:t>
-      </w:r>
-      <w:r>
-        <w:rPr>
-          <w:rStyle w:val="AttributeTok"/>
-        </w:rPr>
-        <w:t xml:space="preserve">mean_mm =</w:t>
-      </w:r>
-      <w:r>
-        <w:rPr>
-          <w:rStyle w:val="NormalTok"/>
-        </w:rPr>
-        <w:t xml:space="preserve"> </w:t>
-      </w:r>
-      <w:r>
-        <w:rPr>
-          <w:rStyle w:val="FunctionTok"/>
-        </w:rPr>
-        <w:t xml:space="preserve">round</w:t>
-      </w:r>
-      <w:r>
-        <w:rPr>
-          <w:rStyle w:val="NormalTok"/>
-        </w:rPr>
-        <w:t xml:space="preserve">(</w:t>
-      </w:r>
-      <w:r>
-        <w:rPr>
-          <w:rStyle w:val="FunctionTok"/>
-        </w:rPr>
-        <w:t xml:space="preserve">mean</w:t>
-      </w:r>
-      <w:r>
-        <w:rPr>
-          <w:rStyle w:val="NormalTok"/>
-        </w:rPr>
-        <w:t xml:space="preserve">(length_mm, </w:t>
-      </w:r>
-      <w:r>
-        <w:rPr>
-          <w:rStyle w:val="AttributeTok"/>
-        </w:rPr>
-        <w:t xml:space="preserve">na.rm =</w:t>
-      </w:r>
-      <w:r>
-        <w:rPr>
-          <w:rStyle w:val="NormalTok"/>
-        </w:rPr>
-        <w:t xml:space="preserve"> </w:t>
-      </w:r>
-      <w:r>
-        <w:rPr>
-          <w:rStyle w:val="ConstantTok"/>
-        </w:rPr>
-        <w:t xml:space="preserve">TRUE</w:t>
-      </w:r>
-      <w:r>
-        <w:rPr>
-          <w:rStyle w:val="NormalTok"/>
-        </w:rPr>
-        <w:t xml:space="preserve">), </w:t>
-      </w:r>
-      <w:r>
-        <w:rPr>
-          <w:rStyle w:val="DecValTok"/>
-        </w:rPr>
-        <w:t xml:space="preserve">2</w:t>
-      </w:r>
-      <w:r>
-        <w:rPr>
-          <w:rStyle w:val="NormalTok"/>
-        </w:rPr>
-        <w:t xml:space="preserve">),</w:t>
-      </w:r>
-      <w:r>
-        <w:br/>
-      </w:r>
-      <w:r>
-        <w:rPr>
-          <w:rStyle w:val="NormalTok"/>
-        </w:rPr>
-        <w:t xml:space="preserve">    </w:t>
-      </w:r>
-      <w:r>
-        <w:rPr>
-          <w:rStyle w:val="AttributeTok"/>
-        </w:rPr>
-        <w:t xml:space="preserve">se_mm   =</w:t>
-      </w:r>
-      <w:r>
-        <w:rPr>
-          <w:rStyle w:val="NormalTok"/>
-        </w:rPr>
-        <w:t xml:space="preserve"> </w:t>
-      </w:r>
-      <w:r>
-        <w:rPr>
-          <w:rStyle w:val="FunctionTok"/>
-        </w:rPr>
-        <w:t xml:space="preserve">round</w:t>
-      </w:r>
-      <w:r>
-        <w:rPr>
-          <w:rStyle w:val="NormalTok"/>
-        </w:rPr>
-        <w:t xml:space="preserve">(</w:t>
-      </w:r>
-      <w:r>
-        <w:rPr>
-          <w:rStyle w:val="FunctionTok"/>
-        </w:rPr>
-        <w:t xml:space="preserve">sd</w:t>
-      </w:r>
-      <w:r>
-        <w:rPr>
-          <w:rStyle w:val="NormalTok"/>
-        </w:rPr>
-        <w:t xml:space="preserve">(length_mm, </w:t>
-      </w:r>
-      <w:r>
-        <w:rPr>
-          <w:rStyle w:val="AttributeTok"/>
-        </w:rPr>
-        <w:t xml:space="preserve">na.rm =</w:t>
-      </w:r>
-      <w:r>
-        <w:rPr>
-          <w:rStyle w:val="NormalTok"/>
-        </w:rPr>
-        <w:t xml:space="preserve"> </w:t>
-      </w:r>
-      <w:r>
-        <w:rPr>
-          <w:rStyle w:val="ConstantTok"/>
-        </w:rPr>
-        <w:t xml:space="preserve">TRUE</w:t>
-      </w:r>
-      <w:r>
-        <w:rPr>
-          <w:rStyle w:val="NormalTok"/>
-        </w:rPr>
-        <w:t xml:space="preserve">) </w:t>
-      </w:r>
-      <w:r>
-        <w:rPr>
-          <w:rStyle w:val="SpecialCharTok"/>
-        </w:rPr>
-        <w:t xml:space="preserve">/</w:t>
-      </w:r>
-      <w:r>
-        <w:rPr>
-          <w:rStyle w:val="NormalTok"/>
-        </w:rPr>
-        <w:t xml:space="preserve"> </w:t>
-      </w:r>
-      <w:r>
-        <w:rPr>
-          <w:rStyle w:val="FunctionTok"/>
-        </w:rPr>
-        <w:t xml:space="preserve">sqrt</w:t>
-      </w:r>
-      <w:r>
-        <w:rPr>
-          <w:rStyle w:val="NormalTok"/>
-        </w:rPr>
-        <w:t xml:space="preserve">(n), </w:t>
-      </w:r>
-      <w:r>
-        <w:rPr>
-          <w:rStyle w:val="DecValTok"/>
-        </w:rPr>
-        <w:t xml:space="preserve">2</w:t>
-      </w:r>
-      <w:r>
-        <w:rPr>
-          <w:rStyle w:val="NormalTok"/>
-        </w:rPr>
-        <w:t xml:space="preserve">),</w:t>
-      </w:r>
-      <w:r>
-        <w:br/>
-      </w:r>
-      <w:r>
-        <w:rPr>
-          <w:rStyle w:val="NormalTok"/>
-        </w:rPr>
-        <w:t xml:space="preserve">    </w:t>
-      </w:r>
-      <w:r>
-        <w:rPr>
-          <w:rStyle w:val="AttributeTok"/>
-        </w:rPr>
-        <w:t xml:space="preserve">.groups =</w:t>
-      </w:r>
-      <w:r>
-        <w:rPr>
-          <w:rStyle w:val="NormalTok"/>
-        </w:rPr>
-        <w:t xml:space="preserve"> </w:t>
-      </w:r>
-      <w:r>
-        <w:rPr>
-          <w:rStyle w:val="StringTok"/>
-        </w:rPr>
-        <w:t xml:space="preserve">"drop"</w:t>
-      </w:r>
-      <w:r>
-        <w:br/>
-      </w:r>
-      <w:r>
-        <w:rPr>
-          <w:rStyle w:val="NormalTok"/>
-        </w:rPr>
-        <w:t xml:space="preserve">  )</w:t>
-      </w:r>
-      <w:r>
-        <w:br/>
-      </w:r>
-      <w:r>
-        <w:br/>
-      </w:r>
-      <w:r>
-        <w:rPr>
-          <w:rStyle w:val="NormalTok"/>
-        </w:rPr>
-        <w:t xml:space="preserve">team_stats_df</w:t>
-      </w:r>
-    </w:p>
-    <w:p>
-      <w:pPr>
-        <w:pStyle w:val="SourceCode"/>
-      </w:pPr>
-      <w:r>
-        <w:rPr>
-          <w:rStyle w:val="VerbatimChar"/>
-        </w:rPr>
-        <w:t xml:space="preserve"># A tibble: 8 × 5</w:t>
-      </w:r>
-      <w:r>
-        <w:br/>
-      </w:r>
-      <w:r>
-        <w:rPr>
-          <w:rStyle w:val="VerbatimChar"/>
-        </w:rPr>
-        <w:t xml:space="preserve">  group       n_s       n mean_mm se_mm</w:t>
-      </w:r>
-      <w:r>
-        <w:br/>
-      </w:r>
-      <w:r>
-        <w:rPr>
-          <w:rStyle w:val="VerbatimChar"/>
-        </w:rPr>
-        <w:t xml:space="preserve">  &lt;chr&gt;       &lt;chr&gt; &lt;int&gt;   &lt;dbl&gt; &lt;dbl&gt;</w:t>
-      </w:r>
-      <w:r>
-        <w:br/>
-      </w:r>
-      <w:r>
-        <w:rPr>
-          <w:rStyle w:val="VerbatimChar"/>
-        </w:rPr>
-        <w:t xml:space="preserve">1 cephalopods n         6    21    1.24</w:t>
-      </w:r>
-      <w:r>
-        <w:br/>
-      </w:r>
-      <w:r>
-        <w:rPr>
-          <w:rStyle w:val="VerbatimChar"/>
-        </w:rPr>
-        <w:t xml:space="preserve">2 cephalopods s         6    15    0.58</w:t>
-      </w:r>
-      <w:r>
-        <w:br/>
-      </w:r>
-      <w:r>
-        <w:rPr>
-          <w:rStyle w:val="VerbatimChar"/>
-        </w:rPr>
-        <w:t xml:space="preserve">3 crayfish    n         6    21    1.24</w:t>
-      </w:r>
-      <w:r>
-        <w:br/>
-      </w:r>
-      <w:r>
-        <w:rPr>
-          <w:rStyle w:val="VerbatimChar"/>
-        </w:rPr>
-        <w:t xml:space="preserve">4 crayfish    s         6    15    0.58</w:t>
-      </w:r>
-      <w:r>
-        <w:br/>
-      </w:r>
-      <w:r>
-        <w:rPr>
-          <w:rStyle w:val="VerbatimChar"/>
-        </w:rPr>
-        <w:t xml:space="preserve">5 salmon      n         6    19.8  0.79</w:t>
-      </w:r>
-      <w:r>
-        <w:br/>
-      </w:r>
-      <w:r>
-        <w:rPr>
-          <w:rStyle w:val="VerbatimChar"/>
-        </w:rPr>
-        <w:t xml:space="preserve">6 salmon      s         6    12.8  0.4 </w:t>
-      </w:r>
-      <w:r>
-        <w:br/>
-      </w:r>
-      <w:r>
-        <w:rPr>
-          <w:rStyle w:val="VerbatimChar"/>
-        </w:rPr>
-        <w:t xml:space="preserve">7 snail       n         6    19.8  0.79</w:t>
-      </w:r>
-      <w:r>
-        <w:br/>
-      </w:r>
-      <w:r>
-        <w:rPr>
-          <w:rStyle w:val="VerbatimChar"/>
-        </w:rPr>
-        <w:t xml:space="preserve">8 snail       s         6    16.8  0.6 </w:t>
-      </w:r>
-    </w:p>
-    <w:p>
-      <w:pPr>
-        <w:pStyle w:val="Compact"/>
-        <w:numPr>
-          <w:ilvl w:val="0"/>
-          <w:numId w:val="1013"/>
-        </w:numPr>
-      </w:pPr>
-      <w:r>
-        <w:rPr>
-          <w:rStyle w:val="VerbatimChar"/>
-        </w:rPr>
-        <w:t xml:space="preserve">group_by(group, n_s)</w:t>
-      </w:r>
-      <w:r>
-        <w:t xml:space="preserve"> </w:t>
-      </w:r>
-      <w:r>
-        <w:t xml:space="preserve">splits by</w:t>
-      </w:r>
-      <w:r>
-        <w:t xml:space="preserve"> </w:t>
-      </w:r>
-      <w:r>
-        <w:rPr>
-          <w:b/>
-          <w:bCs/>
-        </w:rPr>
-        <w:t xml:space="preserve">field team, then side</w:t>
-      </w:r>
-      <w:r>
-        <w:t xml:space="preserve"> </w:t>
-      </w:r>
-      <w:r>
-        <w:t xml:space="preserve">— one row per combination</w:t>
-      </w:r>
-    </w:p>
-    <w:p>
-      <w:pPr>
-        <w:pStyle w:val="Compact"/>
-        <w:numPr>
-          <w:ilvl w:val="0"/>
-          <w:numId w:val="1013"/>
-        </w:numPr>
-      </w:pPr>
-      <w:r>
-        <w:rPr>
-          <w:rStyle w:val="VerbatimChar"/>
-        </w:rPr>
-        <w:t xml:space="preserve">.groups = "drop"</w:t>
-      </w:r>
-      <w:r>
-        <w:t xml:space="preserve"> </w:t>
-      </w:r>
-      <w:r>
-        <w:t xml:space="preserve">turns off the grouping once you’re done — good habit, avoids surprises later</w:t>
-      </w:r>
-    </w:p>
-    <w:tbl>
-      <w:tblPr>
-        <w:tblStyle w:val="Table"/>
-        <w:tblLook w:firstRow="0" w:lastRow="0" w:firstColumn="0" w:lastColumn="0" w:noHBand="0" w:noVBand="0" w:val="0000"/>
-        <w:tblBorders>
-          <w:top w:val="single" w:sz="4" w:space="0" w:color="00A047"/>
-          <w:left w:val="single" w:sz="24" w:space="0" w:color="00A047"/>
-          <w:bottom w:val="single" w:sz="4" w:space="0" w:color="00A047"/>
-          <w:right w:val="single" w:sz="4" w:space="0" w:color="00A047"/>
-        </w:tblBorders>
-        <w:tblCellMar>
-          <w:left w:w="144" w:type="dxa"/>
-          <w:right w:w="144" w:type="dxa"/>
-        </w:tblCellMar>
-        <w:tblLook w:firstRow="0" w:lastRow="0" w:firstColumn="0" w:lastColumn="0" w:noHBand="0" w:noVBand="0" w:val="0000"/>
-      </w:tblPr>
-      <w:tr>
-        <w:trPr>
-          <w:cantSplit/>
-        </w:trPr>
-        <w:tc>
-          <w:tcPr>
-            <w:shd w:color="auto" w:fill="ccf1e3" w:val="clear"/>
-            <w:tcMar>
-              <w:top w:w="92" w:type="dxa"/>
-              <w:bottom w:w="92" w:type="dxa"/>
-            </w:tcMar>
-          </w:tcPr>
-          <w:p>
-            <w:pPr>
-              <w:pStyle w:val="FirstParagraph"/>
-            </w:pPr>
-            <w:pPr>
-              <w:spacing w:before="0" w:after="0"/>
-              <w:textAlignment w:val="center"/>
-            </w:pPr>
-            <w:r>
-              <w:drawing>
-                <wp:inline>
-                  <wp:extent cx="152400" cy="152400"/>
-                  <wp:effectExtent b="0" l="0" r="0" t="0"/>
-                  <wp:docPr descr="" title="" id="55" name="Picture"/>
-                  <a:graphic>
-                    <a:graphicData uri="http://schemas.openxmlformats.org/drawingml/2006/picture">
-                      <pic:pic>
-                        <pic:nvPicPr>
-                          <pic:cNvPr descr="/Applications/Positron.app/Contents/Resources/app/quarto/share/formats/docx/tip.png" id="56" name="Picture"/>
-                          <pic:cNvPicPr>
-                            <a:picLocks noChangeArrowheads="1" noChangeAspect="1"/>
-                          </pic:cNvPicPr>
-                        </pic:nvPicPr>
-                        <pic:blipFill>
-                          <a:blip r:embed="rId17"/>
-                          <a:stretch>
-                            <a:fillRect/>
-                          </a:stretch>
-                        </pic:blipFill>
-                        <pic:spPr bwMode="auto">
-                          <a:xfrm>
-                            <a:off x="0" y="0"/>
-                            <a:ext cx="152400" cy="152400"/>
-                          </a:xfrm>
-                          <a:prstGeom prst="rect">
-                            <a:avLst/>
-                          </a:prstGeom>
-                          <a:noFill/>
-                          <a:ln w="9525">
-                            <a:noFill/>
-                            <a:headEnd/>
-                            <a:tailEnd/>
-                          </a:ln>
-                        </pic:spPr>
-                      </pic:pic>
-                    </a:graphicData>
-                  </a:graphic>
-                </wp:inline>
-              </w:drawing>
-            </w:r>
-            <w:r>
-              <w:t xml:space="preserve"> </w:t>
-            </w:r>
-            <w:r>
-              <w:t xml:space="preserve"> </w:t>
-            </w:r>
-            <w:r>
-              <w:t xml:space="preserve">Tip</w:t>
-            </w:r>
-          </w:p>
-        </w:tc>
-      </w:tr>
-      <w:tr>
-        <w:trPr>
-          <w:cantSplit/>
-        </w:trPr>
-        <w:tc>
-          <w:tcPr>
-            <w:tcMar>
-              <w:top w:w="108" w:type="dxa"/>
-              <w:bottom w:w="108" w:type="dxa"/>
-            </w:tcMar>
-          </w:tcPr>
-          <w:p>
-            <w:pPr>
-              <w:pStyle w:val="BodyText"/>
-            </w:pPr>
-            <w:pPr>
-              <w:spacing w:before="16"/>
-            </w:pPr>
-            <w:r>
-              <w:rPr>
-                <w:b/>
-                <w:bCs/>
-              </w:rPr>
-              <w:t xml:space="preserve">🖐 Notice</w:t>
-            </w:r>
-          </w:p>
-          <w:p>
-            <w:pPr>
-              <w:pStyle w:val="BodyText"/>
-            </w:pPr>
-            <w:pPr>
-              <w:spacing w:after="16"/>
-            </w:pPr>
-            <w:r>
-              <w:t xml:space="preserve">Four teams × two sides = 8 rows. Does every team show the same lee-vs-windward pattern, or do some disagree?</w:t>
-            </w:r>
-          </w:p>
-          <w:p/>
-        </w:tc>
-      </w:tr>
-    </w:tbl>
-    <w:bookmarkEnd w:id="57"/>
-    <w:bookmarkStart w:id="62" w:name="wrap-up"/>
-    <w:p>
-      <w:pPr>
-        <w:pStyle w:val="Heading1"/>
-      </w:pPr>
-      <w:r>
-        <w:t xml:space="preserve">Wrap-up</w:t>
-      </w:r>
-    </w:p>
-    <w:p>
-      <w:pPr>
-        <w:pStyle w:val="FirstParagraph"/>
-      </w:pPr>
-      <w:r>
-        <w:t xml:space="preserve">Today you:</w:t>
-      </w:r>
-    </w:p>
-    <w:p>
-      <w:pPr>
-        <w:pStyle w:val="Compact"/>
-        <w:numPr>
-          <w:ilvl w:val="0"/>
-          <w:numId w:val="1014"/>
-        </w:numPr>
-      </w:pPr>
-      <w:r>
-        <w:t xml:space="preserve">Computed</w:t>
-      </w:r>
-      <w:r>
-        <w:t xml:space="preserve"> </w:t>
-      </w:r>
-      <w:r>
-        <w:rPr>
-          <w:b/>
-          <w:bCs/>
-        </w:rPr>
-        <w:t xml:space="preserve">mean</w:t>
-      </w:r>
-      <w:r>
-        <w:t xml:space="preserve"> </w:t>
-      </w:r>
-      <w:r>
-        <w:t xml:space="preserve">and</w:t>
-      </w:r>
-      <w:r>
-        <w:t xml:space="preserve"> </w:t>
-      </w:r>
-      <w:r>
-        <w:rPr>
-          <w:b/>
-          <w:bCs/>
-        </w:rPr>
-        <w:t xml:space="preserve">median</w:t>
-      </w:r>
-      <w:r>
-        <w:t xml:space="preserve">, and know why they can disagree</w:t>
-      </w:r>
-    </w:p>
-    <w:p>
-      <w:pPr>
-        <w:pStyle w:val="Compact"/>
-        <w:numPr>
-          <w:ilvl w:val="0"/>
-          <w:numId w:val="1014"/>
-        </w:numPr>
-      </w:pPr>
-      <w:r>
-        <w:t xml:space="preserve">Computed</w:t>
-      </w:r>
-      <w:r>
-        <w:t xml:space="preserve"> </w:t>
-      </w:r>
-      <w:r>
-        <w:rPr>
-          <w:b/>
-          <w:bCs/>
-        </w:rPr>
-        <w:t xml:space="preserve">variance</w:t>
-      </w:r>
-      <w:r>
-        <w:t xml:space="preserve"> </w:t>
-      </w:r>
-      <w:r>
-        <w:t xml:space="preserve">and</w:t>
-      </w:r>
-      <w:r>
-        <w:t xml:space="preserve"> </w:t>
-      </w:r>
-      <w:r>
-        <w:rPr>
-          <w:b/>
-          <w:bCs/>
-        </w:rPr>
-        <w:t xml:space="preserve">SD</w:t>
-      </w:r>
-      <w:r>
-        <w:t xml:space="preserve"> </w:t>
-      </w:r>
-      <w:r>
-        <w:t xml:space="preserve">by hand, with real formulas</w:t>
-      </w:r>
-    </w:p>
-    <w:p>
-      <w:pPr>
-        <w:pStyle w:val="Compact"/>
-        <w:numPr>
-          <w:ilvl w:val="0"/>
-          <w:numId w:val="1014"/>
-        </w:numPr>
-      </w:pPr>
-      <w:r>
-        <w:t xml:space="preserve">Found the</w:t>
-      </w:r>
-      <w:r>
-        <w:t xml:space="preserve"> </w:t>
-      </w:r>
-      <w:r>
-        <w:rPr>
-          <w:rStyle w:val="VerbatimChar"/>
-          <w:b/>
-          <w:bCs/>
-        </w:rPr>
-        <w:t xml:space="preserve">length()</w:t>
-      </w:r>
-      <w:r>
-        <w:rPr>
-          <w:b/>
-          <w:bCs/>
-        </w:rPr>
-        <w:t xml:space="preserve"> </w:t>
-      </w:r>
-      <w:r>
-        <w:rPr>
-          <w:b/>
-          <w:bCs/>
-        </w:rPr>
-        <w:t xml:space="preserve">trap</w:t>
-      </w:r>
-      <w:r>
-        <w:t xml:space="preserve"> </w:t>
-      </w:r>
-      <w:r>
-        <w:t xml:space="preserve">and fixed it with</w:t>
-      </w:r>
-      <w:r>
-        <w:t xml:space="preserve"> </w:t>
-      </w:r>
-      <w:r>
-        <w:rPr>
-          <w:rStyle w:val="VerbatimChar"/>
-        </w:rPr>
-        <w:t xml:space="preserve">sum(!is.na())</w:t>
-      </w:r>
-    </w:p>
-    <w:p>
-      <w:pPr>
-        <w:pStyle w:val="Compact"/>
-        <w:numPr>
-          <w:ilvl w:val="0"/>
-          <w:numId w:val="1014"/>
-        </w:numPr>
-      </w:pPr>
-      <w:r>
-        <w:t xml:space="preserve">Computed</w:t>
-      </w:r>
-      <w:r>
-        <w:t xml:space="preserve"> </w:t>
-      </w:r>
-      <w:r>
-        <w:rPr>
-          <w:b/>
-          <w:bCs/>
-        </w:rPr>
-        <w:t xml:space="preserve">SE</w:t>
-      </w:r>
-      <w:r>
-        <w:t xml:space="preserve"> </w:t>
-      </w:r>
-      <w:r>
-        <w:t xml:space="preserve">and know how it differs from SD</w:t>
-      </w:r>
-    </w:p>
-    <w:p>
-      <w:pPr>
-        <w:pStyle w:val="Compact"/>
-        <w:numPr>
-          <w:ilvl w:val="0"/>
-          <w:numId w:val="1014"/>
-        </w:numPr>
-      </w:pPr>
-      <w:r>
-        <w:t xml:space="preserve">Used</w:t>
-      </w:r>
-      <w:r>
-        <w:t xml:space="preserve"> </w:t>
-      </w:r>
-      <w:r>
-        <w:rPr>
-          <w:rStyle w:val="VerbatimChar"/>
-        </w:rPr>
-        <w:t xml:space="preserve">group_by()</w:t>
-      </w:r>
-      <w:r>
-        <w:t xml:space="preserve"> </w:t>
-      </w:r>
-      <w:r>
-        <w:t xml:space="preserve">+</w:t>
-      </w:r>
-      <w:r>
-        <w:t xml:space="preserve"> </w:t>
-      </w:r>
-      <w:r>
-        <w:rPr>
-          <w:rStyle w:val="VerbatimChar"/>
-        </w:rPr>
-        <w:t xml:space="preserve">summarize()</w:t>
-      </w:r>
-      <w:r>
-        <w:t xml:space="preserve"> </w:t>
-      </w:r>
-      <w:r>
-        <w:t xml:space="preserve">to get every group’s stats in one table</w:t>
-      </w:r>
-    </w:p>
-    <w:tbl>
-      <w:tblPr>
-        <w:tblStyle w:val="Table"/>
-        <w:tblLook w:firstRow="0" w:lastRow="0" w:firstColumn="0" w:lastColumn="0" w:noHBand="0" w:noVBand="0" w:val="0000"/>
-        <w:tblBorders>
-          <w:top w:val="single" w:sz="4" w:space="0" w:color="00A047"/>
-          <w:left w:val="single" w:sz="24" w:space="0" w:color="00A047"/>
-          <w:bottom w:val="single" w:sz="4" w:space="0" w:color="00A047"/>
-          <w:right w:val="single" w:sz="4" w:space="0" w:color="00A047"/>
-        </w:tblBorders>
-        <w:tblCellMar>
-          <w:left w:w="144" w:type="dxa"/>
-          <w:right w:w="144" w:type="dxa"/>
-        </w:tblCellMar>
-        <w:tblLook w:firstRow="0" w:lastRow="0" w:firstColumn="0" w:lastColumn="0" w:noHBand="0" w:noVBand="0" w:val="0000"/>
-      </w:tblPr>
-      <w:tr>
-        <w:trPr>
-          <w:cantSplit/>
-        </w:trPr>
-        <w:tc>
-          <w:tcPr>
-            <w:shd w:color="auto" w:fill="ccf1e3" w:val="clear"/>
-            <w:tcMar>
-              <w:top w:w="92" w:type="dxa"/>
-              <w:bottom w:w="92" w:type="dxa"/>
-            </w:tcMar>
-          </w:tcPr>
-          <w:p>
-            <w:pPr>
-              <w:pStyle w:val="FirstParagraph"/>
-            </w:pPr>
-            <w:pPr>
-              <w:spacing w:before="0" w:after="0"/>
-              <w:textAlignment w:val="center"/>
-            </w:pPr>
-            <w:r>
-              <w:drawing>
-                <wp:inline>
-                  <wp:extent cx="152400" cy="152400"/>
-                  <wp:effectExtent b="0" l="0" r="0" t="0"/>
-                  <wp:docPr descr="" title="" id="58" name="Picture"/>
-                  <a:graphic>
-                    <a:graphicData uri="http://schemas.openxmlformats.org/drawingml/2006/picture">
-                      <pic:pic>
-                        <pic:nvPicPr>
-                          <pic:cNvPr descr="/Applications/Positron.app/Contents/Resources/app/quarto/share/formats/docx/tip.png" id="59" name="Picture"/>
-                          <pic:cNvPicPr>
-                            <a:picLocks noChangeArrowheads="1" noChangeAspect="1"/>
-                          </pic:cNvPicPr>
-                        </pic:nvPicPr>
-                        <pic:blipFill>
-                          <a:blip r:embed="rId17"/>
-                          <a:stretch>
-                            <a:fillRect/>
-                          </a:stretch>
-                        </pic:blipFill>
-                        <pic:spPr bwMode="auto">
-                          <a:xfrm>
-                            <a:off x="0" y="0"/>
-                            <a:ext cx="152400" cy="152400"/>
-                          </a:xfrm>
-                          <a:prstGeom prst="rect">
-                            <a:avLst/>
-                          </a:prstGeom>
-                          <a:noFill/>
-                          <a:ln w="9525">
-                            <a:noFill/>
-                            <a:headEnd/>
-                            <a:tailEnd/>
-                          </a:ln>
-                        </pic:spPr>
-                      </pic:pic>
-                    </a:graphicData>
-                  </a:graphic>
-                </wp:inline>
-              </w:drawing>
-            </w:r>
-            <w:r>
-              <w:t xml:space="preserve"> </w:t>
-            </w:r>
-            <w:r>
-              <w:t xml:space="preserve"> </w:t>
-            </w:r>
-            <w:r>
-              <w:t xml:space="preserve">Tip</w:t>
-            </w:r>
-          </w:p>
-        </w:tc>
-      </w:tr>
-      <w:tr>
-        <w:trPr>
-          <w:cantSplit/>
-        </w:trPr>
-        <w:tc>
-          <w:tcPr>
-            <w:tcMar>
-              <w:top w:w="108" w:type="dxa"/>
-              <w:bottom w:w="108" w:type="dxa"/>
-            </w:tcMar>
-          </w:tcPr>
-          <w:p>
-            <w:pPr>
-              <w:pStyle w:val="BodyText"/>
-            </w:pPr>
-            <w:pPr>
-              <w:spacing w:before="16"/>
-            </w:pPr>
-            <w:r>
-              <w:rPr>
-                <w:b/>
-                <w:bCs/>
-              </w:rPr>
-              <w:t xml:space="preserve">🖐 Before next class</w:t>
-            </w:r>
-          </w:p>
-          <w:p>
-            <w:pPr>
-              <w:pStyle w:val="BodyText"/>
-            </w:pPr>
-            <w:pPr>
-              <w:spacing w:after="16"/>
-            </w:pPr>
-            <w:r>
-              <w:t xml:space="preserve">Finish the worksheet: compute n, mean, SD, and SE for</w:t>
-            </w:r>
-            <w:r>
-              <w:t xml:space="preserve"> </w:t>
-            </w:r>
-            <w:r>
-              <w:rPr>
-                <w:rStyle w:val="VerbatimChar"/>
-              </w:rPr>
-              <w:t xml:space="preserve">length_mm</w:t>
-            </w:r>
-            <w:r>
-              <w:t xml:space="preserve"> </w:t>
-            </w:r>
-            <w:r>
-              <w:t xml:space="preserve">grouped by</w:t>
-            </w:r>
-            <w:r>
-              <w:t xml:space="preserve"> </w:t>
-            </w:r>
-            <w:r>
-              <w:rPr>
-                <w:rStyle w:val="VerbatimChar"/>
-              </w:rPr>
-              <w:t xml:space="preserve">n_s</w:t>
-            </w:r>
-            <w:r>
-              <w:t xml:space="preserve">, and again grouped by</w:t>
-            </w:r>
-            <w:r>
-              <w:t xml:space="preserve"> </w:t>
-            </w:r>
-            <w:r>
-              <w:rPr>
-                <w:rStyle w:val="VerbatimChar"/>
-              </w:rPr>
-              <w:t xml:space="preserve">group</w:t>
-            </w:r>
-            <w:r>
-              <w:t xml:space="preserve">. Save the summary table with</w:t>
-            </w:r>
-            <w:r>
-              <w:t xml:space="preserve"> </w:t>
-            </w:r>
-            <w:r>
-              <w:rPr>
-                <w:rStyle w:val="VerbatimChar"/>
-              </w:rPr>
-              <w:t xml:space="preserve">write_csv()</w:t>
-            </w:r>
-            <w:r>
-              <w:t xml:space="preserve">.</w:t>
-            </w:r>
-          </w:p>
-          <w:p/>
-        </w:tc>
-      </w:tr>
-    </w:tbl>
-    <w:tbl>
-      <w:tblPr>
-        <w:tblStyle w:val="Table"/>
-        <w:tblLook w:firstRow="0" w:lastRow="0" w:firstColumn="0" w:lastColumn="0" w:noHBand="0" w:noVBand="0" w:val="0000"/>
-        <w:tblBorders>
-          <w:top w:val="single" w:sz="4" w:space="0" w:color="0758E5"/>
-          <w:left w:val="single" w:sz="24" w:space="0" w:color="0758E5"/>
-          <w:bottom w:val="single" w:sz="4" w:space="0" w:color="0758E5"/>
-          <w:right w:val="single" w:sz="4" w:space="0" w:color="0758E5"/>
-        </w:tblBorders>
-        <w:tblCellMar>
-          <w:left w:w="144" w:type="dxa"/>
-          <w:right w:w="144" w:type="dxa"/>
-        </w:tblCellMar>
-        <w:tblLook w:firstRow="0" w:lastRow="0" w:firstColumn="0" w:lastColumn="0" w:noHBand="0" w:noVBand="0" w:val="0000"/>
-      </w:tblPr>
-      <w:tr>
-        <w:trPr>
-          <w:cantSplit/>
-        </w:trPr>
-        <w:tc>
-          <w:tcPr>
-            <w:shd w:color="auto" w:fill="dae6fb" w:val="clear"/>
-            <w:tcMar>
-              <w:top w:w="92" w:type="dxa"/>
-              <w:bottom w:w="92" w:type="dxa"/>
-            </w:tcMar>
-          </w:tcPr>
-          <w:p>
-            <w:pPr>
-              <w:pStyle w:val="BodyText"/>
-            </w:pPr>
-            <w:pPr>
-              <w:spacing w:before="0" w:after="0"/>
-              <w:textAlignment w:val="center"/>
-            </w:pPr>
-            <w:r>
-              <w:drawing>
-                <wp:inline>
-                  <wp:extent cx="152400" cy="152400"/>
-                  <wp:effectExtent b="0" l="0" r="0" t="0"/>
-                  <wp:docPr descr="" title="" id="60" name="Picture"/>
-                  <a:graphic>
-                    <a:graphicData uri="http://schemas.openxmlformats.org/drawingml/2006/picture">
-                      <pic:pic>
-                        <pic:nvPicPr>
-                          <pic:cNvPr descr="/Applications/Positron.app/Contents/Resources/app/quarto/share/formats/docx/note.png" id="61" name="Picture"/>
-                          <pic:cNvPicPr>
-                            <a:picLocks noChangeArrowheads="1" noChangeAspect="1"/>
-                          </pic:cNvPicPr>
-                        </pic:nvPicPr>
-                        <pic:blipFill>
-                          <a:blip r:embed="rId9"/>
-                          <a:stretch>
-                            <a:fillRect/>
-                          </a:stretch>
-                        </pic:blipFill>
-                        <pic:spPr bwMode="auto">
-                          <a:xfrm>
-                            <a:off x="0" y="0"/>
-                            <a:ext cx="152400" cy="152400"/>
-                          </a:xfrm>
-                          <a:prstGeom prst="rect">
-                            <a:avLst/>
-                          </a:prstGeom>
-                          <a:noFill/>
-                          <a:ln w="9525">
-                            <a:noFill/>
-                            <a:headEnd/>
-                            <a:tailEnd/>
-                          </a:ln>
-                        </pic:spPr>
-                      </pic:pic>
-                    </a:graphicData>
-                  </a:graphic>
-                </wp:inline>
-              </w:drawing>
-            </w:r>
-            <w:r>
-              <w:t xml:space="preserve"> </w:t>
-            </w:r>
-            <w:r>
-              <w:t xml:space="preserve"> </w:t>
-            </w:r>
-            <w:r>
-              <w:t xml:space="preserve">Note</w:t>
-            </w:r>
-          </w:p>
-        </w:tc>
-      </w:tr>
-      <w:tr>
-        <w:trPr>
-          <w:cantSplit/>
-        </w:trPr>
-        <w:tc>
-          <w:tcPr>
-            <w:tcMar>
-              <w:top w:w="108" w:type="dxa"/>
-              <w:bottom w:w="108" w:type="dxa"/>
-            </w:tcMar>
-          </w:tcPr>
-          <w:p>
-            <w:pPr>
-              <w:pStyle w:val="BodyText"/>
-            </w:pPr>
-            <w:pPr>
-              <w:spacing w:before="16"/>
-            </w:pPr>
-            <w:r>
-              <w:rPr>
-                <w:b/>
-                <w:bCs/>
-              </w:rPr>
-              <w:t xml:space="preserve">Up next — Module 4</w:t>
-            </w:r>
-          </w:p>
-          <w:p>
-            <w:pPr>
-              <w:pStyle w:val="Compact"/>
-              <w:numPr>
-                <w:ilvl w:val="0"/>
-                <w:numId w:val="1015"/>
-              </w:numPr>
-            </w:pPr>
-            <w:r>
-              <w:t xml:space="preserve">Boxplots and jittered points, done right</w:t>
-            </w:r>
-          </w:p>
-          <w:p>
-            <w:pPr>
-              <w:pStyle w:val="Compact"/>
-              <w:numPr>
-                <w:ilvl w:val="0"/>
-                <w:numId w:val="1015"/>
-              </w:numPr>
-            </w:pPr>
-            <w:r>
-              <w:t xml:space="preserve">Plotting mean ± SE directly with</w:t>
-            </w:r>
-            <w:r>
-              <w:t xml:space="preserve"> </w:t>
-            </w:r>
-            <w:r>
-              <w:rPr>
-                <w:rStyle w:val="VerbatimChar"/>
-              </w:rPr>
-              <w:t xml:space="preserve">stat_summary()</w:t>
-            </w:r>
-          </w:p>
-          <w:p>
-            <w:pPr>
-              <w:pStyle w:val="Compact"/>
-              <w:numPr>
-                <w:ilvl w:val="0"/>
-                <w:numId w:val="1015"/>
-              </w:numPr>
-            </w:pPr>
-            <w:r>
-              <w:t xml:space="preserve">Faceting, themes, and</w:t>
-            </w:r>
-            <w:r>
-              <w:t xml:space="preserve"> </w:t>
-            </w:r>
-            <w:r>
-              <w:rPr>
-                <w:rStyle w:val="VerbatimChar"/>
-              </w:rPr>
-              <w:t xml:space="preserve">ggsave()</w:t>
-            </w:r>
-            <w:r>
-              <w:t xml:space="preserve"> </w:t>
-            </w:r>
-            <w:r>
-              <w:t xml:space="preserve">for a publication-ready figure</w:t>
-            </w:r>
-          </w:p>
-          <w:p/>
-        </w:tc>
-      </w:tr>
-    </w:tbl>
-    <w:bookmarkEnd w:id="62"/>
-    <w:bookmarkStart w:id="65" w:name="getting-unstuck"/>
-    <w:p>
-      <w:pPr>
-        <w:pStyle w:val="Heading1"/>
-      </w:pPr>
-      <w:r>
-        <w:t xml:space="preserve">Getting unstuck</w:t>
-      </w:r>
-    </w:p>
-    <w:p>
-      <w:pPr>
-        <w:pStyle w:val="FirstParagraph"/>
-      </w:pPr>
-      <w:r>
-        <w:t xml:space="preserve">When code breaks — and it will, that is normal:</w:t>
-      </w:r>
-    </w:p>
-    <w:p>
-      <w:pPr>
-        <w:pStyle w:val="Compact"/>
-        <w:numPr>
-          <w:ilvl w:val="0"/>
-          <w:numId w:val="1016"/>
-        </w:numPr>
-      </w:pPr>
-      <w:r>
-        <w:t xml:space="preserve">Read the</w:t>
-      </w:r>
-      <w:r>
-        <w:t xml:space="preserve"> </w:t>
-      </w:r>
-      <w:r>
-        <w:rPr>
-          <w:b/>
-          <w:bCs/>
-        </w:rPr>
-        <w:t xml:space="preserve">error message</w:t>
-      </w:r>
-      <w:r>
-        <w:t xml:space="preserve"> </w:t>
-      </w:r>
-      <w:r>
-        <w:t xml:space="preserve">out loud; it usually names the line</w:t>
-      </w:r>
-    </w:p>
-    <w:p>
-      <w:pPr>
-        <w:pStyle w:val="Compact"/>
-        <w:numPr>
-          <w:ilvl w:val="0"/>
-          <w:numId w:val="1016"/>
-        </w:numPr>
-      </w:pPr>
-      <w:r>
-        <w:t xml:space="preserve">Check the usual suspects:</w:t>
-      </w:r>
-      <w:r>
-        <w:t xml:space="preserve"> </w:t>
-      </w:r>
-      <w:r>
-        <w:rPr>
-          <w:rStyle w:val="VerbatimChar"/>
-        </w:rPr>
-        <w:t xml:space="preserve">library(tidyverse)</w:t>
-      </w:r>
-      <w:r>
-        <w:t xml:space="preserve"> </w:t>
-      </w:r>
-      <w:r>
-        <w:t xml:space="preserve">loaded? Spelling? Did you forget</w:t>
-      </w:r>
-      <w:r>
-        <w:t xml:space="preserve"> </w:t>
-      </w:r>
-      <w:r>
-        <w:rPr>
-          <w:rStyle w:val="VerbatimChar"/>
-        </w:rPr>
-        <w:t xml:space="preserve">na.rm = TRUE</w:t>
-      </w:r>
-      <w:r>
-        <w:t xml:space="preserve">?</w:t>
-      </w:r>
-    </w:p>
-    <w:p>
-      <w:pPr>
-        <w:pStyle w:val="Compact"/>
-        <w:numPr>
-          <w:ilvl w:val="0"/>
-          <w:numId w:val="1016"/>
-        </w:numPr>
-      </w:pPr>
-      <w:r>
-        <w:rPr>
-          <w:rStyle w:val="VerbatimChar"/>
-        </w:rPr>
-        <w:t xml:space="preserve">?function_name</w:t>
-      </w:r>
-      <w:r>
-        <w:t xml:space="preserve"> </w:t>
-      </w:r>
-      <w:r>
-        <w:t xml:space="preserve">opens the help page</w:t>
-      </w:r>
-    </w:p>
-    <w:p>
-      <w:pPr>
-        <w:pStyle w:val="Compact"/>
-        <w:numPr>
-          <w:ilvl w:val="0"/>
-          <w:numId w:val="1016"/>
-        </w:numPr>
-      </w:pPr>
-      <w:r>
-        <w:t xml:space="preserve">Bring the</w:t>
-      </w:r>
-      <w:r>
-        <w:t xml:space="preserve"> </w:t>
-      </w:r>
-      <w:r>
-        <w:rPr>
-          <w:b/>
-          <w:bCs/>
-        </w:rPr>
-        <w:t xml:space="preserve">exact error</w:t>
-      </w:r>
-      <w:r>
-        <w:t xml:space="preserve"> </w:t>
-      </w:r>
-      <w:r>
-        <w:t xml:space="preserve">(copy-paste it) to class or office hours</w:t>
       </w:r>
     </w:p>
     <w:tbl>
@@ -8298,6 +6346,2171 @@
               <w:pStyle w:val="BodyText"/>
             </w:pPr>
             <w:pPr>
+              <w:spacing w:before="16" w:after="16"/>
+            </w:pPr>
+            <w:r>
+              <w:rPr>
+                <w:b/>
+                <w:bCs/>
+              </w:rPr>
+              <w:t xml:space="preserve">🔮 Predict first:</w:t>
+            </w:r>
+            <w:r>
+              <w:t xml:space="preserve"> </w:t>
+            </w:r>
+            <w:r>
+              <w:t xml:space="preserve">How many</w:t>
+            </w:r>
+            <w:r>
+              <w:t xml:space="preserve"> </w:t>
+            </w:r>
+            <w:r>
+              <w:rPr>
+                <w:b/>
+                <w:bCs/>
+              </w:rPr>
+              <w:t xml:space="preserve">rows</w:t>
+            </w:r>
+            <w:r>
+              <w:t xml:space="preserve"> </w:t>
+            </w:r>
+            <w:r>
+              <w:t xml:space="preserve">will the result have? (Hint: how many values does</w:t>
+            </w:r>
+            <w:r>
+              <w:t xml:space="preserve"> </w:t>
+            </w:r>
+            <w:r>
+              <w:rPr>
+                <w:rStyle w:val="VerbatimChar"/>
+              </w:rPr>
+              <w:t xml:space="preserve">n_s</w:t>
+            </w:r>
+            <w:r>
+              <w:t xml:space="preserve"> </w:t>
+            </w:r>
+            <w:r>
+              <w:t xml:space="preserve">take?)</w:t>
+            </w:r>
+          </w:p>
+          <w:p/>
+        </w:tc>
+      </w:tr>
+    </w:tbl>
+    <w:p>
+      <w:pPr>
+        <w:pStyle w:val="SourceCode"/>
+      </w:pPr>
+      <w:r>
+        <w:rPr>
+          <w:rStyle w:val="NormalTok"/>
+        </w:rPr>
+        <w:t xml:space="preserve">side_stats_df </w:t>
+      </w:r>
+      <w:r>
+        <w:rPr>
+          <w:rStyle w:val="OtherTok"/>
+        </w:rPr>
+        <w:t xml:space="preserve">&lt;-</w:t>
+      </w:r>
+      <w:r>
+        <w:rPr>
+          <w:rStyle w:val="NormalTok"/>
+        </w:rPr>
+        <w:t xml:space="preserve"> pine_df </w:t>
+      </w:r>
+      <w:r>
+        <w:rPr>
+          <w:rStyle w:val="SpecialCharTok"/>
+        </w:rPr>
+        <w:t xml:space="preserve">|&gt;</w:t>
+      </w:r>
+      <w:r>
+        <w:br/>
+      </w:r>
+      <w:r>
+        <w:rPr>
+          <w:rStyle w:val="NormalTok"/>
+        </w:rPr>
+        <w:t xml:space="preserve">  </w:t>
+      </w:r>
+      <w:r>
+        <w:rPr>
+          <w:rStyle w:val="FunctionTok"/>
+        </w:rPr>
+        <w:t xml:space="preserve">group_by</w:t>
+      </w:r>
+      <w:r>
+        <w:rPr>
+          <w:rStyle w:val="NormalTok"/>
+        </w:rPr>
+        <w:t xml:space="preserve">(n_s) </w:t>
+      </w:r>
+      <w:r>
+        <w:rPr>
+          <w:rStyle w:val="SpecialCharTok"/>
+        </w:rPr>
+        <w:t xml:space="preserve">|&gt;</w:t>
+      </w:r>
+      <w:r>
+        <w:br/>
+      </w:r>
+      <w:r>
+        <w:rPr>
+          <w:rStyle w:val="NormalTok"/>
+        </w:rPr>
+        <w:t xml:space="preserve">  </w:t>
+      </w:r>
+      <w:r>
+        <w:rPr>
+          <w:rStyle w:val="FunctionTok"/>
+        </w:rPr>
+        <w:t xml:space="preserve">summarize</w:t>
+      </w:r>
+      <w:r>
+        <w:rPr>
+          <w:rStyle w:val="NormalTok"/>
+        </w:rPr>
+        <w:t xml:space="preserve">(</w:t>
+      </w:r>
+      <w:r>
+        <w:br/>
+      </w:r>
+      <w:r>
+        <w:rPr>
+          <w:rStyle w:val="NormalTok"/>
+        </w:rPr>
+        <w:t xml:space="preserve">    </w:t>
+      </w:r>
+      <w:r>
+        <w:rPr>
+          <w:rStyle w:val="AttributeTok"/>
+        </w:rPr>
+        <w:t xml:space="preserve">n       =</w:t>
+      </w:r>
+      <w:r>
+        <w:rPr>
+          <w:rStyle w:val="NormalTok"/>
+        </w:rPr>
+        <w:t xml:space="preserve"> </w:t>
+      </w:r>
+      <w:r>
+        <w:rPr>
+          <w:rStyle w:val="FunctionTok"/>
+        </w:rPr>
+        <w:t xml:space="preserve">sum</w:t>
+      </w:r>
+      <w:r>
+        <w:rPr>
+          <w:rStyle w:val="NormalTok"/>
+        </w:rPr>
+        <w:t xml:space="preserve">(</w:t>
+      </w:r>
+      <w:r>
+        <w:rPr>
+          <w:rStyle w:val="SpecialCharTok"/>
+        </w:rPr>
+        <w:t xml:space="preserve">!</w:t>
+      </w:r>
+      <w:r>
+        <w:rPr>
+          <w:rStyle w:val="FunctionTok"/>
+        </w:rPr>
+        <w:t xml:space="preserve">is.na</w:t>
+      </w:r>
+      <w:r>
+        <w:rPr>
+          <w:rStyle w:val="NormalTok"/>
+        </w:rPr>
+        <w:t xml:space="preserve">(length_mm)),</w:t>
+      </w:r>
+      <w:r>
+        <w:br/>
+      </w:r>
+      <w:r>
+        <w:rPr>
+          <w:rStyle w:val="NormalTok"/>
+        </w:rPr>
+        <w:t xml:space="preserve">    </w:t>
+      </w:r>
+      <w:r>
+        <w:rPr>
+          <w:rStyle w:val="AttributeTok"/>
+        </w:rPr>
+        <w:t xml:space="preserve">mean_mm =</w:t>
+      </w:r>
+      <w:r>
+        <w:rPr>
+          <w:rStyle w:val="NormalTok"/>
+        </w:rPr>
+        <w:t xml:space="preserve"> </w:t>
+      </w:r>
+      <w:r>
+        <w:rPr>
+          <w:rStyle w:val="FunctionTok"/>
+        </w:rPr>
+        <w:t xml:space="preserve">round</w:t>
+      </w:r>
+      <w:r>
+        <w:rPr>
+          <w:rStyle w:val="NormalTok"/>
+        </w:rPr>
+        <w:t xml:space="preserve">(</w:t>
+      </w:r>
+      <w:r>
+        <w:rPr>
+          <w:rStyle w:val="FunctionTok"/>
+        </w:rPr>
+        <w:t xml:space="preserve">mean</w:t>
+      </w:r>
+      <w:r>
+        <w:rPr>
+          <w:rStyle w:val="NormalTok"/>
+        </w:rPr>
+        <w:t xml:space="preserve">(length_mm, </w:t>
+      </w:r>
+      <w:r>
+        <w:rPr>
+          <w:rStyle w:val="AttributeTok"/>
+        </w:rPr>
+        <w:t xml:space="preserve">na.rm =</w:t>
+      </w:r>
+      <w:r>
+        <w:rPr>
+          <w:rStyle w:val="NormalTok"/>
+        </w:rPr>
+        <w:t xml:space="preserve"> </w:t>
+      </w:r>
+      <w:r>
+        <w:rPr>
+          <w:rStyle w:val="ConstantTok"/>
+        </w:rPr>
+        <w:t xml:space="preserve">TRUE</w:t>
+      </w:r>
+      <w:r>
+        <w:rPr>
+          <w:rStyle w:val="NormalTok"/>
+        </w:rPr>
+        <w:t xml:space="preserve">), </w:t>
+      </w:r>
+      <w:r>
+        <w:rPr>
+          <w:rStyle w:val="DecValTok"/>
+        </w:rPr>
+        <w:t xml:space="preserve">2</w:t>
+      </w:r>
+      <w:r>
+        <w:rPr>
+          <w:rStyle w:val="NormalTok"/>
+        </w:rPr>
+        <w:t xml:space="preserve">),</w:t>
+      </w:r>
+      <w:r>
+        <w:br/>
+      </w:r>
+      <w:r>
+        <w:rPr>
+          <w:rStyle w:val="NormalTok"/>
+        </w:rPr>
+        <w:t xml:space="preserve">    </w:t>
+      </w:r>
+      <w:r>
+        <w:rPr>
+          <w:rStyle w:val="AttributeTok"/>
+        </w:rPr>
+        <w:t xml:space="preserve">med_mm  =</w:t>
+      </w:r>
+      <w:r>
+        <w:rPr>
+          <w:rStyle w:val="NormalTok"/>
+        </w:rPr>
+        <w:t xml:space="preserve"> </w:t>
+      </w:r>
+      <w:r>
+        <w:rPr>
+          <w:rStyle w:val="FunctionTok"/>
+        </w:rPr>
+        <w:t xml:space="preserve">round</w:t>
+      </w:r>
+      <w:r>
+        <w:rPr>
+          <w:rStyle w:val="NormalTok"/>
+        </w:rPr>
+        <w:t xml:space="preserve">(</w:t>
+      </w:r>
+      <w:r>
+        <w:rPr>
+          <w:rStyle w:val="FunctionTok"/>
+        </w:rPr>
+        <w:t xml:space="preserve">median</w:t>
+      </w:r>
+      <w:r>
+        <w:rPr>
+          <w:rStyle w:val="NormalTok"/>
+        </w:rPr>
+        <w:t xml:space="preserve">(length_mm, </w:t>
+      </w:r>
+      <w:r>
+        <w:rPr>
+          <w:rStyle w:val="AttributeTok"/>
+        </w:rPr>
+        <w:t xml:space="preserve">na.rm =</w:t>
+      </w:r>
+      <w:r>
+        <w:rPr>
+          <w:rStyle w:val="NormalTok"/>
+        </w:rPr>
+        <w:t xml:space="preserve"> </w:t>
+      </w:r>
+      <w:r>
+        <w:rPr>
+          <w:rStyle w:val="ConstantTok"/>
+        </w:rPr>
+        <w:t xml:space="preserve">TRUE</w:t>
+      </w:r>
+      <w:r>
+        <w:rPr>
+          <w:rStyle w:val="NormalTok"/>
+        </w:rPr>
+        <w:t xml:space="preserve">), </w:t>
+      </w:r>
+      <w:r>
+        <w:rPr>
+          <w:rStyle w:val="DecValTok"/>
+        </w:rPr>
+        <w:t xml:space="preserve">2</w:t>
+      </w:r>
+      <w:r>
+        <w:rPr>
+          <w:rStyle w:val="NormalTok"/>
+        </w:rPr>
+        <w:t xml:space="preserve">),</w:t>
+      </w:r>
+      <w:r>
+        <w:br/>
+      </w:r>
+      <w:r>
+        <w:rPr>
+          <w:rStyle w:val="NormalTok"/>
+        </w:rPr>
+        <w:t xml:space="preserve">    </w:t>
+      </w:r>
+      <w:r>
+        <w:rPr>
+          <w:rStyle w:val="AttributeTok"/>
+        </w:rPr>
+        <w:t xml:space="preserve">sd_mm   =</w:t>
+      </w:r>
+      <w:r>
+        <w:rPr>
+          <w:rStyle w:val="NormalTok"/>
+        </w:rPr>
+        <w:t xml:space="preserve"> </w:t>
+      </w:r>
+      <w:r>
+        <w:rPr>
+          <w:rStyle w:val="FunctionTok"/>
+        </w:rPr>
+        <w:t xml:space="preserve">round</w:t>
+      </w:r>
+      <w:r>
+        <w:rPr>
+          <w:rStyle w:val="NormalTok"/>
+        </w:rPr>
+        <w:t xml:space="preserve">(</w:t>
+      </w:r>
+      <w:r>
+        <w:rPr>
+          <w:rStyle w:val="FunctionTok"/>
+        </w:rPr>
+        <w:t xml:space="preserve">sd</w:t>
+      </w:r>
+      <w:r>
+        <w:rPr>
+          <w:rStyle w:val="NormalTok"/>
+        </w:rPr>
+        <w:t xml:space="preserve">(length_mm, </w:t>
+      </w:r>
+      <w:r>
+        <w:rPr>
+          <w:rStyle w:val="AttributeTok"/>
+        </w:rPr>
+        <w:t xml:space="preserve">na.rm =</w:t>
+      </w:r>
+      <w:r>
+        <w:rPr>
+          <w:rStyle w:val="NormalTok"/>
+        </w:rPr>
+        <w:t xml:space="preserve"> </w:t>
+      </w:r>
+      <w:r>
+        <w:rPr>
+          <w:rStyle w:val="ConstantTok"/>
+        </w:rPr>
+        <w:t xml:space="preserve">TRUE</w:t>
+      </w:r>
+      <w:r>
+        <w:rPr>
+          <w:rStyle w:val="NormalTok"/>
+        </w:rPr>
+        <w:t xml:space="preserve">), </w:t>
+      </w:r>
+      <w:r>
+        <w:rPr>
+          <w:rStyle w:val="DecValTok"/>
+        </w:rPr>
+        <w:t xml:space="preserve">2</w:t>
+      </w:r>
+      <w:r>
+        <w:rPr>
+          <w:rStyle w:val="NormalTok"/>
+        </w:rPr>
+        <w:t xml:space="preserve">),</w:t>
+      </w:r>
+      <w:r>
+        <w:br/>
+      </w:r>
+      <w:r>
+        <w:rPr>
+          <w:rStyle w:val="NormalTok"/>
+        </w:rPr>
+        <w:t xml:space="preserve">    </w:t>
+      </w:r>
+      <w:r>
+        <w:rPr>
+          <w:rStyle w:val="AttributeTok"/>
+        </w:rPr>
+        <w:t xml:space="preserve">se_mm   =</w:t>
+      </w:r>
+      <w:r>
+        <w:rPr>
+          <w:rStyle w:val="NormalTok"/>
+        </w:rPr>
+        <w:t xml:space="preserve"> </w:t>
+      </w:r>
+      <w:r>
+        <w:rPr>
+          <w:rStyle w:val="FunctionTok"/>
+        </w:rPr>
+        <w:t xml:space="preserve">round</w:t>
+      </w:r>
+      <w:r>
+        <w:rPr>
+          <w:rStyle w:val="NormalTok"/>
+        </w:rPr>
+        <w:t xml:space="preserve">(sd_mm </w:t>
+      </w:r>
+      <w:r>
+        <w:rPr>
+          <w:rStyle w:val="SpecialCharTok"/>
+        </w:rPr>
+        <w:t xml:space="preserve">/</w:t>
+      </w:r>
+      <w:r>
+        <w:rPr>
+          <w:rStyle w:val="NormalTok"/>
+        </w:rPr>
+        <w:t xml:space="preserve"> </w:t>
+      </w:r>
+      <w:r>
+        <w:rPr>
+          <w:rStyle w:val="FunctionTok"/>
+        </w:rPr>
+        <w:t xml:space="preserve">sqrt</w:t>
+      </w:r>
+      <w:r>
+        <w:rPr>
+          <w:rStyle w:val="NormalTok"/>
+        </w:rPr>
+        <w:t xml:space="preserve">(n), </w:t>
+      </w:r>
+      <w:r>
+        <w:rPr>
+          <w:rStyle w:val="DecValTok"/>
+        </w:rPr>
+        <w:t xml:space="preserve">2</w:t>
+      </w:r>
+      <w:r>
+        <w:rPr>
+          <w:rStyle w:val="NormalTok"/>
+        </w:rPr>
+        <w:t xml:space="preserve">)</w:t>
+      </w:r>
+      <w:r>
+        <w:br/>
+      </w:r>
+      <w:r>
+        <w:rPr>
+          <w:rStyle w:val="NormalTok"/>
+        </w:rPr>
+        <w:t xml:space="preserve">  )</w:t>
+      </w:r>
+      <w:r>
+        <w:br/>
+      </w:r>
+      <w:r>
+        <w:br/>
+      </w:r>
+      <w:r>
+        <w:rPr>
+          <w:rStyle w:val="NormalTok"/>
+        </w:rPr>
+        <w:t xml:space="preserve">side_stats_df</w:t>
+      </w:r>
+    </w:p>
+    <w:p>
+      <w:pPr>
+        <w:pStyle w:val="SourceCode"/>
+      </w:pPr>
+      <w:r>
+        <w:rPr>
+          <w:rStyle w:val="VerbatimChar"/>
+        </w:rPr>
+        <w:t xml:space="preserve"># A tibble: 2 × 6</w:t>
+      </w:r>
+      <w:r>
+        <w:br/>
+      </w:r>
+      <w:r>
+        <w:rPr>
+          <w:rStyle w:val="VerbatimChar"/>
+        </w:rPr>
+        <w:t xml:space="preserve">  n_s       n mean_mm med_mm sd_mm se_mm</w:t>
+      </w:r>
+      <w:r>
+        <w:br/>
+      </w:r>
+      <w:r>
+        <w:rPr>
+          <w:rStyle w:val="VerbatimChar"/>
+        </w:rPr>
+        <w:t xml:space="preserve">  &lt;chr&gt; &lt;int&gt;   &lt;dbl&gt;  &lt;dbl&gt; &lt;dbl&gt; &lt;dbl&gt;</w:t>
+      </w:r>
+      <w:r>
+        <w:br/>
+      </w:r>
+      <w:r>
+        <w:rPr>
+          <w:rStyle w:val="VerbatimChar"/>
+        </w:rPr>
+        <w:t xml:space="preserve">1 n        24    20.4   20.5  2.45  0.5 </w:t>
+      </w:r>
+      <w:r>
+        <w:br/>
+      </w:r>
+      <w:r>
+        <w:rPr>
+          <w:rStyle w:val="VerbatimChar"/>
+        </w:rPr>
+        <w:t xml:space="preserve">2 s        24    14.9   15    1.91  0.39</w:t>
+      </w:r>
+    </w:p>
+    <w:p>
+      <w:pPr>
+        <w:pStyle w:val="Compact"/>
+        <w:numPr>
+          <w:ilvl w:val="0"/>
+          <w:numId w:val="1012"/>
+        </w:numPr>
+      </w:pPr>
+      <w:r>
+        <w:rPr>
+          <w:rStyle w:val="VerbatimChar"/>
+        </w:rPr>
+        <w:t xml:space="preserve">group_by(n_s)</w:t>
+      </w:r>
+      <w:r>
+        <w:t xml:space="preserve"> </w:t>
+      </w:r>
+      <w:r>
+        <w:t xml:space="preserve">splits the data by side</w:t>
+      </w:r>
+    </w:p>
+    <w:p>
+      <w:pPr>
+        <w:pStyle w:val="Compact"/>
+        <w:numPr>
+          <w:ilvl w:val="0"/>
+          <w:numId w:val="1012"/>
+        </w:numPr>
+      </w:pPr>
+      <w:r>
+        <w:rPr>
+          <w:rStyle w:val="VerbatimChar"/>
+        </w:rPr>
+        <w:t xml:space="preserve">summarize()</w:t>
+      </w:r>
+      <w:r>
+        <w:t xml:space="preserve"> </w:t>
+      </w:r>
+      <w:r>
+        <w:t xml:space="preserve">collapses each group to</w:t>
+      </w:r>
+      <w:r>
+        <w:t xml:space="preserve"> </w:t>
+      </w:r>
+      <w:r>
+        <w:rPr>
+          <w:b/>
+          <w:bCs/>
+        </w:rPr>
+        <w:t xml:space="preserve">one row</w:t>
+      </w:r>
+      <w:r>
+        <w:t xml:space="preserve"> </w:t>
+      </w:r>
+      <w:r>
+        <w:t xml:space="preserve">of stats</w:t>
+      </w:r>
+    </w:p>
+    <w:p>
+      <w:pPr>
+        <w:pStyle w:val="Compact"/>
+        <w:numPr>
+          <w:ilvl w:val="0"/>
+          <w:numId w:val="1012"/>
+        </w:numPr>
+      </w:pPr>
+      <w:r>
+        <w:t xml:space="preserve">Both groups, one clean table — no copy-paste</w:t>
+      </w:r>
+    </w:p>
+    <w:p>
+      <w:pPr>
+        <w:pStyle w:val="Compact"/>
+        <w:numPr>
+          <w:ilvl w:val="0"/>
+          <w:numId w:val="1012"/>
+        </w:numPr>
+      </w:pPr>
+      <w:r>
+        <w:t xml:space="preserve">A column you just created (</w:t>
+      </w:r>
+      <w:r>
+        <w:rPr>
+          <w:rStyle w:val="VerbatimChar"/>
+        </w:rPr>
+        <w:t xml:space="preserve">sd_mm</w:t>
+      </w:r>
+      <w:r>
+        <w:t xml:space="preserve">) can feed the next one (</w:t>
+      </w:r>
+      <w:r>
+        <w:rPr>
+          <w:rStyle w:val="VerbatimChar"/>
+        </w:rPr>
+        <w:t xml:space="preserve">se_mm</w:t>
+      </w:r>
+      <w:r>
+        <w:t xml:space="preserve">)</w:t>
+      </w:r>
+    </w:p>
+    <w:p>
+      <w:pPr>
+        <w:pStyle w:val="FirstParagraph"/>
+      </w:pPr>
+      <w:r>
+        <w:t xml:space="preserve">📖 R4DS §3.5 —</w:t>
+      </w:r>
+      <w:r>
+        <w:t xml:space="preserve"> </w:t>
+      </w:r>
+      <w:r>
+        <w:rPr>
+          <w:rStyle w:val="VerbatimChar"/>
+        </w:rPr>
+        <w:t xml:space="preserve">summarize()</w:t>
+      </w:r>
+    </w:p>
+    <w:bookmarkEnd w:id="65"/>
+    <w:bookmarkStart w:id="68" w:name="grouping-by-more-than-one-variable"/>
+    <w:p>
+      <w:pPr>
+        <w:pStyle w:val="Heading2"/>
+      </w:pPr>
+      <w:r>
+        <w:t xml:space="preserve">Grouping by More Than One Variable</w:t>
+      </w:r>
+    </w:p>
+    <w:p>
+      <w:pPr>
+        <w:pStyle w:val="SourceCode"/>
+      </w:pPr>
+      <w:r>
+        <w:rPr>
+          <w:rStyle w:val="NormalTok"/>
+        </w:rPr>
+        <w:t xml:space="preserve">team_stats_df </w:t>
+      </w:r>
+      <w:r>
+        <w:rPr>
+          <w:rStyle w:val="OtherTok"/>
+        </w:rPr>
+        <w:t xml:space="preserve">&lt;-</w:t>
+      </w:r>
+      <w:r>
+        <w:rPr>
+          <w:rStyle w:val="NormalTok"/>
+        </w:rPr>
+        <w:t xml:space="preserve"> pine_df </w:t>
+      </w:r>
+      <w:r>
+        <w:rPr>
+          <w:rStyle w:val="SpecialCharTok"/>
+        </w:rPr>
+        <w:t xml:space="preserve">|&gt;</w:t>
+      </w:r>
+      <w:r>
+        <w:br/>
+      </w:r>
+      <w:r>
+        <w:rPr>
+          <w:rStyle w:val="NormalTok"/>
+        </w:rPr>
+        <w:t xml:space="preserve">  </w:t>
+      </w:r>
+      <w:r>
+        <w:rPr>
+          <w:rStyle w:val="FunctionTok"/>
+        </w:rPr>
+        <w:t xml:space="preserve">group_by</w:t>
+      </w:r>
+      <w:r>
+        <w:rPr>
+          <w:rStyle w:val="NormalTok"/>
+        </w:rPr>
+        <w:t xml:space="preserve">(group, n_s) </w:t>
+      </w:r>
+      <w:r>
+        <w:rPr>
+          <w:rStyle w:val="SpecialCharTok"/>
+        </w:rPr>
+        <w:t xml:space="preserve">|&gt;</w:t>
+      </w:r>
+      <w:r>
+        <w:br/>
+      </w:r>
+      <w:r>
+        <w:rPr>
+          <w:rStyle w:val="NormalTok"/>
+        </w:rPr>
+        <w:t xml:space="preserve">  </w:t>
+      </w:r>
+      <w:r>
+        <w:rPr>
+          <w:rStyle w:val="FunctionTok"/>
+        </w:rPr>
+        <w:t xml:space="preserve">summarize</w:t>
+      </w:r>
+      <w:r>
+        <w:rPr>
+          <w:rStyle w:val="NormalTok"/>
+        </w:rPr>
+        <w:t xml:space="preserve">(</w:t>
+      </w:r>
+      <w:r>
+        <w:br/>
+      </w:r>
+      <w:r>
+        <w:rPr>
+          <w:rStyle w:val="NormalTok"/>
+        </w:rPr>
+        <w:t xml:space="preserve">    </w:t>
+      </w:r>
+      <w:r>
+        <w:rPr>
+          <w:rStyle w:val="AttributeTok"/>
+        </w:rPr>
+        <w:t xml:space="preserve">n       =</w:t>
+      </w:r>
+      <w:r>
+        <w:rPr>
+          <w:rStyle w:val="NormalTok"/>
+        </w:rPr>
+        <w:t xml:space="preserve"> </w:t>
+      </w:r>
+      <w:r>
+        <w:rPr>
+          <w:rStyle w:val="FunctionTok"/>
+        </w:rPr>
+        <w:t xml:space="preserve">sum</w:t>
+      </w:r>
+      <w:r>
+        <w:rPr>
+          <w:rStyle w:val="NormalTok"/>
+        </w:rPr>
+        <w:t xml:space="preserve">(</w:t>
+      </w:r>
+      <w:r>
+        <w:rPr>
+          <w:rStyle w:val="SpecialCharTok"/>
+        </w:rPr>
+        <w:t xml:space="preserve">!</w:t>
+      </w:r>
+      <w:r>
+        <w:rPr>
+          <w:rStyle w:val="FunctionTok"/>
+        </w:rPr>
+        <w:t xml:space="preserve">is.na</w:t>
+      </w:r>
+      <w:r>
+        <w:rPr>
+          <w:rStyle w:val="NormalTok"/>
+        </w:rPr>
+        <w:t xml:space="preserve">(length_mm)),</w:t>
+      </w:r>
+      <w:r>
+        <w:br/>
+      </w:r>
+      <w:r>
+        <w:rPr>
+          <w:rStyle w:val="NormalTok"/>
+        </w:rPr>
+        <w:t xml:space="preserve">    </w:t>
+      </w:r>
+      <w:r>
+        <w:rPr>
+          <w:rStyle w:val="AttributeTok"/>
+        </w:rPr>
+        <w:t xml:space="preserve">mean_mm =</w:t>
+      </w:r>
+      <w:r>
+        <w:rPr>
+          <w:rStyle w:val="NormalTok"/>
+        </w:rPr>
+        <w:t xml:space="preserve"> </w:t>
+      </w:r>
+      <w:r>
+        <w:rPr>
+          <w:rStyle w:val="FunctionTok"/>
+        </w:rPr>
+        <w:t xml:space="preserve">round</w:t>
+      </w:r>
+      <w:r>
+        <w:rPr>
+          <w:rStyle w:val="NormalTok"/>
+        </w:rPr>
+        <w:t xml:space="preserve">(</w:t>
+      </w:r>
+      <w:r>
+        <w:rPr>
+          <w:rStyle w:val="FunctionTok"/>
+        </w:rPr>
+        <w:t xml:space="preserve">mean</w:t>
+      </w:r>
+      <w:r>
+        <w:rPr>
+          <w:rStyle w:val="NormalTok"/>
+        </w:rPr>
+        <w:t xml:space="preserve">(length_mm, </w:t>
+      </w:r>
+      <w:r>
+        <w:rPr>
+          <w:rStyle w:val="AttributeTok"/>
+        </w:rPr>
+        <w:t xml:space="preserve">na.rm =</w:t>
+      </w:r>
+      <w:r>
+        <w:rPr>
+          <w:rStyle w:val="NormalTok"/>
+        </w:rPr>
+        <w:t xml:space="preserve"> </w:t>
+      </w:r>
+      <w:r>
+        <w:rPr>
+          <w:rStyle w:val="ConstantTok"/>
+        </w:rPr>
+        <w:t xml:space="preserve">TRUE</w:t>
+      </w:r>
+      <w:r>
+        <w:rPr>
+          <w:rStyle w:val="NormalTok"/>
+        </w:rPr>
+        <w:t xml:space="preserve">), </w:t>
+      </w:r>
+      <w:r>
+        <w:rPr>
+          <w:rStyle w:val="DecValTok"/>
+        </w:rPr>
+        <w:t xml:space="preserve">2</w:t>
+      </w:r>
+      <w:r>
+        <w:rPr>
+          <w:rStyle w:val="NormalTok"/>
+        </w:rPr>
+        <w:t xml:space="preserve">),</w:t>
+      </w:r>
+      <w:r>
+        <w:br/>
+      </w:r>
+      <w:r>
+        <w:rPr>
+          <w:rStyle w:val="NormalTok"/>
+        </w:rPr>
+        <w:t xml:space="preserve">    </w:t>
+      </w:r>
+      <w:r>
+        <w:rPr>
+          <w:rStyle w:val="AttributeTok"/>
+        </w:rPr>
+        <w:t xml:space="preserve">se_mm   =</w:t>
+      </w:r>
+      <w:r>
+        <w:rPr>
+          <w:rStyle w:val="NormalTok"/>
+        </w:rPr>
+        <w:t xml:space="preserve"> </w:t>
+      </w:r>
+      <w:r>
+        <w:rPr>
+          <w:rStyle w:val="FunctionTok"/>
+        </w:rPr>
+        <w:t xml:space="preserve">round</w:t>
+      </w:r>
+      <w:r>
+        <w:rPr>
+          <w:rStyle w:val="NormalTok"/>
+        </w:rPr>
+        <w:t xml:space="preserve">(</w:t>
+      </w:r>
+      <w:r>
+        <w:rPr>
+          <w:rStyle w:val="FunctionTok"/>
+        </w:rPr>
+        <w:t xml:space="preserve">sd</w:t>
+      </w:r>
+      <w:r>
+        <w:rPr>
+          <w:rStyle w:val="NormalTok"/>
+        </w:rPr>
+        <w:t xml:space="preserve">(length_mm, </w:t>
+      </w:r>
+      <w:r>
+        <w:rPr>
+          <w:rStyle w:val="AttributeTok"/>
+        </w:rPr>
+        <w:t xml:space="preserve">na.rm =</w:t>
+      </w:r>
+      <w:r>
+        <w:rPr>
+          <w:rStyle w:val="NormalTok"/>
+        </w:rPr>
+        <w:t xml:space="preserve"> </w:t>
+      </w:r>
+      <w:r>
+        <w:rPr>
+          <w:rStyle w:val="ConstantTok"/>
+        </w:rPr>
+        <w:t xml:space="preserve">TRUE</w:t>
+      </w:r>
+      <w:r>
+        <w:rPr>
+          <w:rStyle w:val="NormalTok"/>
+        </w:rPr>
+        <w:t xml:space="preserve">) </w:t>
+      </w:r>
+      <w:r>
+        <w:rPr>
+          <w:rStyle w:val="SpecialCharTok"/>
+        </w:rPr>
+        <w:t xml:space="preserve">/</w:t>
+      </w:r>
+      <w:r>
+        <w:rPr>
+          <w:rStyle w:val="NormalTok"/>
+        </w:rPr>
+        <w:t xml:space="preserve"> </w:t>
+      </w:r>
+      <w:r>
+        <w:rPr>
+          <w:rStyle w:val="FunctionTok"/>
+        </w:rPr>
+        <w:t xml:space="preserve">sqrt</w:t>
+      </w:r>
+      <w:r>
+        <w:rPr>
+          <w:rStyle w:val="NormalTok"/>
+        </w:rPr>
+        <w:t xml:space="preserve">(n), </w:t>
+      </w:r>
+      <w:r>
+        <w:rPr>
+          <w:rStyle w:val="DecValTok"/>
+        </w:rPr>
+        <w:t xml:space="preserve">2</w:t>
+      </w:r>
+      <w:r>
+        <w:rPr>
+          <w:rStyle w:val="NormalTok"/>
+        </w:rPr>
+        <w:t xml:space="preserve">),</w:t>
+      </w:r>
+      <w:r>
+        <w:br/>
+      </w:r>
+      <w:r>
+        <w:rPr>
+          <w:rStyle w:val="NormalTok"/>
+        </w:rPr>
+        <w:t xml:space="preserve">    </w:t>
+      </w:r>
+      <w:r>
+        <w:rPr>
+          <w:rStyle w:val="AttributeTok"/>
+        </w:rPr>
+        <w:t xml:space="preserve">.groups =</w:t>
+      </w:r>
+      <w:r>
+        <w:rPr>
+          <w:rStyle w:val="NormalTok"/>
+        </w:rPr>
+        <w:t xml:space="preserve"> </w:t>
+      </w:r>
+      <w:r>
+        <w:rPr>
+          <w:rStyle w:val="StringTok"/>
+        </w:rPr>
+        <w:t xml:space="preserve">"drop"</w:t>
+      </w:r>
+      <w:r>
+        <w:br/>
+      </w:r>
+      <w:r>
+        <w:rPr>
+          <w:rStyle w:val="NormalTok"/>
+        </w:rPr>
+        <w:t xml:space="preserve">  )</w:t>
+      </w:r>
+      <w:r>
+        <w:br/>
+      </w:r>
+      <w:r>
+        <w:br/>
+      </w:r>
+      <w:r>
+        <w:rPr>
+          <w:rStyle w:val="NormalTok"/>
+        </w:rPr>
+        <w:t xml:space="preserve">team_stats_df</w:t>
+      </w:r>
+    </w:p>
+    <w:p>
+      <w:pPr>
+        <w:pStyle w:val="SourceCode"/>
+      </w:pPr>
+      <w:r>
+        <w:rPr>
+          <w:rStyle w:val="VerbatimChar"/>
+        </w:rPr>
+        <w:t xml:space="preserve"># A tibble: 8 × 5</w:t>
+      </w:r>
+      <w:r>
+        <w:br/>
+      </w:r>
+      <w:r>
+        <w:rPr>
+          <w:rStyle w:val="VerbatimChar"/>
+        </w:rPr>
+        <w:t xml:space="preserve">  group       n_s       n mean_mm se_mm</w:t>
+      </w:r>
+      <w:r>
+        <w:br/>
+      </w:r>
+      <w:r>
+        <w:rPr>
+          <w:rStyle w:val="VerbatimChar"/>
+        </w:rPr>
+        <w:t xml:space="preserve">  &lt;chr&gt;       &lt;chr&gt; &lt;int&gt;   &lt;dbl&gt; &lt;dbl&gt;</w:t>
+      </w:r>
+      <w:r>
+        <w:br/>
+      </w:r>
+      <w:r>
+        <w:rPr>
+          <w:rStyle w:val="VerbatimChar"/>
+        </w:rPr>
+        <w:t xml:space="preserve">1 cephalopods n         6    21    1.24</w:t>
+      </w:r>
+      <w:r>
+        <w:br/>
+      </w:r>
+      <w:r>
+        <w:rPr>
+          <w:rStyle w:val="VerbatimChar"/>
+        </w:rPr>
+        <w:t xml:space="preserve">2 cephalopods s         6    15    0.58</w:t>
+      </w:r>
+      <w:r>
+        <w:br/>
+      </w:r>
+      <w:r>
+        <w:rPr>
+          <w:rStyle w:val="VerbatimChar"/>
+        </w:rPr>
+        <w:t xml:space="preserve">3 crayfish    n         6    21    1.24</w:t>
+      </w:r>
+      <w:r>
+        <w:br/>
+      </w:r>
+      <w:r>
+        <w:rPr>
+          <w:rStyle w:val="VerbatimChar"/>
+        </w:rPr>
+        <w:t xml:space="preserve">4 crayfish    s         6    15    0.58</w:t>
+      </w:r>
+      <w:r>
+        <w:br/>
+      </w:r>
+      <w:r>
+        <w:rPr>
+          <w:rStyle w:val="VerbatimChar"/>
+        </w:rPr>
+        <w:t xml:space="preserve">5 salmon      n         6    19.8  0.79</w:t>
+      </w:r>
+      <w:r>
+        <w:br/>
+      </w:r>
+      <w:r>
+        <w:rPr>
+          <w:rStyle w:val="VerbatimChar"/>
+        </w:rPr>
+        <w:t xml:space="preserve">6 salmon      s         6    12.8  0.4 </w:t>
+      </w:r>
+      <w:r>
+        <w:br/>
+      </w:r>
+      <w:r>
+        <w:rPr>
+          <w:rStyle w:val="VerbatimChar"/>
+        </w:rPr>
+        <w:t xml:space="preserve">7 snail       n         6    19.8  0.79</w:t>
+      </w:r>
+      <w:r>
+        <w:br/>
+      </w:r>
+      <w:r>
+        <w:rPr>
+          <w:rStyle w:val="VerbatimChar"/>
+        </w:rPr>
+        <w:t xml:space="preserve">8 snail       s         6    16.8  0.6 </w:t>
+      </w:r>
+    </w:p>
+    <w:p>
+      <w:pPr>
+        <w:pStyle w:val="Compact"/>
+        <w:numPr>
+          <w:ilvl w:val="0"/>
+          <w:numId w:val="1013"/>
+        </w:numPr>
+      </w:pPr>
+      <w:r>
+        <w:rPr>
+          <w:rStyle w:val="VerbatimChar"/>
+        </w:rPr>
+        <w:t xml:space="preserve">group_by(group, n_s)</w:t>
+      </w:r>
+      <w:r>
+        <w:t xml:space="preserve"> </w:t>
+      </w:r>
+      <w:r>
+        <w:t xml:space="preserve">splits by</w:t>
+      </w:r>
+      <w:r>
+        <w:t xml:space="preserve"> </w:t>
+      </w:r>
+      <w:r>
+        <w:rPr>
+          <w:b/>
+          <w:bCs/>
+        </w:rPr>
+        <w:t xml:space="preserve">field team, then side</w:t>
+      </w:r>
+      <w:r>
+        <w:t xml:space="preserve"> </w:t>
+      </w:r>
+      <w:r>
+        <w:t xml:space="preserve">— one row per combination</w:t>
+      </w:r>
+    </w:p>
+    <w:p>
+      <w:pPr>
+        <w:pStyle w:val="Compact"/>
+        <w:numPr>
+          <w:ilvl w:val="0"/>
+          <w:numId w:val="1013"/>
+        </w:numPr>
+      </w:pPr>
+      <w:r>
+        <w:rPr>
+          <w:rStyle w:val="VerbatimChar"/>
+        </w:rPr>
+        <w:t xml:space="preserve">.groups = "drop"</w:t>
+      </w:r>
+      <w:r>
+        <w:t xml:space="preserve"> </w:t>
+      </w:r>
+      <w:r>
+        <w:t xml:space="preserve">turns off the grouping once you’re done — good habit, avoids surprises later</w:t>
+      </w:r>
+    </w:p>
+    <w:tbl>
+      <w:tblPr>
+        <w:tblStyle w:val="Table"/>
+        <w:tblLook w:firstRow="0" w:lastRow="0" w:firstColumn="0" w:lastColumn="0" w:noHBand="0" w:noVBand="0" w:val="0000"/>
+        <w:tblBorders>
+          <w:top w:val="single" w:sz="4" w:space="0" w:color="00A047"/>
+          <w:left w:val="single" w:sz="24" w:space="0" w:color="00A047"/>
+          <w:bottom w:val="single" w:sz="4" w:space="0" w:color="00A047"/>
+          <w:right w:val="single" w:sz="4" w:space="0" w:color="00A047"/>
+        </w:tblBorders>
+        <w:tblCellMar>
+          <w:left w:w="144" w:type="dxa"/>
+          <w:right w:w="144" w:type="dxa"/>
+        </w:tblCellMar>
+        <w:tblLook w:firstRow="0" w:lastRow="0" w:firstColumn="0" w:lastColumn="0" w:noHBand="0" w:noVBand="0" w:val="0000"/>
+      </w:tblPr>
+      <w:tr>
+        <w:trPr>
+          <w:cantSplit/>
+        </w:trPr>
+        <w:tc>
+          <w:tcPr>
+            <w:shd w:color="auto" w:fill="ccf1e3" w:val="clear"/>
+            <w:tcMar>
+              <w:top w:w="92" w:type="dxa"/>
+              <w:bottom w:w="92" w:type="dxa"/>
+            </w:tcMar>
+          </w:tcPr>
+          <w:p>
+            <w:pPr>
+              <w:pStyle w:val="FirstParagraph"/>
+            </w:pPr>
+            <w:pPr>
+              <w:spacing w:before="0" w:after="0"/>
+              <w:textAlignment w:val="center"/>
+            </w:pPr>
+            <w:r>
+              <w:drawing>
+                <wp:inline>
+                  <wp:extent cx="152400" cy="152400"/>
+                  <wp:effectExtent b="0" l="0" r="0" t="0"/>
+                  <wp:docPr descr="" title="" id="66" name="Picture"/>
+                  <a:graphic>
+                    <a:graphicData uri="http://schemas.openxmlformats.org/drawingml/2006/picture">
+                      <pic:pic>
+                        <pic:nvPicPr>
+                          <pic:cNvPr descr="/Applications/Positron.app/Contents/Resources/app/quarto/share/formats/docx/tip.png" id="67" name="Picture"/>
+                          <pic:cNvPicPr>
+                            <a:picLocks noChangeArrowheads="1" noChangeAspect="1"/>
+                          </pic:cNvPicPr>
+                        </pic:nvPicPr>
+                        <pic:blipFill>
+                          <a:blip r:embed="rId18"/>
+                          <a:stretch>
+                            <a:fillRect/>
+                          </a:stretch>
+                        </pic:blipFill>
+                        <pic:spPr bwMode="auto">
+                          <a:xfrm>
+                            <a:off x="0" y="0"/>
+                            <a:ext cx="152400" cy="152400"/>
+                          </a:xfrm>
+                          <a:prstGeom prst="rect">
+                            <a:avLst/>
+                          </a:prstGeom>
+                          <a:noFill/>
+                          <a:ln w="9525">
+                            <a:noFill/>
+                            <a:headEnd/>
+                            <a:tailEnd/>
+                          </a:ln>
+                        </pic:spPr>
+                      </pic:pic>
+                    </a:graphicData>
+                  </a:graphic>
+                </wp:inline>
+              </w:drawing>
+            </w:r>
+            <w:r>
+              <w:t xml:space="preserve"> </w:t>
+            </w:r>
+            <w:r>
+              <w:t xml:space="preserve"> </w:t>
+            </w:r>
+            <w:r>
+              <w:t xml:space="preserve">Tip</w:t>
+            </w:r>
+          </w:p>
+        </w:tc>
+      </w:tr>
+      <w:tr>
+        <w:trPr>
+          <w:cantSplit/>
+        </w:trPr>
+        <w:tc>
+          <w:tcPr>
+            <w:tcMar>
+              <w:top w:w="108" w:type="dxa"/>
+              <w:bottom w:w="108" w:type="dxa"/>
+            </w:tcMar>
+          </w:tcPr>
+          <w:p>
+            <w:pPr>
+              <w:pStyle w:val="BodyText"/>
+            </w:pPr>
+            <w:pPr>
+              <w:spacing w:before="16"/>
+            </w:pPr>
+            <w:r>
+              <w:rPr>
+                <w:b/>
+                <w:bCs/>
+              </w:rPr>
+              <w:t xml:space="preserve">🖐 Notice</w:t>
+            </w:r>
+          </w:p>
+          <w:p>
+            <w:pPr>
+              <w:pStyle w:val="BodyText"/>
+            </w:pPr>
+            <w:pPr>
+              <w:spacing w:after="16"/>
+            </w:pPr>
+            <w:r>
+              <w:t xml:space="preserve">Four teams × two sides = 8 rows. Does every team show the same lee-vs-windward pattern, or do some disagree?</w:t>
+            </w:r>
+          </w:p>
+          <w:p/>
+        </w:tc>
+      </w:tr>
+    </w:tbl>
+    <w:bookmarkEnd w:id="68"/>
+    <w:bookmarkStart w:id="73" w:name="wrap-up"/>
+    <w:p>
+      <w:pPr>
+        <w:pStyle w:val="Heading2"/>
+      </w:pPr>
+      <w:r>
+        <w:t xml:space="preserve">Wrap-up</w:t>
+      </w:r>
+    </w:p>
+    <w:p>
+      <w:pPr>
+        <w:pStyle w:val="FirstParagraph"/>
+      </w:pPr>
+      <w:r>
+        <w:t xml:space="preserve">Today you:</w:t>
+      </w:r>
+    </w:p>
+    <w:p>
+      <w:pPr>
+        <w:pStyle w:val="Compact"/>
+        <w:numPr>
+          <w:ilvl w:val="0"/>
+          <w:numId w:val="1014"/>
+        </w:numPr>
+      </w:pPr>
+      <w:r>
+        <w:t xml:space="preserve">Computed</w:t>
+      </w:r>
+      <w:r>
+        <w:t xml:space="preserve"> </w:t>
+      </w:r>
+      <w:r>
+        <w:rPr>
+          <w:b/>
+          <w:bCs/>
+        </w:rPr>
+        <w:t xml:space="preserve">mean</w:t>
+      </w:r>
+      <w:r>
+        <w:t xml:space="preserve"> </w:t>
+      </w:r>
+      <w:r>
+        <w:t xml:space="preserve">and</w:t>
+      </w:r>
+      <w:r>
+        <w:t xml:space="preserve"> </w:t>
+      </w:r>
+      <w:r>
+        <w:rPr>
+          <w:b/>
+          <w:bCs/>
+        </w:rPr>
+        <w:t xml:space="preserve">median</w:t>
+      </w:r>
+      <w:r>
+        <w:t xml:space="preserve">, and know why they can disagree</w:t>
+      </w:r>
+    </w:p>
+    <w:p>
+      <w:pPr>
+        <w:pStyle w:val="Compact"/>
+        <w:numPr>
+          <w:ilvl w:val="0"/>
+          <w:numId w:val="1014"/>
+        </w:numPr>
+      </w:pPr>
+      <w:r>
+        <w:t xml:space="preserve">Computed</w:t>
+      </w:r>
+      <w:r>
+        <w:t xml:space="preserve"> </w:t>
+      </w:r>
+      <w:r>
+        <w:rPr>
+          <w:b/>
+          <w:bCs/>
+        </w:rPr>
+        <w:t xml:space="preserve">variance</w:t>
+      </w:r>
+      <w:r>
+        <w:t xml:space="preserve"> </w:t>
+      </w:r>
+      <w:r>
+        <w:t xml:space="preserve">and</w:t>
+      </w:r>
+      <w:r>
+        <w:t xml:space="preserve"> </w:t>
+      </w:r>
+      <w:r>
+        <w:rPr>
+          <w:b/>
+          <w:bCs/>
+        </w:rPr>
+        <w:t xml:space="preserve">SD</w:t>
+      </w:r>
+      <w:r>
+        <w:t xml:space="preserve"> </w:t>
+      </w:r>
+      <w:r>
+        <w:t xml:space="preserve">by hand, with real formulas</w:t>
+      </w:r>
+    </w:p>
+    <w:p>
+      <w:pPr>
+        <w:pStyle w:val="Compact"/>
+        <w:numPr>
+          <w:ilvl w:val="0"/>
+          <w:numId w:val="1014"/>
+        </w:numPr>
+      </w:pPr>
+      <w:r>
+        <w:t xml:space="preserve">Found the</w:t>
+      </w:r>
+      <w:r>
+        <w:t xml:space="preserve"> </w:t>
+      </w:r>
+      <w:r>
+        <w:rPr>
+          <w:rStyle w:val="VerbatimChar"/>
+          <w:b/>
+          <w:bCs/>
+        </w:rPr>
+        <w:t xml:space="preserve">length()</w:t>
+      </w:r>
+      <w:r>
+        <w:rPr>
+          <w:b/>
+          <w:bCs/>
+        </w:rPr>
+        <w:t xml:space="preserve"> </w:t>
+      </w:r>
+      <w:r>
+        <w:rPr>
+          <w:b/>
+          <w:bCs/>
+        </w:rPr>
+        <w:t xml:space="preserve">trap</w:t>
+      </w:r>
+      <w:r>
+        <w:t xml:space="preserve"> </w:t>
+      </w:r>
+      <w:r>
+        <w:t xml:space="preserve">and fixed it with</w:t>
+      </w:r>
+      <w:r>
+        <w:t xml:space="preserve"> </w:t>
+      </w:r>
+      <w:r>
+        <w:rPr>
+          <w:rStyle w:val="VerbatimChar"/>
+        </w:rPr>
+        <w:t xml:space="preserve">sum(!is.na())</w:t>
+      </w:r>
+    </w:p>
+    <w:p>
+      <w:pPr>
+        <w:pStyle w:val="Compact"/>
+        <w:numPr>
+          <w:ilvl w:val="0"/>
+          <w:numId w:val="1014"/>
+        </w:numPr>
+      </w:pPr>
+      <w:r>
+        <w:t xml:space="preserve">Computed</w:t>
+      </w:r>
+      <w:r>
+        <w:t xml:space="preserve"> </w:t>
+      </w:r>
+      <w:r>
+        <w:rPr>
+          <w:b/>
+          <w:bCs/>
+        </w:rPr>
+        <w:t xml:space="preserve">SE</w:t>
+      </w:r>
+      <w:r>
+        <w:t xml:space="preserve"> </w:t>
+      </w:r>
+      <w:r>
+        <w:t xml:space="preserve">and know how it differs from SD</w:t>
+      </w:r>
+    </w:p>
+    <w:p>
+      <w:pPr>
+        <w:pStyle w:val="Compact"/>
+        <w:numPr>
+          <w:ilvl w:val="0"/>
+          <w:numId w:val="1014"/>
+        </w:numPr>
+      </w:pPr>
+      <w:r>
+        <w:t xml:space="preserve">Used</w:t>
+      </w:r>
+      <w:r>
+        <w:t xml:space="preserve"> </w:t>
+      </w:r>
+      <w:r>
+        <w:rPr>
+          <w:rStyle w:val="VerbatimChar"/>
+        </w:rPr>
+        <w:t xml:space="preserve">group_by()</w:t>
+      </w:r>
+      <w:r>
+        <w:t xml:space="preserve"> </w:t>
+      </w:r>
+      <w:r>
+        <w:t xml:space="preserve">+</w:t>
+      </w:r>
+      <w:r>
+        <w:t xml:space="preserve"> </w:t>
+      </w:r>
+      <w:r>
+        <w:rPr>
+          <w:rStyle w:val="VerbatimChar"/>
+        </w:rPr>
+        <w:t xml:space="preserve">summarize()</w:t>
+      </w:r>
+      <w:r>
+        <w:t xml:space="preserve"> </w:t>
+      </w:r>
+      <w:r>
+        <w:t xml:space="preserve">to get every group’s stats in one table</w:t>
+      </w:r>
+    </w:p>
+    <w:tbl>
+      <w:tblPr>
+        <w:tblStyle w:val="Table"/>
+        <w:tblLook w:firstRow="0" w:lastRow="0" w:firstColumn="0" w:lastColumn="0" w:noHBand="0" w:noVBand="0" w:val="0000"/>
+        <w:tblBorders>
+          <w:top w:val="single" w:sz="4" w:space="0" w:color="00A047"/>
+          <w:left w:val="single" w:sz="24" w:space="0" w:color="00A047"/>
+          <w:bottom w:val="single" w:sz="4" w:space="0" w:color="00A047"/>
+          <w:right w:val="single" w:sz="4" w:space="0" w:color="00A047"/>
+        </w:tblBorders>
+        <w:tblCellMar>
+          <w:left w:w="144" w:type="dxa"/>
+          <w:right w:w="144" w:type="dxa"/>
+        </w:tblCellMar>
+        <w:tblLook w:firstRow="0" w:lastRow="0" w:firstColumn="0" w:lastColumn="0" w:noHBand="0" w:noVBand="0" w:val="0000"/>
+      </w:tblPr>
+      <w:tr>
+        <w:trPr>
+          <w:cantSplit/>
+        </w:trPr>
+        <w:tc>
+          <w:tcPr>
+            <w:shd w:color="auto" w:fill="ccf1e3" w:val="clear"/>
+            <w:tcMar>
+              <w:top w:w="92" w:type="dxa"/>
+              <w:bottom w:w="92" w:type="dxa"/>
+            </w:tcMar>
+          </w:tcPr>
+          <w:p>
+            <w:pPr>
+              <w:pStyle w:val="FirstParagraph"/>
+            </w:pPr>
+            <w:pPr>
+              <w:spacing w:before="0" w:after="0"/>
+              <w:textAlignment w:val="center"/>
+            </w:pPr>
+            <w:r>
+              <w:drawing>
+                <wp:inline>
+                  <wp:extent cx="152400" cy="152400"/>
+                  <wp:effectExtent b="0" l="0" r="0" t="0"/>
+                  <wp:docPr descr="" title="" id="69" name="Picture"/>
+                  <a:graphic>
+                    <a:graphicData uri="http://schemas.openxmlformats.org/drawingml/2006/picture">
+                      <pic:pic>
+                        <pic:nvPicPr>
+                          <pic:cNvPr descr="/Applications/Positron.app/Contents/Resources/app/quarto/share/formats/docx/tip.png" id="70" name="Picture"/>
+                          <pic:cNvPicPr>
+                            <a:picLocks noChangeArrowheads="1" noChangeAspect="1"/>
+                          </pic:cNvPicPr>
+                        </pic:nvPicPr>
+                        <pic:blipFill>
+                          <a:blip r:embed="rId18"/>
+                          <a:stretch>
+                            <a:fillRect/>
+                          </a:stretch>
+                        </pic:blipFill>
+                        <pic:spPr bwMode="auto">
+                          <a:xfrm>
+                            <a:off x="0" y="0"/>
+                            <a:ext cx="152400" cy="152400"/>
+                          </a:xfrm>
+                          <a:prstGeom prst="rect">
+                            <a:avLst/>
+                          </a:prstGeom>
+                          <a:noFill/>
+                          <a:ln w="9525">
+                            <a:noFill/>
+                            <a:headEnd/>
+                            <a:tailEnd/>
+                          </a:ln>
+                        </pic:spPr>
+                      </pic:pic>
+                    </a:graphicData>
+                  </a:graphic>
+                </wp:inline>
+              </w:drawing>
+            </w:r>
+            <w:r>
+              <w:t xml:space="preserve"> </w:t>
+            </w:r>
+            <w:r>
+              <w:t xml:space="preserve"> </w:t>
+            </w:r>
+            <w:r>
+              <w:t xml:space="preserve">Tip</w:t>
+            </w:r>
+          </w:p>
+        </w:tc>
+      </w:tr>
+      <w:tr>
+        <w:trPr>
+          <w:cantSplit/>
+        </w:trPr>
+        <w:tc>
+          <w:tcPr>
+            <w:tcMar>
+              <w:top w:w="108" w:type="dxa"/>
+              <w:bottom w:w="108" w:type="dxa"/>
+            </w:tcMar>
+          </w:tcPr>
+          <w:p>
+            <w:pPr>
+              <w:pStyle w:val="BodyText"/>
+            </w:pPr>
+            <w:pPr>
+              <w:spacing w:before="16"/>
+            </w:pPr>
+            <w:r>
+              <w:rPr>
+                <w:b/>
+                <w:bCs/>
+              </w:rPr>
+              <w:t xml:space="preserve">🖐 Before next class</w:t>
+            </w:r>
+          </w:p>
+          <w:p>
+            <w:pPr>
+              <w:pStyle w:val="BodyText"/>
+            </w:pPr>
+            <w:pPr>
+              <w:spacing w:after="16"/>
+            </w:pPr>
+            <w:r>
+              <w:t xml:space="preserve">Finish the worksheet: compute n, mean, SD, and SE for</w:t>
+            </w:r>
+            <w:r>
+              <w:t xml:space="preserve"> </w:t>
+            </w:r>
+            <w:r>
+              <w:rPr>
+                <w:rStyle w:val="VerbatimChar"/>
+              </w:rPr>
+              <w:t xml:space="preserve">length_mm</w:t>
+            </w:r>
+            <w:r>
+              <w:t xml:space="preserve"> </w:t>
+            </w:r>
+            <w:r>
+              <w:t xml:space="preserve">grouped by</w:t>
+            </w:r>
+            <w:r>
+              <w:t xml:space="preserve"> </w:t>
+            </w:r>
+            <w:r>
+              <w:rPr>
+                <w:rStyle w:val="VerbatimChar"/>
+              </w:rPr>
+              <w:t xml:space="preserve">n_s</w:t>
+            </w:r>
+            <w:r>
+              <w:t xml:space="preserve">, and again grouped by</w:t>
+            </w:r>
+            <w:r>
+              <w:t xml:space="preserve"> </w:t>
+            </w:r>
+            <w:r>
+              <w:rPr>
+                <w:rStyle w:val="VerbatimChar"/>
+              </w:rPr>
+              <w:t xml:space="preserve">group</w:t>
+            </w:r>
+            <w:r>
+              <w:t xml:space="preserve">. Save the summary table with</w:t>
+            </w:r>
+            <w:r>
+              <w:t xml:space="preserve"> </w:t>
+            </w:r>
+            <w:r>
+              <w:rPr>
+                <w:rStyle w:val="VerbatimChar"/>
+              </w:rPr>
+              <w:t xml:space="preserve">write_csv()</w:t>
+            </w:r>
+            <w:r>
+              <w:t xml:space="preserve">.</w:t>
+            </w:r>
+          </w:p>
+          <w:p/>
+        </w:tc>
+      </w:tr>
+    </w:tbl>
+    <w:tbl>
+      <w:tblPr>
+        <w:tblStyle w:val="Table"/>
+        <w:tblLook w:firstRow="0" w:lastRow="0" w:firstColumn="0" w:lastColumn="0" w:noHBand="0" w:noVBand="0" w:val="0000"/>
+        <w:tblBorders>
+          <w:top w:val="single" w:sz="4" w:space="0" w:color="0758E5"/>
+          <w:left w:val="single" w:sz="24" w:space="0" w:color="0758E5"/>
+          <w:bottom w:val="single" w:sz="4" w:space="0" w:color="0758E5"/>
+          <w:right w:val="single" w:sz="4" w:space="0" w:color="0758E5"/>
+        </w:tblBorders>
+        <w:tblCellMar>
+          <w:left w:w="144" w:type="dxa"/>
+          <w:right w:w="144" w:type="dxa"/>
+        </w:tblCellMar>
+        <w:tblLook w:firstRow="0" w:lastRow="0" w:firstColumn="0" w:lastColumn="0" w:noHBand="0" w:noVBand="0" w:val="0000"/>
+      </w:tblPr>
+      <w:tr>
+        <w:trPr>
+          <w:cantSplit/>
+        </w:trPr>
+        <w:tc>
+          <w:tcPr>
+            <w:shd w:color="auto" w:fill="dae6fb" w:val="clear"/>
+            <w:tcMar>
+              <w:top w:w="92" w:type="dxa"/>
+              <w:bottom w:w="92" w:type="dxa"/>
+            </w:tcMar>
+          </w:tcPr>
+          <w:p>
+            <w:pPr>
+              <w:pStyle w:val="BodyText"/>
+            </w:pPr>
+            <w:pPr>
+              <w:spacing w:before="0" w:after="0"/>
+              <w:textAlignment w:val="center"/>
+            </w:pPr>
+            <w:r>
+              <w:drawing>
+                <wp:inline>
+                  <wp:extent cx="152400" cy="152400"/>
+                  <wp:effectExtent b="0" l="0" r="0" t="0"/>
+                  <wp:docPr descr="" title="" id="71" name="Picture"/>
+                  <a:graphic>
+                    <a:graphicData uri="http://schemas.openxmlformats.org/drawingml/2006/picture">
+                      <pic:pic>
+                        <pic:nvPicPr>
+                          <pic:cNvPr descr="/Applications/Positron.app/Contents/Resources/app/quarto/share/formats/docx/note.png" id="72" name="Picture"/>
+                          <pic:cNvPicPr>
+                            <a:picLocks noChangeArrowheads="1" noChangeAspect="1"/>
+                          </pic:cNvPicPr>
+                        </pic:nvPicPr>
+                        <pic:blipFill>
+                          <a:blip r:embed="rId9"/>
+                          <a:stretch>
+                            <a:fillRect/>
+                          </a:stretch>
+                        </pic:blipFill>
+                        <pic:spPr bwMode="auto">
+                          <a:xfrm>
+                            <a:off x="0" y="0"/>
+                            <a:ext cx="152400" cy="152400"/>
+                          </a:xfrm>
+                          <a:prstGeom prst="rect">
+                            <a:avLst/>
+                          </a:prstGeom>
+                          <a:noFill/>
+                          <a:ln w="9525">
+                            <a:noFill/>
+                            <a:headEnd/>
+                            <a:tailEnd/>
+                          </a:ln>
+                        </pic:spPr>
+                      </pic:pic>
+                    </a:graphicData>
+                  </a:graphic>
+                </wp:inline>
+              </w:drawing>
+            </w:r>
+            <w:r>
+              <w:t xml:space="preserve"> </w:t>
+            </w:r>
+            <w:r>
+              <w:t xml:space="preserve"> </w:t>
+            </w:r>
+            <w:r>
+              <w:t xml:space="preserve">Note</w:t>
+            </w:r>
+          </w:p>
+        </w:tc>
+      </w:tr>
+      <w:tr>
+        <w:trPr>
+          <w:cantSplit/>
+        </w:trPr>
+        <w:tc>
+          <w:tcPr>
+            <w:tcMar>
+              <w:top w:w="108" w:type="dxa"/>
+              <w:bottom w:w="108" w:type="dxa"/>
+            </w:tcMar>
+          </w:tcPr>
+          <w:p>
+            <w:pPr>
+              <w:pStyle w:val="BodyText"/>
+            </w:pPr>
+            <w:pPr>
+              <w:spacing w:before="16"/>
+            </w:pPr>
+            <w:r>
+              <w:rPr>
+                <w:b/>
+                <w:bCs/>
+              </w:rPr>
+              <w:t xml:space="preserve">Up next — Module 4</w:t>
+            </w:r>
+          </w:p>
+          <w:p>
+            <w:pPr>
+              <w:pStyle w:val="Compact"/>
+              <w:numPr>
+                <w:ilvl w:val="0"/>
+                <w:numId w:val="1015"/>
+              </w:numPr>
+            </w:pPr>
+            <w:r>
+              <w:t xml:space="preserve">Boxplots and jittered points, done right</w:t>
+            </w:r>
+          </w:p>
+          <w:p>
+            <w:pPr>
+              <w:pStyle w:val="Compact"/>
+              <w:numPr>
+                <w:ilvl w:val="0"/>
+                <w:numId w:val="1015"/>
+              </w:numPr>
+            </w:pPr>
+            <w:r>
+              <w:t xml:space="preserve">Plotting mean ± SE directly with</w:t>
+            </w:r>
+            <w:r>
+              <w:t xml:space="preserve"> </w:t>
+            </w:r>
+            <w:r>
+              <w:rPr>
+                <w:rStyle w:val="VerbatimChar"/>
+              </w:rPr>
+              <w:t xml:space="preserve">stat_summary()</w:t>
+            </w:r>
+          </w:p>
+          <w:p>
+            <w:pPr>
+              <w:pStyle w:val="Compact"/>
+              <w:numPr>
+                <w:ilvl w:val="0"/>
+                <w:numId w:val="1015"/>
+              </w:numPr>
+            </w:pPr>
+            <w:r>
+              <w:t xml:space="preserve">Faceting, themes, and</w:t>
+            </w:r>
+            <w:r>
+              <w:t xml:space="preserve"> </w:t>
+            </w:r>
+            <w:r>
+              <w:rPr>
+                <w:rStyle w:val="VerbatimChar"/>
+              </w:rPr>
+              <w:t xml:space="preserve">ggsave()</w:t>
+            </w:r>
+            <w:r>
+              <w:t xml:space="preserve"> </w:t>
+            </w:r>
+            <w:r>
+              <w:t xml:space="preserve">for a publication-ready figure</w:t>
+            </w:r>
+          </w:p>
+          <w:p/>
+        </w:tc>
+      </w:tr>
+    </w:tbl>
+    <w:bookmarkEnd w:id="73"/>
+    <w:bookmarkStart w:id="76" w:name="getting-unstuck"/>
+    <w:p>
+      <w:pPr>
+        <w:pStyle w:val="Heading2"/>
+      </w:pPr>
+      <w:r>
+        <w:t xml:space="preserve">Getting unstuck</w:t>
+      </w:r>
+    </w:p>
+    <w:p>
+      <w:pPr>
+        <w:pStyle w:val="FirstParagraph"/>
+      </w:pPr>
+      <w:r>
+        <w:t xml:space="preserve">When code breaks — and it will, that is normal:</w:t>
+      </w:r>
+    </w:p>
+    <w:p>
+      <w:pPr>
+        <w:pStyle w:val="Compact"/>
+        <w:numPr>
+          <w:ilvl w:val="0"/>
+          <w:numId w:val="1016"/>
+        </w:numPr>
+      </w:pPr>
+      <w:r>
+        <w:t xml:space="preserve">Read the</w:t>
+      </w:r>
+      <w:r>
+        <w:t xml:space="preserve"> </w:t>
+      </w:r>
+      <w:r>
+        <w:rPr>
+          <w:b/>
+          <w:bCs/>
+        </w:rPr>
+        <w:t xml:space="preserve">error message</w:t>
+      </w:r>
+      <w:r>
+        <w:t xml:space="preserve"> </w:t>
+      </w:r>
+      <w:r>
+        <w:t xml:space="preserve">out loud; it usually names the line</w:t>
+      </w:r>
+    </w:p>
+    <w:p>
+      <w:pPr>
+        <w:pStyle w:val="Compact"/>
+        <w:numPr>
+          <w:ilvl w:val="0"/>
+          <w:numId w:val="1016"/>
+        </w:numPr>
+      </w:pPr>
+      <w:r>
+        <w:t xml:space="preserve">Check the usual suspects:</w:t>
+      </w:r>
+      <w:r>
+        <w:t xml:space="preserve"> </w:t>
+      </w:r>
+      <w:r>
+        <w:rPr>
+          <w:rStyle w:val="VerbatimChar"/>
+        </w:rPr>
+        <w:t xml:space="preserve">library(tidyverse)</w:t>
+      </w:r>
+      <w:r>
+        <w:t xml:space="preserve"> </w:t>
+      </w:r>
+      <w:r>
+        <w:t xml:space="preserve">loaded? Spelling? Did you forget</w:t>
+      </w:r>
+      <w:r>
+        <w:t xml:space="preserve"> </w:t>
+      </w:r>
+      <w:r>
+        <w:rPr>
+          <w:rStyle w:val="VerbatimChar"/>
+        </w:rPr>
+        <w:t xml:space="preserve">na.rm = TRUE</w:t>
+      </w:r>
+      <w:r>
+        <w:t xml:space="preserve">?</w:t>
+      </w:r>
+    </w:p>
+    <w:p>
+      <w:pPr>
+        <w:pStyle w:val="Compact"/>
+        <w:numPr>
+          <w:ilvl w:val="0"/>
+          <w:numId w:val="1016"/>
+        </w:numPr>
+      </w:pPr>
+      <w:r>
+        <w:rPr>
+          <w:rStyle w:val="VerbatimChar"/>
+        </w:rPr>
+        <w:t xml:space="preserve">?function_name</w:t>
+      </w:r>
+      <w:r>
+        <w:t xml:space="preserve"> </w:t>
+      </w:r>
+      <w:r>
+        <w:t xml:space="preserve">opens the help page</w:t>
+      </w:r>
+    </w:p>
+    <w:p>
+      <w:pPr>
+        <w:pStyle w:val="Compact"/>
+        <w:numPr>
+          <w:ilvl w:val="0"/>
+          <w:numId w:val="1016"/>
+        </w:numPr>
+      </w:pPr>
+      <w:r>
+        <w:t xml:space="preserve">Bring the</w:t>
+      </w:r>
+      <w:r>
+        <w:t xml:space="preserve"> </w:t>
+      </w:r>
+      <w:r>
+        <w:rPr>
+          <w:b/>
+          <w:bCs/>
+        </w:rPr>
+        <w:t xml:space="preserve">exact error</w:t>
+      </w:r>
+      <w:r>
+        <w:t xml:space="preserve"> </w:t>
+      </w:r>
+      <w:r>
+        <w:t xml:space="preserve">(copy-paste it) to class or office hours</w:t>
+      </w:r>
+    </w:p>
+    <w:tbl>
+      <w:tblPr>
+        <w:tblStyle w:val="Table"/>
+        <w:tblLook w:firstRow="0" w:lastRow="0" w:firstColumn="0" w:lastColumn="0" w:noHBand="0" w:noVBand="0" w:val="0000"/>
+        <w:tblBorders>
+          <w:top w:val="single" w:sz="4" w:space="0" w:color="0758E5"/>
+          <w:left w:val="single" w:sz="24" w:space="0" w:color="0758E5"/>
+          <w:bottom w:val="single" w:sz="4" w:space="0" w:color="0758E5"/>
+          <w:right w:val="single" w:sz="4" w:space="0" w:color="0758E5"/>
+        </w:tblBorders>
+        <w:tblCellMar>
+          <w:left w:w="144" w:type="dxa"/>
+          <w:right w:w="144" w:type="dxa"/>
+        </w:tblCellMar>
+        <w:tblLook w:firstRow="0" w:lastRow="0" w:firstColumn="0" w:lastColumn="0" w:noHBand="0" w:noVBand="0" w:val="0000"/>
+      </w:tblPr>
+      <w:tr>
+        <w:trPr>
+          <w:cantSplit/>
+        </w:trPr>
+        <w:tc>
+          <w:tcPr>
+            <w:shd w:color="auto" w:fill="dae6fb" w:val="clear"/>
+            <w:tcMar>
+              <w:top w:w="92" w:type="dxa"/>
+              <w:bottom w:w="92" w:type="dxa"/>
+            </w:tcMar>
+          </w:tcPr>
+          <w:p>
+            <w:pPr>
+              <w:pStyle w:val="FirstParagraph"/>
+            </w:pPr>
+            <w:pPr>
+              <w:spacing w:before="0" w:after="0"/>
+              <w:textAlignment w:val="center"/>
+            </w:pPr>
+            <w:r>
+              <w:drawing>
+                <wp:inline>
+                  <wp:extent cx="152400" cy="152400"/>
+                  <wp:effectExtent b="0" l="0" r="0" t="0"/>
+                  <wp:docPr descr="" title="" id="74" name="Picture"/>
+                  <a:graphic>
+                    <a:graphicData uri="http://schemas.openxmlformats.org/drawingml/2006/picture">
+                      <pic:pic>
+                        <pic:nvPicPr>
+                          <pic:cNvPr descr="/Applications/Positron.app/Contents/Resources/app/quarto/share/formats/docx/note.png" id="75" name="Picture"/>
+                          <pic:cNvPicPr>
+                            <a:picLocks noChangeArrowheads="1" noChangeAspect="1"/>
+                          </pic:cNvPicPr>
+                        </pic:nvPicPr>
+                        <pic:blipFill>
+                          <a:blip r:embed="rId9"/>
+                          <a:stretch>
+                            <a:fillRect/>
+                          </a:stretch>
+                        </pic:blipFill>
+                        <pic:spPr bwMode="auto">
+                          <a:xfrm>
+                            <a:off x="0" y="0"/>
+                            <a:ext cx="152400" cy="152400"/>
+                          </a:xfrm>
+                          <a:prstGeom prst="rect">
+                            <a:avLst/>
+                          </a:prstGeom>
+                          <a:noFill/>
+                          <a:ln w="9525">
+                            <a:noFill/>
+                            <a:headEnd/>
+                            <a:tailEnd/>
+                          </a:ln>
+                        </pic:spPr>
+                      </pic:pic>
+                    </a:graphicData>
+                  </a:graphic>
+                </wp:inline>
+              </w:drawing>
+            </w:r>
+            <w:r>
+              <w:t xml:space="preserve"> </w:t>
+            </w:r>
+            <w:r>
+              <w:t xml:space="preserve"> </w:t>
+            </w:r>
+            <w:r>
+              <w:t xml:space="preserve">Note</w:t>
+            </w:r>
+          </w:p>
+        </w:tc>
+      </w:tr>
+      <w:tr>
+        <w:trPr>
+          <w:cantSplit/>
+        </w:trPr>
+        <w:tc>
+          <w:tcPr>
+            <w:tcMar>
+              <w:top w:w="108" w:type="dxa"/>
+              <w:bottom w:w="108" w:type="dxa"/>
+            </w:tcMar>
+          </w:tcPr>
+          <w:p>
+            <w:pPr>
+              <w:pStyle w:val="BodyText"/>
+            </w:pPr>
+            <w:pPr>
               <w:spacing w:before="16"/>
             </w:pPr>
             <w:r>
@@ -8323,7 +8536,7 @@
         </w:tc>
       </w:tr>
     </w:tbl>
-    <w:bookmarkEnd w:id="65"/>
+    <w:bookmarkEnd w:id="76"/>
     <w:sectPr>
       <w:footnotePr>
         <w:numRestart w:val="eachSect"/>

--- a/docs/content/descriptive_stats/descriptive_stats_lecture.docx
+++ b/docs/content/descriptive_stats/descriptive_stats_lecture.docx
@@ -471,6 +471,18 @@
               </w:numPr>
             </w:pPr>
             <w:r>
+              <w:t xml:space="preserve">Quantiles, range, and IQR</w:t>
+            </w:r>
+          </w:p>
+          <w:p>
+            <w:pPr>
+              <w:pStyle w:val="Compact"/>
+              <w:numPr>
+                <w:ilvl w:val="0"/>
+                <w:numId w:val="1002"/>
+              </w:numPr>
+            </w:pPr>
+            <w:r>
               <w:t xml:space="preserve">The</w:t>
             </w:r>
             <w:r>
@@ -499,6 +511,27 @@
             </w:pPr>
             <w:r>
               <w:t xml:space="preserve">Standard error</w:t>
+            </w:r>
+          </w:p>
+          <w:p>
+            <w:pPr>
+              <w:pStyle w:val="Compact"/>
+              <w:numPr>
+                <w:ilvl w:val="0"/>
+                <w:numId w:val="1002"/>
+              </w:numPr>
+            </w:pPr>
+            <w:r>
+              <w:rPr>
+                <w:rStyle w:val="VerbatimChar"/>
+              </w:rPr>
+              <w:t xml:space="preserve">skimr</w:t>
+            </w:r>
+            <w:r>
+              <w:t xml:space="preserve"> </w:t>
+            </w:r>
+            <w:r>
+              <w:t xml:space="preserve">— a fast full-dataset overview</w:t>
             </w:r>
           </w:p>
           <w:p>
@@ -2881,347 +2914,181 @@
       </w:tr>
     </w:tbl>
     <w:bookmarkEnd w:id="37"/>
-    <w:bookmarkStart w:id="38" w:name="part-5-the-length-trap"/>
+    <w:bookmarkStart w:id="38" w:name="part-4b-quantiles-range-and-iqr"/>
     <w:p>
       <w:pPr>
         <w:pStyle w:val="Heading2"/>
       </w:pPr>
       <w:r>
-        <w:t xml:space="preserve">Part 5 · The</w:t>
-      </w:r>
-      <w:r>
-        <w:t xml:space="preserve"> </w:t>
-      </w:r>
+        <w:t xml:space="preserve">Part 4b · Quantiles, Range, and IQR</w:t>
+      </w:r>
+    </w:p>
+    <w:bookmarkEnd w:id="38"/>
+    <w:bookmarkStart w:id="43" w:name="quantiles-range-and-iqr"/>
+    <w:p>
+      <w:pPr>
+        <w:pStyle w:val="Heading2"/>
+      </w:pPr>
+      <w:r>
+        <w:t xml:space="preserve">Quantiles, Range, and IQR</w:t>
+      </w:r>
+    </w:p>
+    <w:p>
+      <w:pPr>
+        <w:pStyle w:val="SourceCode"/>
+      </w:pPr>
+      <w:r>
+        <w:rPr>
+          <w:rStyle w:val="FunctionTok"/>
+        </w:rPr>
+        <w:t xml:space="preserve">range</w:t>
+      </w:r>
+      <w:r>
+        <w:rPr>
+          <w:rStyle w:val="NormalTok"/>
+        </w:rPr>
+        <w:t xml:space="preserve">(lee_lengths)              </w:t>
+      </w:r>
+      <w:r>
+        <w:rPr>
+          <w:rStyle w:val="CommentTok"/>
+        </w:rPr>
+        <w:t xml:space="preserve"># min and max</w:t>
+      </w:r>
+    </w:p>
+    <w:p>
+      <w:pPr>
+        <w:pStyle w:val="SourceCode"/>
+      </w:pPr>
       <w:r>
         <w:rPr>
           <w:rStyle w:val="VerbatimChar"/>
         </w:rPr>
-        <w:t xml:space="preserve">length()</w:t>
-      </w:r>
-      <w:r>
-        <w:t xml:space="preserve"> </w:t>
-      </w:r>
-      <w:r>
-        <w:t xml:space="preserve">Trap</w:t>
-      </w:r>
-    </w:p>
-    <w:bookmarkEnd w:id="38"/>
-    <w:bookmarkStart w:id="44" w:name="the-length-trap"/>
-    <w:p>
-      <w:pPr>
-        <w:pStyle w:val="Heading2"/>
-      </w:pPr>
-      <w:r>
-        <w:t xml:space="preserve">The</w:t>
-      </w:r>
-      <w:r>
-        <w:t xml:space="preserve"> </w:t>
-      </w:r>
+        <w:t xml:space="preserve">[1] 16 25</w:t>
+      </w:r>
+    </w:p>
+    <w:p>
+      <w:pPr>
+        <w:pStyle w:val="SourceCode"/>
+      </w:pPr>
+      <w:r>
+        <w:rPr>
+          <w:rStyle w:val="FunctionTok"/>
+        </w:rPr>
+        <w:t xml:space="preserve">max</w:t>
+      </w:r>
+      <w:r>
+        <w:rPr>
+          <w:rStyle w:val="NormalTok"/>
+        </w:rPr>
+        <w:t xml:space="preserve">(lee_lengths) </w:t>
+      </w:r>
+      <w:r>
+        <w:rPr>
+          <w:rStyle w:val="SpecialCharTok"/>
+        </w:rPr>
+        <w:t xml:space="preserve">-</w:t>
+      </w:r>
+      <w:r>
+        <w:rPr>
+          <w:rStyle w:val="NormalTok"/>
+        </w:rPr>
+        <w:t xml:space="preserve"> </w:t>
+      </w:r>
+      <w:r>
+        <w:rPr>
+          <w:rStyle w:val="FunctionTok"/>
+        </w:rPr>
+        <w:t xml:space="preserve">min</w:t>
+      </w:r>
+      <w:r>
+        <w:rPr>
+          <w:rStyle w:val="NormalTok"/>
+        </w:rPr>
+        <w:t xml:space="preserve">(lee_lengths)  </w:t>
+      </w:r>
+      <w:r>
+        <w:rPr>
+          <w:rStyle w:val="CommentTok"/>
+        </w:rPr>
+        <w:t xml:space="preserve"># range as a single number</w:t>
+      </w:r>
+    </w:p>
+    <w:p>
+      <w:pPr>
+        <w:pStyle w:val="SourceCode"/>
+      </w:pPr>
       <w:r>
         <w:rPr>
           <w:rStyle w:val="VerbatimChar"/>
         </w:rPr>
-        <w:t xml:space="preserve">length()</w:t>
-      </w:r>
-      <w:r>
-        <w:t xml:space="preserve"> </w:t>
-      </w:r>
-      <w:r>
-        <w:t xml:space="preserve">Trap</w:t>
-      </w:r>
-    </w:p>
-    <w:tbl>
-      <w:tblPr>
-        <w:tblStyle w:val="Table"/>
-        <w:tblLook w:firstRow="0" w:lastRow="0" w:firstColumn="0" w:lastColumn="0" w:noHBand="0" w:noVBand="0" w:val="0000"/>
-        <w:tblBorders>
-          <w:top w:val="single" w:sz="4" w:space="0" w:color="CC1914"/>
-          <w:left w:val="single" w:sz="24" w:space="0" w:color="CC1914"/>
-          <w:bottom w:val="single" w:sz="4" w:space="0" w:color="CC1914"/>
-          <w:right w:val="single" w:sz="4" w:space="0" w:color="CC1914"/>
-        </w:tblBorders>
-        <w:tblCellMar>
-          <w:left w:w="144" w:type="dxa"/>
-          <w:right w:w="144" w:type="dxa"/>
-        </w:tblCellMar>
-        <w:tblLook w:firstRow="0" w:lastRow="0" w:firstColumn="0" w:lastColumn="0" w:noHBand="0" w:noVBand="0" w:val="0000"/>
-      </w:tblPr>
-      <w:tr>
-        <w:trPr>
-          <w:cantSplit/>
-        </w:trPr>
-        <w:tc>
-          <w:tcPr>
-            <w:shd w:color="auto" w:fill="f7dddc" w:val="clear"/>
-            <w:tcMar>
-              <w:top w:w="92" w:type="dxa"/>
-              <w:bottom w:w="92" w:type="dxa"/>
-            </w:tcMar>
-          </w:tcPr>
-          <w:p>
-            <w:pPr>
-              <w:pStyle w:val="FirstParagraph"/>
-            </w:pPr>
-            <w:pPr>
-              <w:spacing w:before="0" w:after="0"/>
-              <w:textAlignment w:val="center"/>
-            </w:pPr>
-            <w:r>
-              <w:drawing>
-                <wp:inline>
-                  <wp:extent cx="152400" cy="152400"/>
-                  <wp:effectExtent b="0" l="0" r="0" t="0"/>
-                  <wp:docPr descr="" title="" id="40" name="Picture"/>
-                  <a:graphic>
-                    <a:graphicData uri="http://schemas.openxmlformats.org/drawingml/2006/picture">
-                      <pic:pic>
-                        <pic:nvPicPr>
-                          <pic:cNvPr descr="/Applications/Positron.app/Contents/Resources/app/quarto/share/formats/docx/important.png" id="41" name="Picture"/>
-                          <pic:cNvPicPr>
-                            <a:picLocks noChangeArrowheads="1" noChangeAspect="1"/>
-                          </pic:cNvPicPr>
-                        </pic:nvPicPr>
-                        <pic:blipFill>
-                          <a:blip r:embed="rId39"/>
-                          <a:stretch>
-                            <a:fillRect/>
-                          </a:stretch>
-                        </pic:blipFill>
-                        <pic:spPr bwMode="auto">
-                          <a:xfrm>
-                            <a:off x="0" y="0"/>
-                            <a:ext cx="152400" cy="152400"/>
-                          </a:xfrm>
-                          <a:prstGeom prst="rect">
-                            <a:avLst/>
-                          </a:prstGeom>
-                          <a:noFill/>
-                          <a:ln w="9525">
-                            <a:noFill/>
-                            <a:headEnd/>
-                            <a:tailEnd/>
-                          </a:ln>
-                        </pic:spPr>
-                      </pic:pic>
-                    </a:graphicData>
-                  </a:graphic>
-                </wp:inline>
-              </w:drawing>
-            </w:r>
-            <w:r>
-              <w:t xml:space="preserve"> </w:t>
-            </w:r>
-            <w:r>
-              <w:t xml:space="preserve"> </w:t>
-            </w:r>
-            <w:r>
-              <w:t xml:space="preserve">Important</w:t>
-            </w:r>
-          </w:p>
-        </w:tc>
-      </w:tr>
-      <w:tr>
-        <w:trPr>
-          <w:cantSplit/>
-        </w:trPr>
-        <w:tc>
-          <w:tcPr>
-            <w:tcMar>
-              <w:top w:w="108" w:type="dxa"/>
-              <w:bottom w:w="108" w:type="dxa"/>
-            </w:tcMar>
-          </w:tcPr>
-          <w:p>
-            <w:pPr>
-              <w:pStyle w:val="BodyText"/>
-            </w:pPr>
-            <w:pPr>
-              <w:spacing w:before="16" w:after="16"/>
-            </w:pPr>
-            <w:r>
-              <w:rPr>
-                <w:b/>
-                <w:bCs/>
-              </w:rPr>
-              <w:t xml:space="preserve">🔮 Predict first:</w:t>
-            </w:r>
-            <w:r>
-              <w:t xml:space="preserve"> </w:t>
-            </w:r>
-            <w:r>
-              <w:t xml:space="preserve">A vector has 5 slots, but 2 are</w:t>
-            </w:r>
-            <w:r>
-              <w:t xml:space="preserve"> </w:t>
-            </w:r>
-            <w:r>
-              <w:rPr>
-                <w:rStyle w:val="VerbatimChar"/>
-              </w:rPr>
-              <w:t xml:space="preserve">NA</w:t>
-            </w:r>
-            <w:r>
-              <w:t xml:space="preserve">. What does</w:t>
-            </w:r>
-            <w:r>
-              <w:t xml:space="preserve"> </w:t>
-            </w:r>
-            <w:r>
-              <w:rPr>
-                <w:rStyle w:val="VerbatimChar"/>
-              </w:rPr>
-              <w:t xml:space="preserve">length()</w:t>
-            </w:r>
-            <w:r>
-              <w:t xml:space="preserve"> </w:t>
-            </w:r>
-            <w:r>
-              <w:t xml:space="preserve">return? What</w:t>
-            </w:r>
-            <w:r>
-              <w:t xml:space="preserve"> </w:t>
-            </w:r>
-            <w:r>
-              <w:rPr>
-                <w:i/>
-                <w:iCs/>
-              </w:rPr>
-              <w:t xml:space="preserve">should</w:t>
-            </w:r>
-            <w:r>
-              <w:t xml:space="preserve"> </w:t>
-            </w:r>
-            <w:r>
-              <w:t xml:space="preserve">your sample size be for a mean or SE calculation?</w:t>
-            </w:r>
-          </w:p>
-          <w:p/>
-        </w:tc>
-      </w:tr>
-    </w:tbl>
+        <w:t xml:space="preserve">[1] 9</w:t>
+      </w:r>
+    </w:p>
     <w:p>
       <w:pPr>
         <w:pStyle w:val="SourceCode"/>
       </w:pPr>
       <w:r>
         <w:rPr>
-          <w:rStyle w:val="NormalTok"/>
-        </w:rPr>
-        <w:t xml:space="preserve">x </w:t>
-      </w:r>
-      <w:r>
-        <w:rPr>
-          <w:rStyle w:val="OtherTok"/>
-        </w:rPr>
-        <w:t xml:space="preserve">&lt;-</w:t>
-      </w:r>
-      <w:r>
-        <w:rPr>
-          <w:rStyle w:val="NormalTok"/>
-        </w:rPr>
-        <w:t xml:space="preserve"> </w:t>
-      </w:r>
-      <w:r>
-        <w:rPr>
           <w:rStyle w:val="FunctionTok"/>
         </w:rPr>
-        <w:t xml:space="preserve">c</w:t>
-      </w:r>
-      <w:r>
-        <w:rPr>
-          <w:rStyle w:val="NormalTok"/>
-        </w:rPr>
-        <w:t xml:space="preserve">(</w:t>
-      </w:r>
-      <w:r>
-        <w:rPr>
-          <w:rStyle w:val="DecValTok"/>
-        </w:rPr>
-        <w:t xml:space="preserve">4</w:t>
-      </w:r>
-      <w:r>
-        <w:rPr>
-          <w:rStyle w:val="NormalTok"/>
-        </w:rPr>
-        <w:t xml:space="preserve">, </w:t>
-      </w:r>
-      <w:r>
-        <w:rPr>
-          <w:rStyle w:val="DecValTok"/>
-        </w:rPr>
-        <w:t xml:space="preserve">3</w:t>
-      </w:r>
-      <w:r>
-        <w:rPr>
-          <w:rStyle w:val="NormalTok"/>
-        </w:rPr>
-        <w:t xml:space="preserve">, </w:t>
-      </w:r>
-      <w:r>
-        <w:rPr>
-          <w:rStyle w:val="ConstantTok"/>
-        </w:rPr>
-        <w:t xml:space="preserve">NA</w:t>
-      </w:r>
-      <w:r>
-        <w:rPr>
-          <w:rStyle w:val="NormalTok"/>
-        </w:rPr>
-        <w:t xml:space="preserve">, </w:t>
-      </w:r>
-      <w:r>
-        <w:rPr>
-          <w:rStyle w:val="DecValTok"/>
-        </w:rPr>
-        <w:t xml:space="preserve">7</w:t>
-      </w:r>
-      <w:r>
-        <w:rPr>
-          <w:rStyle w:val="NormalTok"/>
-        </w:rPr>
-        <w:t xml:space="preserve">, </w:t>
-      </w:r>
-      <w:r>
-        <w:rPr>
-          <w:rStyle w:val="ConstantTok"/>
-        </w:rPr>
-        <w:t xml:space="preserve">NA</w:t>
-      </w:r>
-      <w:r>
-        <w:rPr>
-          <w:rStyle w:val="NormalTok"/>
-        </w:rPr>
-        <w:t xml:space="preserve">)   </w:t>
+        <w:t xml:space="preserve">quantile</w:t>
+      </w:r>
+      <w:r>
+        <w:rPr>
+          <w:rStyle w:val="NormalTok"/>
+        </w:rPr>
+        <w:t xml:space="preserve">(lee_lengths)           </w:t>
       </w:r>
       <w:r>
         <w:rPr>
           <w:rStyle w:val="CommentTok"/>
         </w:rPr>
-        <w:t xml:space="preserve"># a vector with missing values</w:t>
+        <w:t xml:space="preserve"># 0/25/50/75/100th percentiles</w:t>
+      </w:r>
+    </w:p>
+    <w:p>
+      <w:pPr>
+        <w:pStyle w:val="SourceCode"/>
+      </w:pPr>
+      <w:r>
+        <w:rPr>
+          <w:rStyle w:val="VerbatimChar"/>
+        </w:rPr>
+        <w:t xml:space="preserve">   0%   25%   50%   75%  100% </w:t>
       </w:r>
       <w:r>
         <w:br/>
       </w:r>
       <w:r>
-        <w:br/>
-      </w:r>
+        <w:rPr>
+          <w:rStyle w:val="VerbatimChar"/>
+        </w:rPr>
+        <w:t xml:space="preserve">16.00 18.75 20.50 21.50 25.00 </w:t>
+      </w:r>
+    </w:p>
+    <w:p>
+      <w:pPr>
+        <w:pStyle w:val="SourceCode"/>
+      </w:pPr>
       <w:r>
         <w:rPr>
           <w:rStyle w:val="FunctionTok"/>
         </w:rPr>
-        <w:t xml:space="preserve">length</w:t>
-      </w:r>
-      <w:r>
-        <w:rPr>
-          <w:rStyle w:val="NormalTok"/>
-        </w:rPr>
-        <w:t xml:space="preserve">(x)          </w:t>
+        <w:t xml:space="preserve">IQR</w:t>
+      </w:r>
+      <w:r>
+        <w:rPr>
+          <w:rStyle w:val="NormalTok"/>
+        </w:rPr>
+        <w:t xml:space="preserve">(lee_lengths)                </w:t>
       </w:r>
       <w:r>
         <w:rPr>
           <w:rStyle w:val="CommentTok"/>
         </w:rPr>
-        <w:t xml:space="preserve"># counts every slot — including NAs!</w:t>
+        <w:t xml:space="preserve"># 75th percentile minus 25th</w:t>
       </w:r>
     </w:p>
     <w:p>
@@ -3232,53 +3099,7 @@
         <w:rPr>
           <w:rStyle w:val="VerbatimChar"/>
         </w:rPr>
-        <w:t xml:space="preserve">[1] 5</w:t>
-      </w:r>
-    </w:p>
-    <w:p>
-      <w:pPr>
-        <w:pStyle w:val="SourceCode"/>
-      </w:pPr>
-      <w:r>
-        <w:rPr>
-          <w:rStyle w:val="FunctionTok"/>
-        </w:rPr>
-        <w:t xml:space="preserve">sum</w:t>
-      </w:r>
-      <w:r>
-        <w:rPr>
-          <w:rStyle w:val="NormalTok"/>
-        </w:rPr>
-        <w:t xml:space="preserve">(</w:t>
-      </w:r>
-      <w:r>
-        <w:rPr>
-          <w:rStyle w:val="FunctionTok"/>
-        </w:rPr>
-        <w:t xml:space="preserve">is.na</w:t>
-      </w:r>
-      <w:r>
-        <w:rPr>
-          <w:rStyle w:val="NormalTok"/>
-        </w:rPr>
-        <w:t xml:space="preserve">(x))       </w:t>
-      </w:r>
-      <w:r>
-        <w:rPr>
-          <w:rStyle w:val="CommentTok"/>
-        </w:rPr>
-        <w:t xml:space="preserve"># how many are missing?</w:t>
-      </w:r>
-    </w:p>
-    <w:p>
-      <w:pPr>
-        <w:pStyle w:val="SourceCode"/>
-      </w:pPr>
-      <w:r>
-        <w:rPr>
-          <w:rStyle w:val="VerbatimChar"/>
-        </w:rPr>
-        <w:t xml:space="preserve">[1] 2</w:t>
+        <w:t xml:space="preserve">[1] 2.75</w:t>
       </w:r>
     </w:p>
     <w:tbl>
@@ -3322,12 +3143,12 @@
                 <wp:inline>
                   <wp:extent cx="152400" cy="152400"/>
                   <wp:effectExtent b="0" l="0" r="0" t="0"/>
-                  <wp:docPr descr="" title="" id="42" name="Picture"/>
+                  <wp:docPr descr="" title="" id="39" name="Picture"/>
                   <a:graphic>
                     <a:graphicData uri="http://schemas.openxmlformats.org/drawingml/2006/picture">
                       <pic:pic>
                         <pic:nvPicPr>
-                          <pic:cNvPr descr="/Applications/Positron.app/Contents/Resources/app/quarto/share/formats/docx/note.png" id="43" name="Picture"/>
+                          <pic:cNvPr descr="/Applications/Positron.app/Contents/Resources/app/quarto/share/formats/docx/note.png" id="40" name="Picture"/>
                           <pic:cNvPicPr>
                             <a:picLocks noChangeArrowheads="1" noChangeAspect="1"/>
                           </pic:cNvPicPr>
@@ -3394,106 +3215,34 @@
                 <w:b/>
                 <w:bCs/>
               </w:rPr>
-              <w:t xml:space="preserve">📖 New words</w:t>
-            </w:r>
-          </w:p>
-          <w:p>
-            <w:pPr>
-              <w:pStyle w:val="Compact"/>
-              <w:numPr>
-                <w:ilvl w:val="0"/>
-                <w:numId w:val="1008"/>
-              </w:numPr>
-            </w:pPr>
+              <w:t xml:space="preserve">✅ Key idea</w:t>
+            </w:r>
+          </w:p>
+          <w:p>
+            <w:pPr>
+              <w:pStyle w:val="BodyText"/>
+            </w:pPr>
+            <w:pPr>
+              <w:spacing w:after="16"/>
+            </w:pPr>
+            <w:r>
+              <w:t xml:space="preserve">The</w:t>
+            </w:r>
+            <w:r>
+              <w:t xml:space="preserve"> </w:t>
+            </w:r>
             <w:r>
               <w:rPr>
-                <w:rStyle w:val="VerbatimChar"/>
                 <w:b/>
                 <w:bCs/>
               </w:rPr>
-              <w:t xml:space="preserve">is.na(x)</w:t>
-            </w:r>
-            <w:r>
-              <w:t xml:space="preserve"> </w:t>
-            </w:r>
-            <w:r>
-              <w:t xml:space="preserve">—</w:t>
-            </w:r>
-            <w:r>
-              <w:t xml:space="preserve"> </w:t>
-            </w:r>
-            <w:r>
-              <w:rPr>
-                <w:rStyle w:val="VerbatimChar"/>
-              </w:rPr>
-              <w:t xml:space="preserve">TRUE</w:t>
-            </w:r>
-            <w:r>
-              <w:t xml:space="preserve"> </w:t>
-            </w:r>
-            <w:r>
-              <w:t xml:space="preserve">where a value is missing</w:t>
-            </w:r>
-          </w:p>
-          <w:p>
-            <w:pPr>
-              <w:pStyle w:val="Compact"/>
-              <w:numPr>
-                <w:ilvl w:val="0"/>
-                <w:numId w:val="1008"/>
-              </w:numPr>
-            </w:pPr>
-            <w:r>
-              <w:rPr>
-                <w:rStyle w:val="VerbatimChar"/>
-                <w:b/>
-                <w:bCs/>
-              </w:rPr>
-              <w:t xml:space="preserve">!is.na(x)</w:t>
-            </w:r>
-            <w:r>
-              <w:t xml:space="preserve"> </w:t>
-            </w:r>
-            <w:r>
-              <w:t xml:space="preserve">— the flip:</w:t>
-            </w:r>
-            <w:r>
-              <w:t xml:space="preserve"> </w:t>
-            </w:r>
-            <w:r>
-              <w:rPr>
-                <w:rStyle w:val="VerbatimChar"/>
-              </w:rPr>
-              <w:t xml:space="preserve">TRUE</w:t>
-            </w:r>
-            <w:r>
-              <w:t xml:space="preserve"> </w:t>
-            </w:r>
-            <w:r>
-              <w:t xml:space="preserve">where a value is real</w:t>
-            </w:r>
-          </w:p>
-          <w:p>
-            <w:pPr>
-              <w:pStyle w:val="Compact"/>
-              <w:numPr>
-                <w:ilvl w:val="0"/>
-                <w:numId w:val="1008"/>
-              </w:numPr>
-            </w:pPr>
-            <w:r>
-              <w:rPr>
-                <w:rStyle w:val="VerbatimChar"/>
-                <w:b/>
-                <w:bCs/>
-              </w:rPr>
-              <w:t xml:space="preserve">sum(!is.na(x))</w:t>
-            </w:r>
-            <w:r>
-              <w:t xml:space="preserve"> </w:t>
-            </w:r>
-            <w:r>
-              <w:t xml:space="preserve">— counts the real values = the correct</w:t>
+              <w:t xml:space="preserve">IQR</w:t>
+            </w:r>
+            <w:r>
+              <w:t xml:space="preserve"> </w:t>
+            </w:r>
+            <w:r>
+              <w:t xml:space="preserve">is the range of the</w:t>
             </w:r>
             <w:r>
               <w:t xml:space="preserve"> </w:t>
@@ -3503,533 +3252,19 @@
                 <w:i/>
                 <w:iCs/>
               </w:rPr>
-              <w:t xml:space="preserve">n</w:t>
+              <w:t xml:space="preserve">middle 50%</w:t>
+            </w:r>
+            <w:r>
+              <w:t xml:space="preserve"> </w:t>
+            </w:r>
+            <w:r>
+              <w:t xml:space="preserve">of the data — it ignores the most extreme quarter on each end, which makes it robust to outliers the same way the median is.</w:t>
             </w:r>
           </w:p>
           <w:p/>
         </w:tc>
       </w:tr>
     </w:tbl>
-    <w:bookmarkEnd w:id="44"/>
-    <w:bookmarkStart w:id="48" w:name="the-length-trap-why-it-matters"/>
-    <w:p>
-      <w:pPr>
-        <w:pStyle w:val="Heading2"/>
-      </w:pPr>
-      <w:r>
-        <w:t xml:space="preserve">The</w:t>
-      </w:r>
-      <w:r>
-        <w:t xml:space="preserve"> </w:t>
-      </w:r>
-      <w:r>
-        <w:rPr>
-          <w:rStyle w:val="VerbatimChar"/>
-        </w:rPr>
-        <w:t xml:space="preserve">length()</w:t>
-      </w:r>
-      <w:r>
-        <w:t xml:space="preserve"> </w:t>
-      </w:r>
-      <w:r>
-        <w:t xml:space="preserve">Trap — Why It Matters</w:t>
-      </w:r>
-    </w:p>
-    <w:p>
-      <w:pPr>
-        <w:pStyle w:val="SourceCode"/>
-      </w:pPr>
-      <w:r>
-        <w:rPr>
-          <w:rStyle w:val="CommentTok"/>
-        </w:rPr>
-        <w:t xml:space="preserve"># Using length() as n silently gives the WRONG answer</w:t>
-      </w:r>
-      <w:r>
-        <w:br/>
-      </w:r>
-      <w:r>
-        <w:rPr>
-          <w:rStyle w:val="NormalTok"/>
-        </w:rPr>
-        <w:t xml:space="preserve">wrong_n  </w:t>
-      </w:r>
-      <w:r>
-        <w:rPr>
-          <w:rStyle w:val="OtherTok"/>
-        </w:rPr>
-        <w:t xml:space="preserve">&lt;-</w:t>
-      </w:r>
-      <w:r>
-        <w:rPr>
-          <w:rStyle w:val="NormalTok"/>
-        </w:rPr>
-        <w:t xml:space="preserve"> </w:t>
-      </w:r>
-      <w:r>
-        <w:rPr>
-          <w:rStyle w:val="FunctionTok"/>
-        </w:rPr>
-        <w:t xml:space="preserve">length</w:t>
-      </w:r>
-      <w:r>
-        <w:rPr>
-          <w:rStyle w:val="NormalTok"/>
-        </w:rPr>
-        <w:t xml:space="preserve">(x)</w:t>
-      </w:r>
-      <w:r>
-        <w:br/>
-      </w:r>
-      <w:r>
-        <w:rPr>
-          <w:rStyle w:val="NormalTok"/>
-        </w:rPr>
-        <w:t xml:space="preserve">wrong_se </w:t>
-      </w:r>
-      <w:r>
-        <w:rPr>
-          <w:rStyle w:val="OtherTok"/>
-        </w:rPr>
-        <w:t xml:space="preserve">&lt;-</w:t>
-      </w:r>
-      <w:r>
-        <w:rPr>
-          <w:rStyle w:val="NormalTok"/>
-        </w:rPr>
-        <w:t xml:space="preserve"> </w:t>
-      </w:r>
-      <w:r>
-        <w:rPr>
-          <w:rStyle w:val="FunctionTok"/>
-        </w:rPr>
-        <w:t xml:space="preserve">sd</w:t>
-      </w:r>
-      <w:r>
-        <w:rPr>
-          <w:rStyle w:val="NormalTok"/>
-        </w:rPr>
-        <w:t xml:space="preserve">(x, </w:t>
-      </w:r>
-      <w:r>
-        <w:rPr>
-          <w:rStyle w:val="AttributeTok"/>
-        </w:rPr>
-        <w:t xml:space="preserve">na.rm =</w:t>
-      </w:r>
-      <w:r>
-        <w:rPr>
-          <w:rStyle w:val="NormalTok"/>
-        </w:rPr>
-        <w:t xml:space="preserve"> </w:t>
-      </w:r>
-      <w:r>
-        <w:rPr>
-          <w:rStyle w:val="ConstantTok"/>
-        </w:rPr>
-        <w:t xml:space="preserve">TRUE</w:t>
-      </w:r>
-      <w:r>
-        <w:rPr>
-          <w:rStyle w:val="NormalTok"/>
-        </w:rPr>
-        <w:t xml:space="preserve">) </w:t>
-      </w:r>
-      <w:r>
-        <w:rPr>
-          <w:rStyle w:val="SpecialCharTok"/>
-        </w:rPr>
-        <w:t xml:space="preserve">/</w:t>
-      </w:r>
-      <w:r>
-        <w:rPr>
-          <w:rStyle w:val="NormalTok"/>
-        </w:rPr>
-        <w:t xml:space="preserve"> </w:t>
-      </w:r>
-      <w:r>
-        <w:rPr>
-          <w:rStyle w:val="FunctionTok"/>
-        </w:rPr>
-        <w:t xml:space="preserve">sqrt</w:t>
-      </w:r>
-      <w:r>
-        <w:rPr>
-          <w:rStyle w:val="NormalTok"/>
-        </w:rPr>
-        <w:t xml:space="preserve">(wrong_n)</w:t>
-      </w:r>
-      <w:r>
-        <w:br/>
-      </w:r>
-      <w:r>
-        <w:br/>
-      </w:r>
-      <w:r>
-        <w:rPr>
-          <w:rStyle w:val="NormalTok"/>
-        </w:rPr>
-        <w:t xml:space="preserve">wrong_n</w:t>
-      </w:r>
-    </w:p>
-    <w:p>
-      <w:pPr>
-        <w:pStyle w:val="SourceCode"/>
-      </w:pPr>
-      <w:r>
-        <w:rPr>
-          <w:rStyle w:val="VerbatimChar"/>
-        </w:rPr>
-        <w:t xml:space="preserve">[1] 5</w:t>
-      </w:r>
-    </w:p>
-    <w:p>
-      <w:pPr>
-        <w:pStyle w:val="SourceCode"/>
-      </w:pPr>
-      <w:r>
-        <w:rPr>
-          <w:rStyle w:val="FunctionTok"/>
-        </w:rPr>
-        <w:t xml:space="preserve">round</w:t>
-      </w:r>
-      <w:r>
-        <w:rPr>
-          <w:rStyle w:val="NormalTok"/>
-        </w:rPr>
-        <w:t xml:space="preserve">(wrong_se, </w:t>
-      </w:r>
-      <w:r>
-        <w:rPr>
-          <w:rStyle w:val="DecValTok"/>
-        </w:rPr>
-        <w:t xml:space="preserve">3</w:t>
-      </w:r>
-      <w:r>
-        <w:rPr>
-          <w:rStyle w:val="NormalTok"/>
-        </w:rPr>
-        <w:t xml:space="preserve">)</w:t>
-      </w:r>
-    </w:p>
-    <w:p>
-      <w:pPr>
-        <w:pStyle w:val="SourceCode"/>
-      </w:pPr>
-      <w:r>
-        <w:rPr>
-          <w:rStyle w:val="VerbatimChar"/>
-        </w:rPr>
-        <w:t xml:space="preserve">[1] 0.931</w:t>
-      </w:r>
-    </w:p>
-    <w:tbl>
-      <w:tblPr>
-        <w:tblStyle w:val="Table"/>
-        <w:tblLook w:firstRow="0" w:lastRow="0" w:firstColumn="0" w:lastColumn="0" w:noHBand="0" w:noVBand="0" w:val="0000"/>
-        <w:tblBorders>
-          <w:top w:val="single" w:sz="4" w:space="0" w:color="EB9113"/>
-          <w:left w:val="single" w:sz="24" w:space="0" w:color="EB9113"/>
-          <w:bottom w:val="single" w:sz="4" w:space="0" w:color="EB9113"/>
-          <w:right w:val="single" w:sz="4" w:space="0" w:color="EB9113"/>
-        </w:tblBorders>
-        <w:tblCellMar>
-          <w:left w:w="144" w:type="dxa"/>
-          <w:right w:w="144" w:type="dxa"/>
-        </w:tblCellMar>
-        <w:tblLook w:firstRow="0" w:lastRow="0" w:firstColumn="0" w:lastColumn="0" w:noHBand="0" w:noVBand="0" w:val="0000"/>
-      </w:tblPr>
-      <w:tr>
-        <w:trPr>
-          <w:cantSplit/>
-        </w:trPr>
-        <w:tc>
-          <w:tcPr>
-            <w:shd w:color="auto" w:fill="fcefdc" w:val="clear"/>
-            <w:tcMar>
-              <w:top w:w="92" w:type="dxa"/>
-              <w:bottom w:w="92" w:type="dxa"/>
-            </w:tcMar>
-          </w:tcPr>
-          <w:p>
-            <w:pPr>
-              <w:pStyle w:val="FirstParagraph"/>
-            </w:pPr>
-            <w:pPr>
-              <w:spacing w:before="0" w:after="0"/>
-              <w:textAlignment w:val="center"/>
-            </w:pPr>
-            <w:r>
-              <w:drawing>
-                <wp:inline>
-                  <wp:extent cx="152400" cy="152400"/>
-                  <wp:effectExtent b="0" l="0" r="0" t="0"/>
-                  <wp:docPr descr="" title="" id="46" name="Picture"/>
-                  <a:graphic>
-                    <a:graphicData uri="http://schemas.openxmlformats.org/drawingml/2006/picture">
-                      <pic:pic>
-                        <pic:nvPicPr>
-                          <pic:cNvPr descr="/Applications/Positron.app/Contents/Resources/app/quarto/share/formats/docx/warning.png" id="47" name="Picture"/>
-                          <pic:cNvPicPr>
-                            <a:picLocks noChangeArrowheads="1" noChangeAspect="1"/>
-                          </pic:cNvPicPr>
-                        </pic:nvPicPr>
-                        <pic:blipFill>
-                          <a:blip r:embed="rId45"/>
-                          <a:stretch>
-                            <a:fillRect/>
-                          </a:stretch>
-                        </pic:blipFill>
-                        <pic:spPr bwMode="auto">
-                          <a:xfrm>
-                            <a:off x="0" y="0"/>
-                            <a:ext cx="152400" cy="152400"/>
-                          </a:xfrm>
-                          <a:prstGeom prst="rect">
-                            <a:avLst/>
-                          </a:prstGeom>
-                          <a:noFill/>
-                          <a:ln w="9525">
-                            <a:noFill/>
-                            <a:headEnd/>
-                            <a:tailEnd/>
-                          </a:ln>
-                        </pic:spPr>
-                      </pic:pic>
-                    </a:graphicData>
-                  </a:graphic>
-                </wp:inline>
-              </w:drawing>
-            </w:r>
-            <w:r>
-              <w:t xml:space="preserve"> </w:t>
-            </w:r>
-            <w:r>
-              <w:t xml:space="preserve"> </w:t>
-            </w:r>
-            <w:r>
-              <w:t xml:space="preserve">Warning</w:t>
-            </w:r>
-          </w:p>
-        </w:tc>
-      </w:tr>
-      <w:tr>
-        <w:trPr>
-          <w:cantSplit/>
-        </w:trPr>
-        <w:tc>
-          <w:tcPr>
-            <w:tcMar>
-              <w:top w:w="108" w:type="dxa"/>
-              <w:bottom w:w="108" w:type="dxa"/>
-            </w:tcMar>
-          </w:tcPr>
-          <w:p>
-            <w:pPr>
-              <w:pStyle w:val="BodyText"/>
-            </w:pPr>
-            <w:pPr>
-              <w:spacing w:before="16"/>
-            </w:pPr>
-            <w:r>
-              <w:rPr>
-                <w:b/>
-                <w:bCs/>
-              </w:rPr>
-              <w:t xml:space="preserve">⚠️ Watch out!</w:t>
-            </w:r>
-          </w:p>
-          <w:p>
-            <w:pPr>
-              <w:pStyle w:val="BodyText"/>
-            </w:pPr>
-            <w:pPr>
-              <w:spacing w:after="16"/>
-            </w:pPr>
-            <w:r>
-              <w:t xml:space="preserve">R will</w:t>
-            </w:r>
-            <w:r>
-              <w:t xml:space="preserve"> </w:t>
-            </w:r>
-            <w:r>
-              <w:rPr>
-                <w:b/>
-                <w:bCs/>
-              </w:rPr>
-              <w:t xml:space="preserve">not</w:t>
-            </w:r>
-            <w:r>
-              <w:t xml:space="preserve"> </w:t>
-            </w:r>
-            <w:r>
-              <w:t xml:space="preserve">warn you.</w:t>
-            </w:r>
-            <w:r>
-              <w:t xml:space="preserve"> </w:t>
-            </w:r>
-            <w:r>
-              <w:rPr>
-                <w:rStyle w:val="VerbatimChar"/>
-              </w:rPr>
-              <w:t xml:space="preserve">length()</w:t>
-            </w:r>
-            <w:r>
-              <w:t xml:space="preserve"> </w:t>
-            </w:r>
-            <w:r>
-              <w:t xml:space="preserve">happily returns 5 when only 3 values are real — a silent, common error.</w:t>
-            </w:r>
-          </w:p>
-          <w:p/>
-        </w:tc>
-      </w:tr>
-    </w:tbl>
-    <w:bookmarkEnd w:id="48"/>
-    <w:bookmarkStart w:id="51" w:name="fix-sumis.na"/>
-    <w:p>
-      <w:pPr>
-        <w:pStyle w:val="Heading2"/>
-      </w:pPr>
-      <w:r>
-        <w:t xml:space="preserve">Fix —</w:t>
-      </w:r>
-      <w:r>
-        <w:t xml:space="preserve"> </w:t>
-      </w:r>
-      <w:r>
-        <w:rPr>
-          <w:rStyle w:val="VerbatimChar"/>
-        </w:rPr>
-        <w:t xml:space="preserve">sum(!is.na())</w:t>
-      </w:r>
-    </w:p>
-    <w:p>
-      <w:pPr>
-        <w:pStyle w:val="SourceCode"/>
-      </w:pPr>
-      <w:r>
-        <w:rPr>
-          <w:rStyle w:val="FunctionTok"/>
-        </w:rPr>
-        <w:t xml:space="preserve">is.na</w:t>
-      </w:r>
-      <w:r>
-        <w:rPr>
-          <w:rStyle w:val="NormalTok"/>
-        </w:rPr>
-        <w:t xml:space="preserve">(x)          </w:t>
-      </w:r>
-      <w:r>
-        <w:rPr>
-          <w:rStyle w:val="CommentTok"/>
-        </w:rPr>
-        <w:t xml:space="preserve"># TRUE where NA</w:t>
-      </w:r>
-    </w:p>
-    <w:p>
-      <w:pPr>
-        <w:pStyle w:val="SourceCode"/>
-      </w:pPr>
-      <w:r>
-        <w:rPr>
-          <w:rStyle w:val="VerbatimChar"/>
-        </w:rPr>
-        <w:t xml:space="preserve">[1] FALSE FALSE  TRUE FALSE  TRUE</w:t>
-      </w:r>
-    </w:p>
-    <w:p>
-      <w:pPr>
-        <w:pStyle w:val="SourceCode"/>
-      </w:pPr>
-      <w:r>
-        <w:rPr>
-          <w:rStyle w:val="SpecialCharTok"/>
-        </w:rPr>
-        <w:t xml:space="preserve">!</w:t>
-      </w:r>
-      <w:r>
-        <w:rPr>
-          <w:rStyle w:val="FunctionTok"/>
-        </w:rPr>
-        <w:t xml:space="preserve">is.na</w:t>
-      </w:r>
-      <w:r>
-        <w:rPr>
-          <w:rStyle w:val="NormalTok"/>
-        </w:rPr>
-        <w:t xml:space="preserve">(x)         </w:t>
-      </w:r>
-      <w:r>
-        <w:rPr>
-          <w:rStyle w:val="CommentTok"/>
-        </w:rPr>
-        <w:t xml:space="preserve"># flipped: TRUE where real</w:t>
-      </w:r>
-    </w:p>
-    <w:p>
-      <w:pPr>
-        <w:pStyle w:val="SourceCode"/>
-      </w:pPr>
-      <w:r>
-        <w:rPr>
-          <w:rStyle w:val="VerbatimChar"/>
-        </w:rPr>
-        <w:t xml:space="preserve">[1]  TRUE  TRUE FALSE  TRUE FALSE</w:t>
-      </w:r>
-    </w:p>
-    <w:p>
-      <w:pPr>
-        <w:pStyle w:val="SourceCode"/>
-      </w:pPr>
-      <w:r>
-        <w:rPr>
-          <w:rStyle w:val="FunctionTok"/>
-        </w:rPr>
-        <w:t xml:space="preserve">sum</w:t>
-      </w:r>
-      <w:r>
-        <w:rPr>
-          <w:rStyle w:val="NormalTok"/>
-        </w:rPr>
-        <w:t xml:space="preserve">(</w:t>
-      </w:r>
-      <w:r>
-        <w:rPr>
-          <w:rStyle w:val="SpecialCharTok"/>
-        </w:rPr>
-        <w:t xml:space="preserve">!</w:t>
-      </w:r>
-      <w:r>
-        <w:rPr>
-          <w:rStyle w:val="FunctionTok"/>
-        </w:rPr>
-        <w:t xml:space="preserve">is.na</w:t>
-      </w:r>
-      <w:r>
-        <w:rPr>
-          <w:rStyle w:val="NormalTok"/>
-        </w:rPr>
-        <w:t xml:space="preserve">(x))    </w:t>
-      </w:r>
-      <w:r>
-        <w:rPr>
-          <w:rStyle w:val="CommentTok"/>
-        </w:rPr>
-        <w:t xml:space="preserve"># count the TRUEs</w:t>
-      </w:r>
-    </w:p>
-    <w:p>
-      <w:pPr>
-        <w:pStyle w:val="SourceCode"/>
-      </w:pPr>
-      <w:r>
-        <w:rPr>
-          <w:rStyle w:val="VerbatimChar"/>
-        </w:rPr>
-        <w:t xml:space="preserve">[1] 3</w:t>
-      </w:r>
-    </w:p>
     <w:tbl>
       <w:tblPr>
         <w:tblStyle w:val="Table"/>
@@ -4060,7 +3295,7 @@
           </w:tcPr>
           <w:p>
             <w:pPr>
-              <w:pStyle w:val="FirstParagraph"/>
+              <w:pStyle w:val="BodyText"/>
             </w:pPr>
             <w:pPr>
               <w:spacing w:before="0" w:after="0"/>
@@ -4071,12 +3306,12 @@
                 <wp:inline>
                   <wp:extent cx="152400" cy="152400"/>
                   <wp:effectExtent b="0" l="0" r="0" t="0"/>
-                  <wp:docPr descr="" title="" id="49" name="Picture"/>
+                  <wp:docPr descr="" title="" id="41" name="Picture"/>
                   <a:graphic>
                     <a:graphicData uri="http://schemas.openxmlformats.org/drawingml/2006/picture">
                       <pic:pic>
                         <pic:nvPicPr>
-                          <pic:cNvPr descr="/Applications/Positron.app/Contents/Resources/app/quarto/share/formats/docx/tip.png" id="50" name="Picture"/>
+                          <pic:cNvPr descr="/Applications/Positron.app/Contents/Resources/app/quarto/share/formats/docx/tip.png" id="42" name="Picture"/>
                           <pic:cNvPicPr>
                             <a:picLocks noChangeArrowheads="1" noChangeAspect="1"/>
                           </pic:cNvPicPr>
@@ -4136,376 +3371,148 @@
               <w:pStyle w:val="BodyText"/>
             </w:pPr>
             <w:pPr>
-              <w:spacing w:before="16" w:after="16"/>
+              <w:spacing w:before="16"/>
             </w:pPr>
             <w:r>
               <w:rPr>
                 <w:b/>
                 <w:bCs/>
               </w:rPr>
-              <w:t xml:space="preserve">Best practice:</w:t>
-            </w:r>
-            <w:r>
-              <w:t xml:space="preserve"> </w:t>
-            </w:r>
-            <w:r>
-              <w:t xml:space="preserve">use</w:t>
-            </w:r>
-            <w:r>
-              <w:t xml:space="preserve"> </w:t>
-            </w:r>
+              <w:t xml:space="preserve">🖐 Notice</w:t>
+            </w:r>
+          </w:p>
+          <w:p>
+            <w:pPr>
+              <w:pStyle w:val="BodyText"/>
+            </w:pPr>
             <w:r>
               <w:rPr>
                 <w:rStyle w:val="VerbatimChar"/>
               </w:rPr>
-              <w:t xml:space="preserve">sum(!is.na(x))</w:t>
-            </w:r>
-            <w:r>
-              <w:t xml:space="preserve"> </w:t>
-            </w:r>
-            <w:r>
-              <w:t xml:space="preserve">for</w:t>
+              <w:t xml:space="preserve">quantile()</w:t>
+            </w:r>
+            <w:r>
+              <w:t xml:space="preserve">’s 50th percentile is exactly the median.</w:t>
             </w:r>
             <w:r>
               <w:t xml:space="preserve"> </w:t>
             </w:r>
             <w:r>
               <w:rPr>
-                <w:i/>
-                <w:iCs/>
+                <w:rStyle w:val="VerbatimChar"/>
               </w:rPr>
-              <w:t xml:space="preserve">n</w:t>
-            </w:r>
-            <w:r>
-              <w:t xml:space="preserve"> </w:t>
-            </w:r>
-            <w:r>
-              <w:t xml:space="preserve">every time you compute an SE — even when you’re sure there are no missing values. Field data rarely stays that clean.</w:t>
+              <w:t xml:space="preserve">IQR()</w:t>
+            </w:r>
+            <w:r>
+              <w:t xml:space="preserve"> </w:t>
+            </w:r>
+            <w:r>
+              <w:t xml:space="preserve">is just</w:t>
+            </w:r>
+            <w:r>
+              <w:t xml:space="preserve"> </w:t>
+            </w:r>
+            <w:r>
+              <w:rPr>
+                <w:rStyle w:val="VerbatimChar"/>
+              </w:rPr>
+              <w:t xml:space="preserve">quantile(x, 0.75) - quantile(x, 0.25)</w:t>
+            </w:r>
+            <w:r>
+              <w:t xml:space="preserve"> </w:t>
+            </w:r>
+            <w:r>
+              <w:t xml:space="preserve">computed for you.</w:t>
+            </w:r>
+          </w:p>
+          <w:p>
+            <w:pPr>
+              <w:pStyle w:val="BodyText"/>
+            </w:pPr>
+            <w:pPr>
+              <w:spacing w:after="16"/>
+            </w:pPr>
+            <w:r>
+              <w:t xml:space="preserve">📖 R4DS §12 — EDA</w:t>
             </w:r>
           </w:p>
           <w:p/>
         </w:tc>
       </w:tr>
     </w:tbl>
-    <w:p>
-      <w:pPr>
-        <w:pStyle w:val="BodyText"/>
-      </w:pPr>
-      <w:r>
-        <w:rPr>
-          <w:b/>
-          <w:bCs/>
-        </w:rPr>
-        <w:t xml:space="preserve">How it works, step by step:</w:t>
-      </w:r>
-    </w:p>
-    <w:p>
-      <w:pPr>
-        <w:pStyle w:val="Compact"/>
-        <w:numPr>
-          <w:ilvl w:val="0"/>
-          <w:numId w:val="1009"/>
-        </w:numPr>
+    <w:bookmarkEnd w:id="43"/>
+    <w:bookmarkStart w:id="46" w:name="quantiles-why-this-matters-for-module-4"/>
+    <w:p>
+      <w:pPr>
+        <w:pStyle w:val="Heading2"/>
+      </w:pPr>
+      <w:r>
+        <w:t xml:space="preserve">Quantiles — Why This Matters for Module 4</w:t>
+      </w:r>
+    </w:p>
+    <w:p>
+      <w:pPr>
+        <w:pStyle w:val="SourceCode"/>
+      </w:pPr>
+      <w:r>
+        <w:rPr>
+          <w:rStyle w:val="FunctionTok"/>
+        </w:rPr>
+        <w:t xml:space="preserve">quantile</w:t>
+      </w:r>
+      <w:r>
+        <w:rPr>
+          <w:rStyle w:val="NormalTok"/>
+        </w:rPr>
+        <w:t xml:space="preserve">(wind_lengths)</w:t>
+      </w:r>
+    </w:p>
+    <w:p>
+      <w:pPr>
+        <w:pStyle w:val="SourceCode"/>
       </w:pPr>
       <w:r>
         <w:rPr>
           <w:rStyle w:val="VerbatimChar"/>
         </w:rPr>
-        <w:t xml:space="preserve">is.na(x)</w:t>
-      </w:r>
-      <w:r>
-        <w:t xml:space="preserve"> </w:t>
-      </w:r>
-      <w:r>
-        <w:t xml:space="preserve">→</w:t>
-      </w:r>
-      <w:r>
-        <w:t xml:space="preserve"> </w:t>
+        <w:t xml:space="preserve">   0%   25%   50%   75%  100% </w:t>
+      </w:r>
+      <w:r>
+        <w:br/>
       </w:r>
       <w:r>
         <w:rPr>
           <w:rStyle w:val="VerbatimChar"/>
         </w:rPr>
-        <w:t xml:space="preserve">TRUE</w:t>
-      </w:r>
-      <w:r>
-        <w:t xml:space="preserve"> </w:t>
-      </w:r>
-      <w:r>
-        <w:t xml:space="preserve">for each missing value</w:t>
-      </w:r>
-    </w:p>
-    <w:p>
-      <w:pPr>
-        <w:pStyle w:val="Compact"/>
-        <w:numPr>
-          <w:ilvl w:val="0"/>
-          <w:numId w:val="1009"/>
-        </w:numPr>
+        <w:t xml:space="preserve">12.00 13.75 15.00 16.00 19.00 </w:t>
+      </w:r>
+    </w:p>
+    <w:p>
+      <w:pPr>
+        <w:pStyle w:val="SourceCode"/>
+      </w:pPr>
+      <w:r>
+        <w:rPr>
+          <w:rStyle w:val="FunctionTok"/>
+        </w:rPr>
+        <w:t xml:space="preserve">IQR</w:t>
+      </w:r>
+      <w:r>
+        <w:rPr>
+          <w:rStyle w:val="NormalTok"/>
+        </w:rPr>
+        <w:t xml:space="preserve">(wind_lengths)</w:t>
+      </w:r>
+    </w:p>
+    <w:p>
+      <w:pPr>
+        <w:pStyle w:val="SourceCode"/>
       </w:pPr>
       <w:r>
         <w:rPr>
           <w:rStyle w:val="VerbatimChar"/>
         </w:rPr>
-        <w:t xml:space="preserve">!is.na(x)</w:t>
-      </w:r>
-      <w:r>
-        <w:t xml:space="preserve"> </w:t>
-      </w:r>
-      <w:r>
-        <w:t xml:space="preserve">→ flips it to</w:t>
-      </w:r>
-      <w:r>
-        <w:t xml:space="preserve"> </w:t>
-      </w:r>
-      <w:r>
-        <w:rPr>
-          <w:rStyle w:val="VerbatimChar"/>
-        </w:rPr>
-        <w:t xml:space="preserve">TRUE</w:t>
-      </w:r>
-      <w:r>
-        <w:t xml:space="preserve"> </w:t>
-      </w:r>
-      <w:r>
-        <w:t xml:space="preserve">for</w:t>
-      </w:r>
-      <w:r>
-        <w:t xml:space="preserve"> </w:t>
-      </w:r>
-      <w:r>
-        <w:rPr>
-          <w:b/>
-          <w:bCs/>
-        </w:rPr>
-        <w:t xml:space="preserve">real</w:t>
-      </w:r>
-      <w:r>
-        <w:t xml:space="preserve"> </w:t>
-      </w:r>
-      <w:r>
-        <w:t xml:space="preserve">values</w:t>
-      </w:r>
-    </w:p>
-    <w:p>
-      <w:pPr>
-        <w:pStyle w:val="Compact"/>
-        <w:numPr>
-          <w:ilvl w:val="0"/>
-          <w:numId w:val="1009"/>
-        </w:numPr>
-      </w:pPr>
-      <w:r>
-        <w:rPr>
-          <w:rStyle w:val="VerbatimChar"/>
-        </w:rPr>
-        <w:t xml:space="preserve">sum(...)</w:t>
-      </w:r>
-      <w:r>
-        <w:t xml:space="preserve"> </w:t>
-      </w:r>
-      <w:r>
-        <w:t xml:space="preserve">→ adds up the</w:t>
-      </w:r>
-      <w:r>
-        <w:t xml:space="preserve"> </w:t>
-      </w:r>
-      <w:r>
-        <w:rPr>
-          <w:rStyle w:val="VerbatimChar"/>
-        </w:rPr>
-        <w:t xml:space="preserve">TRUE</w:t>
-      </w:r>
-      <w:r>
-        <w:t xml:space="preserve">s (</w:t>
-      </w:r>
-      <w:r>
-        <w:rPr>
-          <w:rStyle w:val="VerbatimChar"/>
-        </w:rPr>
-        <w:t xml:space="preserve">TRUE</w:t>
-      </w:r>
-      <w:r>
-        <w:t xml:space="preserve"> </w:t>
-      </w:r>
-      <w:r>
-        <w:t xml:space="preserve">= 1)</w:t>
-      </w:r>
-    </w:p>
-    <w:p>
-      <w:pPr>
-        <w:pStyle w:val="FirstParagraph"/>
-      </w:pPr>
-      <w:r>
-        <w:t xml:space="preserve">📖 R4DS §18 — Missing Values</w:t>
-      </w:r>
-    </w:p>
-    <w:bookmarkEnd w:id="51"/>
-    <w:bookmarkStart w:id="54" w:name="fix-applied-to-real-data"/>
-    <w:p>
-      <w:pPr>
-        <w:pStyle w:val="Heading2"/>
-      </w:pPr>
-      <w:r>
-        <w:t xml:space="preserve">Fix — Applied to Real Data</w:t>
-      </w:r>
-    </w:p>
-    <w:p>
-      <w:pPr>
-        <w:pStyle w:val="SourceCode"/>
-      </w:pPr>
-      <w:r>
-        <w:rPr>
-          <w:rStyle w:val="CommentTok"/>
-        </w:rPr>
-        <w:t xml:space="preserve"># Applied to our real data — even with no NAs, make it a habit</w:t>
-      </w:r>
-      <w:r>
-        <w:br/>
-      </w:r>
-      <w:r>
-        <w:rPr>
-          <w:rStyle w:val="NormalTok"/>
-        </w:rPr>
-        <w:t xml:space="preserve">n_lee  </w:t>
-      </w:r>
-      <w:r>
-        <w:rPr>
-          <w:rStyle w:val="OtherTok"/>
-        </w:rPr>
-        <w:t xml:space="preserve">&lt;-</w:t>
-      </w:r>
-      <w:r>
-        <w:rPr>
-          <w:rStyle w:val="NormalTok"/>
-        </w:rPr>
-        <w:t xml:space="preserve"> </w:t>
-      </w:r>
-      <w:r>
-        <w:rPr>
-          <w:rStyle w:val="FunctionTok"/>
-        </w:rPr>
-        <w:t xml:space="preserve">sum</w:t>
-      </w:r>
-      <w:r>
-        <w:rPr>
-          <w:rStyle w:val="NormalTok"/>
-        </w:rPr>
-        <w:t xml:space="preserve">(</w:t>
-      </w:r>
-      <w:r>
-        <w:rPr>
-          <w:rStyle w:val="SpecialCharTok"/>
-        </w:rPr>
-        <w:t xml:space="preserve">!</w:t>
-      </w:r>
-      <w:r>
-        <w:rPr>
-          <w:rStyle w:val="FunctionTok"/>
-        </w:rPr>
-        <w:t xml:space="preserve">is.na</w:t>
-      </w:r>
-      <w:r>
-        <w:rPr>
-          <w:rStyle w:val="NormalTok"/>
-        </w:rPr>
-        <w:t xml:space="preserve">(lee_lengths))</w:t>
-      </w:r>
-      <w:r>
-        <w:br/>
-      </w:r>
-      <w:r>
-        <w:rPr>
-          <w:rStyle w:val="NormalTok"/>
-        </w:rPr>
-        <w:t xml:space="preserve">n_wind </w:t>
-      </w:r>
-      <w:r>
-        <w:rPr>
-          <w:rStyle w:val="OtherTok"/>
-        </w:rPr>
-        <w:t xml:space="preserve">&lt;-</w:t>
-      </w:r>
-      <w:r>
-        <w:rPr>
-          <w:rStyle w:val="NormalTok"/>
-        </w:rPr>
-        <w:t xml:space="preserve"> </w:t>
-      </w:r>
-      <w:r>
-        <w:rPr>
-          <w:rStyle w:val="FunctionTok"/>
-        </w:rPr>
-        <w:t xml:space="preserve">sum</w:t>
-      </w:r>
-      <w:r>
-        <w:rPr>
-          <w:rStyle w:val="NormalTok"/>
-        </w:rPr>
-        <w:t xml:space="preserve">(</w:t>
-      </w:r>
-      <w:r>
-        <w:rPr>
-          <w:rStyle w:val="SpecialCharTok"/>
-        </w:rPr>
-        <w:t xml:space="preserve">!</w:t>
-      </w:r>
-      <w:r>
-        <w:rPr>
-          <w:rStyle w:val="FunctionTok"/>
-        </w:rPr>
-        <w:t xml:space="preserve">is.na</w:t>
-      </w:r>
-      <w:r>
-        <w:rPr>
-          <w:rStyle w:val="NormalTok"/>
-        </w:rPr>
-        <w:t xml:space="preserve">(wind_lengths))</w:t>
-      </w:r>
-      <w:r>
-        <w:br/>
-      </w:r>
-      <w:r>
-        <w:br/>
-      </w:r>
-      <w:r>
-        <w:rPr>
-          <w:rStyle w:val="NormalTok"/>
-        </w:rPr>
-        <w:t xml:space="preserve">n_lee</w:t>
-      </w:r>
-    </w:p>
-    <w:p>
-      <w:pPr>
-        <w:pStyle w:val="SourceCode"/>
-      </w:pPr>
-      <w:r>
-        <w:rPr>
-          <w:rStyle w:val="VerbatimChar"/>
-        </w:rPr>
-        <w:t xml:space="preserve">[1] 24</w:t>
-      </w:r>
-    </w:p>
-    <w:p>
-      <w:pPr>
-        <w:pStyle w:val="SourceCode"/>
-      </w:pPr>
-      <w:r>
-        <w:rPr>
-          <w:rStyle w:val="NormalTok"/>
-        </w:rPr>
-        <w:t xml:space="preserve">n_wind</w:t>
-      </w:r>
-    </w:p>
-    <w:p>
-      <w:pPr>
-        <w:pStyle w:val="SourceCode"/>
-      </w:pPr>
-      <w:r>
-        <w:rPr>
-          <w:rStyle w:val="VerbatimChar"/>
-        </w:rPr>
-        <w:t xml:space="preserve">[1] 24</w:t>
+        <w:t xml:space="preserve">[1] 2.25</w:t>
       </w:r>
     </w:p>
     <w:tbl>
@@ -4549,12 +3556,12 @@
                 <wp:inline>
                   <wp:extent cx="152400" cy="152400"/>
                   <wp:effectExtent b="0" l="0" r="0" t="0"/>
-                  <wp:docPr descr="" title="" id="52" name="Picture"/>
+                  <wp:docPr descr="" title="" id="44" name="Picture"/>
                   <a:graphic>
                     <a:graphicData uri="http://schemas.openxmlformats.org/drawingml/2006/picture">
                       <pic:pic>
                         <pic:nvPicPr>
-                          <pic:cNvPr descr="/Applications/Positron.app/Contents/Resources/app/quarto/share/formats/docx/tip.png" id="53" name="Picture"/>
+                          <pic:cNvPr descr="/Applications/Positron.app/Contents/Resources/app/quarto/share/formats/docx/tip.png" id="45" name="Picture"/>
                           <pic:cNvPicPr>
                             <a:picLocks noChangeArrowheads="1" noChangeAspect="1"/>
                           </pic:cNvPicPr>
@@ -4614,6 +3621,1781 @@
               <w:pStyle w:val="BodyText"/>
             </w:pPr>
             <w:pPr>
+              <w:spacing w:before="16"/>
+            </w:pPr>
+            <w:r>
+              <w:rPr>
+                <w:b/>
+                <w:bCs/>
+              </w:rPr>
+              <w:t xml:space="preserve">📖 Preview</w:t>
+            </w:r>
+          </w:p>
+          <w:p>
+            <w:pPr>
+              <w:pStyle w:val="BodyText"/>
+            </w:pPr>
+            <w:pPr>
+              <w:spacing w:after="16"/>
+            </w:pPr>
+            <w:r>
+              <w:t xml:space="preserve">The box in a boxplot</w:t>
+            </w:r>
+            <w:r>
+              <w:t xml:space="preserve"> </w:t>
+            </w:r>
+            <w:r>
+              <w:rPr>
+                <w:b/>
+                <w:bCs/>
+              </w:rPr>
+              <w:t xml:space="preserve">is</w:t>
+            </w:r>
+            <w:r>
+              <w:t xml:space="preserve"> </w:t>
+            </w:r>
+            <w:r>
+              <w:t xml:space="preserve">the IQR — its bottom and top edges are the 25th and 75th percentiles you just computed. Module 4’s boxplots are these five numbers, drawn.</w:t>
+            </w:r>
+          </w:p>
+          <w:p/>
+        </w:tc>
+      </w:tr>
+    </w:tbl>
+    <w:bookmarkEnd w:id="46"/>
+    <w:bookmarkStart w:id="47" w:name="part-5-the-length-trap"/>
+    <w:p>
+      <w:pPr>
+        <w:pStyle w:val="Heading2"/>
+      </w:pPr>
+      <w:r>
+        <w:t xml:space="preserve">Part 5 · The</w:t>
+      </w:r>
+      <w:r>
+        <w:t xml:space="preserve"> </w:t>
+      </w:r>
+      <w:r>
+        <w:rPr>
+          <w:rStyle w:val="VerbatimChar"/>
+        </w:rPr>
+        <w:t xml:space="preserve">length()</w:t>
+      </w:r>
+      <w:r>
+        <w:t xml:space="preserve"> </w:t>
+      </w:r>
+      <w:r>
+        <w:t xml:space="preserve">Trap</w:t>
+      </w:r>
+    </w:p>
+    <w:bookmarkEnd w:id="47"/>
+    <w:bookmarkStart w:id="53" w:name="the-length-trap"/>
+    <w:p>
+      <w:pPr>
+        <w:pStyle w:val="Heading2"/>
+      </w:pPr>
+      <w:r>
+        <w:t xml:space="preserve">The</w:t>
+      </w:r>
+      <w:r>
+        <w:t xml:space="preserve"> </w:t>
+      </w:r>
+      <w:r>
+        <w:rPr>
+          <w:rStyle w:val="VerbatimChar"/>
+        </w:rPr>
+        <w:t xml:space="preserve">length()</w:t>
+      </w:r>
+      <w:r>
+        <w:t xml:space="preserve"> </w:t>
+      </w:r>
+      <w:r>
+        <w:t xml:space="preserve">Trap</w:t>
+      </w:r>
+    </w:p>
+    <w:tbl>
+      <w:tblPr>
+        <w:tblStyle w:val="Table"/>
+        <w:tblLook w:firstRow="0" w:lastRow="0" w:firstColumn="0" w:lastColumn="0" w:noHBand="0" w:noVBand="0" w:val="0000"/>
+        <w:tblBorders>
+          <w:top w:val="single" w:sz="4" w:space="0" w:color="CC1914"/>
+          <w:left w:val="single" w:sz="24" w:space="0" w:color="CC1914"/>
+          <w:bottom w:val="single" w:sz="4" w:space="0" w:color="CC1914"/>
+          <w:right w:val="single" w:sz="4" w:space="0" w:color="CC1914"/>
+        </w:tblBorders>
+        <w:tblCellMar>
+          <w:left w:w="144" w:type="dxa"/>
+          <w:right w:w="144" w:type="dxa"/>
+        </w:tblCellMar>
+        <w:tblLook w:firstRow="0" w:lastRow="0" w:firstColumn="0" w:lastColumn="0" w:noHBand="0" w:noVBand="0" w:val="0000"/>
+      </w:tblPr>
+      <w:tr>
+        <w:trPr>
+          <w:cantSplit/>
+        </w:trPr>
+        <w:tc>
+          <w:tcPr>
+            <w:shd w:color="auto" w:fill="f7dddc" w:val="clear"/>
+            <w:tcMar>
+              <w:top w:w="92" w:type="dxa"/>
+              <w:bottom w:w="92" w:type="dxa"/>
+            </w:tcMar>
+          </w:tcPr>
+          <w:p>
+            <w:pPr>
+              <w:pStyle w:val="FirstParagraph"/>
+            </w:pPr>
+            <w:pPr>
+              <w:spacing w:before="0" w:after="0"/>
+              <w:textAlignment w:val="center"/>
+            </w:pPr>
+            <w:r>
+              <w:drawing>
+                <wp:inline>
+                  <wp:extent cx="152400" cy="152400"/>
+                  <wp:effectExtent b="0" l="0" r="0" t="0"/>
+                  <wp:docPr descr="" title="" id="49" name="Picture"/>
+                  <a:graphic>
+                    <a:graphicData uri="http://schemas.openxmlformats.org/drawingml/2006/picture">
+                      <pic:pic>
+                        <pic:nvPicPr>
+                          <pic:cNvPr descr="/Applications/Positron.app/Contents/Resources/app/quarto/share/formats/docx/important.png" id="50" name="Picture"/>
+                          <pic:cNvPicPr>
+                            <a:picLocks noChangeArrowheads="1" noChangeAspect="1"/>
+                          </pic:cNvPicPr>
+                        </pic:nvPicPr>
+                        <pic:blipFill>
+                          <a:blip r:embed="rId48"/>
+                          <a:stretch>
+                            <a:fillRect/>
+                          </a:stretch>
+                        </pic:blipFill>
+                        <pic:spPr bwMode="auto">
+                          <a:xfrm>
+                            <a:off x="0" y="0"/>
+                            <a:ext cx="152400" cy="152400"/>
+                          </a:xfrm>
+                          <a:prstGeom prst="rect">
+                            <a:avLst/>
+                          </a:prstGeom>
+                          <a:noFill/>
+                          <a:ln w="9525">
+                            <a:noFill/>
+                            <a:headEnd/>
+                            <a:tailEnd/>
+                          </a:ln>
+                        </pic:spPr>
+                      </pic:pic>
+                    </a:graphicData>
+                  </a:graphic>
+                </wp:inline>
+              </w:drawing>
+            </w:r>
+            <w:r>
+              <w:t xml:space="preserve"> </w:t>
+            </w:r>
+            <w:r>
+              <w:t xml:space="preserve"> </w:t>
+            </w:r>
+            <w:r>
+              <w:t xml:space="preserve">Important</w:t>
+            </w:r>
+          </w:p>
+        </w:tc>
+      </w:tr>
+      <w:tr>
+        <w:trPr>
+          <w:cantSplit/>
+        </w:trPr>
+        <w:tc>
+          <w:tcPr>
+            <w:tcMar>
+              <w:top w:w="108" w:type="dxa"/>
+              <w:bottom w:w="108" w:type="dxa"/>
+            </w:tcMar>
+          </w:tcPr>
+          <w:p>
+            <w:pPr>
+              <w:pStyle w:val="BodyText"/>
+            </w:pPr>
+            <w:pPr>
+              <w:spacing w:before="16" w:after="16"/>
+            </w:pPr>
+            <w:r>
+              <w:rPr>
+                <w:b/>
+                <w:bCs/>
+              </w:rPr>
+              <w:t xml:space="preserve">🔮 Predict first:</w:t>
+            </w:r>
+            <w:r>
+              <w:t xml:space="preserve"> </w:t>
+            </w:r>
+            <w:r>
+              <w:t xml:space="preserve">A vector has 5 slots, but 2 are</w:t>
+            </w:r>
+            <w:r>
+              <w:t xml:space="preserve"> </w:t>
+            </w:r>
+            <w:r>
+              <w:rPr>
+                <w:rStyle w:val="VerbatimChar"/>
+              </w:rPr>
+              <w:t xml:space="preserve">NA</w:t>
+            </w:r>
+            <w:r>
+              <w:t xml:space="preserve">. What does</w:t>
+            </w:r>
+            <w:r>
+              <w:t xml:space="preserve"> </w:t>
+            </w:r>
+            <w:r>
+              <w:rPr>
+                <w:rStyle w:val="VerbatimChar"/>
+              </w:rPr>
+              <w:t xml:space="preserve">length()</w:t>
+            </w:r>
+            <w:r>
+              <w:t xml:space="preserve"> </w:t>
+            </w:r>
+            <w:r>
+              <w:t xml:space="preserve">return? What</w:t>
+            </w:r>
+            <w:r>
+              <w:t xml:space="preserve"> </w:t>
+            </w:r>
+            <w:r>
+              <w:rPr>
+                <w:i/>
+                <w:iCs/>
+              </w:rPr>
+              <w:t xml:space="preserve">should</w:t>
+            </w:r>
+            <w:r>
+              <w:t xml:space="preserve"> </w:t>
+            </w:r>
+            <w:r>
+              <w:t xml:space="preserve">your sample size be for a mean or SE calculation?</w:t>
+            </w:r>
+          </w:p>
+          <w:p/>
+        </w:tc>
+      </w:tr>
+    </w:tbl>
+    <w:p>
+      <w:pPr>
+        <w:pStyle w:val="SourceCode"/>
+      </w:pPr>
+      <w:r>
+        <w:rPr>
+          <w:rStyle w:val="NormalTok"/>
+        </w:rPr>
+        <w:t xml:space="preserve">x </w:t>
+      </w:r>
+      <w:r>
+        <w:rPr>
+          <w:rStyle w:val="OtherTok"/>
+        </w:rPr>
+        <w:t xml:space="preserve">&lt;-</w:t>
+      </w:r>
+      <w:r>
+        <w:rPr>
+          <w:rStyle w:val="NormalTok"/>
+        </w:rPr>
+        <w:t xml:space="preserve"> </w:t>
+      </w:r>
+      <w:r>
+        <w:rPr>
+          <w:rStyle w:val="FunctionTok"/>
+        </w:rPr>
+        <w:t xml:space="preserve">c</w:t>
+      </w:r>
+      <w:r>
+        <w:rPr>
+          <w:rStyle w:val="NormalTok"/>
+        </w:rPr>
+        <w:t xml:space="preserve">(</w:t>
+      </w:r>
+      <w:r>
+        <w:rPr>
+          <w:rStyle w:val="DecValTok"/>
+        </w:rPr>
+        <w:t xml:space="preserve">4</w:t>
+      </w:r>
+      <w:r>
+        <w:rPr>
+          <w:rStyle w:val="NormalTok"/>
+        </w:rPr>
+        <w:t xml:space="preserve">, </w:t>
+      </w:r>
+      <w:r>
+        <w:rPr>
+          <w:rStyle w:val="DecValTok"/>
+        </w:rPr>
+        <w:t xml:space="preserve">3</w:t>
+      </w:r>
+      <w:r>
+        <w:rPr>
+          <w:rStyle w:val="NormalTok"/>
+        </w:rPr>
+        <w:t xml:space="preserve">, </w:t>
+      </w:r>
+      <w:r>
+        <w:rPr>
+          <w:rStyle w:val="ConstantTok"/>
+        </w:rPr>
+        <w:t xml:space="preserve">NA</w:t>
+      </w:r>
+      <w:r>
+        <w:rPr>
+          <w:rStyle w:val="NormalTok"/>
+        </w:rPr>
+        <w:t xml:space="preserve">, </w:t>
+      </w:r>
+      <w:r>
+        <w:rPr>
+          <w:rStyle w:val="DecValTok"/>
+        </w:rPr>
+        <w:t xml:space="preserve">7</w:t>
+      </w:r>
+      <w:r>
+        <w:rPr>
+          <w:rStyle w:val="NormalTok"/>
+        </w:rPr>
+        <w:t xml:space="preserve">, </w:t>
+      </w:r>
+      <w:r>
+        <w:rPr>
+          <w:rStyle w:val="ConstantTok"/>
+        </w:rPr>
+        <w:t xml:space="preserve">NA</w:t>
+      </w:r>
+      <w:r>
+        <w:rPr>
+          <w:rStyle w:val="NormalTok"/>
+        </w:rPr>
+        <w:t xml:space="preserve">)   </w:t>
+      </w:r>
+      <w:r>
+        <w:rPr>
+          <w:rStyle w:val="CommentTok"/>
+        </w:rPr>
+        <w:t xml:space="preserve"># a vector with missing values</w:t>
+      </w:r>
+      <w:r>
+        <w:br/>
+      </w:r>
+      <w:r>
+        <w:br/>
+      </w:r>
+      <w:r>
+        <w:rPr>
+          <w:rStyle w:val="FunctionTok"/>
+        </w:rPr>
+        <w:t xml:space="preserve">length</w:t>
+      </w:r>
+      <w:r>
+        <w:rPr>
+          <w:rStyle w:val="NormalTok"/>
+        </w:rPr>
+        <w:t xml:space="preserve">(x)          </w:t>
+      </w:r>
+      <w:r>
+        <w:rPr>
+          <w:rStyle w:val="CommentTok"/>
+        </w:rPr>
+        <w:t xml:space="preserve"># counts every slot — including NAs!</w:t>
+      </w:r>
+    </w:p>
+    <w:p>
+      <w:pPr>
+        <w:pStyle w:val="SourceCode"/>
+      </w:pPr>
+      <w:r>
+        <w:rPr>
+          <w:rStyle w:val="VerbatimChar"/>
+        </w:rPr>
+        <w:t xml:space="preserve">[1] 5</w:t>
+      </w:r>
+    </w:p>
+    <w:p>
+      <w:pPr>
+        <w:pStyle w:val="SourceCode"/>
+      </w:pPr>
+      <w:r>
+        <w:rPr>
+          <w:rStyle w:val="FunctionTok"/>
+        </w:rPr>
+        <w:t xml:space="preserve">sum</w:t>
+      </w:r>
+      <w:r>
+        <w:rPr>
+          <w:rStyle w:val="NormalTok"/>
+        </w:rPr>
+        <w:t xml:space="preserve">(</w:t>
+      </w:r>
+      <w:r>
+        <w:rPr>
+          <w:rStyle w:val="FunctionTok"/>
+        </w:rPr>
+        <w:t xml:space="preserve">is.na</w:t>
+      </w:r>
+      <w:r>
+        <w:rPr>
+          <w:rStyle w:val="NormalTok"/>
+        </w:rPr>
+        <w:t xml:space="preserve">(x))       </w:t>
+      </w:r>
+      <w:r>
+        <w:rPr>
+          <w:rStyle w:val="CommentTok"/>
+        </w:rPr>
+        <w:t xml:space="preserve"># how many are missing?</w:t>
+      </w:r>
+    </w:p>
+    <w:p>
+      <w:pPr>
+        <w:pStyle w:val="SourceCode"/>
+      </w:pPr>
+      <w:r>
+        <w:rPr>
+          <w:rStyle w:val="VerbatimChar"/>
+        </w:rPr>
+        <w:t xml:space="preserve">[1] 2</w:t>
+      </w:r>
+    </w:p>
+    <w:tbl>
+      <w:tblPr>
+        <w:tblStyle w:val="Table"/>
+        <w:tblLook w:firstRow="0" w:lastRow="0" w:firstColumn="0" w:lastColumn="0" w:noHBand="0" w:noVBand="0" w:val="0000"/>
+        <w:tblBorders>
+          <w:top w:val="single" w:sz="4" w:space="0" w:color="0758E5"/>
+          <w:left w:val="single" w:sz="24" w:space="0" w:color="0758E5"/>
+          <w:bottom w:val="single" w:sz="4" w:space="0" w:color="0758E5"/>
+          <w:right w:val="single" w:sz="4" w:space="0" w:color="0758E5"/>
+        </w:tblBorders>
+        <w:tblCellMar>
+          <w:left w:w="144" w:type="dxa"/>
+          <w:right w:w="144" w:type="dxa"/>
+        </w:tblCellMar>
+        <w:tblLook w:firstRow="0" w:lastRow="0" w:firstColumn="0" w:lastColumn="0" w:noHBand="0" w:noVBand="0" w:val="0000"/>
+      </w:tblPr>
+      <w:tr>
+        <w:trPr>
+          <w:cantSplit/>
+        </w:trPr>
+        <w:tc>
+          <w:tcPr>
+            <w:shd w:color="auto" w:fill="dae6fb" w:val="clear"/>
+            <w:tcMar>
+              <w:top w:w="92" w:type="dxa"/>
+              <w:bottom w:w="92" w:type="dxa"/>
+            </w:tcMar>
+          </w:tcPr>
+          <w:p>
+            <w:pPr>
+              <w:pStyle w:val="FirstParagraph"/>
+            </w:pPr>
+            <w:pPr>
+              <w:spacing w:before="0" w:after="0"/>
+              <w:textAlignment w:val="center"/>
+            </w:pPr>
+            <w:r>
+              <w:drawing>
+                <wp:inline>
+                  <wp:extent cx="152400" cy="152400"/>
+                  <wp:effectExtent b="0" l="0" r="0" t="0"/>
+                  <wp:docPr descr="" title="" id="51" name="Picture"/>
+                  <a:graphic>
+                    <a:graphicData uri="http://schemas.openxmlformats.org/drawingml/2006/picture">
+                      <pic:pic>
+                        <pic:nvPicPr>
+                          <pic:cNvPr descr="/Applications/Positron.app/Contents/Resources/app/quarto/share/formats/docx/note.png" id="52" name="Picture"/>
+                          <pic:cNvPicPr>
+                            <a:picLocks noChangeArrowheads="1" noChangeAspect="1"/>
+                          </pic:cNvPicPr>
+                        </pic:nvPicPr>
+                        <pic:blipFill>
+                          <a:blip r:embed="rId9"/>
+                          <a:stretch>
+                            <a:fillRect/>
+                          </a:stretch>
+                        </pic:blipFill>
+                        <pic:spPr bwMode="auto">
+                          <a:xfrm>
+                            <a:off x="0" y="0"/>
+                            <a:ext cx="152400" cy="152400"/>
+                          </a:xfrm>
+                          <a:prstGeom prst="rect">
+                            <a:avLst/>
+                          </a:prstGeom>
+                          <a:noFill/>
+                          <a:ln w="9525">
+                            <a:noFill/>
+                            <a:headEnd/>
+                            <a:tailEnd/>
+                          </a:ln>
+                        </pic:spPr>
+                      </pic:pic>
+                    </a:graphicData>
+                  </a:graphic>
+                </wp:inline>
+              </w:drawing>
+            </w:r>
+            <w:r>
+              <w:t xml:space="preserve"> </w:t>
+            </w:r>
+            <w:r>
+              <w:t xml:space="preserve"> </w:t>
+            </w:r>
+            <w:r>
+              <w:t xml:space="preserve">Note</w:t>
+            </w:r>
+          </w:p>
+        </w:tc>
+      </w:tr>
+      <w:tr>
+        <w:trPr>
+          <w:cantSplit/>
+        </w:trPr>
+        <w:tc>
+          <w:tcPr>
+            <w:tcMar>
+              <w:top w:w="108" w:type="dxa"/>
+              <w:bottom w:w="108" w:type="dxa"/>
+            </w:tcMar>
+          </w:tcPr>
+          <w:p>
+            <w:pPr>
+              <w:pStyle w:val="BodyText"/>
+            </w:pPr>
+            <w:pPr>
+              <w:spacing w:before="16"/>
+            </w:pPr>
+            <w:r>
+              <w:rPr>
+                <w:b/>
+                <w:bCs/>
+              </w:rPr>
+              <w:t xml:space="preserve">📖 New words</w:t>
+            </w:r>
+          </w:p>
+          <w:p>
+            <w:pPr>
+              <w:pStyle w:val="Compact"/>
+              <w:numPr>
+                <w:ilvl w:val="0"/>
+                <w:numId w:val="1008"/>
+              </w:numPr>
+            </w:pPr>
+            <w:r>
+              <w:rPr>
+                <w:rStyle w:val="VerbatimChar"/>
+                <w:b/>
+                <w:bCs/>
+              </w:rPr>
+              <w:t xml:space="preserve">is.na(x)</w:t>
+            </w:r>
+            <w:r>
+              <w:t xml:space="preserve"> </w:t>
+            </w:r>
+            <w:r>
+              <w:t xml:space="preserve">—</w:t>
+            </w:r>
+            <w:r>
+              <w:t xml:space="preserve"> </w:t>
+            </w:r>
+            <w:r>
+              <w:rPr>
+                <w:rStyle w:val="VerbatimChar"/>
+              </w:rPr>
+              <w:t xml:space="preserve">TRUE</w:t>
+            </w:r>
+            <w:r>
+              <w:t xml:space="preserve"> </w:t>
+            </w:r>
+            <w:r>
+              <w:t xml:space="preserve">where a value is missing</w:t>
+            </w:r>
+          </w:p>
+          <w:p>
+            <w:pPr>
+              <w:pStyle w:val="Compact"/>
+              <w:numPr>
+                <w:ilvl w:val="0"/>
+                <w:numId w:val="1008"/>
+              </w:numPr>
+            </w:pPr>
+            <w:r>
+              <w:rPr>
+                <w:rStyle w:val="VerbatimChar"/>
+                <w:b/>
+                <w:bCs/>
+              </w:rPr>
+              <w:t xml:space="preserve">!is.na(x)</w:t>
+            </w:r>
+            <w:r>
+              <w:t xml:space="preserve"> </w:t>
+            </w:r>
+            <w:r>
+              <w:t xml:space="preserve">— the flip:</w:t>
+            </w:r>
+            <w:r>
+              <w:t xml:space="preserve"> </w:t>
+            </w:r>
+            <w:r>
+              <w:rPr>
+                <w:rStyle w:val="VerbatimChar"/>
+              </w:rPr>
+              <w:t xml:space="preserve">TRUE</w:t>
+            </w:r>
+            <w:r>
+              <w:t xml:space="preserve"> </w:t>
+            </w:r>
+            <w:r>
+              <w:t xml:space="preserve">where a value is real</w:t>
+            </w:r>
+          </w:p>
+          <w:p>
+            <w:pPr>
+              <w:pStyle w:val="Compact"/>
+              <w:numPr>
+                <w:ilvl w:val="0"/>
+                <w:numId w:val="1008"/>
+              </w:numPr>
+            </w:pPr>
+            <w:r>
+              <w:rPr>
+                <w:rStyle w:val="VerbatimChar"/>
+                <w:b/>
+                <w:bCs/>
+              </w:rPr>
+              <w:t xml:space="preserve">sum(!is.na(x))</w:t>
+            </w:r>
+            <w:r>
+              <w:t xml:space="preserve"> </w:t>
+            </w:r>
+            <w:r>
+              <w:t xml:space="preserve">— counts the real values = the correct</w:t>
+            </w:r>
+            <w:r>
+              <w:t xml:space="preserve"> </w:t>
+            </w:r>
+            <w:r>
+              <w:rPr>
+                <w:i/>
+                <w:iCs/>
+              </w:rPr>
+              <w:t xml:space="preserve">n</w:t>
+            </w:r>
+          </w:p>
+          <w:p/>
+        </w:tc>
+      </w:tr>
+    </w:tbl>
+    <w:bookmarkEnd w:id="53"/>
+    <w:bookmarkStart w:id="57" w:name="the-length-trap-why-it-matters"/>
+    <w:p>
+      <w:pPr>
+        <w:pStyle w:val="Heading2"/>
+      </w:pPr>
+      <w:r>
+        <w:t xml:space="preserve">The</w:t>
+      </w:r>
+      <w:r>
+        <w:t xml:space="preserve"> </w:t>
+      </w:r>
+      <w:r>
+        <w:rPr>
+          <w:rStyle w:val="VerbatimChar"/>
+        </w:rPr>
+        <w:t xml:space="preserve">length()</w:t>
+      </w:r>
+      <w:r>
+        <w:t xml:space="preserve"> </w:t>
+      </w:r>
+      <w:r>
+        <w:t xml:space="preserve">Trap — Why It Matters</w:t>
+      </w:r>
+    </w:p>
+    <w:p>
+      <w:pPr>
+        <w:pStyle w:val="SourceCode"/>
+      </w:pPr>
+      <w:r>
+        <w:rPr>
+          <w:rStyle w:val="CommentTok"/>
+        </w:rPr>
+        <w:t xml:space="preserve"># Using length() as n silently gives the WRONG answer</w:t>
+      </w:r>
+      <w:r>
+        <w:br/>
+      </w:r>
+      <w:r>
+        <w:rPr>
+          <w:rStyle w:val="NormalTok"/>
+        </w:rPr>
+        <w:t xml:space="preserve">wrong_n  </w:t>
+      </w:r>
+      <w:r>
+        <w:rPr>
+          <w:rStyle w:val="OtherTok"/>
+        </w:rPr>
+        <w:t xml:space="preserve">&lt;-</w:t>
+      </w:r>
+      <w:r>
+        <w:rPr>
+          <w:rStyle w:val="NormalTok"/>
+        </w:rPr>
+        <w:t xml:space="preserve"> </w:t>
+      </w:r>
+      <w:r>
+        <w:rPr>
+          <w:rStyle w:val="FunctionTok"/>
+        </w:rPr>
+        <w:t xml:space="preserve">length</w:t>
+      </w:r>
+      <w:r>
+        <w:rPr>
+          <w:rStyle w:val="NormalTok"/>
+        </w:rPr>
+        <w:t xml:space="preserve">(x)</w:t>
+      </w:r>
+      <w:r>
+        <w:br/>
+      </w:r>
+      <w:r>
+        <w:rPr>
+          <w:rStyle w:val="NormalTok"/>
+        </w:rPr>
+        <w:t xml:space="preserve">wrong_se </w:t>
+      </w:r>
+      <w:r>
+        <w:rPr>
+          <w:rStyle w:val="OtherTok"/>
+        </w:rPr>
+        <w:t xml:space="preserve">&lt;-</w:t>
+      </w:r>
+      <w:r>
+        <w:rPr>
+          <w:rStyle w:val="NormalTok"/>
+        </w:rPr>
+        <w:t xml:space="preserve"> </w:t>
+      </w:r>
+      <w:r>
+        <w:rPr>
+          <w:rStyle w:val="FunctionTok"/>
+        </w:rPr>
+        <w:t xml:space="preserve">sd</w:t>
+      </w:r>
+      <w:r>
+        <w:rPr>
+          <w:rStyle w:val="NormalTok"/>
+        </w:rPr>
+        <w:t xml:space="preserve">(x, </w:t>
+      </w:r>
+      <w:r>
+        <w:rPr>
+          <w:rStyle w:val="AttributeTok"/>
+        </w:rPr>
+        <w:t xml:space="preserve">na.rm =</w:t>
+      </w:r>
+      <w:r>
+        <w:rPr>
+          <w:rStyle w:val="NormalTok"/>
+        </w:rPr>
+        <w:t xml:space="preserve"> </w:t>
+      </w:r>
+      <w:r>
+        <w:rPr>
+          <w:rStyle w:val="ConstantTok"/>
+        </w:rPr>
+        <w:t xml:space="preserve">TRUE</w:t>
+      </w:r>
+      <w:r>
+        <w:rPr>
+          <w:rStyle w:val="NormalTok"/>
+        </w:rPr>
+        <w:t xml:space="preserve">) </w:t>
+      </w:r>
+      <w:r>
+        <w:rPr>
+          <w:rStyle w:val="SpecialCharTok"/>
+        </w:rPr>
+        <w:t xml:space="preserve">/</w:t>
+      </w:r>
+      <w:r>
+        <w:rPr>
+          <w:rStyle w:val="NormalTok"/>
+        </w:rPr>
+        <w:t xml:space="preserve"> </w:t>
+      </w:r>
+      <w:r>
+        <w:rPr>
+          <w:rStyle w:val="FunctionTok"/>
+        </w:rPr>
+        <w:t xml:space="preserve">sqrt</w:t>
+      </w:r>
+      <w:r>
+        <w:rPr>
+          <w:rStyle w:val="NormalTok"/>
+        </w:rPr>
+        <w:t xml:space="preserve">(wrong_n)</w:t>
+      </w:r>
+      <w:r>
+        <w:br/>
+      </w:r>
+      <w:r>
+        <w:br/>
+      </w:r>
+      <w:r>
+        <w:rPr>
+          <w:rStyle w:val="NormalTok"/>
+        </w:rPr>
+        <w:t xml:space="preserve">wrong_n</w:t>
+      </w:r>
+    </w:p>
+    <w:p>
+      <w:pPr>
+        <w:pStyle w:val="SourceCode"/>
+      </w:pPr>
+      <w:r>
+        <w:rPr>
+          <w:rStyle w:val="VerbatimChar"/>
+        </w:rPr>
+        <w:t xml:space="preserve">[1] 5</w:t>
+      </w:r>
+    </w:p>
+    <w:p>
+      <w:pPr>
+        <w:pStyle w:val="SourceCode"/>
+      </w:pPr>
+      <w:r>
+        <w:rPr>
+          <w:rStyle w:val="FunctionTok"/>
+        </w:rPr>
+        <w:t xml:space="preserve">round</w:t>
+      </w:r>
+      <w:r>
+        <w:rPr>
+          <w:rStyle w:val="NormalTok"/>
+        </w:rPr>
+        <w:t xml:space="preserve">(wrong_se, </w:t>
+      </w:r>
+      <w:r>
+        <w:rPr>
+          <w:rStyle w:val="DecValTok"/>
+        </w:rPr>
+        <w:t xml:space="preserve">3</w:t>
+      </w:r>
+      <w:r>
+        <w:rPr>
+          <w:rStyle w:val="NormalTok"/>
+        </w:rPr>
+        <w:t xml:space="preserve">)</w:t>
+      </w:r>
+    </w:p>
+    <w:p>
+      <w:pPr>
+        <w:pStyle w:val="SourceCode"/>
+      </w:pPr>
+      <w:r>
+        <w:rPr>
+          <w:rStyle w:val="VerbatimChar"/>
+        </w:rPr>
+        <w:t xml:space="preserve">[1] 0.931</w:t>
+      </w:r>
+    </w:p>
+    <w:tbl>
+      <w:tblPr>
+        <w:tblStyle w:val="Table"/>
+        <w:tblLook w:firstRow="0" w:lastRow="0" w:firstColumn="0" w:lastColumn="0" w:noHBand="0" w:noVBand="0" w:val="0000"/>
+        <w:tblBorders>
+          <w:top w:val="single" w:sz="4" w:space="0" w:color="EB9113"/>
+          <w:left w:val="single" w:sz="24" w:space="0" w:color="EB9113"/>
+          <w:bottom w:val="single" w:sz="4" w:space="0" w:color="EB9113"/>
+          <w:right w:val="single" w:sz="4" w:space="0" w:color="EB9113"/>
+        </w:tblBorders>
+        <w:tblCellMar>
+          <w:left w:w="144" w:type="dxa"/>
+          <w:right w:w="144" w:type="dxa"/>
+        </w:tblCellMar>
+        <w:tblLook w:firstRow="0" w:lastRow="0" w:firstColumn="0" w:lastColumn="0" w:noHBand="0" w:noVBand="0" w:val="0000"/>
+      </w:tblPr>
+      <w:tr>
+        <w:trPr>
+          <w:cantSplit/>
+        </w:trPr>
+        <w:tc>
+          <w:tcPr>
+            <w:shd w:color="auto" w:fill="fcefdc" w:val="clear"/>
+            <w:tcMar>
+              <w:top w:w="92" w:type="dxa"/>
+              <w:bottom w:w="92" w:type="dxa"/>
+            </w:tcMar>
+          </w:tcPr>
+          <w:p>
+            <w:pPr>
+              <w:pStyle w:val="FirstParagraph"/>
+            </w:pPr>
+            <w:pPr>
+              <w:spacing w:before="0" w:after="0"/>
+              <w:textAlignment w:val="center"/>
+            </w:pPr>
+            <w:r>
+              <w:drawing>
+                <wp:inline>
+                  <wp:extent cx="152400" cy="152400"/>
+                  <wp:effectExtent b="0" l="0" r="0" t="0"/>
+                  <wp:docPr descr="" title="" id="55" name="Picture"/>
+                  <a:graphic>
+                    <a:graphicData uri="http://schemas.openxmlformats.org/drawingml/2006/picture">
+                      <pic:pic>
+                        <pic:nvPicPr>
+                          <pic:cNvPr descr="/Applications/Positron.app/Contents/Resources/app/quarto/share/formats/docx/warning.png" id="56" name="Picture"/>
+                          <pic:cNvPicPr>
+                            <a:picLocks noChangeArrowheads="1" noChangeAspect="1"/>
+                          </pic:cNvPicPr>
+                        </pic:nvPicPr>
+                        <pic:blipFill>
+                          <a:blip r:embed="rId54"/>
+                          <a:stretch>
+                            <a:fillRect/>
+                          </a:stretch>
+                        </pic:blipFill>
+                        <pic:spPr bwMode="auto">
+                          <a:xfrm>
+                            <a:off x="0" y="0"/>
+                            <a:ext cx="152400" cy="152400"/>
+                          </a:xfrm>
+                          <a:prstGeom prst="rect">
+                            <a:avLst/>
+                          </a:prstGeom>
+                          <a:noFill/>
+                          <a:ln w="9525">
+                            <a:noFill/>
+                            <a:headEnd/>
+                            <a:tailEnd/>
+                          </a:ln>
+                        </pic:spPr>
+                      </pic:pic>
+                    </a:graphicData>
+                  </a:graphic>
+                </wp:inline>
+              </w:drawing>
+            </w:r>
+            <w:r>
+              <w:t xml:space="preserve"> </w:t>
+            </w:r>
+            <w:r>
+              <w:t xml:space="preserve"> </w:t>
+            </w:r>
+            <w:r>
+              <w:t xml:space="preserve">Warning</w:t>
+            </w:r>
+          </w:p>
+        </w:tc>
+      </w:tr>
+      <w:tr>
+        <w:trPr>
+          <w:cantSplit/>
+        </w:trPr>
+        <w:tc>
+          <w:tcPr>
+            <w:tcMar>
+              <w:top w:w="108" w:type="dxa"/>
+              <w:bottom w:w="108" w:type="dxa"/>
+            </w:tcMar>
+          </w:tcPr>
+          <w:p>
+            <w:pPr>
+              <w:pStyle w:val="BodyText"/>
+            </w:pPr>
+            <w:pPr>
+              <w:spacing w:before="16"/>
+            </w:pPr>
+            <w:r>
+              <w:rPr>
+                <w:b/>
+                <w:bCs/>
+              </w:rPr>
+              <w:t xml:space="preserve">⚠️ Watch out!</w:t>
+            </w:r>
+          </w:p>
+          <w:p>
+            <w:pPr>
+              <w:pStyle w:val="BodyText"/>
+            </w:pPr>
+            <w:pPr>
+              <w:spacing w:after="16"/>
+            </w:pPr>
+            <w:r>
+              <w:t xml:space="preserve">R will</w:t>
+            </w:r>
+            <w:r>
+              <w:t xml:space="preserve"> </w:t>
+            </w:r>
+            <w:r>
+              <w:rPr>
+                <w:b/>
+                <w:bCs/>
+              </w:rPr>
+              <w:t xml:space="preserve">not</w:t>
+            </w:r>
+            <w:r>
+              <w:t xml:space="preserve"> </w:t>
+            </w:r>
+            <w:r>
+              <w:t xml:space="preserve">warn you.</w:t>
+            </w:r>
+            <w:r>
+              <w:t xml:space="preserve"> </w:t>
+            </w:r>
+            <w:r>
+              <w:rPr>
+                <w:rStyle w:val="VerbatimChar"/>
+              </w:rPr>
+              <w:t xml:space="preserve">length()</w:t>
+            </w:r>
+            <w:r>
+              <w:t xml:space="preserve"> </w:t>
+            </w:r>
+            <w:r>
+              <w:t xml:space="preserve">happily returns 5 when only 3 values are real — a silent, common error.</w:t>
+            </w:r>
+          </w:p>
+          <w:p/>
+        </w:tc>
+      </w:tr>
+    </w:tbl>
+    <w:bookmarkEnd w:id="57"/>
+    <w:bookmarkStart w:id="60" w:name="fix-sumis.na"/>
+    <w:p>
+      <w:pPr>
+        <w:pStyle w:val="Heading2"/>
+      </w:pPr>
+      <w:r>
+        <w:t xml:space="preserve">Fix —</w:t>
+      </w:r>
+      <w:r>
+        <w:t xml:space="preserve"> </w:t>
+      </w:r>
+      <w:r>
+        <w:rPr>
+          <w:rStyle w:val="VerbatimChar"/>
+        </w:rPr>
+        <w:t xml:space="preserve">sum(!is.na())</w:t>
+      </w:r>
+    </w:p>
+    <w:p>
+      <w:pPr>
+        <w:pStyle w:val="SourceCode"/>
+      </w:pPr>
+      <w:r>
+        <w:rPr>
+          <w:rStyle w:val="FunctionTok"/>
+        </w:rPr>
+        <w:t xml:space="preserve">is.na</w:t>
+      </w:r>
+      <w:r>
+        <w:rPr>
+          <w:rStyle w:val="NormalTok"/>
+        </w:rPr>
+        <w:t xml:space="preserve">(x)          </w:t>
+      </w:r>
+      <w:r>
+        <w:rPr>
+          <w:rStyle w:val="CommentTok"/>
+        </w:rPr>
+        <w:t xml:space="preserve"># TRUE where NA</w:t>
+      </w:r>
+    </w:p>
+    <w:p>
+      <w:pPr>
+        <w:pStyle w:val="SourceCode"/>
+      </w:pPr>
+      <w:r>
+        <w:rPr>
+          <w:rStyle w:val="VerbatimChar"/>
+        </w:rPr>
+        <w:t xml:space="preserve">[1] FALSE FALSE  TRUE FALSE  TRUE</w:t>
+      </w:r>
+    </w:p>
+    <w:p>
+      <w:pPr>
+        <w:pStyle w:val="SourceCode"/>
+      </w:pPr>
+      <w:r>
+        <w:rPr>
+          <w:rStyle w:val="SpecialCharTok"/>
+        </w:rPr>
+        <w:t xml:space="preserve">!</w:t>
+      </w:r>
+      <w:r>
+        <w:rPr>
+          <w:rStyle w:val="FunctionTok"/>
+        </w:rPr>
+        <w:t xml:space="preserve">is.na</w:t>
+      </w:r>
+      <w:r>
+        <w:rPr>
+          <w:rStyle w:val="NormalTok"/>
+        </w:rPr>
+        <w:t xml:space="preserve">(x)         </w:t>
+      </w:r>
+      <w:r>
+        <w:rPr>
+          <w:rStyle w:val="CommentTok"/>
+        </w:rPr>
+        <w:t xml:space="preserve"># flipped: TRUE where real</w:t>
+      </w:r>
+    </w:p>
+    <w:p>
+      <w:pPr>
+        <w:pStyle w:val="SourceCode"/>
+      </w:pPr>
+      <w:r>
+        <w:rPr>
+          <w:rStyle w:val="VerbatimChar"/>
+        </w:rPr>
+        <w:t xml:space="preserve">[1]  TRUE  TRUE FALSE  TRUE FALSE</w:t>
+      </w:r>
+    </w:p>
+    <w:p>
+      <w:pPr>
+        <w:pStyle w:val="SourceCode"/>
+      </w:pPr>
+      <w:r>
+        <w:rPr>
+          <w:rStyle w:val="FunctionTok"/>
+        </w:rPr>
+        <w:t xml:space="preserve">sum</w:t>
+      </w:r>
+      <w:r>
+        <w:rPr>
+          <w:rStyle w:val="NormalTok"/>
+        </w:rPr>
+        <w:t xml:space="preserve">(</w:t>
+      </w:r>
+      <w:r>
+        <w:rPr>
+          <w:rStyle w:val="SpecialCharTok"/>
+        </w:rPr>
+        <w:t xml:space="preserve">!</w:t>
+      </w:r>
+      <w:r>
+        <w:rPr>
+          <w:rStyle w:val="FunctionTok"/>
+        </w:rPr>
+        <w:t xml:space="preserve">is.na</w:t>
+      </w:r>
+      <w:r>
+        <w:rPr>
+          <w:rStyle w:val="NormalTok"/>
+        </w:rPr>
+        <w:t xml:space="preserve">(x))    </w:t>
+      </w:r>
+      <w:r>
+        <w:rPr>
+          <w:rStyle w:val="CommentTok"/>
+        </w:rPr>
+        <w:t xml:space="preserve"># count the TRUEs</w:t>
+      </w:r>
+    </w:p>
+    <w:p>
+      <w:pPr>
+        <w:pStyle w:val="SourceCode"/>
+      </w:pPr>
+      <w:r>
+        <w:rPr>
+          <w:rStyle w:val="VerbatimChar"/>
+        </w:rPr>
+        <w:t xml:space="preserve">[1] 3</w:t>
+      </w:r>
+    </w:p>
+    <w:tbl>
+      <w:tblPr>
+        <w:tblStyle w:val="Table"/>
+        <w:tblLook w:firstRow="0" w:lastRow="0" w:firstColumn="0" w:lastColumn="0" w:noHBand="0" w:noVBand="0" w:val="0000"/>
+        <w:tblBorders>
+          <w:top w:val="single" w:sz="4" w:space="0" w:color="00A047"/>
+          <w:left w:val="single" w:sz="24" w:space="0" w:color="00A047"/>
+          <w:bottom w:val="single" w:sz="4" w:space="0" w:color="00A047"/>
+          <w:right w:val="single" w:sz="4" w:space="0" w:color="00A047"/>
+        </w:tblBorders>
+        <w:tblCellMar>
+          <w:left w:w="144" w:type="dxa"/>
+          <w:right w:w="144" w:type="dxa"/>
+        </w:tblCellMar>
+        <w:tblLook w:firstRow="0" w:lastRow="0" w:firstColumn="0" w:lastColumn="0" w:noHBand="0" w:noVBand="0" w:val="0000"/>
+      </w:tblPr>
+      <w:tr>
+        <w:trPr>
+          <w:cantSplit/>
+        </w:trPr>
+        <w:tc>
+          <w:tcPr>
+            <w:shd w:color="auto" w:fill="ccf1e3" w:val="clear"/>
+            <w:tcMar>
+              <w:top w:w="92" w:type="dxa"/>
+              <w:bottom w:w="92" w:type="dxa"/>
+            </w:tcMar>
+          </w:tcPr>
+          <w:p>
+            <w:pPr>
+              <w:pStyle w:val="FirstParagraph"/>
+            </w:pPr>
+            <w:pPr>
+              <w:spacing w:before="0" w:after="0"/>
+              <w:textAlignment w:val="center"/>
+            </w:pPr>
+            <w:r>
+              <w:drawing>
+                <wp:inline>
+                  <wp:extent cx="152400" cy="152400"/>
+                  <wp:effectExtent b="0" l="0" r="0" t="0"/>
+                  <wp:docPr descr="" title="" id="58" name="Picture"/>
+                  <a:graphic>
+                    <a:graphicData uri="http://schemas.openxmlformats.org/drawingml/2006/picture">
+                      <pic:pic>
+                        <pic:nvPicPr>
+                          <pic:cNvPr descr="/Applications/Positron.app/Contents/Resources/app/quarto/share/formats/docx/tip.png" id="59" name="Picture"/>
+                          <pic:cNvPicPr>
+                            <a:picLocks noChangeArrowheads="1" noChangeAspect="1"/>
+                          </pic:cNvPicPr>
+                        </pic:nvPicPr>
+                        <pic:blipFill>
+                          <a:blip r:embed="rId18"/>
+                          <a:stretch>
+                            <a:fillRect/>
+                          </a:stretch>
+                        </pic:blipFill>
+                        <pic:spPr bwMode="auto">
+                          <a:xfrm>
+                            <a:off x="0" y="0"/>
+                            <a:ext cx="152400" cy="152400"/>
+                          </a:xfrm>
+                          <a:prstGeom prst="rect">
+                            <a:avLst/>
+                          </a:prstGeom>
+                          <a:noFill/>
+                          <a:ln w="9525">
+                            <a:noFill/>
+                            <a:headEnd/>
+                            <a:tailEnd/>
+                          </a:ln>
+                        </pic:spPr>
+                      </pic:pic>
+                    </a:graphicData>
+                  </a:graphic>
+                </wp:inline>
+              </w:drawing>
+            </w:r>
+            <w:r>
+              <w:t xml:space="preserve"> </w:t>
+            </w:r>
+            <w:r>
+              <w:t xml:space="preserve"> </w:t>
+            </w:r>
+            <w:r>
+              <w:t xml:space="preserve">Tip</w:t>
+            </w:r>
+          </w:p>
+        </w:tc>
+      </w:tr>
+      <w:tr>
+        <w:trPr>
+          <w:cantSplit/>
+        </w:trPr>
+        <w:tc>
+          <w:tcPr>
+            <w:tcMar>
+              <w:top w:w="108" w:type="dxa"/>
+              <w:bottom w:w="108" w:type="dxa"/>
+            </w:tcMar>
+          </w:tcPr>
+          <w:p>
+            <w:pPr>
+              <w:pStyle w:val="BodyText"/>
+            </w:pPr>
+            <w:pPr>
+              <w:spacing w:before="16" w:after="16"/>
+            </w:pPr>
+            <w:r>
+              <w:rPr>
+                <w:b/>
+                <w:bCs/>
+              </w:rPr>
+              <w:t xml:space="preserve">Best practice:</w:t>
+            </w:r>
+            <w:r>
+              <w:t xml:space="preserve"> </w:t>
+            </w:r>
+            <w:r>
+              <w:t xml:space="preserve">use</w:t>
+            </w:r>
+            <w:r>
+              <w:t xml:space="preserve"> </w:t>
+            </w:r>
+            <w:r>
+              <w:rPr>
+                <w:rStyle w:val="VerbatimChar"/>
+              </w:rPr>
+              <w:t xml:space="preserve">sum(!is.na(x))</w:t>
+            </w:r>
+            <w:r>
+              <w:t xml:space="preserve"> </w:t>
+            </w:r>
+            <w:r>
+              <w:t xml:space="preserve">for</w:t>
+            </w:r>
+            <w:r>
+              <w:t xml:space="preserve"> </w:t>
+            </w:r>
+            <w:r>
+              <w:rPr>
+                <w:i/>
+                <w:iCs/>
+              </w:rPr>
+              <w:t xml:space="preserve">n</w:t>
+            </w:r>
+            <w:r>
+              <w:t xml:space="preserve"> </w:t>
+            </w:r>
+            <w:r>
+              <w:t xml:space="preserve">every time you compute an SE — even when you’re sure there are no missing values. Field data rarely stays that clean.</w:t>
+            </w:r>
+          </w:p>
+          <w:p/>
+        </w:tc>
+      </w:tr>
+    </w:tbl>
+    <w:p>
+      <w:pPr>
+        <w:pStyle w:val="BodyText"/>
+      </w:pPr>
+      <w:r>
+        <w:rPr>
+          <w:b/>
+          <w:bCs/>
+        </w:rPr>
+        <w:t xml:space="preserve">How it works, step by step:</w:t>
+      </w:r>
+    </w:p>
+    <w:p>
+      <w:pPr>
+        <w:pStyle w:val="Compact"/>
+        <w:numPr>
+          <w:ilvl w:val="0"/>
+          <w:numId w:val="1009"/>
+        </w:numPr>
+      </w:pPr>
+      <w:r>
+        <w:rPr>
+          <w:rStyle w:val="VerbatimChar"/>
+        </w:rPr>
+        <w:t xml:space="preserve">is.na(x)</w:t>
+      </w:r>
+      <w:r>
+        <w:t xml:space="preserve"> </w:t>
+      </w:r>
+      <w:r>
+        <w:t xml:space="preserve">→</w:t>
+      </w:r>
+      <w:r>
+        <w:t xml:space="preserve"> </w:t>
+      </w:r>
+      <w:r>
+        <w:rPr>
+          <w:rStyle w:val="VerbatimChar"/>
+        </w:rPr>
+        <w:t xml:space="preserve">TRUE</w:t>
+      </w:r>
+      <w:r>
+        <w:t xml:space="preserve"> </w:t>
+      </w:r>
+      <w:r>
+        <w:t xml:space="preserve">for each missing value</w:t>
+      </w:r>
+    </w:p>
+    <w:p>
+      <w:pPr>
+        <w:pStyle w:val="Compact"/>
+        <w:numPr>
+          <w:ilvl w:val="0"/>
+          <w:numId w:val="1009"/>
+        </w:numPr>
+      </w:pPr>
+      <w:r>
+        <w:rPr>
+          <w:rStyle w:val="VerbatimChar"/>
+        </w:rPr>
+        <w:t xml:space="preserve">!is.na(x)</w:t>
+      </w:r>
+      <w:r>
+        <w:t xml:space="preserve"> </w:t>
+      </w:r>
+      <w:r>
+        <w:t xml:space="preserve">→ flips it to</w:t>
+      </w:r>
+      <w:r>
+        <w:t xml:space="preserve"> </w:t>
+      </w:r>
+      <w:r>
+        <w:rPr>
+          <w:rStyle w:val="VerbatimChar"/>
+        </w:rPr>
+        <w:t xml:space="preserve">TRUE</w:t>
+      </w:r>
+      <w:r>
+        <w:t xml:space="preserve"> </w:t>
+      </w:r>
+      <w:r>
+        <w:t xml:space="preserve">for</w:t>
+      </w:r>
+      <w:r>
+        <w:t xml:space="preserve"> </w:t>
+      </w:r>
+      <w:r>
+        <w:rPr>
+          <w:b/>
+          <w:bCs/>
+        </w:rPr>
+        <w:t xml:space="preserve">real</w:t>
+      </w:r>
+      <w:r>
+        <w:t xml:space="preserve"> </w:t>
+      </w:r>
+      <w:r>
+        <w:t xml:space="preserve">values</w:t>
+      </w:r>
+    </w:p>
+    <w:p>
+      <w:pPr>
+        <w:pStyle w:val="Compact"/>
+        <w:numPr>
+          <w:ilvl w:val="0"/>
+          <w:numId w:val="1009"/>
+        </w:numPr>
+      </w:pPr>
+      <w:r>
+        <w:rPr>
+          <w:rStyle w:val="VerbatimChar"/>
+        </w:rPr>
+        <w:t xml:space="preserve">sum(...)</w:t>
+      </w:r>
+      <w:r>
+        <w:t xml:space="preserve"> </w:t>
+      </w:r>
+      <w:r>
+        <w:t xml:space="preserve">→ adds up the</w:t>
+      </w:r>
+      <w:r>
+        <w:t xml:space="preserve"> </w:t>
+      </w:r>
+      <w:r>
+        <w:rPr>
+          <w:rStyle w:val="VerbatimChar"/>
+        </w:rPr>
+        <w:t xml:space="preserve">TRUE</w:t>
+      </w:r>
+      <w:r>
+        <w:t xml:space="preserve">s (</w:t>
+      </w:r>
+      <w:r>
+        <w:rPr>
+          <w:rStyle w:val="VerbatimChar"/>
+        </w:rPr>
+        <w:t xml:space="preserve">TRUE</w:t>
+      </w:r>
+      <w:r>
+        <w:t xml:space="preserve"> </w:t>
+      </w:r>
+      <w:r>
+        <w:t xml:space="preserve">= 1)</w:t>
+      </w:r>
+    </w:p>
+    <w:p>
+      <w:pPr>
+        <w:pStyle w:val="FirstParagraph"/>
+      </w:pPr>
+      <w:r>
+        <w:t xml:space="preserve">📖 R4DS §18 — Missing Values</w:t>
+      </w:r>
+    </w:p>
+    <w:bookmarkEnd w:id="60"/>
+    <w:bookmarkStart w:id="63" w:name="fix-applied-to-real-data"/>
+    <w:p>
+      <w:pPr>
+        <w:pStyle w:val="Heading2"/>
+      </w:pPr>
+      <w:r>
+        <w:t xml:space="preserve">Fix — Applied to Real Data</w:t>
+      </w:r>
+    </w:p>
+    <w:p>
+      <w:pPr>
+        <w:pStyle w:val="SourceCode"/>
+      </w:pPr>
+      <w:r>
+        <w:rPr>
+          <w:rStyle w:val="CommentTok"/>
+        </w:rPr>
+        <w:t xml:space="preserve"># Applied to our real data — even with no NAs, make it a habit</w:t>
+      </w:r>
+      <w:r>
+        <w:br/>
+      </w:r>
+      <w:r>
+        <w:rPr>
+          <w:rStyle w:val="NormalTok"/>
+        </w:rPr>
+        <w:t xml:space="preserve">n_lee  </w:t>
+      </w:r>
+      <w:r>
+        <w:rPr>
+          <w:rStyle w:val="OtherTok"/>
+        </w:rPr>
+        <w:t xml:space="preserve">&lt;-</w:t>
+      </w:r>
+      <w:r>
+        <w:rPr>
+          <w:rStyle w:val="NormalTok"/>
+        </w:rPr>
+        <w:t xml:space="preserve"> </w:t>
+      </w:r>
+      <w:r>
+        <w:rPr>
+          <w:rStyle w:val="FunctionTok"/>
+        </w:rPr>
+        <w:t xml:space="preserve">sum</w:t>
+      </w:r>
+      <w:r>
+        <w:rPr>
+          <w:rStyle w:val="NormalTok"/>
+        </w:rPr>
+        <w:t xml:space="preserve">(</w:t>
+      </w:r>
+      <w:r>
+        <w:rPr>
+          <w:rStyle w:val="SpecialCharTok"/>
+        </w:rPr>
+        <w:t xml:space="preserve">!</w:t>
+      </w:r>
+      <w:r>
+        <w:rPr>
+          <w:rStyle w:val="FunctionTok"/>
+        </w:rPr>
+        <w:t xml:space="preserve">is.na</w:t>
+      </w:r>
+      <w:r>
+        <w:rPr>
+          <w:rStyle w:val="NormalTok"/>
+        </w:rPr>
+        <w:t xml:space="preserve">(lee_lengths))</w:t>
+      </w:r>
+      <w:r>
+        <w:br/>
+      </w:r>
+      <w:r>
+        <w:rPr>
+          <w:rStyle w:val="NormalTok"/>
+        </w:rPr>
+        <w:t xml:space="preserve">n_wind </w:t>
+      </w:r>
+      <w:r>
+        <w:rPr>
+          <w:rStyle w:val="OtherTok"/>
+        </w:rPr>
+        <w:t xml:space="preserve">&lt;-</w:t>
+      </w:r>
+      <w:r>
+        <w:rPr>
+          <w:rStyle w:val="NormalTok"/>
+        </w:rPr>
+        <w:t xml:space="preserve"> </w:t>
+      </w:r>
+      <w:r>
+        <w:rPr>
+          <w:rStyle w:val="FunctionTok"/>
+        </w:rPr>
+        <w:t xml:space="preserve">sum</w:t>
+      </w:r>
+      <w:r>
+        <w:rPr>
+          <w:rStyle w:val="NormalTok"/>
+        </w:rPr>
+        <w:t xml:space="preserve">(</w:t>
+      </w:r>
+      <w:r>
+        <w:rPr>
+          <w:rStyle w:val="SpecialCharTok"/>
+        </w:rPr>
+        <w:t xml:space="preserve">!</w:t>
+      </w:r>
+      <w:r>
+        <w:rPr>
+          <w:rStyle w:val="FunctionTok"/>
+        </w:rPr>
+        <w:t xml:space="preserve">is.na</w:t>
+      </w:r>
+      <w:r>
+        <w:rPr>
+          <w:rStyle w:val="NormalTok"/>
+        </w:rPr>
+        <w:t xml:space="preserve">(wind_lengths))</w:t>
+      </w:r>
+      <w:r>
+        <w:br/>
+      </w:r>
+      <w:r>
+        <w:br/>
+      </w:r>
+      <w:r>
+        <w:rPr>
+          <w:rStyle w:val="NormalTok"/>
+        </w:rPr>
+        <w:t xml:space="preserve">n_lee</w:t>
+      </w:r>
+    </w:p>
+    <w:p>
+      <w:pPr>
+        <w:pStyle w:val="SourceCode"/>
+      </w:pPr>
+      <w:r>
+        <w:rPr>
+          <w:rStyle w:val="VerbatimChar"/>
+        </w:rPr>
+        <w:t xml:space="preserve">[1] 24</w:t>
+      </w:r>
+    </w:p>
+    <w:p>
+      <w:pPr>
+        <w:pStyle w:val="SourceCode"/>
+      </w:pPr>
+      <w:r>
+        <w:rPr>
+          <w:rStyle w:val="NormalTok"/>
+        </w:rPr>
+        <w:t xml:space="preserve">n_wind</w:t>
+      </w:r>
+    </w:p>
+    <w:p>
+      <w:pPr>
+        <w:pStyle w:val="SourceCode"/>
+      </w:pPr>
+      <w:r>
+        <w:rPr>
+          <w:rStyle w:val="VerbatimChar"/>
+        </w:rPr>
+        <w:t xml:space="preserve">[1] 24</w:t>
+      </w:r>
+    </w:p>
+    <w:tbl>
+      <w:tblPr>
+        <w:tblStyle w:val="Table"/>
+        <w:tblLook w:firstRow="0" w:lastRow="0" w:firstColumn="0" w:lastColumn="0" w:noHBand="0" w:noVBand="0" w:val="0000"/>
+        <w:tblBorders>
+          <w:top w:val="single" w:sz="4" w:space="0" w:color="00A047"/>
+          <w:left w:val="single" w:sz="24" w:space="0" w:color="00A047"/>
+          <w:bottom w:val="single" w:sz="4" w:space="0" w:color="00A047"/>
+          <w:right w:val="single" w:sz="4" w:space="0" w:color="00A047"/>
+        </w:tblBorders>
+        <w:tblCellMar>
+          <w:left w:w="144" w:type="dxa"/>
+          <w:right w:w="144" w:type="dxa"/>
+        </w:tblCellMar>
+        <w:tblLook w:firstRow="0" w:lastRow="0" w:firstColumn="0" w:lastColumn="0" w:noHBand="0" w:noVBand="0" w:val="0000"/>
+      </w:tblPr>
+      <w:tr>
+        <w:trPr>
+          <w:cantSplit/>
+        </w:trPr>
+        <w:tc>
+          <w:tcPr>
+            <w:shd w:color="auto" w:fill="ccf1e3" w:val="clear"/>
+            <w:tcMar>
+              <w:top w:w="92" w:type="dxa"/>
+              <w:bottom w:w="92" w:type="dxa"/>
+            </w:tcMar>
+          </w:tcPr>
+          <w:p>
+            <w:pPr>
+              <w:pStyle w:val="FirstParagraph"/>
+            </w:pPr>
+            <w:pPr>
+              <w:spacing w:before="0" w:after="0"/>
+              <w:textAlignment w:val="center"/>
+            </w:pPr>
+            <w:r>
+              <w:drawing>
+                <wp:inline>
+                  <wp:extent cx="152400" cy="152400"/>
+                  <wp:effectExtent b="0" l="0" r="0" t="0"/>
+                  <wp:docPr descr="" title="" id="61" name="Picture"/>
+                  <a:graphic>
+                    <a:graphicData uri="http://schemas.openxmlformats.org/drawingml/2006/picture">
+                      <pic:pic>
+                        <pic:nvPicPr>
+                          <pic:cNvPr descr="/Applications/Positron.app/Contents/Resources/app/quarto/share/formats/docx/tip.png" id="62" name="Picture"/>
+                          <pic:cNvPicPr>
+                            <a:picLocks noChangeArrowheads="1" noChangeAspect="1"/>
+                          </pic:cNvPicPr>
+                        </pic:nvPicPr>
+                        <pic:blipFill>
+                          <a:blip r:embed="rId18"/>
+                          <a:stretch>
+                            <a:fillRect/>
+                          </a:stretch>
+                        </pic:blipFill>
+                        <pic:spPr bwMode="auto">
+                          <a:xfrm>
+                            <a:off x="0" y="0"/>
+                            <a:ext cx="152400" cy="152400"/>
+                          </a:xfrm>
+                          <a:prstGeom prst="rect">
+                            <a:avLst/>
+                          </a:prstGeom>
+                          <a:noFill/>
+                          <a:ln w="9525">
+                            <a:noFill/>
+                            <a:headEnd/>
+                            <a:tailEnd/>
+                          </a:ln>
+                        </pic:spPr>
+                      </pic:pic>
+                    </a:graphicData>
+                  </a:graphic>
+                </wp:inline>
+              </w:drawing>
+            </w:r>
+            <w:r>
+              <w:t xml:space="preserve"> </w:t>
+            </w:r>
+            <w:r>
+              <w:t xml:space="preserve"> </w:t>
+            </w:r>
+            <w:r>
+              <w:t xml:space="preserve">Tip</w:t>
+            </w:r>
+          </w:p>
+        </w:tc>
+      </w:tr>
+      <w:tr>
+        <w:trPr>
+          <w:cantSplit/>
+        </w:trPr>
+        <w:tc>
+          <w:tcPr>
+            <w:tcMar>
+              <w:top w:w="108" w:type="dxa"/>
+              <w:bottom w:w="108" w:type="dxa"/>
+            </w:tcMar>
+          </w:tcPr>
+          <w:p>
+            <w:pPr>
+              <w:pStyle w:val="BodyText"/>
+            </w:pPr>
+            <w:pPr>
               <w:spacing w:before="16" w:after="16"/>
             </w:pPr>
             <w:r>
@@ -4639,8 +5421,8 @@
         </w:tc>
       </w:tr>
     </w:tbl>
-    <w:bookmarkEnd w:id="54"/>
-    <w:bookmarkStart w:id="55" w:name="part-6-standard-error"/>
+    <w:bookmarkEnd w:id="63"/>
+    <w:bookmarkStart w:id="64" w:name="part-6-standard-error"/>
     <w:p>
       <w:pPr>
         <w:pStyle w:val="Heading2"/>
@@ -4649,8 +5431,8 @@
         <w:t xml:space="preserve">Part 6 · Standard Error</w:t>
       </w:r>
     </w:p>
-    <w:bookmarkEnd w:id="55"/>
-    <w:bookmarkStart w:id="58" w:name="standard-error"/>
+    <w:bookmarkEnd w:id="64"/>
+    <w:bookmarkStart w:id="67" w:name="standard-error"/>
     <w:p>
       <w:pPr>
         <w:pStyle w:val="Heading2"/>
@@ -5141,18 +5923,18 @@
                 <wp:inline>
                   <wp:extent cx="152400" cy="152400"/>
                   <wp:effectExtent b="0" l="0" r="0" t="0"/>
-                  <wp:docPr descr="" title="" id="56" name="Picture"/>
+                  <wp:docPr descr="" title="" id="65" name="Picture"/>
                   <a:graphic>
                     <a:graphicData uri="http://schemas.openxmlformats.org/drawingml/2006/picture">
                       <pic:pic>
                         <pic:nvPicPr>
-                          <pic:cNvPr descr="/Applications/Positron.app/Contents/Resources/app/quarto/share/formats/docx/warning.png" id="57" name="Picture"/>
+                          <pic:cNvPr descr="/Applications/Positron.app/Contents/Resources/app/quarto/share/formats/docx/warning.png" id="66" name="Picture"/>
                           <pic:cNvPicPr>
                             <a:picLocks noChangeArrowheads="1" noChangeAspect="1"/>
                           </pic:cNvPicPr>
                         </pic:nvPicPr>
                         <pic:blipFill>
-                          <a:blip r:embed="rId45"/>
+                          <a:blip r:embed="rId54"/>
                           <a:stretch>
                             <a:fillRect/>
                           </a:stretch>
@@ -5271,8 +6053,8 @@
         </w:tc>
       </w:tr>
     </w:tbl>
-    <w:bookmarkEnd w:id="58"/>
-    <w:bookmarkStart w:id="61" w:name="all-stats-one-group-base-r"/>
+    <w:bookmarkEnd w:id="67"/>
+    <w:bookmarkStart w:id="70" w:name="all-stats-one-group-base-r"/>
     <w:p>
       <w:pPr>
         <w:pStyle w:val="Heading2"/>
@@ -6052,12 +6834,12 @@
                 <wp:inline>
                   <wp:extent cx="152400" cy="152400"/>
                   <wp:effectExtent b="0" l="0" r="0" t="0"/>
-                  <wp:docPr descr="" title="" id="59" name="Picture"/>
+                  <wp:docPr descr="" title="" id="68" name="Picture"/>
                   <a:graphic>
                     <a:graphicData uri="http://schemas.openxmlformats.org/drawingml/2006/picture">
                       <pic:pic>
                         <pic:nvPicPr>
-                          <pic:cNvPr descr="/Applications/Positron.app/Contents/Resources/app/quarto/share/formats/docx/note.png" id="60" name="Picture"/>
+                          <pic:cNvPr descr="/Applications/Positron.app/Contents/Resources/app/quarto/share/formats/docx/note.png" id="69" name="Picture"/>
                           <pic:cNvPicPr>
                             <a:picLocks noChangeArrowheads="1" noChangeAspect="1"/>
                           </pic:cNvPicPr>
@@ -6172,14 +6954,14 @@
         </w:tc>
       </w:tr>
     </w:tbl>
-    <w:bookmarkEnd w:id="61"/>
-    <w:bookmarkStart w:id="62" w:name="Xf43c5d07d843d16643c539a860b3cf5482751cd"/>
+    <w:bookmarkEnd w:id="70"/>
+    <w:bookmarkStart w:id="71" w:name="X315b316ec89df71592efa6e9d6564f8d7b897d8"/>
     <w:p>
       <w:pPr>
         <w:pStyle w:val="Heading2"/>
       </w:pPr>
       <w:r>
-        <w:t xml:space="preserve">Part 7 · Tidy Group Stats —</w:t>
+        <w:t xml:space="preserve">Part 6b ·</w:t>
       </w:r>
       <w:r>
         <w:t xml:space="preserve"> </w:t>
@@ -6188,58 +6970,1307 @@
         <w:rPr>
           <w:rStyle w:val="VerbatimChar"/>
         </w:rPr>
-        <w:t xml:space="preserve">group_by()</w:t>
-      </w:r>
-      <w:r>
-        <w:t xml:space="preserve"> </w:t>
-      </w:r>
-      <w:r>
-        <w:t xml:space="preserve">+</w:t>
-      </w:r>
-      <w:r>
-        <w:t xml:space="preserve"> </w:t>
-      </w:r>
+        <w:t xml:space="preserve">skimr</w:t>
+      </w:r>
+      <w:r>
+        <w:t xml:space="preserve"> </w:t>
+      </w:r>
+      <w:r>
+        <w:t xml:space="preserve">— a Fast Full-Dataset Overview</w:t>
+      </w:r>
+    </w:p>
+    <w:bookmarkEnd w:id="71"/>
+    <w:bookmarkStart w:id="74" w:name="skimr-every-column-one-command"/>
+    <w:p>
+      <w:pPr>
+        <w:pStyle w:val="Heading2"/>
+      </w:pPr>
       <w:r>
         <w:rPr>
           <w:rStyle w:val="VerbatimChar"/>
         </w:rPr>
-        <w:t xml:space="preserve">summarize()</w:t>
-      </w:r>
-    </w:p>
-    <w:bookmarkEnd w:id="62"/>
-    <w:bookmarkStart w:id="65" w:name="tidy-group-stats-group_by-summarize"/>
-    <w:p>
-      <w:pPr>
-        <w:pStyle w:val="Heading2"/>
-      </w:pPr>
-      <w:r>
-        <w:t xml:space="preserve">Tidy Group Stats —</w:t>
-      </w:r>
-      <w:r>
-        <w:t xml:space="preserve"> </w:t>
-      </w:r>
-      <w:r>
-        <w:rPr>
-          <w:rStyle w:val="VerbatimChar"/>
-        </w:rPr>
-        <w:t xml:space="preserve">group_by()</w:t>
-      </w:r>
-      <w:r>
-        <w:t xml:space="preserve"> </w:t>
-      </w:r>
-      <w:r>
-        <w:t xml:space="preserve">+</w:t>
-      </w:r>
-      <w:r>
-        <w:t xml:space="preserve"> </w:t>
-      </w:r>
-      <w:r>
-        <w:rPr>
-          <w:rStyle w:val="VerbatimChar"/>
-        </w:rPr>
-        <w:t xml:space="preserve">summarize()</w:t>
-      </w:r>
-    </w:p>
+        <w:t xml:space="preserve">skimr</w:t>
+      </w:r>
+      <w:r>
+        <w:t xml:space="preserve"> </w:t>
+      </w:r>
+      <w:r>
+        <w:t xml:space="preserve">— Every Column, One Command</w:t>
+      </w:r>
+    </w:p>
+    <w:p>
+      <w:pPr>
+        <w:pStyle w:val="SourceCode"/>
+      </w:pPr>
+      <w:r>
+        <w:rPr>
+          <w:rStyle w:val="FunctionTok"/>
+        </w:rPr>
+        <w:t xml:space="preserve">install.packages</w:t>
+      </w:r>
+      <w:r>
+        <w:rPr>
+          <w:rStyle w:val="NormalTok"/>
+        </w:rPr>
+        <w:t xml:space="preserve">(</w:t>
+      </w:r>
+      <w:r>
+        <w:rPr>
+          <w:rStyle w:val="StringTok"/>
+        </w:rPr>
+        <w:t xml:space="preserve">"skimr"</w:t>
+      </w:r>
+      <w:r>
+        <w:rPr>
+          <w:rStyle w:val="NormalTok"/>
+        </w:rPr>
+        <w:t xml:space="preserve">)   </w:t>
+      </w:r>
+      <w:r>
+        <w:rPr>
+          <w:rStyle w:val="CommentTok"/>
+        </w:rPr>
+        <w:t xml:space="preserve"># once per machine</w:t>
+      </w:r>
+    </w:p>
+    <w:p>
+      <w:pPr>
+        <w:pStyle w:val="SourceCode"/>
+      </w:pPr>
+      <w:r>
+        <w:rPr>
+          <w:rStyle w:val="FunctionTok"/>
+        </w:rPr>
+        <w:t xml:space="preserve">library</w:t>
+      </w:r>
+      <w:r>
+        <w:rPr>
+          <w:rStyle w:val="NormalTok"/>
+        </w:rPr>
+        <w:t xml:space="preserve">(skimr)</w:t>
+      </w:r>
+      <w:r>
+        <w:br/>
+      </w:r>
+      <w:r>
+        <w:br/>
+      </w:r>
+      <w:r>
+        <w:rPr>
+          <w:rStyle w:val="FunctionTok"/>
+        </w:rPr>
+        <w:t xml:space="preserve">skim</w:t>
+      </w:r>
+      <w:r>
+        <w:rPr>
+          <w:rStyle w:val="NormalTok"/>
+        </w:rPr>
+        <w:t xml:space="preserve">(pine_df)</w:t>
+      </w:r>
+    </w:p>
+    <w:p>
+      <w:pPr>
+        <w:pStyle w:val="TableCaption"/>
+      </w:pPr>
+      <w:r>
+        <w:t xml:space="preserve">Data summary</w:t>
+      </w:r>
+    </w:p>
+    <w:tbl>
+      <w:tblPr>
+        <w:tblStyle w:val="Table"/>
+        <w:tblW w:type="auto" w:w="0"/>
+        <w:tblLook w:firstRow="0" w:lastRow="0" w:firstColumn="0" w:lastColumn="0" w:noHBand="0" w:noVBand="0" w:val="0000"/>
+        <w:tblCaption w:val="Data summary"/>
+      </w:tblPr>
+      <w:tblGrid>
+        <w:gridCol w:w="3960"/>
+        <w:gridCol w:w="3960"/>
+      </w:tblGrid>
+      <w:tr>
+        <w:tc>
+          <w:tcPr/>
+          <w:p>
+            <w:pPr>
+              <w:pStyle w:val="Compact"/>
+              <w:jc w:val="left"/>
+            </w:pPr>
+            <w:r>
+              <w:t xml:space="preserve">Name</w:t>
+            </w:r>
+          </w:p>
+        </w:tc>
+        <w:tc>
+          <w:tcPr/>
+          <w:p>
+            <w:pPr>
+              <w:pStyle w:val="Compact"/>
+              <w:jc w:val="left"/>
+            </w:pPr>
+            <w:r>
+              <w:t xml:space="preserve">pine_df</w:t>
+            </w:r>
+          </w:p>
+        </w:tc>
+      </w:tr>
+      <w:tr>
+        <w:tc>
+          <w:tcPr/>
+          <w:p>
+            <w:pPr>
+              <w:pStyle w:val="Compact"/>
+              <w:jc w:val="left"/>
+            </w:pPr>
+            <w:r>
+              <w:t xml:space="preserve">Number of rows</w:t>
+            </w:r>
+          </w:p>
+        </w:tc>
+        <w:tc>
+          <w:tcPr/>
+          <w:p>
+            <w:pPr>
+              <w:pStyle w:val="Compact"/>
+              <w:jc w:val="left"/>
+            </w:pPr>
+            <w:r>
+              <w:t xml:space="preserve">48</w:t>
+            </w:r>
+          </w:p>
+        </w:tc>
+      </w:tr>
+      <w:tr>
+        <w:tc>
+          <w:tcPr/>
+          <w:p>
+            <w:pPr>
+              <w:pStyle w:val="Compact"/>
+              <w:jc w:val="left"/>
+            </w:pPr>
+            <w:r>
+              <w:t xml:space="preserve">Number of columns</w:t>
+            </w:r>
+          </w:p>
+        </w:tc>
+        <w:tc>
+          <w:tcPr/>
+          <w:p>
+            <w:pPr>
+              <w:pStyle w:val="Compact"/>
+              <w:jc w:val="left"/>
+            </w:pPr>
+            <w:r>
+              <w:t xml:space="preserve">6</w:t>
+            </w:r>
+          </w:p>
+        </w:tc>
+      </w:tr>
+      <w:tr>
+        <w:tc>
+          <w:tcPr/>
+          <w:p>
+            <w:pPr>
+              <w:pStyle w:val="Compact"/>
+              <w:jc w:val="left"/>
+            </w:pPr>
+            <w:r>
+              <w:t xml:space="preserve">_______________________</w:t>
+            </w:r>
+          </w:p>
+        </w:tc>
+        <w:tc>
+          <w:tcPr/>
+          <w:p>
+            <w:pPr>
+              <w:pStyle w:val="Compact"/>
+            </w:pPr>
+          </w:p>
+        </w:tc>
+      </w:tr>
+      <w:tr>
+        <w:tc>
+          <w:tcPr/>
+          <w:p>
+            <w:pPr>
+              <w:pStyle w:val="Compact"/>
+              <w:jc w:val="left"/>
+            </w:pPr>
+            <w:r>
+              <w:t xml:space="preserve">Column type frequency:</w:t>
+            </w:r>
+          </w:p>
+        </w:tc>
+        <w:tc>
+          <w:tcPr/>
+          <w:p>
+            <w:pPr>
+              <w:pStyle w:val="Compact"/>
+            </w:pPr>
+          </w:p>
+        </w:tc>
+      </w:tr>
+      <w:tr>
+        <w:tc>
+          <w:tcPr/>
+          <w:p>
+            <w:pPr>
+              <w:pStyle w:val="Compact"/>
+              <w:jc w:val="left"/>
+            </w:pPr>
+            <w:r>
+              <w:t xml:space="preserve">character</w:t>
+            </w:r>
+          </w:p>
+        </w:tc>
+        <w:tc>
+          <w:tcPr/>
+          <w:p>
+            <w:pPr>
+              <w:pStyle w:val="Compact"/>
+              <w:jc w:val="left"/>
+            </w:pPr>
+            <w:r>
+              <w:t xml:space="preserve">4</w:t>
+            </w:r>
+          </w:p>
+        </w:tc>
+      </w:tr>
+      <w:tr>
+        <w:tc>
+          <w:tcPr/>
+          <w:p>
+            <w:pPr>
+              <w:pStyle w:val="Compact"/>
+              <w:jc w:val="left"/>
+            </w:pPr>
+            <w:r>
+              <w:t xml:space="preserve">numeric</w:t>
+            </w:r>
+          </w:p>
+        </w:tc>
+        <w:tc>
+          <w:tcPr/>
+          <w:p>
+            <w:pPr>
+              <w:pStyle w:val="Compact"/>
+              <w:jc w:val="left"/>
+            </w:pPr>
+            <w:r>
+              <w:t xml:space="preserve">2</w:t>
+            </w:r>
+          </w:p>
+        </w:tc>
+      </w:tr>
+      <w:tr>
+        <w:tc>
+          <w:tcPr/>
+          <w:p>
+            <w:pPr>
+              <w:pStyle w:val="Compact"/>
+              <w:jc w:val="left"/>
+            </w:pPr>
+            <w:r>
+              <w:t xml:space="preserve">________________________</w:t>
+            </w:r>
+          </w:p>
+        </w:tc>
+        <w:tc>
+          <w:tcPr/>
+          <w:p>
+            <w:pPr>
+              <w:pStyle w:val="Compact"/>
+            </w:pPr>
+          </w:p>
+        </w:tc>
+      </w:tr>
+      <w:tr>
+        <w:tc>
+          <w:tcPr/>
+          <w:p>
+            <w:pPr>
+              <w:pStyle w:val="Compact"/>
+              <w:jc w:val="left"/>
+            </w:pPr>
+            <w:r>
+              <w:t xml:space="preserve">Group variables</w:t>
+            </w:r>
+          </w:p>
+        </w:tc>
+        <w:tc>
+          <w:tcPr/>
+          <w:p>
+            <w:pPr>
+              <w:pStyle w:val="Compact"/>
+              <w:jc w:val="left"/>
+            </w:pPr>
+            <w:r>
+              <w:t xml:space="preserve">None</w:t>
+            </w:r>
+          </w:p>
+        </w:tc>
+      </w:tr>
+    </w:tbl>
+    <w:p>
+      <w:pPr>
+        <w:pStyle w:val="BodyText"/>
+      </w:pPr>
+      <w:r>
+        <w:rPr>
+          <w:b/>
+          <w:bCs/>
+        </w:rPr>
+        <w:t xml:space="preserve">Variable type: character</w:t>
+      </w:r>
+    </w:p>
+    <w:tbl>
+      <w:tblPr>
+        <w:tblStyle w:val="Table"/>
+        <w:tblW w:type="pct" w:w="5000"/>
+        <w:tblLayout w:type="fixed"/>
+        <w:tblLook w:firstRow="1" w:lastRow="0" w:firstColumn="0" w:lastColumn="0" w:noHBand="0" w:noVBand="0" w:val="0020"/>
+      </w:tblPr>
+      <w:tblGrid>
+        <w:gridCol w:w="1540"/>
+        <w:gridCol w:w="1100"/>
+        <w:gridCol w:w="1540"/>
+        <w:gridCol w:w="440"/>
+        <w:gridCol w:w="440"/>
+        <w:gridCol w:w="660"/>
+        <w:gridCol w:w="990"/>
+        <w:gridCol w:w="1210"/>
+      </w:tblGrid>
+      <w:tr>
+        <w:trPr>
+          <w:tblHeader w:val="on"/>
+        </w:trPr>
+        <w:tc>
+          <w:tcPr/>
+          <w:p>
+            <w:pPr>
+              <w:pStyle w:val="Compact"/>
+              <w:jc w:val="left"/>
+            </w:pPr>
+            <w:r>
+              <w:t xml:space="preserve">skim_variable</w:t>
+            </w:r>
+          </w:p>
+        </w:tc>
+        <w:tc>
+          <w:tcPr/>
+          <w:p>
+            <w:pPr>
+              <w:pStyle w:val="Compact"/>
+              <w:jc w:val="right"/>
+            </w:pPr>
+            <w:r>
+              <w:t xml:space="preserve">n_missing</w:t>
+            </w:r>
+          </w:p>
+        </w:tc>
+        <w:tc>
+          <w:tcPr/>
+          <w:p>
+            <w:pPr>
+              <w:pStyle w:val="Compact"/>
+              <w:jc w:val="right"/>
+            </w:pPr>
+            <w:r>
+              <w:t xml:space="preserve">complete_rate</w:t>
+            </w:r>
+          </w:p>
+        </w:tc>
+        <w:tc>
+          <w:tcPr/>
+          <w:p>
+            <w:pPr>
+              <w:pStyle w:val="Compact"/>
+              <w:jc w:val="right"/>
+            </w:pPr>
+            <w:r>
+              <w:t xml:space="preserve">min</w:t>
+            </w:r>
+          </w:p>
+        </w:tc>
+        <w:tc>
+          <w:tcPr/>
+          <w:p>
+            <w:pPr>
+              <w:pStyle w:val="Compact"/>
+              <w:jc w:val="right"/>
+            </w:pPr>
+            <w:r>
+              <w:t xml:space="preserve">max</w:t>
+            </w:r>
+          </w:p>
+        </w:tc>
+        <w:tc>
+          <w:tcPr/>
+          <w:p>
+            <w:pPr>
+              <w:pStyle w:val="Compact"/>
+              <w:jc w:val="right"/>
+            </w:pPr>
+            <w:r>
+              <w:t xml:space="preserve">empty</w:t>
+            </w:r>
+          </w:p>
+        </w:tc>
+        <w:tc>
+          <w:tcPr/>
+          <w:p>
+            <w:pPr>
+              <w:pStyle w:val="Compact"/>
+              <w:jc w:val="right"/>
+            </w:pPr>
+            <w:r>
+              <w:t xml:space="preserve">n_unique</w:t>
+            </w:r>
+          </w:p>
+        </w:tc>
+        <w:tc>
+          <w:tcPr/>
+          <w:p>
+            <w:pPr>
+              <w:pStyle w:val="Compact"/>
+              <w:jc w:val="right"/>
+            </w:pPr>
+            <w:r>
+              <w:t xml:space="preserve">whitespace</w:t>
+            </w:r>
+          </w:p>
+        </w:tc>
+      </w:tr>
+      <w:tr>
+        <w:tc>
+          <w:tcPr/>
+          <w:p>
+            <w:pPr>
+              <w:pStyle w:val="Compact"/>
+              <w:jc w:val="left"/>
+            </w:pPr>
+            <w:r>
+              <w:t xml:space="preserve">date</w:t>
+            </w:r>
+          </w:p>
+        </w:tc>
+        <w:tc>
+          <w:tcPr/>
+          <w:p>
+            <w:pPr>
+              <w:pStyle w:val="Compact"/>
+              <w:jc w:val="right"/>
+            </w:pPr>
+            <w:r>
+              <w:t xml:space="preserve">0</w:t>
+            </w:r>
+          </w:p>
+        </w:tc>
+        <w:tc>
+          <w:tcPr/>
+          <w:p>
+            <w:pPr>
+              <w:pStyle w:val="Compact"/>
+              <w:jc w:val="right"/>
+            </w:pPr>
+            <w:r>
+              <w:t xml:space="preserve">1</w:t>
+            </w:r>
+          </w:p>
+        </w:tc>
+        <w:tc>
+          <w:tcPr/>
+          <w:p>
+            <w:pPr>
+              <w:pStyle w:val="Compact"/>
+              <w:jc w:val="right"/>
+            </w:pPr>
+            <w:r>
+              <w:t xml:space="preserve">7</w:t>
+            </w:r>
+          </w:p>
+        </w:tc>
+        <w:tc>
+          <w:tcPr/>
+          <w:p>
+            <w:pPr>
+              <w:pStyle w:val="Compact"/>
+              <w:jc w:val="right"/>
+            </w:pPr>
+            <w:r>
+              <w:t xml:space="preserve">7</w:t>
+            </w:r>
+          </w:p>
+        </w:tc>
+        <w:tc>
+          <w:tcPr/>
+          <w:p>
+            <w:pPr>
+              <w:pStyle w:val="Compact"/>
+              <w:jc w:val="right"/>
+            </w:pPr>
+            <w:r>
+              <w:t xml:space="preserve">0</w:t>
+            </w:r>
+          </w:p>
+        </w:tc>
+        <w:tc>
+          <w:tcPr/>
+          <w:p>
+            <w:pPr>
+              <w:pStyle w:val="Compact"/>
+              <w:jc w:val="right"/>
+            </w:pPr>
+            <w:r>
+              <w:t xml:space="preserve">1</w:t>
+            </w:r>
+          </w:p>
+        </w:tc>
+        <w:tc>
+          <w:tcPr/>
+          <w:p>
+            <w:pPr>
+              <w:pStyle w:val="Compact"/>
+              <w:jc w:val="right"/>
+            </w:pPr>
+            <w:r>
+              <w:t xml:space="preserve">0</w:t>
+            </w:r>
+          </w:p>
+        </w:tc>
+      </w:tr>
+      <w:tr>
+        <w:tc>
+          <w:tcPr/>
+          <w:p>
+            <w:pPr>
+              <w:pStyle w:val="Compact"/>
+              <w:jc w:val="left"/>
+            </w:pPr>
+            <w:r>
+              <w:t xml:space="preserve">group</w:t>
+            </w:r>
+          </w:p>
+        </w:tc>
+        <w:tc>
+          <w:tcPr/>
+          <w:p>
+            <w:pPr>
+              <w:pStyle w:val="Compact"/>
+              <w:jc w:val="right"/>
+            </w:pPr>
+            <w:r>
+              <w:t xml:space="preserve">0</w:t>
+            </w:r>
+          </w:p>
+        </w:tc>
+        <w:tc>
+          <w:tcPr/>
+          <w:p>
+            <w:pPr>
+              <w:pStyle w:val="Compact"/>
+              <w:jc w:val="right"/>
+            </w:pPr>
+            <w:r>
+              <w:t xml:space="preserve">1</w:t>
+            </w:r>
+          </w:p>
+        </w:tc>
+        <w:tc>
+          <w:tcPr/>
+          <w:p>
+            <w:pPr>
+              <w:pStyle w:val="Compact"/>
+              <w:jc w:val="right"/>
+            </w:pPr>
+            <w:r>
+              <w:t xml:space="preserve">5</w:t>
+            </w:r>
+          </w:p>
+        </w:tc>
+        <w:tc>
+          <w:tcPr/>
+          <w:p>
+            <w:pPr>
+              <w:pStyle w:val="Compact"/>
+              <w:jc w:val="right"/>
+            </w:pPr>
+            <w:r>
+              <w:t xml:space="preserve">11</w:t>
+            </w:r>
+          </w:p>
+        </w:tc>
+        <w:tc>
+          <w:tcPr/>
+          <w:p>
+            <w:pPr>
+              <w:pStyle w:val="Compact"/>
+              <w:jc w:val="right"/>
+            </w:pPr>
+            <w:r>
+              <w:t xml:space="preserve">0</w:t>
+            </w:r>
+          </w:p>
+        </w:tc>
+        <w:tc>
+          <w:tcPr/>
+          <w:p>
+            <w:pPr>
+              <w:pStyle w:val="Compact"/>
+              <w:jc w:val="right"/>
+            </w:pPr>
+            <w:r>
+              <w:t xml:space="preserve">4</w:t>
+            </w:r>
+          </w:p>
+        </w:tc>
+        <w:tc>
+          <w:tcPr/>
+          <w:p>
+            <w:pPr>
+              <w:pStyle w:val="Compact"/>
+              <w:jc w:val="right"/>
+            </w:pPr>
+            <w:r>
+              <w:t xml:space="preserve">0</w:t>
+            </w:r>
+          </w:p>
+        </w:tc>
+      </w:tr>
+      <w:tr>
+        <w:tc>
+          <w:tcPr/>
+          <w:p>
+            <w:pPr>
+              <w:pStyle w:val="Compact"/>
+              <w:jc w:val="left"/>
+            </w:pPr>
+            <w:r>
+              <w:t xml:space="preserve">n_s</w:t>
+            </w:r>
+          </w:p>
+        </w:tc>
+        <w:tc>
+          <w:tcPr/>
+          <w:p>
+            <w:pPr>
+              <w:pStyle w:val="Compact"/>
+              <w:jc w:val="right"/>
+            </w:pPr>
+            <w:r>
+              <w:t xml:space="preserve">0</w:t>
+            </w:r>
+          </w:p>
+        </w:tc>
+        <w:tc>
+          <w:tcPr/>
+          <w:p>
+            <w:pPr>
+              <w:pStyle w:val="Compact"/>
+              <w:jc w:val="right"/>
+            </w:pPr>
+            <w:r>
+              <w:t xml:space="preserve">1</w:t>
+            </w:r>
+          </w:p>
+        </w:tc>
+        <w:tc>
+          <w:tcPr/>
+          <w:p>
+            <w:pPr>
+              <w:pStyle w:val="Compact"/>
+              <w:jc w:val="right"/>
+            </w:pPr>
+            <w:r>
+              <w:t xml:space="preserve">1</w:t>
+            </w:r>
+          </w:p>
+        </w:tc>
+        <w:tc>
+          <w:tcPr/>
+          <w:p>
+            <w:pPr>
+              <w:pStyle w:val="Compact"/>
+              <w:jc w:val="right"/>
+            </w:pPr>
+            <w:r>
+              <w:t xml:space="preserve">1</w:t>
+            </w:r>
+          </w:p>
+        </w:tc>
+        <w:tc>
+          <w:tcPr/>
+          <w:p>
+            <w:pPr>
+              <w:pStyle w:val="Compact"/>
+              <w:jc w:val="right"/>
+            </w:pPr>
+            <w:r>
+              <w:t xml:space="preserve">0</w:t>
+            </w:r>
+          </w:p>
+        </w:tc>
+        <w:tc>
+          <w:tcPr/>
+          <w:p>
+            <w:pPr>
+              <w:pStyle w:val="Compact"/>
+              <w:jc w:val="right"/>
+            </w:pPr>
+            <w:r>
+              <w:t xml:space="preserve">2</w:t>
+            </w:r>
+          </w:p>
+        </w:tc>
+        <w:tc>
+          <w:tcPr/>
+          <w:p>
+            <w:pPr>
+              <w:pStyle w:val="Compact"/>
+              <w:jc w:val="right"/>
+            </w:pPr>
+            <w:r>
+              <w:t xml:space="preserve">0</w:t>
+            </w:r>
+          </w:p>
+        </w:tc>
+      </w:tr>
+      <w:tr>
+        <w:tc>
+          <w:tcPr/>
+          <w:p>
+            <w:pPr>
+              <w:pStyle w:val="Compact"/>
+              <w:jc w:val="left"/>
+            </w:pPr>
+            <w:r>
+              <w:t xml:space="preserve">wind</w:t>
+            </w:r>
+          </w:p>
+        </w:tc>
+        <w:tc>
+          <w:tcPr/>
+          <w:p>
+            <w:pPr>
+              <w:pStyle w:val="Compact"/>
+              <w:jc w:val="right"/>
+            </w:pPr>
+            <w:r>
+              <w:t xml:space="preserve">0</w:t>
+            </w:r>
+          </w:p>
+        </w:tc>
+        <w:tc>
+          <w:tcPr/>
+          <w:p>
+            <w:pPr>
+              <w:pStyle w:val="Compact"/>
+              <w:jc w:val="right"/>
+            </w:pPr>
+            <w:r>
+              <w:t xml:space="preserve">1</w:t>
+            </w:r>
+          </w:p>
+        </w:tc>
+        <w:tc>
+          <w:tcPr/>
+          <w:p>
+            <w:pPr>
+              <w:pStyle w:val="Compact"/>
+              <w:jc w:val="right"/>
+            </w:pPr>
+            <w:r>
+              <w:t xml:space="preserve">3</w:t>
+            </w:r>
+          </w:p>
+        </w:tc>
+        <w:tc>
+          <w:tcPr/>
+          <w:p>
+            <w:pPr>
+              <w:pStyle w:val="Compact"/>
+              <w:jc w:val="right"/>
+            </w:pPr>
+            <w:r>
+              <w:t xml:space="preserve">4</w:t>
+            </w:r>
+          </w:p>
+        </w:tc>
+        <w:tc>
+          <w:tcPr/>
+          <w:p>
+            <w:pPr>
+              <w:pStyle w:val="Compact"/>
+              <w:jc w:val="right"/>
+            </w:pPr>
+            <w:r>
+              <w:t xml:space="preserve">0</w:t>
+            </w:r>
+          </w:p>
+        </w:tc>
+        <w:tc>
+          <w:tcPr/>
+          <w:p>
+            <w:pPr>
+              <w:pStyle w:val="Compact"/>
+              <w:jc w:val="right"/>
+            </w:pPr>
+            <w:r>
+              <w:t xml:space="preserve">2</w:t>
+            </w:r>
+          </w:p>
+        </w:tc>
+        <w:tc>
+          <w:tcPr/>
+          <w:p>
+            <w:pPr>
+              <w:pStyle w:val="Compact"/>
+              <w:jc w:val="right"/>
+            </w:pPr>
+            <w:r>
+              <w:t xml:space="preserve">0</w:t>
+            </w:r>
+          </w:p>
+        </w:tc>
+      </w:tr>
+    </w:tbl>
+    <w:p>
+      <w:pPr>
+        <w:pStyle w:val="BodyText"/>
+      </w:pPr>
+      <w:r>
+        <w:rPr>
+          <w:b/>
+          <w:bCs/>
+        </w:rPr>
+        <w:t xml:space="preserve">Variable type: numeric</w:t>
+      </w:r>
+    </w:p>
+    <w:tbl>
+      <w:tblPr>
+        <w:tblStyle w:val="Table"/>
+        <w:tblW w:type="pct" w:w="5000"/>
+        <w:tblLayout w:type="fixed"/>
+        <w:tblLook w:firstRow="1" w:lastRow="0" w:firstColumn="0" w:lastColumn="0" w:noHBand="0" w:noVBand="0" w:val="0020"/>
+      </w:tblPr>
+      <w:tblGrid>
+        <w:gridCol w:w="1386"/>
+        <w:gridCol w:w="990"/>
+        <w:gridCol w:w="1386"/>
+        <w:gridCol w:w="594"/>
+        <w:gridCol w:w="495"/>
+        <w:gridCol w:w="297"/>
+        <w:gridCol w:w="594"/>
+        <w:gridCol w:w="495"/>
+        <w:gridCol w:w="594"/>
+        <w:gridCol w:w="495"/>
+        <w:gridCol w:w="594"/>
+      </w:tblGrid>
+      <w:tr>
+        <w:trPr>
+          <w:tblHeader w:val="on"/>
+        </w:trPr>
+        <w:tc>
+          <w:tcPr/>
+          <w:p>
+            <w:pPr>
+              <w:pStyle w:val="Compact"/>
+              <w:jc w:val="left"/>
+            </w:pPr>
+            <w:r>
+              <w:t xml:space="preserve">skim_variable</w:t>
+            </w:r>
+          </w:p>
+        </w:tc>
+        <w:tc>
+          <w:tcPr/>
+          <w:p>
+            <w:pPr>
+              <w:pStyle w:val="Compact"/>
+              <w:jc w:val="right"/>
+            </w:pPr>
+            <w:r>
+              <w:t xml:space="preserve">n_missing</w:t>
+            </w:r>
+          </w:p>
+        </w:tc>
+        <w:tc>
+          <w:tcPr/>
+          <w:p>
+            <w:pPr>
+              <w:pStyle w:val="Compact"/>
+              <w:jc w:val="right"/>
+            </w:pPr>
+            <w:r>
+              <w:t xml:space="preserve">complete_rate</w:t>
+            </w:r>
+          </w:p>
+        </w:tc>
+        <w:tc>
+          <w:tcPr/>
+          <w:p>
+            <w:pPr>
+              <w:pStyle w:val="Compact"/>
+              <w:jc w:val="right"/>
+            </w:pPr>
+            <w:r>
+              <w:t xml:space="preserve">mean</w:t>
+            </w:r>
+          </w:p>
+        </w:tc>
+        <w:tc>
+          <w:tcPr/>
+          <w:p>
+            <w:pPr>
+              <w:pStyle w:val="Compact"/>
+              <w:jc w:val="right"/>
+            </w:pPr>
+            <w:r>
+              <w:t xml:space="preserve">sd</w:t>
+            </w:r>
+          </w:p>
+        </w:tc>
+        <w:tc>
+          <w:tcPr/>
+          <w:p>
+            <w:pPr>
+              <w:pStyle w:val="Compact"/>
+              <w:jc w:val="right"/>
+            </w:pPr>
+            <w:r>
+              <w:t xml:space="preserve">p0</w:t>
+            </w:r>
+          </w:p>
+        </w:tc>
+        <w:tc>
+          <w:tcPr/>
+          <w:p>
+            <w:pPr>
+              <w:pStyle w:val="Compact"/>
+              <w:jc w:val="right"/>
+            </w:pPr>
+            <w:r>
+              <w:t xml:space="preserve">p25</w:t>
+            </w:r>
+          </w:p>
+        </w:tc>
+        <w:tc>
+          <w:tcPr/>
+          <w:p>
+            <w:pPr>
+              <w:pStyle w:val="Compact"/>
+              <w:jc w:val="right"/>
+            </w:pPr>
+            <w:r>
+              <w:t xml:space="preserve">p50</w:t>
+            </w:r>
+          </w:p>
+        </w:tc>
+        <w:tc>
+          <w:tcPr/>
+          <w:p>
+            <w:pPr>
+              <w:pStyle w:val="Compact"/>
+              <w:jc w:val="right"/>
+            </w:pPr>
+            <w:r>
+              <w:t xml:space="preserve">p75</w:t>
+            </w:r>
+          </w:p>
+        </w:tc>
+        <w:tc>
+          <w:tcPr/>
+          <w:p>
+            <w:pPr>
+              <w:pStyle w:val="Compact"/>
+              <w:jc w:val="right"/>
+            </w:pPr>
+            <w:r>
+              <w:t xml:space="preserve">p100</w:t>
+            </w:r>
+          </w:p>
+        </w:tc>
+        <w:tc>
+          <w:tcPr/>
+          <w:p>
+            <w:pPr>
+              <w:pStyle w:val="Compact"/>
+              <w:jc w:val="left"/>
+            </w:pPr>
+            <w:r>
+              <w:t xml:space="preserve">hist</w:t>
+            </w:r>
+          </w:p>
+        </w:tc>
+      </w:tr>
+      <w:tr>
+        <w:tc>
+          <w:tcPr/>
+          <w:p>
+            <w:pPr>
+              <w:pStyle w:val="Compact"/>
+              <w:jc w:val="left"/>
+            </w:pPr>
+            <w:r>
+              <w:t xml:space="preserve">tree_no</w:t>
+            </w:r>
+          </w:p>
+        </w:tc>
+        <w:tc>
+          <w:tcPr/>
+          <w:p>
+            <w:pPr>
+              <w:pStyle w:val="Compact"/>
+              <w:jc w:val="right"/>
+            </w:pPr>
+            <w:r>
+              <w:t xml:space="preserve">0</w:t>
+            </w:r>
+          </w:p>
+        </w:tc>
+        <w:tc>
+          <w:tcPr/>
+          <w:p>
+            <w:pPr>
+              <w:pStyle w:val="Compact"/>
+              <w:jc w:val="right"/>
+            </w:pPr>
+            <w:r>
+              <w:t xml:space="preserve">1</w:t>
+            </w:r>
+          </w:p>
+        </w:tc>
+        <w:tc>
+          <w:tcPr/>
+          <w:p>
+            <w:pPr>
+              <w:pStyle w:val="Compact"/>
+              <w:jc w:val="right"/>
+            </w:pPr>
+            <w:r>
+              <w:t xml:space="preserve">2.50</w:t>
+            </w:r>
+          </w:p>
+        </w:tc>
+        <w:tc>
+          <w:tcPr/>
+          <w:p>
+            <w:pPr>
+              <w:pStyle w:val="Compact"/>
+              <w:jc w:val="right"/>
+            </w:pPr>
+            <w:r>
+              <w:t xml:space="preserve">1.13</w:t>
+            </w:r>
+          </w:p>
+        </w:tc>
+        <w:tc>
+          <w:tcPr/>
+          <w:p>
+            <w:pPr>
+              <w:pStyle w:val="Compact"/>
+              <w:jc w:val="right"/>
+            </w:pPr>
+            <w:r>
+              <w:t xml:space="preserve">1</w:t>
+            </w:r>
+          </w:p>
+        </w:tc>
+        <w:tc>
+          <w:tcPr/>
+          <w:p>
+            <w:pPr>
+              <w:pStyle w:val="Compact"/>
+              <w:jc w:val="right"/>
+            </w:pPr>
+            <w:r>
+              <w:t xml:space="preserve">1.75</w:t>
+            </w:r>
+          </w:p>
+        </w:tc>
+        <w:tc>
+          <w:tcPr/>
+          <w:p>
+            <w:pPr>
+              <w:pStyle w:val="Compact"/>
+              <w:jc w:val="right"/>
+            </w:pPr>
+            <w:r>
+              <w:t xml:space="preserve">2.5</w:t>
+            </w:r>
+          </w:p>
+        </w:tc>
+        <w:tc>
+          <w:tcPr/>
+          <w:p>
+            <w:pPr>
+              <w:pStyle w:val="Compact"/>
+              <w:jc w:val="right"/>
+            </w:pPr>
+            <w:r>
+              <w:t xml:space="preserve">3.25</w:t>
+            </w:r>
+          </w:p>
+        </w:tc>
+        <w:tc>
+          <w:tcPr/>
+          <w:p>
+            <w:pPr>
+              <w:pStyle w:val="Compact"/>
+              <w:jc w:val="right"/>
+            </w:pPr>
+            <w:r>
+              <w:t xml:space="preserve">4</w:t>
+            </w:r>
+          </w:p>
+        </w:tc>
+        <w:tc>
+          <w:tcPr/>
+          <w:p>
+            <w:pPr>
+              <w:pStyle w:val="Compact"/>
+              <w:jc w:val="left"/>
+            </w:pPr>
+            <w:r>
+              <w:t xml:space="preserve">▇▇▁▇▇</w:t>
+            </w:r>
+          </w:p>
+        </w:tc>
+      </w:tr>
+      <w:tr>
+        <w:tc>
+          <w:tcPr/>
+          <w:p>
+            <w:pPr>
+              <w:pStyle w:val="Compact"/>
+              <w:jc w:val="left"/>
+            </w:pPr>
+            <w:r>
+              <w:t xml:space="preserve">length_mm</w:t>
+            </w:r>
+          </w:p>
+        </w:tc>
+        <w:tc>
+          <w:tcPr/>
+          <w:p>
+            <w:pPr>
+              <w:pStyle w:val="Compact"/>
+              <w:jc w:val="right"/>
+            </w:pPr>
+            <w:r>
+              <w:t xml:space="preserve">0</w:t>
+            </w:r>
+          </w:p>
+        </w:tc>
+        <w:tc>
+          <w:tcPr/>
+          <w:p>
+            <w:pPr>
+              <w:pStyle w:val="Compact"/>
+              <w:jc w:val="right"/>
+            </w:pPr>
+            <w:r>
+              <w:t xml:space="preserve">1</w:t>
+            </w:r>
+          </w:p>
+        </w:tc>
+        <w:tc>
+          <w:tcPr/>
+          <w:p>
+            <w:pPr>
+              <w:pStyle w:val="Compact"/>
+              <w:jc w:val="right"/>
+            </w:pPr>
+            <w:r>
+              <w:t xml:space="preserve">17.67</w:t>
+            </w:r>
+          </w:p>
+        </w:tc>
+        <w:tc>
+          <w:tcPr/>
+          <w:p>
+            <w:pPr>
+              <w:pStyle w:val="Compact"/>
+              <w:jc w:val="right"/>
+            </w:pPr>
+            <w:r>
+              <w:t xml:space="preserve">3.53</w:t>
+            </w:r>
+          </w:p>
+        </w:tc>
+        <w:tc>
+          <w:tcPr/>
+          <w:p>
+            <w:pPr>
+              <w:pStyle w:val="Compact"/>
+              <w:jc w:val="right"/>
+            </w:pPr>
+            <w:r>
+              <w:t xml:space="preserve">12</w:t>
+            </w:r>
+          </w:p>
+        </w:tc>
+        <w:tc>
+          <w:tcPr/>
+          <w:p>
+            <w:pPr>
+              <w:pStyle w:val="Compact"/>
+              <w:jc w:val="right"/>
+            </w:pPr>
+            <w:r>
+              <w:t xml:space="preserve">15.00</w:t>
+            </w:r>
+          </w:p>
+        </w:tc>
+        <w:tc>
+          <w:tcPr/>
+          <w:p>
+            <w:pPr>
+              <w:pStyle w:val="Compact"/>
+              <w:jc w:val="right"/>
+            </w:pPr>
+            <w:r>
+              <w:t xml:space="preserve">17.5</w:t>
+            </w:r>
+          </w:p>
+        </w:tc>
+        <w:tc>
+          <w:tcPr/>
+          <w:p>
+            <w:pPr>
+              <w:pStyle w:val="Compact"/>
+              <w:jc w:val="right"/>
+            </w:pPr>
+            <w:r>
+              <w:t xml:space="preserve">20.25</w:t>
+            </w:r>
+          </w:p>
+        </w:tc>
+        <w:tc>
+          <w:tcPr/>
+          <w:p>
+            <w:pPr>
+              <w:pStyle w:val="Compact"/>
+              <w:jc w:val="right"/>
+            </w:pPr>
+            <w:r>
+              <w:t xml:space="preserve">25</w:t>
+            </w:r>
+          </w:p>
+        </w:tc>
+        <w:tc>
+          <w:tcPr/>
+          <w:p>
+            <w:pPr>
+              <w:pStyle w:val="Compact"/>
+              <w:jc w:val="left"/>
+            </w:pPr>
+            <w:r>
+              <w:t xml:space="preserve">▆▇▅▆▃</w:t>
+            </w:r>
+          </w:p>
+        </w:tc>
+      </w:tr>
+    </w:tbl>
     <w:tbl>
       <w:tblPr>
         <w:tblStyle w:val="Table"/>
@@ -6270,7 +8301,7 @@
           </w:tcPr>
           <w:p>
             <w:pPr>
-              <w:pStyle w:val="FirstParagraph"/>
+              <w:pStyle w:val="BodyText"/>
             </w:pPr>
             <w:pPr>
               <w:spacing w:before="0" w:after="0"/>
@@ -6281,12 +8312,12 @@
                 <wp:inline>
                   <wp:extent cx="152400" cy="152400"/>
                   <wp:effectExtent b="0" l="0" r="0" t="0"/>
-                  <wp:docPr descr="" title="" id="63" name="Picture"/>
+                  <wp:docPr descr="" title="" id="72" name="Picture"/>
                   <a:graphic>
                     <a:graphicData uri="http://schemas.openxmlformats.org/drawingml/2006/picture">
                       <pic:pic>
                         <pic:nvPicPr>
-                          <pic:cNvPr descr="/Applications/Positron.app/Contents/Resources/app/quarto/share/formats/docx/note.png" id="64" name="Picture"/>
+                          <pic:cNvPr descr="/Applications/Positron.app/Contents/Resources/app/quarto/share/formats/docx/note.png" id="73" name="Picture"/>
                           <pic:cNvPicPr>
                             <a:picLocks noChangeArrowheads="1" noChangeAspect="1"/>
                           </pic:cNvPicPr>
@@ -6346,6 +8377,1174 @@
               <w:pStyle w:val="BodyText"/>
             </w:pPr>
             <w:pPr>
+              <w:spacing w:before="16"/>
+            </w:pPr>
+            <w:r>
+              <w:rPr>
+                <w:b/>
+                <w:bCs/>
+              </w:rPr>
+              <w:t xml:space="preserve">✅ Key idea</w:t>
+            </w:r>
+          </w:p>
+          <w:p>
+            <w:pPr>
+              <w:pStyle w:val="BodyText"/>
+            </w:pPr>
+            <w:pPr>
+              <w:spacing w:after="16"/>
+            </w:pPr>
+            <w:r>
+              <w:rPr>
+                <w:rStyle w:val="VerbatimChar"/>
+              </w:rPr>
+              <w:t xml:space="preserve">skim()</w:t>
+            </w:r>
+            <w:r>
+              <w:t xml:space="preserve"> </w:t>
+            </w:r>
+            <w:r>
+              <w:t xml:space="preserve">gives you n, missing count, mean, SD, and a tiny inline histogram for</w:t>
+            </w:r>
+            <w:r>
+              <w:t xml:space="preserve"> </w:t>
+            </w:r>
+            <w:r>
+              <w:rPr>
+                <w:b/>
+                <w:bCs/>
+              </w:rPr>
+              <w:t xml:space="preserve">every numeric column</w:t>
+            </w:r>
+            <w:r>
+              <w:t xml:space="preserve"> </w:t>
+            </w:r>
+            <w:r>
+              <w:t xml:space="preserve">— and counts for every character column — in one call. It’s the fastest way to sanity-check a dataset the moment you load it.</w:t>
+            </w:r>
+          </w:p>
+          <w:p/>
+        </w:tc>
+      </w:tr>
+    </w:tbl>
+    <w:bookmarkEnd w:id="74"/>
+    <w:bookmarkStart w:id="77" w:name="skimr-doesnt-replace-just-speeds-up"/>
+    <w:p>
+      <w:pPr>
+        <w:pStyle w:val="Heading2"/>
+      </w:pPr>
+      <w:r>
+        <w:rPr>
+          <w:rStyle w:val="VerbatimChar"/>
+        </w:rPr>
+        <w:t xml:space="preserve">skimr</w:t>
+      </w:r>
+      <w:r>
+        <w:t xml:space="preserve"> </w:t>
+      </w:r>
+      <w:r>
+        <w:t xml:space="preserve">— Doesn’t Replace, Just Speeds Up</w:t>
+      </w:r>
+    </w:p>
+    <w:p>
+      <w:pPr>
+        <w:pStyle w:val="SourceCode"/>
+      </w:pPr>
+      <w:r>
+        <w:rPr>
+          <w:rStyle w:val="CommentTok"/>
+        </w:rPr>
+        <w:t xml:space="preserve"># Same idea, restricted to numeric columns</w:t>
+      </w:r>
+      <w:r>
+        <w:br/>
+      </w:r>
+      <w:r>
+        <w:rPr>
+          <w:rStyle w:val="NormalTok"/>
+        </w:rPr>
+        <w:t xml:space="preserve">pine_df </w:t>
+      </w:r>
+      <w:r>
+        <w:rPr>
+          <w:rStyle w:val="SpecialCharTok"/>
+        </w:rPr>
+        <w:t xml:space="preserve">|&gt;</w:t>
+      </w:r>
+      <w:r>
+        <w:br/>
+      </w:r>
+      <w:r>
+        <w:rPr>
+          <w:rStyle w:val="NormalTok"/>
+        </w:rPr>
+        <w:t xml:space="preserve">  </w:t>
+      </w:r>
+      <w:r>
+        <w:rPr>
+          <w:rStyle w:val="FunctionTok"/>
+        </w:rPr>
+        <w:t xml:space="preserve">select</w:t>
+      </w:r>
+      <w:r>
+        <w:rPr>
+          <w:rStyle w:val="NormalTok"/>
+        </w:rPr>
+        <w:t xml:space="preserve">(length_mm, tree_no) </w:t>
+      </w:r>
+      <w:r>
+        <w:rPr>
+          <w:rStyle w:val="SpecialCharTok"/>
+        </w:rPr>
+        <w:t xml:space="preserve">|&gt;</w:t>
+      </w:r>
+      <w:r>
+        <w:br/>
+      </w:r>
+      <w:r>
+        <w:rPr>
+          <w:rStyle w:val="NormalTok"/>
+        </w:rPr>
+        <w:t xml:space="preserve">  </w:t>
+      </w:r>
+      <w:r>
+        <w:rPr>
+          <w:rStyle w:val="FunctionTok"/>
+        </w:rPr>
+        <w:t xml:space="preserve">skim</w:t>
+      </w:r>
+      <w:r>
+        <w:rPr>
+          <w:rStyle w:val="NormalTok"/>
+        </w:rPr>
+        <w:t xml:space="preserve">()</w:t>
+      </w:r>
+    </w:p>
+    <w:p>
+      <w:pPr>
+        <w:pStyle w:val="TableCaption"/>
+      </w:pPr>
+      <w:r>
+        <w:t xml:space="preserve">Data summary</w:t>
+      </w:r>
+    </w:p>
+    <w:tbl>
+      <w:tblPr>
+        <w:tblStyle w:val="Table"/>
+        <w:tblW w:type="auto" w:w="0"/>
+        <w:tblLook w:firstRow="0" w:lastRow="0" w:firstColumn="0" w:lastColumn="0" w:noHBand="0" w:noVBand="0" w:val="0000"/>
+        <w:tblCaption w:val="Data summary"/>
+      </w:tblPr>
+      <w:tblGrid>
+        <w:gridCol w:w="3960"/>
+        <w:gridCol w:w="3960"/>
+      </w:tblGrid>
+      <w:tr>
+        <w:tc>
+          <w:tcPr/>
+          <w:p>
+            <w:pPr>
+              <w:pStyle w:val="Compact"/>
+              <w:jc w:val="left"/>
+            </w:pPr>
+            <w:r>
+              <w:t xml:space="preserve">Name</w:t>
+            </w:r>
+          </w:p>
+        </w:tc>
+        <w:tc>
+          <w:tcPr/>
+          <w:p>
+            <w:pPr>
+              <w:pStyle w:val="Compact"/>
+              <w:jc w:val="left"/>
+            </w:pPr>
+            <w:r>
+              <w:t xml:space="preserve">select(pine_df, length_mm…</w:t>
+            </w:r>
+          </w:p>
+        </w:tc>
+      </w:tr>
+      <w:tr>
+        <w:tc>
+          <w:tcPr/>
+          <w:p>
+            <w:pPr>
+              <w:pStyle w:val="Compact"/>
+              <w:jc w:val="left"/>
+            </w:pPr>
+            <w:r>
+              <w:t xml:space="preserve">Number of rows</w:t>
+            </w:r>
+          </w:p>
+        </w:tc>
+        <w:tc>
+          <w:tcPr/>
+          <w:p>
+            <w:pPr>
+              <w:pStyle w:val="Compact"/>
+              <w:jc w:val="left"/>
+            </w:pPr>
+            <w:r>
+              <w:t xml:space="preserve">48</w:t>
+            </w:r>
+          </w:p>
+        </w:tc>
+      </w:tr>
+      <w:tr>
+        <w:tc>
+          <w:tcPr/>
+          <w:p>
+            <w:pPr>
+              <w:pStyle w:val="Compact"/>
+              <w:jc w:val="left"/>
+            </w:pPr>
+            <w:r>
+              <w:t xml:space="preserve">Number of columns</w:t>
+            </w:r>
+          </w:p>
+        </w:tc>
+        <w:tc>
+          <w:tcPr/>
+          <w:p>
+            <w:pPr>
+              <w:pStyle w:val="Compact"/>
+              <w:jc w:val="left"/>
+            </w:pPr>
+            <w:r>
+              <w:t xml:space="preserve">2</w:t>
+            </w:r>
+          </w:p>
+        </w:tc>
+      </w:tr>
+      <w:tr>
+        <w:tc>
+          <w:tcPr/>
+          <w:p>
+            <w:pPr>
+              <w:pStyle w:val="Compact"/>
+              <w:jc w:val="left"/>
+            </w:pPr>
+            <w:r>
+              <w:t xml:space="preserve">_______________________</w:t>
+            </w:r>
+          </w:p>
+        </w:tc>
+        <w:tc>
+          <w:tcPr/>
+          <w:p>
+            <w:pPr>
+              <w:pStyle w:val="Compact"/>
+            </w:pPr>
+          </w:p>
+        </w:tc>
+      </w:tr>
+      <w:tr>
+        <w:tc>
+          <w:tcPr/>
+          <w:p>
+            <w:pPr>
+              <w:pStyle w:val="Compact"/>
+              <w:jc w:val="left"/>
+            </w:pPr>
+            <w:r>
+              <w:t xml:space="preserve">Column type frequency:</w:t>
+            </w:r>
+          </w:p>
+        </w:tc>
+        <w:tc>
+          <w:tcPr/>
+          <w:p>
+            <w:pPr>
+              <w:pStyle w:val="Compact"/>
+            </w:pPr>
+          </w:p>
+        </w:tc>
+      </w:tr>
+      <w:tr>
+        <w:tc>
+          <w:tcPr/>
+          <w:p>
+            <w:pPr>
+              <w:pStyle w:val="Compact"/>
+              <w:jc w:val="left"/>
+            </w:pPr>
+            <w:r>
+              <w:t xml:space="preserve">numeric</w:t>
+            </w:r>
+          </w:p>
+        </w:tc>
+        <w:tc>
+          <w:tcPr/>
+          <w:p>
+            <w:pPr>
+              <w:pStyle w:val="Compact"/>
+              <w:jc w:val="left"/>
+            </w:pPr>
+            <w:r>
+              <w:t xml:space="preserve">2</w:t>
+            </w:r>
+          </w:p>
+        </w:tc>
+      </w:tr>
+      <w:tr>
+        <w:tc>
+          <w:tcPr/>
+          <w:p>
+            <w:pPr>
+              <w:pStyle w:val="Compact"/>
+              <w:jc w:val="left"/>
+            </w:pPr>
+            <w:r>
+              <w:t xml:space="preserve">________________________</w:t>
+            </w:r>
+          </w:p>
+        </w:tc>
+        <w:tc>
+          <w:tcPr/>
+          <w:p>
+            <w:pPr>
+              <w:pStyle w:val="Compact"/>
+            </w:pPr>
+          </w:p>
+        </w:tc>
+      </w:tr>
+      <w:tr>
+        <w:tc>
+          <w:tcPr/>
+          <w:p>
+            <w:pPr>
+              <w:pStyle w:val="Compact"/>
+              <w:jc w:val="left"/>
+            </w:pPr>
+            <w:r>
+              <w:t xml:space="preserve">Group variables</w:t>
+            </w:r>
+          </w:p>
+        </w:tc>
+        <w:tc>
+          <w:tcPr/>
+          <w:p>
+            <w:pPr>
+              <w:pStyle w:val="Compact"/>
+              <w:jc w:val="left"/>
+            </w:pPr>
+            <w:r>
+              <w:t xml:space="preserve">None</w:t>
+            </w:r>
+          </w:p>
+        </w:tc>
+      </w:tr>
+    </w:tbl>
+    <w:p>
+      <w:pPr>
+        <w:pStyle w:val="BodyText"/>
+      </w:pPr>
+      <w:r>
+        <w:rPr>
+          <w:b/>
+          <w:bCs/>
+        </w:rPr>
+        <w:t xml:space="preserve">Variable type: numeric</w:t>
+      </w:r>
+    </w:p>
+    <w:tbl>
+      <w:tblPr>
+        <w:tblStyle w:val="Table"/>
+        <w:tblW w:type="pct" w:w="5000"/>
+        <w:tblLayout w:type="fixed"/>
+        <w:tblLook w:firstRow="1" w:lastRow="0" w:firstColumn="0" w:lastColumn="0" w:noHBand="0" w:noVBand="0" w:val="0020"/>
+      </w:tblPr>
+      <w:tblGrid>
+        <w:gridCol w:w="1386"/>
+        <w:gridCol w:w="990"/>
+        <w:gridCol w:w="1386"/>
+        <w:gridCol w:w="594"/>
+        <w:gridCol w:w="495"/>
+        <w:gridCol w:w="297"/>
+        <w:gridCol w:w="594"/>
+        <w:gridCol w:w="495"/>
+        <w:gridCol w:w="594"/>
+        <w:gridCol w:w="495"/>
+        <w:gridCol w:w="594"/>
+      </w:tblGrid>
+      <w:tr>
+        <w:trPr>
+          <w:tblHeader w:val="on"/>
+        </w:trPr>
+        <w:tc>
+          <w:tcPr/>
+          <w:p>
+            <w:pPr>
+              <w:pStyle w:val="Compact"/>
+              <w:jc w:val="left"/>
+            </w:pPr>
+            <w:r>
+              <w:t xml:space="preserve">skim_variable</w:t>
+            </w:r>
+          </w:p>
+        </w:tc>
+        <w:tc>
+          <w:tcPr/>
+          <w:p>
+            <w:pPr>
+              <w:pStyle w:val="Compact"/>
+              <w:jc w:val="right"/>
+            </w:pPr>
+            <w:r>
+              <w:t xml:space="preserve">n_missing</w:t>
+            </w:r>
+          </w:p>
+        </w:tc>
+        <w:tc>
+          <w:tcPr/>
+          <w:p>
+            <w:pPr>
+              <w:pStyle w:val="Compact"/>
+              <w:jc w:val="right"/>
+            </w:pPr>
+            <w:r>
+              <w:t xml:space="preserve">complete_rate</w:t>
+            </w:r>
+          </w:p>
+        </w:tc>
+        <w:tc>
+          <w:tcPr/>
+          <w:p>
+            <w:pPr>
+              <w:pStyle w:val="Compact"/>
+              <w:jc w:val="right"/>
+            </w:pPr>
+            <w:r>
+              <w:t xml:space="preserve">mean</w:t>
+            </w:r>
+          </w:p>
+        </w:tc>
+        <w:tc>
+          <w:tcPr/>
+          <w:p>
+            <w:pPr>
+              <w:pStyle w:val="Compact"/>
+              <w:jc w:val="right"/>
+            </w:pPr>
+            <w:r>
+              <w:t xml:space="preserve">sd</w:t>
+            </w:r>
+          </w:p>
+        </w:tc>
+        <w:tc>
+          <w:tcPr/>
+          <w:p>
+            <w:pPr>
+              <w:pStyle w:val="Compact"/>
+              <w:jc w:val="right"/>
+            </w:pPr>
+            <w:r>
+              <w:t xml:space="preserve">p0</w:t>
+            </w:r>
+          </w:p>
+        </w:tc>
+        <w:tc>
+          <w:tcPr/>
+          <w:p>
+            <w:pPr>
+              <w:pStyle w:val="Compact"/>
+              <w:jc w:val="right"/>
+            </w:pPr>
+            <w:r>
+              <w:t xml:space="preserve">p25</w:t>
+            </w:r>
+          </w:p>
+        </w:tc>
+        <w:tc>
+          <w:tcPr/>
+          <w:p>
+            <w:pPr>
+              <w:pStyle w:val="Compact"/>
+              <w:jc w:val="right"/>
+            </w:pPr>
+            <w:r>
+              <w:t xml:space="preserve">p50</w:t>
+            </w:r>
+          </w:p>
+        </w:tc>
+        <w:tc>
+          <w:tcPr/>
+          <w:p>
+            <w:pPr>
+              <w:pStyle w:val="Compact"/>
+              <w:jc w:val="right"/>
+            </w:pPr>
+            <w:r>
+              <w:t xml:space="preserve">p75</w:t>
+            </w:r>
+          </w:p>
+        </w:tc>
+        <w:tc>
+          <w:tcPr/>
+          <w:p>
+            <w:pPr>
+              <w:pStyle w:val="Compact"/>
+              <w:jc w:val="right"/>
+            </w:pPr>
+            <w:r>
+              <w:t xml:space="preserve">p100</w:t>
+            </w:r>
+          </w:p>
+        </w:tc>
+        <w:tc>
+          <w:tcPr/>
+          <w:p>
+            <w:pPr>
+              <w:pStyle w:val="Compact"/>
+              <w:jc w:val="left"/>
+            </w:pPr>
+            <w:r>
+              <w:t xml:space="preserve">hist</w:t>
+            </w:r>
+          </w:p>
+        </w:tc>
+      </w:tr>
+      <w:tr>
+        <w:tc>
+          <w:tcPr/>
+          <w:p>
+            <w:pPr>
+              <w:pStyle w:val="Compact"/>
+              <w:jc w:val="left"/>
+            </w:pPr>
+            <w:r>
+              <w:t xml:space="preserve">length_mm</w:t>
+            </w:r>
+          </w:p>
+        </w:tc>
+        <w:tc>
+          <w:tcPr/>
+          <w:p>
+            <w:pPr>
+              <w:pStyle w:val="Compact"/>
+              <w:jc w:val="right"/>
+            </w:pPr>
+            <w:r>
+              <w:t xml:space="preserve">0</w:t>
+            </w:r>
+          </w:p>
+        </w:tc>
+        <w:tc>
+          <w:tcPr/>
+          <w:p>
+            <w:pPr>
+              <w:pStyle w:val="Compact"/>
+              <w:jc w:val="right"/>
+            </w:pPr>
+            <w:r>
+              <w:t xml:space="preserve">1</w:t>
+            </w:r>
+          </w:p>
+        </w:tc>
+        <w:tc>
+          <w:tcPr/>
+          <w:p>
+            <w:pPr>
+              <w:pStyle w:val="Compact"/>
+              <w:jc w:val="right"/>
+            </w:pPr>
+            <w:r>
+              <w:t xml:space="preserve">17.67</w:t>
+            </w:r>
+          </w:p>
+        </w:tc>
+        <w:tc>
+          <w:tcPr/>
+          <w:p>
+            <w:pPr>
+              <w:pStyle w:val="Compact"/>
+              <w:jc w:val="right"/>
+            </w:pPr>
+            <w:r>
+              <w:t xml:space="preserve">3.53</w:t>
+            </w:r>
+          </w:p>
+        </w:tc>
+        <w:tc>
+          <w:tcPr/>
+          <w:p>
+            <w:pPr>
+              <w:pStyle w:val="Compact"/>
+              <w:jc w:val="right"/>
+            </w:pPr>
+            <w:r>
+              <w:t xml:space="preserve">12</w:t>
+            </w:r>
+          </w:p>
+        </w:tc>
+        <w:tc>
+          <w:tcPr/>
+          <w:p>
+            <w:pPr>
+              <w:pStyle w:val="Compact"/>
+              <w:jc w:val="right"/>
+            </w:pPr>
+            <w:r>
+              <w:t xml:space="preserve">15.00</w:t>
+            </w:r>
+          </w:p>
+        </w:tc>
+        <w:tc>
+          <w:tcPr/>
+          <w:p>
+            <w:pPr>
+              <w:pStyle w:val="Compact"/>
+              <w:jc w:val="right"/>
+            </w:pPr>
+            <w:r>
+              <w:t xml:space="preserve">17.5</w:t>
+            </w:r>
+          </w:p>
+        </w:tc>
+        <w:tc>
+          <w:tcPr/>
+          <w:p>
+            <w:pPr>
+              <w:pStyle w:val="Compact"/>
+              <w:jc w:val="right"/>
+            </w:pPr>
+            <w:r>
+              <w:t xml:space="preserve">20.25</w:t>
+            </w:r>
+          </w:p>
+        </w:tc>
+        <w:tc>
+          <w:tcPr/>
+          <w:p>
+            <w:pPr>
+              <w:pStyle w:val="Compact"/>
+              <w:jc w:val="right"/>
+            </w:pPr>
+            <w:r>
+              <w:t xml:space="preserve">25</w:t>
+            </w:r>
+          </w:p>
+        </w:tc>
+        <w:tc>
+          <w:tcPr/>
+          <w:p>
+            <w:pPr>
+              <w:pStyle w:val="Compact"/>
+              <w:jc w:val="left"/>
+            </w:pPr>
+            <w:r>
+              <w:t xml:space="preserve">▆▇▅▆▃</w:t>
+            </w:r>
+          </w:p>
+        </w:tc>
+      </w:tr>
+      <w:tr>
+        <w:tc>
+          <w:tcPr/>
+          <w:p>
+            <w:pPr>
+              <w:pStyle w:val="Compact"/>
+              <w:jc w:val="left"/>
+            </w:pPr>
+            <w:r>
+              <w:t xml:space="preserve">tree_no</w:t>
+            </w:r>
+          </w:p>
+        </w:tc>
+        <w:tc>
+          <w:tcPr/>
+          <w:p>
+            <w:pPr>
+              <w:pStyle w:val="Compact"/>
+              <w:jc w:val="right"/>
+            </w:pPr>
+            <w:r>
+              <w:t xml:space="preserve">0</w:t>
+            </w:r>
+          </w:p>
+        </w:tc>
+        <w:tc>
+          <w:tcPr/>
+          <w:p>
+            <w:pPr>
+              <w:pStyle w:val="Compact"/>
+              <w:jc w:val="right"/>
+            </w:pPr>
+            <w:r>
+              <w:t xml:space="preserve">1</w:t>
+            </w:r>
+          </w:p>
+        </w:tc>
+        <w:tc>
+          <w:tcPr/>
+          <w:p>
+            <w:pPr>
+              <w:pStyle w:val="Compact"/>
+              <w:jc w:val="right"/>
+            </w:pPr>
+            <w:r>
+              <w:t xml:space="preserve">2.50</w:t>
+            </w:r>
+          </w:p>
+        </w:tc>
+        <w:tc>
+          <w:tcPr/>
+          <w:p>
+            <w:pPr>
+              <w:pStyle w:val="Compact"/>
+              <w:jc w:val="right"/>
+            </w:pPr>
+            <w:r>
+              <w:t xml:space="preserve">1.13</w:t>
+            </w:r>
+          </w:p>
+        </w:tc>
+        <w:tc>
+          <w:tcPr/>
+          <w:p>
+            <w:pPr>
+              <w:pStyle w:val="Compact"/>
+              <w:jc w:val="right"/>
+            </w:pPr>
+            <w:r>
+              <w:t xml:space="preserve">1</w:t>
+            </w:r>
+          </w:p>
+        </w:tc>
+        <w:tc>
+          <w:tcPr/>
+          <w:p>
+            <w:pPr>
+              <w:pStyle w:val="Compact"/>
+              <w:jc w:val="right"/>
+            </w:pPr>
+            <w:r>
+              <w:t xml:space="preserve">1.75</w:t>
+            </w:r>
+          </w:p>
+        </w:tc>
+        <w:tc>
+          <w:tcPr/>
+          <w:p>
+            <w:pPr>
+              <w:pStyle w:val="Compact"/>
+              <w:jc w:val="right"/>
+            </w:pPr>
+            <w:r>
+              <w:t xml:space="preserve">2.5</w:t>
+            </w:r>
+          </w:p>
+        </w:tc>
+        <w:tc>
+          <w:tcPr/>
+          <w:p>
+            <w:pPr>
+              <w:pStyle w:val="Compact"/>
+              <w:jc w:val="right"/>
+            </w:pPr>
+            <w:r>
+              <w:t xml:space="preserve">3.25</w:t>
+            </w:r>
+          </w:p>
+        </w:tc>
+        <w:tc>
+          <w:tcPr/>
+          <w:p>
+            <w:pPr>
+              <w:pStyle w:val="Compact"/>
+              <w:jc w:val="right"/>
+            </w:pPr>
+            <w:r>
+              <w:t xml:space="preserve">4</w:t>
+            </w:r>
+          </w:p>
+        </w:tc>
+        <w:tc>
+          <w:tcPr/>
+          <w:p>
+            <w:pPr>
+              <w:pStyle w:val="Compact"/>
+              <w:jc w:val="left"/>
+            </w:pPr>
+            <w:r>
+              <w:t xml:space="preserve">▇▇▁▇▇</w:t>
+            </w:r>
+          </w:p>
+        </w:tc>
+      </w:tr>
+    </w:tbl>
+    <w:tbl>
+      <w:tblPr>
+        <w:tblStyle w:val="Table"/>
+        <w:tblLook w:firstRow="0" w:lastRow="0" w:firstColumn="0" w:lastColumn="0" w:noHBand="0" w:noVBand="0" w:val="0000"/>
+        <w:tblBorders>
+          <w:top w:val="single" w:sz="4" w:space="0" w:color="EB9113"/>
+          <w:left w:val="single" w:sz="24" w:space="0" w:color="EB9113"/>
+          <w:bottom w:val="single" w:sz="4" w:space="0" w:color="EB9113"/>
+          <w:right w:val="single" w:sz="4" w:space="0" w:color="EB9113"/>
+        </w:tblBorders>
+        <w:tblCellMar>
+          <w:left w:w="144" w:type="dxa"/>
+          <w:right w:w="144" w:type="dxa"/>
+        </w:tblCellMar>
+        <w:tblLook w:firstRow="0" w:lastRow="0" w:firstColumn="0" w:lastColumn="0" w:noHBand="0" w:noVBand="0" w:val="0000"/>
+      </w:tblPr>
+      <w:tr>
+        <w:trPr>
+          <w:cantSplit/>
+        </w:trPr>
+        <w:tc>
+          <w:tcPr>
+            <w:shd w:color="auto" w:fill="fcefdc" w:val="clear"/>
+            <w:tcMar>
+              <w:top w:w="92" w:type="dxa"/>
+              <w:bottom w:w="92" w:type="dxa"/>
+            </w:tcMar>
+          </w:tcPr>
+          <w:p>
+            <w:pPr>
+              <w:pStyle w:val="BodyText"/>
+            </w:pPr>
+            <w:pPr>
+              <w:spacing w:before="0" w:after="0"/>
+              <w:textAlignment w:val="center"/>
+            </w:pPr>
+            <w:r>
+              <w:drawing>
+                <wp:inline>
+                  <wp:extent cx="152400" cy="152400"/>
+                  <wp:effectExtent b="0" l="0" r="0" t="0"/>
+                  <wp:docPr descr="" title="" id="75" name="Picture"/>
+                  <a:graphic>
+                    <a:graphicData uri="http://schemas.openxmlformats.org/drawingml/2006/picture">
+                      <pic:pic>
+                        <pic:nvPicPr>
+                          <pic:cNvPr descr="/Applications/Positron.app/Contents/Resources/app/quarto/share/formats/docx/warning.png" id="76" name="Picture"/>
+                          <pic:cNvPicPr>
+                            <a:picLocks noChangeArrowheads="1" noChangeAspect="1"/>
+                          </pic:cNvPicPr>
+                        </pic:nvPicPr>
+                        <pic:blipFill>
+                          <a:blip r:embed="rId54"/>
+                          <a:stretch>
+                            <a:fillRect/>
+                          </a:stretch>
+                        </pic:blipFill>
+                        <pic:spPr bwMode="auto">
+                          <a:xfrm>
+                            <a:off x="0" y="0"/>
+                            <a:ext cx="152400" cy="152400"/>
+                          </a:xfrm>
+                          <a:prstGeom prst="rect">
+                            <a:avLst/>
+                          </a:prstGeom>
+                          <a:noFill/>
+                          <a:ln w="9525">
+                            <a:noFill/>
+                            <a:headEnd/>
+                            <a:tailEnd/>
+                          </a:ln>
+                        </pic:spPr>
+                      </pic:pic>
+                    </a:graphicData>
+                  </a:graphic>
+                </wp:inline>
+              </w:drawing>
+            </w:r>
+            <w:r>
+              <w:t xml:space="preserve"> </w:t>
+            </w:r>
+            <w:r>
+              <w:t xml:space="preserve"> </w:t>
+            </w:r>
+            <w:r>
+              <w:t xml:space="preserve">Warning</w:t>
+            </w:r>
+          </w:p>
+        </w:tc>
+      </w:tr>
+      <w:tr>
+        <w:trPr>
+          <w:cantSplit/>
+        </w:trPr>
+        <w:tc>
+          <w:tcPr>
+            <w:tcMar>
+              <w:top w:w="108" w:type="dxa"/>
+              <w:bottom w:w="108" w:type="dxa"/>
+            </w:tcMar>
+          </w:tcPr>
+          <w:p>
+            <w:pPr>
+              <w:pStyle w:val="BodyText"/>
+            </w:pPr>
+            <w:pPr>
+              <w:spacing w:before="16"/>
+            </w:pPr>
+            <w:r>
+              <w:rPr>
+                <w:b/>
+                <w:bCs/>
+              </w:rPr>
+              <w:t xml:space="preserve">⚠️ Watch out!</w:t>
+            </w:r>
+          </w:p>
+          <w:p>
+            <w:pPr>
+              <w:pStyle w:val="BodyText"/>
+            </w:pPr>
+            <w:pPr>
+              <w:spacing w:after="16"/>
+            </w:pPr>
+            <w:r>
+              <w:rPr>
+                <w:rStyle w:val="VerbatimChar"/>
+              </w:rPr>
+              <w:t xml:space="preserve">skim()</w:t>
+            </w:r>
+            <w:r>
+              <w:t xml:space="preserve"> </w:t>
+            </w:r>
+            <w:r>
+              <w:t xml:space="preserve">is a first look, not a final answer. It doesn’t know that</w:t>
+            </w:r>
+            <w:r>
+              <w:t xml:space="preserve"> </w:t>
+            </w:r>
+            <w:r>
+              <w:rPr>
+                <w:rStyle w:val="VerbatimChar"/>
+              </w:rPr>
+              <w:t xml:space="preserve">length_mm</w:t>
+            </w:r>
+            <w:r>
+              <w:t xml:space="preserve"> </w:t>
+            </w:r>
+            <w:r>
+              <w:t xml:space="preserve">should be split by</w:t>
+            </w:r>
+            <w:r>
+              <w:t xml:space="preserve"> </w:t>
+            </w:r>
+            <w:r>
+              <w:rPr>
+                <w:rStyle w:val="VerbatimChar"/>
+              </w:rPr>
+              <w:t xml:space="preserve">n_s</w:t>
+            </w:r>
+            <w:r>
+              <w:t xml:space="preserve"> </w:t>
+            </w:r>
+            <w:r>
+              <w:t xml:space="preserve">— for real per-group comparisons, you still need</w:t>
+            </w:r>
+            <w:r>
+              <w:t xml:space="preserve"> </w:t>
+            </w:r>
+            <w:r>
+              <w:rPr>
+                <w:rStyle w:val="VerbatimChar"/>
+              </w:rPr>
+              <w:t xml:space="preserve">group_by()</w:t>
+            </w:r>
+            <w:r>
+              <w:t xml:space="preserve"> </w:t>
+            </w:r>
+            <w:r>
+              <w:t xml:space="preserve">+</w:t>
+            </w:r>
+            <w:r>
+              <w:t xml:space="preserve"> </w:t>
+            </w:r>
+            <w:r>
+              <w:rPr>
+                <w:rStyle w:val="VerbatimChar"/>
+              </w:rPr>
+              <w:t xml:space="preserve">summarize()</w:t>
+            </w:r>
+            <w:r>
+              <w:t xml:space="preserve">, next.</w:t>
+            </w:r>
+          </w:p>
+          <w:p/>
+        </w:tc>
+      </w:tr>
+    </w:tbl>
+    <w:bookmarkEnd w:id="77"/>
+    <w:bookmarkStart w:id="78" w:name="Xf43c5d07d843d16643c539a860b3cf5482751cd"/>
+    <w:p>
+      <w:pPr>
+        <w:pStyle w:val="Heading2"/>
+      </w:pPr>
+      <w:r>
+        <w:t xml:space="preserve">Part 7 · Tidy Group Stats —</w:t>
+      </w:r>
+      <w:r>
+        <w:t xml:space="preserve"> </w:t>
+      </w:r>
+      <w:r>
+        <w:rPr>
+          <w:rStyle w:val="VerbatimChar"/>
+        </w:rPr>
+        <w:t xml:space="preserve">group_by()</w:t>
+      </w:r>
+      <w:r>
+        <w:t xml:space="preserve"> </w:t>
+      </w:r>
+      <w:r>
+        <w:t xml:space="preserve">+</w:t>
+      </w:r>
+      <w:r>
+        <w:t xml:space="preserve"> </w:t>
+      </w:r>
+      <w:r>
+        <w:rPr>
+          <w:rStyle w:val="VerbatimChar"/>
+        </w:rPr>
+        <w:t xml:space="preserve">summarize()</w:t>
+      </w:r>
+    </w:p>
+    <w:bookmarkEnd w:id="78"/>
+    <w:bookmarkStart w:id="81" w:name="tidy-group-stats-group_by-summarize"/>
+    <w:p>
+      <w:pPr>
+        <w:pStyle w:val="Heading2"/>
+      </w:pPr>
+      <w:r>
+        <w:t xml:space="preserve">Tidy Group Stats —</w:t>
+      </w:r>
+      <w:r>
+        <w:t xml:space="preserve"> </w:t>
+      </w:r>
+      <w:r>
+        <w:rPr>
+          <w:rStyle w:val="VerbatimChar"/>
+        </w:rPr>
+        <w:t xml:space="preserve">group_by()</w:t>
+      </w:r>
+      <w:r>
+        <w:t xml:space="preserve"> </w:t>
+      </w:r>
+      <w:r>
+        <w:t xml:space="preserve">+</w:t>
+      </w:r>
+      <w:r>
+        <w:t xml:space="preserve"> </w:t>
+      </w:r>
+      <w:r>
+        <w:rPr>
+          <w:rStyle w:val="VerbatimChar"/>
+        </w:rPr>
+        <w:t xml:space="preserve">summarize()</w:t>
+      </w:r>
+    </w:p>
+    <w:tbl>
+      <w:tblPr>
+        <w:tblStyle w:val="Table"/>
+        <w:tblLook w:firstRow="0" w:lastRow="0" w:firstColumn="0" w:lastColumn="0" w:noHBand="0" w:noVBand="0" w:val="0000"/>
+        <w:tblBorders>
+          <w:top w:val="single" w:sz="4" w:space="0" w:color="0758E5"/>
+          <w:left w:val="single" w:sz="24" w:space="0" w:color="0758E5"/>
+          <w:bottom w:val="single" w:sz="4" w:space="0" w:color="0758E5"/>
+          <w:right w:val="single" w:sz="4" w:space="0" w:color="0758E5"/>
+        </w:tblBorders>
+        <w:tblCellMar>
+          <w:left w:w="144" w:type="dxa"/>
+          <w:right w:w="144" w:type="dxa"/>
+        </w:tblCellMar>
+        <w:tblLook w:firstRow="0" w:lastRow="0" w:firstColumn="0" w:lastColumn="0" w:noHBand="0" w:noVBand="0" w:val="0000"/>
+      </w:tblPr>
+      <w:tr>
+        <w:trPr>
+          <w:cantSplit/>
+        </w:trPr>
+        <w:tc>
+          <w:tcPr>
+            <w:shd w:color="auto" w:fill="dae6fb" w:val="clear"/>
+            <w:tcMar>
+              <w:top w:w="92" w:type="dxa"/>
+              <w:bottom w:w="92" w:type="dxa"/>
+            </w:tcMar>
+          </w:tcPr>
+          <w:p>
+            <w:pPr>
+              <w:pStyle w:val="FirstParagraph"/>
+            </w:pPr>
+            <w:pPr>
+              <w:spacing w:before="0" w:after="0"/>
+              <w:textAlignment w:val="center"/>
+            </w:pPr>
+            <w:r>
+              <w:drawing>
+                <wp:inline>
+                  <wp:extent cx="152400" cy="152400"/>
+                  <wp:effectExtent b="0" l="0" r="0" t="0"/>
+                  <wp:docPr descr="" title="" id="79" name="Picture"/>
+                  <a:graphic>
+                    <a:graphicData uri="http://schemas.openxmlformats.org/drawingml/2006/picture">
+                      <pic:pic>
+                        <pic:nvPicPr>
+                          <pic:cNvPr descr="/Applications/Positron.app/Contents/Resources/app/quarto/share/formats/docx/note.png" id="80" name="Picture"/>
+                          <pic:cNvPicPr>
+                            <a:picLocks noChangeArrowheads="1" noChangeAspect="1"/>
+                          </pic:cNvPicPr>
+                        </pic:nvPicPr>
+                        <pic:blipFill>
+                          <a:blip r:embed="rId9"/>
+                          <a:stretch>
+                            <a:fillRect/>
+                          </a:stretch>
+                        </pic:blipFill>
+                        <pic:spPr bwMode="auto">
+                          <a:xfrm>
+                            <a:off x="0" y="0"/>
+                            <a:ext cx="152400" cy="152400"/>
+                          </a:xfrm>
+                          <a:prstGeom prst="rect">
+                            <a:avLst/>
+                          </a:prstGeom>
+                          <a:noFill/>
+                          <a:ln w="9525">
+                            <a:noFill/>
+                            <a:headEnd/>
+                            <a:tailEnd/>
+                          </a:ln>
+                        </pic:spPr>
+                      </pic:pic>
+                    </a:graphicData>
+                  </a:graphic>
+                </wp:inline>
+              </w:drawing>
+            </w:r>
+            <w:r>
+              <w:t xml:space="preserve"> </w:t>
+            </w:r>
+            <w:r>
+              <w:t xml:space="preserve"> </w:t>
+            </w:r>
+            <w:r>
+              <w:t xml:space="preserve">Note</w:t>
+            </w:r>
+          </w:p>
+        </w:tc>
+      </w:tr>
+      <w:tr>
+        <w:trPr>
+          <w:cantSplit/>
+        </w:trPr>
+        <w:tc>
+          <w:tcPr>
+            <w:tcMar>
+              <w:top w:w="108" w:type="dxa"/>
+              <w:bottom w:w="108" w:type="dxa"/>
+            </w:tcMar>
+          </w:tcPr>
+          <w:p>
+            <w:pPr>
+              <w:pStyle w:val="BodyText"/>
+            </w:pPr>
+            <w:pPr>
               <w:spacing w:before="16" w:after="16"/>
             </w:pPr>
             <w:r>
@@ -7022,8 +10221,8 @@
         <w:t xml:space="preserve">summarize()</w:t>
       </w:r>
     </w:p>
-    <w:bookmarkEnd w:id="65"/>
-    <w:bookmarkStart w:id="68" w:name="grouping-by-more-than-one-variable"/>
+    <w:bookmarkEnd w:id="81"/>
+    <w:bookmarkStart w:id="84" w:name="grouping-by-more-than-one-variable"/>
     <w:p>
       <w:pPr>
         <w:pStyle w:val="Heading2"/>
@@ -7594,12 +10793,12 @@
                 <wp:inline>
                   <wp:extent cx="152400" cy="152400"/>
                   <wp:effectExtent b="0" l="0" r="0" t="0"/>
-                  <wp:docPr descr="" title="" id="66" name="Picture"/>
+                  <wp:docPr descr="" title="" id="82" name="Picture"/>
                   <a:graphic>
                     <a:graphicData uri="http://schemas.openxmlformats.org/drawingml/2006/picture">
                       <pic:pic>
                         <pic:nvPicPr>
-                          <pic:cNvPr descr="/Applications/Positron.app/Contents/Resources/app/quarto/share/formats/docx/tip.png" id="67" name="Picture"/>
+                          <pic:cNvPr descr="/Applications/Positron.app/Contents/Resources/app/quarto/share/formats/docx/tip.png" id="83" name="Picture"/>
                           <pic:cNvPicPr>
                             <a:picLocks noChangeArrowheads="1" noChangeAspect="1"/>
                           </pic:cNvPicPr>
@@ -7684,8 +10883,1030 @@
         </w:tc>
       </w:tr>
     </w:tbl>
-    <w:bookmarkEnd w:id="68"/>
-    <w:bookmarkStart w:id="73" w:name="wrap-up"/>
+    <w:bookmarkEnd w:id="84"/>
+    <w:bookmarkStart w:id="85" w:name="Xd16081306dabda80f290627b48512645c04a535"/>
+    <w:p>
+      <w:pPr>
+        <w:pStyle w:val="Heading2"/>
+      </w:pPr>
+      <w:r>
+        <w:t xml:space="preserve">Part 7b · Bringing Back</w:t>
+      </w:r>
+      <w:r>
+        <w:t xml:space="preserve"> </w:t>
+      </w:r>
+      <w:r>
+        <w:rPr>
+          <w:rStyle w:val="VerbatimChar"/>
+        </w:rPr>
+        <w:t xml:space="preserve">case_when()</w:t>
+      </w:r>
+      <w:r>
+        <w:t xml:space="preserve"> </w:t>
+      </w:r>
+      <w:r>
+        <w:t xml:space="preserve">from Module 2</w:t>
+      </w:r>
+    </w:p>
+    <w:bookmarkEnd w:id="85"/>
+    <w:bookmarkStart w:id="90" w:name="Xc217f57436e44308d239cb4b812e6dbf5917095"/>
+    <w:p>
+      <w:pPr>
+        <w:pStyle w:val="Heading2"/>
+      </w:pPr>
+      <w:r>
+        <w:t xml:space="preserve">Summarizing the Categories You Built Last Class</w:t>
+      </w:r>
+    </w:p>
+    <w:tbl>
+      <w:tblPr>
+        <w:tblStyle w:val="Table"/>
+        <w:tblLook w:firstRow="0" w:lastRow="0" w:firstColumn="0" w:lastColumn="0" w:noHBand="0" w:noVBand="0" w:val="0000"/>
+        <w:tblBorders>
+          <w:top w:val="single" w:sz="4" w:space="0" w:color="0758E5"/>
+          <w:left w:val="single" w:sz="24" w:space="0" w:color="0758E5"/>
+          <w:bottom w:val="single" w:sz="4" w:space="0" w:color="0758E5"/>
+          <w:right w:val="single" w:sz="4" w:space="0" w:color="0758E5"/>
+        </w:tblBorders>
+        <w:tblCellMar>
+          <w:left w:w="144" w:type="dxa"/>
+          <w:right w:w="144" w:type="dxa"/>
+        </w:tblCellMar>
+        <w:tblLook w:firstRow="0" w:lastRow="0" w:firstColumn="0" w:lastColumn="0" w:noHBand="0" w:noVBand="0" w:val="0000"/>
+      </w:tblPr>
+      <w:tr>
+        <w:trPr>
+          <w:cantSplit/>
+        </w:trPr>
+        <w:tc>
+          <w:tcPr>
+            <w:shd w:color="auto" w:fill="dae6fb" w:val="clear"/>
+            <w:tcMar>
+              <w:top w:w="92" w:type="dxa"/>
+              <w:bottom w:w="92" w:type="dxa"/>
+            </w:tcMar>
+          </w:tcPr>
+          <w:p>
+            <w:pPr>
+              <w:pStyle w:val="FirstParagraph"/>
+            </w:pPr>
+            <w:pPr>
+              <w:spacing w:before="0" w:after="0"/>
+              <w:textAlignment w:val="center"/>
+            </w:pPr>
+            <w:r>
+              <w:drawing>
+                <wp:inline>
+                  <wp:extent cx="152400" cy="152400"/>
+                  <wp:effectExtent b="0" l="0" r="0" t="0"/>
+                  <wp:docPr descr="" title="" id="86" name="Picture"/>
+                  <a:graphic>
+                    <a:graphicData uri="http://schemas.openxmlformats.org/drawingml/2006/picture">
+                      <pic:pic>
+                        <pic:nvPicPr>
+                          <pic:cNvPr descr="/Applications/Positron.app/Contents/Resources/app/quarto/share/formats/docx/note.png" id="87" name="Picture"/>
+                          <pic:cNvPicPr>
+                            <a:picLocks noChangeArrowheads="1" noChangeAspect="1"/>
+                          </pic:cNvPicPr>
+                        </pic:nvPicPr>
+                        <pic:blipFill>
+                          <a:blip r:embed="rId9"/>
+                          <a:stretch>
+                            <a:fillRect/>
+                          </a:stretch>
+                        </pic:blipFill>
+                        <pic:spPr bwMode="auto">
+                          <a:xfrm>
+                            <a:off x="0" y="0"/>
+                            <a:ext cx="152400" cy="152400"/>
+                          </a:xfrm>
+                          <a:prstGeom prst="rect">
+                            <a:avLst/>
+                          </a:prstGeom>
+                          <a:noFill/>
+                          <a:ln w="9525">
+                            <a:noFill/>
+                            <a:headEnd/>
+                            <a:tailEnd/>
+                          </a:ln>
+                        </pic:spPr>
+                      </pic:pic>
+                    </a:graphicData>
+                  </a:graphic>
+                </wp:inline>
+              </w:drawing>
+            </w:r>
+            <w:r>
+              <w:t xml:space="preserve"> </w:t>
+            </w:r>
+            <w:r>
+              <w:t xml:space="preserve"> </w:t>
+            </w:r>
+            <w:r>
+              <w:t xml:space="preserve">Note</w:t>
+            </w:r>
+          </w:p>
+        </w:tc>
+      </w:tr>
+      <w:tr>
+        <w:trPr>
+          <w:cantSplit/>
+        </w:trPr>
+        <w:tc>
+          <w:tcPr>
+            <w:tcMar>
+              <w:top w:w="108" w:type="dxa"/>
+              <w:bottom w:w="108" w:type="dxa"/>
+            </w:tcMar>
+          </w:tcPr>
+          <w:p>
+            <w:pPr>
+              <w:pStyle w:val="BodyText"/>
+            </w:pPr>
+            <w:pPr>
+              <w:spacing w:before="16" w:after="16"/>
+            </w:pPr>
+            <w:r>
+              <w:rPr>
+                <w:b/>
+                <w:bCs/>
+              </w:rPr>
+              <w:t xml:space="preserve">🔮 Predict first:</w:t>
+            </w:r>
+            <w:r>
+              <w:t xml:space="preserve"> </w:t>
+            </w:r>
+            <w:r>
+              <w:t xml:space="preserve">We’re grouping by the</w:t>
+            </w:r>
+            <w:r>
+              <w:t xml:space="preserve"> </w:t>
+            </w:r>
+            <w:r>
+              <w:rPr>
+                <w:rStyle w:val="VerbatimChar"/>
+              </w:rPr>
+              <w:t xml:space="preserve">size_class</w:t>
+            </w:r>
+            <w:r>
+              <w:t xml:space="preserve"> </w:t>
+            </w:r>
+            <w:r>
+              <w:t xml:space="preserve">bins (</w:t>
+            </w:r>
+            <w:r>
+              <w:rPr>
+                <w:rStyle w:val="VerbatimChar"/>
+              </w:rPr>
+              <w:t xml:space="preserve">"short"</w:t>
+            </w:r>
+            <w:r>
+              <w:t xml:space="preserve">/</w:t>
+            </w:r>
+            <w:r>
+              <w:rPr>
+                <w:rStyle w:val="VerbatimChar"/>
+              </w:rPr>
+              <w:t xml:space="preserve">"medium"</w:t>
+            </w:r>
+            <w:r>
+              <w:t xml:space="preserve">/</w:t>
+            </w:r>
+            <w:r>
+              <w:rPr>
+                <w:rStyle w:val="VerbatimChar"/>
+              </w:rPr>
+              <w:t xml:space="preserve">"long"</w:t>
+            </w:r>
+            <w:r>
+              <w:t xml:space="preserve">) from Module 2’s</w:t>
+            </w:r>
+            <w:r>
+              <w:t xml:space="preserve"> </w:t>
+            </w:r>
+            <w:r>
+              <w:rPr>
+                <w:rStyle w:val="VerbatimChar"/>
+              </w:rPr>
+              <w:t xml:space="preserve">case_when()</w:t>
+            </w:r>
+            <w:r>
+              <w:t xml:space="preserve">. How many rows will the summary have?</w:t>
+            </w:r>
+          </w:p>
+          <w:p/>
+        </w:tc>
+      </w:tr>
+    </w:tbl>
+    <w:p>
+      <w:pPr>
+        <w:pStyle w:val="SourceCode"/>
+      </w:pPr>
+      <w:r>
+        <w:rPr>
+          <w:rStyle w:val="NormalTok"/>
+        </w:rPr>
+        <w:t xml:space="preserve">size_class_stats_df </w:t>
+      </w:r>
+      <w:r>
+        <w:rPr>
+          <w:rStyle w:val="OtherTok"/>
+        </w:rPr>
+        <w:t xml:space="preserve">&lt;-</w:t>
+      </w:r>
+      <w:r>
+        <w:rPr>
+          <w:rStyle w:val="NormalTok"/>
+        </w:rPr>
+        <w:t xml:space="preserve"> pine_df </w:t>
+      </w:r>
+      <w:r>
+        <w:rPr>
+          <w:rStyle w:val="SpecialCharTok"/>
+        </w:rPr>
+        <w:t xml:space="preserve">|&gt;</w:t>
+      </w:r>
+      <w:r>
+        <w:br/>
+      </w:r>
+      <w:r>
+        <w:rPr>
+          <w:rStyle w:val="NormalTok"/>
+        </w:rPr>
+        <w:t xml:space="preserve">  </w:t>
+      </w:r>
+      <w:r>
+        <w:rPr>
+          <w:rStyle w:val="FunctionTok"/>
+        </w:rPr>
+        <w:t xml:space="preserve">mutate</w:t>
+      </w:r>
+      <w:r>
+        <w:rPr>
+          <w:rStyle w:val="NormalTok"/>
+        </w:rPr>
+        <w:t xml:space="preserve">(</w:t>
+      </w:r>
+      <w:r>
+        <w:br/>
+      </w:r>
+      <w:r>
+        <w:rPr>
+          <w:rStyle w:val="NormalTok"/>
+        </w:rPr>
+        <w:t xml:space="preserve">    </w:t>
+      </w:r>
+      <w:r>
+        <w:rPr>
+          <w:rStyle w:val="AttributeTok"/>
+        </w:rPr>
+        <w:t xml:space="preserve">size_class =</w:t>
+      </w:r>
+      <w:r>
+        <w:rPr>
+          <w:rStyle w:val="NormalTok"/>
+        </w:rPr>
+        <w:t xml:space="preserve"> </w:t>
+      </w:r>
+      <w:r>
+        <w:rPr>
+          <w:rStyle w:val="FunctionTok"/>
+        </w:rPr>
+        <w:t xml:space="preserve">case_when</w:t>
+      </w:r>
+      <w:r>
+        <w:rPr>
+          <w:rStyle w:val="NormalTok"/>
+        </w:rPr>
+        <w:t xml:space="preserve">(</w:t>
+      </w:r>
+      <w:r>
+        <w:br/>
+      </w:r>
+      <w:r>
+        <w:rPr>
+          <w:rStyle w:val="NormalTok"/>
+        </w:rPr>
+        <w:t xml:space="preserve">      length_mm </w:t>
+      </w:r>
+      <w:r>
+        <w:rPr>
+          <w:rStyle w:val="SpecialCharTok"/>
+        </w:rPr>
+        <w:t xml:space="preserve">&lt;</w:t>
+      </w:r>
+      <w:r>
+        <w:rPr>
+          <w:rStyle w:val="NormalTok"/>
+        </w:rPr>
+        <w:t xml:space="preserve"> </w:t>
+      </w:r>
+      <w:r>
+        <w:rPr>
+          <w:rStyle w:val="DecValTok"/>
+        </w:rPr>
+        <w:t xml:space="preserve">16</w:t>
+      </w:r>
+      <w:r>
+        <w:rPr>
+          <w:rStyle w:val="NormalTok"/>
+        </w:rPr>
+        <w:t xml:space="preserve"> </w:t>
+      </w:r>
+      <w:r>
+        <w:rPr>
+          <w:rStyle w:val="SpecialCharTok"/>
+        </w:rPr>
+        <w:t xml:space="preserve">~</w:t>
+      </w:r>
+      <w:r>
+        <w:rPr>
+          <w:rStyle w:val="NormalTok"/>
+        </w:rPr>
+        <w:t xml:space="preserve"> </w:t>
+      </w:r>
+      <w:r>
+        <w:rPr>
+          <w:rStyle w:val="StringTok"/>
+        </w:rPr>
+        <w:t xml:space="preserve">"short"</w:t>
+      </w:r>
+      <w:r>
+        <w:rPr>
+          <w:rStyle w:val="NormalTok"/>
+        </w:rPr>
+        <w:t xml:space="preserve">,</w:t>
+      </w:r>
+      <w:r>
+        <w:br/>
+      </w:r>
+      <w:r>
+        <w:rPr>
+          <w:rStyle w:val="NormalTok"/>
+        </w:rPr>
+        <w:t xml:space="preserve">      length_mm </w:t>
+      </w:r>
+      <w:r>
+        <w:rPr>
+          <w:rStyle w:val="SpecialCharTok"/>
+        </w:rPr>
+        <w:t xml:space="preserve">&lt;</w:t>
+      </w:r>
+      <w:r>
+        <w:rPr>
+          <w:rStyle w:val="NormalTok"/>
+        </w:rPr>
+        <w:t xml:space="preserve"> </w:t>
+      </w:r>
+      <w:r>
+        <w:rPr>
+          <w:rStyle w:val="DecValTok"/>
+        </w:rPr>
+        <w:t xml:space="preserve">20</w:t>
+      </w:r>
+      <w:r>
+        <w:rPr>
+          <w:rStyle w:val="NormalTok"/>
+        </w:rPr>
+        <w:t xml:space="preserve"> </w:t>
+      </w:r>
+      <w:r>
+        <w:rPr>
+          <w:rStyle w:val="SpecialCharTok"/>
+        </w:rPr>
+        <w:t xml:space="preserve">~</w:t>
+      </w:r>
+      <w:r>
+        <w:rPr>
+          <w:rStyle w:val="NormalTok"/>
+        </w:rPr>
+        <w:t xml:space="preserve"> </w:t>
+      </w:r>
+      <w:r>
+        <w:rPr>
+          <w:rStyle w:val="StringTok"/>
+        </w:rPr>
+        <w:t xml:space="preserve">"medium"</w:t>
+      </w:r>
+      <w:r>
+        <w:rPr>
+          <w:rStyle w:val="NormalTok"/>
+        </w:rPr>
+        <w:t xml:space="preserve">,</w:t>
+      </w:r>
+      <w:r>
+        <w:br/>
+      </w:r>
+      <w:r>
+        <w:rPr>
+          <w:rStyle w:val="NormalTok"/>
+        </w:rPr>
+        <w:t xml:space="preserve">      </w:t>
+      </w:r>
+      <w:r>
+        <w:rPr>
+          <w:rStyle w:val="ConstantTok"/>
+        </w:rPr>
+        <w:t xml:space="preserve">TRUE</w:t>
+      </w:r>
+      <w:r>
+        <w:rPr>
+          <w:rStyle w:val="NormalTok"/>
+        </w:rPr>
+        <w:t xml:space="preserve">           </w:t>
+      </w:r>
+      <w:r>
+        <w:rPr>
+          <w:rStyle w:val="SpecialCharTok"/>
+        </w:rPr>
+        <w:t xml:space="preserve">~</w:t>
+      </w:r>
+      <w:r>
+        <w:rPr>
+          <w:rStyle w:val="NormalTok"/>
+        </w:rPr>
+        <w:t xml:space="preserve"> </w:t>
+      </w:r>
+      <w:r>
+        <w:rPr>
+          <w:rStyle w:val="StringTok"/>
+        </w:rPr>
+        <w:t xml:space="preserve">"long"</w:t>
+      </w:r>
+      <w:r>
+        <w:br/>
+      </w:r>
+      <w:r>
+        <w:rPr>
+          <w:rStyle w:val="NormalTok"/>
+        </w:rPr>
+        <w:t xml:space="preserve">    )</w:t>
+      </w:r>
+      <w:r>
+        <w:br/>
+      </w:r>
+      <w:r>
+        <w:rPr>
+          <w:rStyle w:val="NormalTok"/>
+        </w:rPr>
+        <w:t xml:space="preserve">  ) </w:t>
+      </w:r>
+      <w:r>
+        <w:rPr>
+          <w:rStyle w:val="SpecialCharTok"/>
+        </w:rPr>
+        <w:t xml:space="preserve">|&gt;</w:t>
+      </w:r>
+      <w:r>
+        <w:br/>
+      </w:r>
+      <w:r>
+        <w:rPr>
+          <w:rStyle w:val="NormalTok"/>
+        </w:rPr>
+        <w:t xml:space="preserve">  </w:t>
+      </w:r>
+      <w:r>
+        <w:rPr>
+          <w:rStyle w:val="FunctionTok"/>
+        </w:rPr>
+        <w:t xml:space="preserve">group_by</w:t>
+      </w:r>
+      <w:r>
+        <w:rPr>
+          <w:rStyle w:val="NormalTok"/>
+        </w:rPr>
+        <w:t xml:space="preserve">(size_class) </w:t>
+      </w:r>
+      <w:r>
+        <w:rPr>
+          <w:rStyle w:val="SpecialCharTok"/>
+        </w:rPr>
+        <w:t xml:space="preserve">|&gt;</w:t>
+      </w:r>
+      <w:r>
+        <w:br/>
+      </w:r>
+      <w:r>
+        <w:rPr>
+          <w:rStyle w:val="NormalTok"/>
+        </w:rPr>
+        <w:t xml:space="preserve">  </w:t>
+      </w:r>
+      <w:r>
+        <w:rPr>
+          <w:rStyle w:val="FunctionTok"/>
+        </w:rPr>
+        <w:t xml:space="preserve">summarize</w:t>
+      </w:r>
+      <w:r>
+        <w:rPr>
+          <w:rStyle w:val="NormalTok"/>
+        </w:rPr>
+        <w:t xml:space="preserve">(</w:t>
+      </w:r>
+      <w:r>
+        <w:br/>
+      </w:r>
+      <w:r>
+        <w:rPr>
+          <w:rStyle w:val="NormalTok"/>
+        </w:rPr>
+        <w:t xml:space="preserve">    </w:t>
+      </w:r>
+      <w:r>
+        <w:rPr>
+          <w:rStyle w:val="AttributeTok"/>
+        </w:rPr>
+        <w:t xml:space="preserve">n       =</w:t>
+      </w:r>
+      <w:r>
+        <w:rPr>
+          <w:rStyle w:val="NormalTok"/>
+        </w:rPr>
+        <w:t xml:space="preserve"> </w:t>
+      </w:r>
+      <w:r>
+        <w:rPr>
+          <w:rStyle w:val="FunctionTok"/>
+        </w:rPr>
+        <w:t xml:space="preserve">sum</w:t>
+      </w:r>
+      <w:r>
+        <w:rPr>
+          <w:rStyle w:val="NormalTok"/>
+        </w:rPr>
+        <w:t xml:space="preserve">(</w:t>
+      </w:r>
+      <w:r>
+        <w:rPr>
+          <w:rStyle w:val="SpecialCharTok"/>
+        </w:rPr>
+        <w:t xml:space="preserve">!</w:t>
+      </w:r>
+      <w:r>
+        <w:rPr>
+          <w:rStyle w:val="FunctionTok"/>
+        </w:rPr>
+        <w:t xml:space="preserve">is.na</w:t>
+      </w:r>
+      <w:r>
+        <w:rPr>
+          <w:rStyle w:val="NormalTok"/>
+        </w:rPr>
+        <w:t xml:space="preserve">(length_mm)),</w:t>
+      </w:r>
+      <w:r>
+        <w:br/>
+      </w:r>
+      <w:r>
+        <w:rPr>
+          <w:rStyle w:val="NormalTok"/>
+        </w:rPr>
+        <w:t xml:space="preserve">    </w:t>
+      </w:r>
+      <w:r>
+        <w:rPr>
+          <w:rStyle w:val="AttributeTok"/>
+        </w:rPr>
+        <w:t xml:space="preserve">mean_mm =</w:t>
+      </w:r>
+      <w:r>
+        <w:rPr>
+          <w:rStyle w:val="NormalTok"/>
+        </w:rPr>
+        <w:t xml:space="preserve"> </w:t>
+      </w:r>
+      <w:r>
+        <w:rPr>
+          <w:rStyle w:val="FunctionTok"/>
+        </w:rPr>
+        <w:t xml:space="preserve">round</w:t>
+      </w:r>
+      <w:r>
+        <w:rPr>
+          <w:rStyle w:val="NormalTok"/>
+        </w:rPr>
+        <w:t xml:space="preserve">(</w:t>
+      </w:r>
+      <w:r>
+        <w:rPr>
+          <w:rStyle w:val="FunctionTok"/>
+        </w:rPr>
+        <w:t xml:space="preserve">mean</w:t>
+      </w:r>
+      <w:r>
+        <w:rPr>
+          <w:rStyle w:val="NormalTok"/>
+        </w:rPr>
+        <w:t xml:space="preserve">(length_mm, </w:t>
+      </w:r>
+      <w:r>
+        <w:rPr>
+          <w:rStyle w:val="AttributeTok"/>
+        </w:rPr>
+        <w:t xml:space="preserve">na.rm =</w:t>
+      </w:r>
+      <w:r>
+        <w:rPr>
+          <w:rStyle w:val="NormalTok"/>
+        </w:rPr>
+        <w:t xml:space="preserve"> </w:t>
+      </w:r>
+      <w:r>
+        <w:rPr>
+          <w:rStyle w:val="ConstantTok"/>
+        </w:rPr>
+        <w:t xml:space="preserve">TRUE</w:t>
+      </w:r>
+      <w:r>
+        <w:rPr>
+          <w:rStyle w:val="NormalTok"/>
+        </w:rPr>
+        <w:t xml:space="preserve">), </w:t>
+      </w:r>
+      <w:r>
+        <w:rPr>
+          <w:rStyle w:val="DecValTok"/>
+        </w:rPr>
+        <w:t xml:space="preserve">2</w:t>
+      </w:r>
+      <w:r>
+        <w:rPr>
+          <w:rStyle w:val="NormalTok"/>
+        </w:rPr>
+        <w:t xml:space="preserve">),</w:t>
+      </w:r>
+      <w:r>
+        <w:br/>
+      </w:r>
+      <w:r>
+        <w:rPr>
+          <w:rStyle w:val="NormalTok"/>
+        </w:rPr>
+        <w:t xml:space="preserve">    </w:t>
+      </w:r>
+      <w:r>
+        <w:rPr>
+          <w:rStyle w:val="AttributeTok"/>
+        </w:rPr>
+        <w:t xml:space="preserve">se_mm   =</w:t>
+      </w:r>
+      <w:r>
+        <w:rPr>
+          <w:rStyle w:val="NormalTok"/>
+        </w:rPr>
+        <w:t xml:space="preserve"> </w:t>
+      </w:r>
+      <w:r>
+        <w:rPr>
+          <w:rStyle w:val="FunctionTok"/>
+        </w:rPr>
+        <w:t xml:space="preserve">round</w:t>
+      </w:r>
+      <w:r>
+        <w:rPr>
+          <w:rStyle w:val="NormalTok"/>
+        </w:rPr>
+        <w:t xml:space="preserve">(</w:t>
+      </w:r>
+      <w:r>
+        <w:rPr>
+          <w:rStyle w:val="FunctionTok"/>
+        </w:rPr>
+        <w:t xml:space="preserve">sd</w:t>
+      </w:r>
+      <w:r>
+        <w:rPr>
+          <w:rStyle w:val="NormalTok"/>
+        </w:rPr>
+        <w:t xml:space="preserve">(length_mm, </w:t>
+      </w:r>
+      <w:r>
+        <w:rPr>
+          <w:rStyle w:val="AttributeTok"/>
+        </w:rPr>
+        <w:t xml:space="preserve">na.rm =</w:t>
+      </w:r>
+      <w:r>
+        <w:rPr>
+          <w:rStyle w:val="NormalTok"/>
+        </w:rPr>
+        <w:t xml:space="preserve"> </w:t>
+      </w:r>
+      <w:r>
+        <w:rPr>
+          <w:rStyle w:val="ConstantTok"/>
+        </w:rPr>
+        <w:t xml:space="preserve">TRUE</w:t>
+      </w:r>
+      <w:r>
+        <w:rPr>
+          <w:rStyle w:val="NormalTok"/>
+        </w:rPr>
+        <w:t xml:space="preserve">) </w:t>
+      </w:r>
+      <w:r>
+        <w:rPr>
+          <w:rStyle w:val="SpecialCharTok"/>
+        </w:rPr>
+        <w:t xml:space="preserve">/</w:t>
+      </w:r>
+      <w:r>
+        <w:rPr>
+          <w:rStyle w:val="NormalTok"/>
+        </w:rPr>
+        <w:t xml:space="preserve"> </w:t>
+      </w:r>
+      <w:r>
+        <w:rPr>
+          <w:rStyle w:val="FunctionTok"/>
+        </w:rPr>
+        <w:t xml:space="preserve">sqrt</w:t>
+      </w:r>
+      <w:r>
+        <w:rPr>
+          <w:rStyle w:val="NormalTok"/>
+        </w:rPr>
+        <w:t xml:space="preserve">(n), </w:t>
+      </w:r>
+      <w:r>
+        <w:rPr>
+          <w:rStyle w:val="DecValTok"/>
+        </w:rPr>
+        <w:t xml:space="preserve">2</w:t>
+      </w:r>
+      <w:r>
+        <w:rPr>
+          <w:rStyle w:val="NormalTok"/>
+        </w:rPr>
+        <w:t xml:space="preserve">)</w:t>
+      </w:r>
+      <w:r>
+        <w:br/>
+      </w:r>
+      <w:r>
+        <w:rPr>
+          <w:rStyle w:val="NormalTok"/>
+        </w:rPr>
+        <w:t xml:space="preserve">  )</w:t>
+      </w:r>
+      <w:r>
+        <w:br/>
+      </w:r>
+      <w:r>
+        <w:br/>
+      </w:r>
+      <w:r>
+        <w:rPr>
+          <w:rStyle w:val="NormalTok"/>
+        </w:rPr>
+        <w:t xml:space="preserve">size_class_stats_df</w:t>
+      </w:r>
+    </w:p>
+    <w:p>
+      <w:pPr>
+        <w:pStyle w:val="SourceCode"/>
+      </w:pPr>
+      <w:r>
+        <w:rPr>
+          <w:rStyle w:val="VerbatimChar"/>
+        </w:rPr>
+        <w:t xml:space="preserve"># A tibble: 3 × 4</w:t>
+      </w:r>
+      <w:r>
+        <w:br/>
+      </w:r>
+      <w:r>
+        <w:rPr>
+          <w:rStyle w:val="VerbatimChar"/>
+        </w:rPr>
+        <w:t xml:space="preserve">  size_class     n mean_mm se_mm</w:t>
+      </w:r>
+      <w:r>
+        <w:br/>
+      </w:r>
+      <w:r>
+        <w:rPr>
+          <w:rStyle w:val="VerbatimChar"/>
+        </w:rPr>
+        <w:t xml:space="preserve">  &lt;chr&gt;      &lt;int&gt;   &lt;dbl&gt; &lt;dbl&gt;</w:t>
+      </w:r>
+      <w:r>
+        <w:br/>
+      </w:r>
+      <w:r>
+        <w:rPr>
+          <w:rStyle w:val="VerbatimChar"/>
+        </w:rPr>
+        <w:t xml:space="preserve">1 long          16    21.8  0.42</w:t>
+      </w:r>
+      <w:r>
+        <w:br/>
+      </w:r>
+      <w:r>
+        <w:rPr>
+          <w:rStyle w:val="VerbatimChar"/>
+        </w:rPr>
+        <w:t xml:space="preserve">2 medium        17    17.3  0.28</w:t>
+      </w:r>
+      <w:r>
+        <w:br/>
+      </w:r>
+      <w:r>
+        <w:rPr>
+          <w:rStyle w:val="VerbatimChar"/>
+        </w:rPr>
+        <w:t xml:space="preserve">3 short         15    13.7  0.3 </w:t>
+      </w:r>
+    </w:p>
+    <w:tbl>
+      <w:tblPr>
+        <w:tblStyle w:val="Table"/>
+        <w:tblLook w:firstRow="0" w:lastRow="0" w:firstColumn="0" w:lastColumn="0" w:noHBand="0" w:noVBand="0" w:val="0000"/>
+        <w:tblBorders>
+          <w:top w:val="single" w:sz="4" w:space="0" w:color="0758E5"/>
+          <w:left w:val="single" w:sz="24" w:space="0" w:color="0758E5"/>
+          <w:bottom w:val="single" w:sz="4" w:space="0" w:color="0758E5"/>
+          <w:right w:val="single" w:sz="4" w:space="0" w:color="0758E5"/>
+        </w:tblBorders>
+        <w:tblCellMar>
+          <w:left w:w="144" w:type="dxa"/>
+          <w:right w:w="144" w:type="dxa"/>
+        </w:tblCellMar>
+        <w:tblLook w:firstRow="0" w:lastRow="0" w:firstColumn="0" w:lastColumn="0" w:noHBand="0" w:noVBand="0" w:val="0000"/>
+      </w:tblPr>
+      <w:tr>
+        <w:trPr>
+          <w:cantSplit/>
+        </w:trPr>
+        <w:tc>
+          <w:tcPr>
+            <w:shd w:color="auto" w:fill="dae6fb" w:val="clear"/>
+            <w:tcMar>
+              <w:top w:w="92" w:type="dxa"/>
+              <w:bottom w:w="92" w:type="dxa"/>
+            </w:tcMar>
+          </w:tcPr>
+          <w:p>
+            <w:pPr>
+              <w:pStyle w:val="FirstParagraph"/>
+            </w:pPr>
+            <w:pPr>
+              <w:spacing w:before="0" w:after="0"/>
+              <w:textAlignment w:val="center"/>
+            </w:pPr>
+            <w:r>
+              <w:drawing>
+                <wp:inline>
+                  <wp:extent cx="152400" cy="152400"/>
+                  <wp:effectExtent b="0" l="0" r="0" t="0"/>
+                  <wp:docPr descr="" title="" id="88" name="Picture"/>
+                  <a:graphic>
+                    <a:graphicData uri="http://schemas.openxmlformats.org/drawingml/2006/picture">
+                      <pic:pic>
+                        <pic:nvPicPr>
+                          <pic:cNvPr descr="/Applications/Positron.app/Contents/Resources/app/quarto/share/formats/docx/note.png" id="89" name="Picture"/>
+                          <pic:cNvPicPr>
+                            <a:picLocks noChangeArrowheads="1" noChangeAspect="1"/>
+                          </pic:cNvPicPr>
+                        </pic:nvPicPr>
+                        <pic:blipFill>
+                          <a:blip r:embed="rId9"/>
+                          <a:stretch>
+                            <a:fillRect/>
+                          </a:stretch>
+                        </pic:blipFill>
+                        <pic:spPr bwMode="auto">
+                          <a:xfrm>
+                            <a:off x="0" y="0"/>
+                            <a:ext cx="152400" cy="152400"/>
+                          </a:xfrm>
+                          <a:prstGeom prst="rect">
+                            <a:avLst/>
+                          </a:prstGeom>
+                          <a:noFill/>
+                          <a:ln w="9525">
+                            <a:noFill/>
+                            <a:headEnd/>
+                            <a:tailEnd/>
+                          </a:ln>
+                        </pic:spPr>
+                      </pic:pic>
+                    </a:graphicData>
+                  </a:graphic>
+                </wp:inline>
+              </w:drawing>
+            </w:r>
+            <w:r>
+              <w:t xml:space="preserve"> </w:t>
+            </w:r>
+            <w:r>
+              <w:t xml:space="preserve"> </w:t>
+            </w:r>
+            <w:r>
+              <w:t xml:space="preserve">Note</w:t>
+            </w:r>
+          </w:p>
+        </w:tc>
+      </w:tr>
+      <w:tr>
+        <w:trPr>
+          <w:cantSplit/>
+        </w:trPr>
+        <w:tc>
+          <w:tcPr>
+            <w:tcMar>
+              <w:top w:w="108" w:type="dxa"/>
+              <w:bottom w:w="108" w:type="dxa"/>
+            </w:tcMar>
+          </w:tcPr>
+          <w:p>
+            <w:pPr>
+              <w:pStyle w:val="BodyText"/>
+            </w:pPr>
+            <w:pPr>
+              <w:spacing w:before="16"/>
+            </w:pPr>
+            <w:r>
+              <w:rPr>
+                <w:b/>
+                <w:bCs/>
+              </w:rPr>
+              <w:t xml:space="preserve">✅ Key idea</w:t>
+            </w:r>
+          </w:p>
+          <w:p>
+            <w:pPr>
+              <w:pStyle w:val="BodyText"/>
+            </w:pPr>
+            <w:pPr>
+              <w:spacing w:after="16"/>
+            </w:pPr>
+            <w:r>
+              <w:rPr>
+                <w:rStyle w:val="VerbatimChar"/>
+              </w:rPr>
+              <w:t xml:space="preserve">mutate()</w:t>
+            </w:r>
+            <w:r>
+              <w:t xml:space="preserve"> </w:t>
+            </w:r>
+            <w:r>
+              <w:t xml:space="preserve">and</w:t>
+            </w:r>
+            <w:r>
+              <w:t xml:space="preserve"> </w:t>
+            </w:r>
+            <w:r>
+              <w:rPr>
+                <w:rStyle w:val="VerbatimChar"/>
+              </w:rPr>
+              <w:t xml:space="preserve">group_by()</w:t>
+            </w:r>
+            <w:r>
+              <w:t xml:space="preserve"> </w:t>
+            </w:r>
+            <w:r>
+              <w:t xml:space="preserve">+</w:t>
+            </w:r>
+            <w:r>
+              <w:t xml:space="preserve"> </w:t>
+            </w:r>
+            <w:r>
+              <w:rPr>
+                <w:rStyle w:val="VerbatimChar"/>
+              </w:rPr>
+              <w:t xml:space="preserve">summarize()</w:t>
+            </w:r>
+            <w:r>
+              <w:t xml:space="preserve"> </w:t>
+            </w:r>
+            <w:r>
+              <w:t xml:space="preserve">chain together like any other verbs — you don’t need to save the</w:t>
+            </w:r>
+            <w:r>
+              <w:t xml:space="preserve"> </w:t>
+            </w:r>
+            <w:r>
+              <w:rPr>
+                <w:rStyle w:val="VerbatimChar"/>
+              </w:rPr>
+              <w:t xml:space="preserve">case_when()</w:t>
+            </w:r>
+            <w:r>
+              <w:t xml:space="preserve"> </w:t>
+            </w:r>
+            <w:r>
+              <w:t xml:space="preserve">column separately first. This is the wrangling → describing pipeline in one block.</w:t>
+            </w:r>
+          </w:p>
+          <w:p/>
+        </w:tc>
+      </w:tr>
+    </w:tbl>
+    <w:bookmarkEnd w:id="90"/>
+    <w:bookmarkStart w:id="95" w:name="wrap-up"/>
     <w:p>
       <w:pPr>
         <w:pStyle w:val="Heading2"/>
@@ -7796,24 +12017,35 @@
         </w:numPr>
       </w:pPr>
       <w:r>
-        <w:t xml:space="preserve">Found the</w:t>
-      </w:r>
-      <w:r>
-        <w:t xml:space="preserve"> </w:t>
-      </w:r>
-      <w:r>
-        <w:rPr>
-          <w:rStyle w:val="VerbatimChar"/>
+        <w:t xml:space="preserve">Computed</w:t>
+      </w:r>
+      <w:r>
+        <w:t xml:space="preserve"> </w:t>
+      </w:r>
+      <w:r>
+        <w:rPr>
           <w:b/>
           <w:bCs/>
         </w:rPr>
-        <w:t xml:space="preserve">length()</w:t>
+        <w:t xml:space="preserve">quantiles</w:t>
+      </w:r>
+      <w:r>
+        <w:t xml:space="preserve">,</w:t>
+      </w:r>
+      <w:r>
+        <w:t xml:space="preserve"> </w:t>
       </w:r>
       <w:r>
         <w:rPr>
           <w:b/>
           <w:bCs/>
         </w:rPr>
+        <w:t xml:space="preserve">range</w:t>
+      </w:r>
+      <w:r>
+        <w:t xml:space="preserve">, and</w:t>
+      </w:r>
+      <w:r>
         <w:t xml:space="preserve"> </w:t>
       </w:r>
       <w:r>
@@ -7821,22 +12053,13 @@
           <w:b/>
           <w:bCs/>
         </w:rPr>
-        <w:t xml:space="preserve">trap</w:t>
-      </w:r>
-      <w:r>
-        <w:t xml:space="preserve"> </w:t>
-      </w:r>
-      <w:r>
-        <w:t xml:space="preserve">and fixed it with</w:t>
-      </w:r>
-      <w:r>
-        <w:t xml:space="preserve"> </w:t>
-      </w:r>
-      <w:r>
-        <w:rPr>
-          <w:rStyle w:val="VerbatimChar"/>
-        </w:rPr>
-        <w:t xml:space="preserve">sum(!is.na())</w:t>
+        <w:t xml:space="preserve">IQR</w:t>
+      </w:r>
+      <w:r>
+        <w:t xml:space="preserve"> </w:t>
+      </w:r>
+      <w:r>
+        <w:t xml:space="preserve">— and saw the IQR is literally the boxplot’s box</w:t>
       </w:r>
     </w:p>
     <w:p>
@@ -7848,23 +12071,47 @@
         </w:numPr>
       </w:pPr>
       <w:r>
-        <w:t xml:space="preserve">Computed</w:t>
-      </w:r>
-      <w:r>
-        <w:t xml:space="preserve"> </w:t>
-      </w:r>
-      <w:r>
-        <w:rPr>
+        <w:t xml:space="preserve">Found the</w:t>
+      </w:r>
+      <w:r>
+        <w:t xml:space="preserve"> </w:t>
+      </w:r>
+      <w:r>
+        <w:rPr>
+          <w:rStyle w:val="VerbatimChar"/>
           <w:b/>
           <w:bCs/>
         </w:rPr>
-        <w:t xml:space="preserve">SE</w:t>
-      </w:r>
-      <w:r>
-        <w:t xml:space="preserve"> </w:t>
-      </w:r>
-      <w:r>
-        <w:t xml:space="preserve">and know how it differs from SD</w:t>
+        <w:t xml:space="preserve">length()</w:t>
+      </w:r>
+      <w:r>
+        <w:rPr>
+          <w:b/>
+          <w:bCs/>
+        </w:rPr>
+        <w:t xml:space="preserve"> </w:t>
+      </w:r>
+      <w:r>
+        <w:rPr>
+          <w:b/>
+          <w:bCs/>
+        </w:rPr>
+        <w:t xml:space="preserve">trap</w:t>
+      </w:r>
+      <w:r>
+        <w:t xml:space="preserve"> </w:t>
+      </w:r>
+      <w:r>
+        <w:t xml:space="preserve">and fixed it with</w:t>
+      </w:r>
+      <w:r>
+        <w:t xml:space="preserve"> </w:t>
+      </w:r>
+      <w:r>
+        <w:rPr>
+          <w:rStyle w:val="VerbatimChar"/>
+        </w:rPr>
+        <w:t xml:space="preserve">sum(!is.na())</w:t>
       </w:r>
     </w:p>
     <w:p>
@@ -7876,6 +12123,57 @@
         </w:numPr>
       </w:pPr>
       <w:r>
+        <w:t xml:space="preserve">Computed</w:t>
+      </w:r>
+      <w:r>
+        <w:t xml:space="preserve"> </w:t>
+      </w:r>
+      <w:r>
+        <w:rPr>
+          <w:b/>
+          <w:bCs/>
+        </w:rPr>
+        <w:t xml:space="preserve">SE</w:t>
+      </w:r>
+      <w:r>
+        <w:t xml:space="preserve"> </w:t>
+      </w:r>
+      <w:r>
+        <w:t xml:space="preserve">and know how it differs from SD</w:t>
+      </w:r>
+    </w:p>
+    <w:p>
+      <w:pPr>
+        <w:pStyle w:val="Compact"/>
+        <w:numPr>
+          <w:ilvl w:val="0"/>
+          <w:numId w:val="1014"/>
+        </w:numPr>
+      </w:pPr>
+      <w:r>
+        <w:t xml:space="preserve">Got a fast full-dataset overview with</w:t>
+      </w:r>
+      <w:r>
+        <w:t xml:space="preserve"> </w:t>
+      </w:r>
+      <w:r>
+        <w:rPr>
+          <w:rStyle w:val="VerbatimChar"/>
+          <w:b/>
+          <w:bCs/>
+        </w:rPr>
+        <w:t xml:space="preserve">skimr::skim()</w:t>
+      </w:r>
+    </w:p>
+    <w:p>
+      <w:pPr>
+        <w:pStyle w:val="Compact"/>
+        <w:numPr>
+          <w:ilvl w:val="0"/>
+          <w:numId w:val="1014"/>
+        </w:numPr>
+      </w:pPr>
+      <w:r>
         <w:t xml:space="preserve">Used</w:t>
       </w:r>
       <w:r>
@@ -7906,7 +12204,22 @@
         <w:t xml:space="preserve"> </w:t>
       </w:r>
       <w:r>
-        <w:t xml:space="preserve">to get every group’s stats in one table</w:t>
+        <w:t xml:space="preserve">to get every group’s stats in one table — including the</w:t>
+      </w:r>
+      <w:r>
+        <w:t xml:space="preserve"> </w:t>
+      </w:r>
+      <w:r>
+        <w:rPr>
+          <w:rStyle w:val="VerbatimChar"/>
+        </w:rPr>
+        <w:t xml:space="preserve">case_when()</w:t>
+      </w:r>
+      <w:r>
+        <w:t xml:space="preserve"> </w:t>
+      </w:r>
+      <w:r>
+        <w:t xml:space="preserve">categories from Module 2</w:t>
       </w:r>
     </w:p>
     <w:tbl>
@@ -7950,12 +12263,12 @@
                 <wp:inline>
                   <wp:extent cx="152400" cy="152400"/>
                   <wp:effectExtent b="0" l="0" r="0" t="0"/>
-                  <wp:docPr descr="" title="" id="69" name="Picture"/>
+                  <wp:docPr descr="" title="" id="91" name="Picture"/>
                   <a:graphic>
                     <a:graphicData uri="http://schemas.openxmlformats.org/drawingml/2006/picture">
                       <pic:pic>
                         <pic:nvPicPr>
-                          <pic:cNvPr descr="/Applications/Positron.app/Contents/Resources/app/quarto/share/formats/docx/tip.png" id="70" name="Picture"/>
+                          <pic:cNvPr descr="/Applications/Positron.app/Contents/Resources/app/quarto/share/formats/docx/tip.png" id="92" name="Picture"/>
                           <pic:cNvPicPr>
                             <a:picLocks noChangeArrowheads="1" noChangeAspect="1"/>
                           </pic:cNvPicPr>
@@ -8132,12 +12445,12 @@
                 <wp:inline>
                   <wp:extent cx="152400" cy="152400"/>
                   <wp:effectExtent b="0" l="0" r="0" t="0"/>
-                  <wp:docPr descr="" title="" id="71" name="Picture"/>
+                  <wp:docPr descr="" title="" id="93" name="Picture"/>
                   <a:graphic>
                     <a:graphicData uri="http://schemas.openxmlformats.org/drawingml/2006/picture">
                       <pic:pic>
                         <pic:nvPicPr>
-                          <pic:cNvPr descr="/Applications/Positron.app/Contents/Resources/app/quarto/share/formats/docx/note.png" id="72" name="Picture"/>
+                          <pic:cNvPr descr="/Applications/Positron.app/Contents/Resources/app/quarto/share/formats/docx/note.png" id="94" name="Picture"/>
                           <pic:cNvPicPr>
                             <a:picLocks noChangeArrowheads="1" noChangeAspect="1"/>
                           </pic:cNvPicPr>
@@ -8271,8 +12584,8 @@
         </w:tc>
       </w:tr>
     </w:tbl>
-    <w:bookmarkEnd w:id="73"/>
-    <w:bookmarkStart w:id="76" w:name="getting-unstuck"/>
+    <w:bookmarkEnd w:id="95"/>
+    <w:bookmarkStart w:id="98" w:name="getting-unstuck"/>
     <w:p>
       <w:pPr>
         <w:pStyle w:val="Heading2"/>
@@ -8446,12 +12759,12 @@
                 <wp:inline>
                   <wp:extent cx="152400" cy="152400"/>
                   <wp:effectExtent b="0" l="0" r="0" t="0"/>
-                  <wp:docPr descr="" title="" id="74" name="Picture"/>
+                  <wp:docPr descr="" title="" id="96" name="Picture"/>
                   <a:graphic>
                     <a:graphicData uri="http://schemas.openxmlformats.org/drawingml/2006/picture">
                       <pic:pic>
                         <pic:nvPicPr>
-                          <pic:cNvPr descr="/Applications/Positron.app/Contents/Resources/app/quarto/share/formats/docx/note.png" id="75" name="Picture"/>
+                          <pic:cNvPr descr="/Applications/Positron.app/Contents/Resources/app/quarto/share/formats/docx/note.png" id="97" name="Picture"/>
                           <pic:cNvPicPr>
                             <a:picLocks noChangeArrowheads="1" noChangeAspect="1"/>
                           </pic:cNvPicPr>
@@ -8536,7 +12849,7 @@
         </w:tc>
       </w:tr>
     </w:tbl>
-    <w:bookmarkEnd w:id="76"/>
+    <w:bookmarkEnd w:id="98"/>
     <w:sectPr>
       <w:footnotePr>
         <w:numRestart w:val="eachSect"/>

--- a/docs/content/descriptive_stats/descriptive_stats_lecture.docx
+++ b/docs/content/descriptive_stats/descriptive_stats_lecture.docx
@@ -7,7 +7,7 @@
         <w:pStyle w:val="Title"/>
       </w:pPr>
       <w:r>
-        <w:t xml:space="preserve">Describing Your Data</w:t>
+        <w:t xml:space="preserve">Lecture: Describing Your Data</w:t>
       </w:r>
     </w:p>
     <w:p>
@@ -288,7 +288,7 @@
                 <w:b/>
                 <w:bCs/>
               </w:rPr>
-              <w:t xml:space="preserve">✅ Key idea from Module 2</w:t>
+              <w:t xml:space="preserve">✅ Key idea from Wrangling Your Data</w:t>
             </w:r>
           </w:p>
           <w:p>
@@ -3441,13 +3441,13 @@
       </w:tr>
     </w:tbl>
     <w:bookmarkEnd w:id="43"/>
-    <w:bookmarkStart w:id="46" w:name="quantiles-why-this-matters-for-module-4"/>
+    <w:bookmarkStart w:id="46" w:name="Xa1628f131ca5f31211c2377886c2eb51f31361b"/>
     <w:p>
       <w:pPr>
         <w:pStyle w:val="Heading2"/>
       </w:pPr>
       <w:r>
-        <w:t xml:space="preserve">Quantiles — Why This Matters for Module 4</w:t>
+        <w:t xml:space="preserve">Quantiles — Why This Matters for Graphing Effectively</w:t>
       </w:r>
     </w:p>
     <w:p>
@@ -3655,7 +3655,7 @@
               <w:t xml:space="preserve"> </w:t>
             </w:r>
             <w:r>
-              <w:t xml:space="preserve">the IQR — its bottom and top edges are the 25th and 75th percentiles you just computed. Module 4’s boxplots are these five numbers, drawn.</w:t>
+              <w:t xml:space="preserve">the IQR — its bottom and top edges are the 25th and 75th percentiles you just computed. The boxplots you’ll build in Graphing Effectively are these five numbers, drawn.</w:t>
             </w:r>
           </w:p>
           <w:p/>
@@ -10884,7 +10884,7 @@
       </w:tr>
     </w:tbl>
     <w:bookmarkEnd w:id="84"/>
-    <w:bookmarkStart w:id="85" w:name="Xd16081306dabda80f290627b48512645c04a535"/>
+    <w:bookmarkStart w:id="85" w:name="X89af96f990447eeaaa43bcc952b32ebeb30ded1"/>
     <w:p>
       <w:pPr>
         <w:pStyle w:val="Heading2"/>
@@ -10905,7 +10905,7 @@
         <w:t xml:space="preserve"> </w:t>
       </w:r>
       <w:r>
-        <w:t xml:space="preserve">from Module 2</w:t>
+        <w:t xml:space="preserve">from Wrangling Your Data</w:t>
       </w:r>
     </w:p>
     <w:bookmarkEnd w:id="85"/>
@@ -11079,7 +11079,7 @@
               <w:t xml:space="preserve">"long"</w:t>
             </w:r>
             <w:r>
-              <w:t xml:space="preserve">) from Module 2’s</w:t>
+              <w:t xml:space="preserve">) from Wrangling Your Data’s</w:t>
             </w:r>
             <w:r>
               <w:t xml:space="preserve"> </w:t>
@@ -12219,7 +12219,7 @@
         <w:t xml:space="preserve"> </w:t>
       </w:r>
       <w:r>
-        <w:t xml:space="preserve">categories from Module 2</w:t>
+        <w:t xml:space="preserve">categories from Wrangling Your Data</w:t>
       </w:r>
     </w:p>
     <w:tbl>
@@ -12517,7 +12517,7 @@
                 <w:b/>
                 <w:bCs/>
               </w:rPr>
-              <w:t xml:space="preserve">Up next — Module 4</w:t>
+              <w:t xml:space="preserve">Up next — Graphing Effectively</w:t>
             </w:r>
           </w:p>
           <w:p>
@@ -13397,8 +13397,8 @@
     </w:pPr>
     <w:rPr>
       <w:rFonts w:asciiTheme="majorHAnsi" w:cstheme="majorBidi" w:eastAsiaTheme="majorEastAsia" w:hAnsiTheme="majorHAnsi"/>
-      <w:sz w:val="32"/>
-      <w:szCs w:val="32"/>
+      <w:sz w:val="28"/>
+      <w:szCs w:val="28"/>
     </w:rPr>
   </w:style>
   <w:style w:customStyle="1" w:styleId="TitleChar" w:type="character">
@@ -13409,8 +13409,8 @@
     <w:rsid w:val="00A10FD9"/>
     <w:rPr>
       <w:rFonts w:asciiTheme="majorHAnsi" w:cstheme="majorBidi" w:eastAsiaTheme="majorEastAsia" w:hAnsiTheme="majorHAnsi"/>
-      <w:sz w:val="56"/>
-      <w:szCs w:val="56"/>
+      <w:sz w:val="28"/>
+      <w:szCs w:val="28"/>
     </w:rPr>
   </w:style>
   <w:style w:styleId="Subtitle" w:type="paragraph">

--- a/docs/content/descriptive_stats/descriptive_stats_lecture.docx
+++ b/docs/content/descriptive_stats/descriptive_stats_lecture.docx
@@ -607,7 +607,7 @@
         <w:t xml:space="preserve"> </w:t>
       </w:r>
       <w:r>
-        <w:t xml:space="preserve">No difference in needle length between the lee and windward sides</w:t>
+        <w:t xml:space="preserve">No difference in needle length between the shady and sunny sides</w:t>
       </w:r>
     </w:p>
     <w:p>
@@ -1034,7 +1034,7 @@
               <w:t xml:space="preserve"> </w:t>
             </w:r>
             <w:r>
-              <w:t xml:space="preserve">codes lee (</w:t>
+              <w:t xml:space="preserve">codes shady (</w:t>
             </w:r>
             <w:r>
               <w:rPr>
@@ -1043,7 +1043,7 @@
               <w:t xml:space="preserve">n</w:t>
             </w:r>
             <w:r>
-              <w:t xml:space="preserve">) vs. windward (</w:t>
+              <w:t xml:space="preserve">) vs. sunny (</w:t>
             </w:r>
             <w:r>
               <w:rPr>
@@ -1429,7 +1429,7 @@
         <w:rPr>
           <w:rStyle w:val="NormalTok"/>
         </w:rPr>
-        <w:t xml:space="preserve">lee_lengths </w:t>
+        <w:t xml:space="preserve">shady_lengths </w:t>
       </w:r>
       <w:r>
         <w:rPr>
@@ -1531,7 +1531,7 @@
         <w:rPr>
           <w:rStyle w:val="NormalTok"/>
         </w:rPr>
-        <w:t xml:space="preserve">lee_lengths</w:t>
+        <w:t xml:space="preserve">shady_lengths</w:t>
       </w:r>
     </w:p>
     <w:p>
@@ -1559,7 +1559,7 @@
         <w:rPr>
           <w:rStyle w:val="NormalTok"/>
         </w:rPr>
-        <w:t xml:space="preserve">(lee_lengths)</w:t>
+        <w:t xml:space="preserve">(shady_lengths)</w:t>
       </w:r>
     </w:p>
     <w:p>
@@ -1960,7 +1960,7 @@
         <w:rPr>
           <w:rStyle w:val="NormalTok"/>
         </w:rPr>
-        <w:t xml:space="preserve">wind_lengths </w:t>
+        <w:t xml:space="preserve">sunny_lengths </w:t>
       </w:r>
       <w:r>
         <w:rPr>
@@ -2068,7 +2068,7 @@
         <w:rPr>
           <w:rStyle w:val="NormalTok"/>
         </w:rPr>
-        <w:t xml:space="preserve">(lee_lengths)</w:t>
+        <w:t xml:space="preserve">(shady_lengths)</w:t>
       </w:r>
     </w:p>
     <w:p>
@@ -2096,7 +2096,7 @@
         <w:rPr>
           <w:rStyle w:val="NormalTok"/>
         </w:rPr>
-        <w:t xml:space="preserve">(wind_lengths)</w:t>
+        <w:t xml:space="preserve">(sunny_lengths)</w:t>
       </w:r>
     </w:p>
     <w:p>
@@ -2684,7 +2684,7 @@
         <w:rPr>
           <w:rStyle w:val="NormalTok"/>
         </w:rPr>
-        <w:t xml:space="preserve">(lee_lengths)</w:t>
+        <w:t xml:space="preserve">(shady_lengths)</w:t>
       </w:r>
     </w:p>
     <w:p>
@@ -2712,7 +2712,7 @@
         <w:rPr>
           <w:rStyle w:val="NormalTok"/>
         </w:rPr>
-        <w:t xml:space="preserve">(lee_lengths)</w:t>
+        <w:t xml:space="preserve">(shady_lengths)</w:t>
       </w:r>
     </w:p>
     <w:p>
@@ -2740,7 +2740,7 @@
         <w:rPr>
           <w:rStyle w:val="NormalTok"/>
         </w:rPr>
-        <w:t xml:space="preserve">(wind_lengths)</w:t>
+        <w:t xml:space="preserve">(sunny_lengths)</w:t>
       </w:r>
     </w:p>
     <w:p>
@@ -2768,7 +2768,7 @@
         <w:rPr>
           <w:rStyle w:val="NormalTok"/>
         </w:rPr>
-        <w:t xml:space="preserve">(wind_lengths)</w:t>
+        <w:t xml:space="preserve">(sunny_lengths)</w:t>
       </w:r>
     </w:p>
     <w:p>
@@ -2947,7 +2947,7 @@
         <w:rPr>
           <w:rStyle w:val="NormalTok"/>
         </w:rPr>
-        <w:t xml:space="preserve">(lee_lengths)              </w:t>
+        <w:t xml:space="preserve">(shady_lengths)              </w:t>
       </w:r>
       <w:r>
         <w:rPr>
@@ -2981,7 +2981,7 @@
         <w:rPr>
           <w:rStyle w:val="NormalTok"/>
         </w:rPr>
-        <w:t xml:space="preserve">(lee_lengths) </w:t>
+        <w:t xml:space="preserve">(shady_lengths) </w:t>
       </w:r>
       <w:r>
         <w:rPr>
@@ -3005,7 +3005,7 @@
         <w:rPr>
           <w:rStyle w:val="NormalTok"/>
         </w:rPr>
-        <w:t xml:space="preserve">(lee_lengths)  </w:t>
+        <w:t xml:space="preserve">(shady_lengths)  </w:t>
       </w:r>
       <w:r>
         <w:rPr>
@@ -3039,7 +3039,7 @@
         <w:rPr>
           <w:rStyle w:val="NormalTok"/>
         </w:rPr>
-        <w:t xml:space="preserve">(lee_lengths)           </w:t>
+        <w:t xml:space="preserve">(shady_lengths)           </w:t>
       </w:r>
       <w:r>
         <w:rPr>
@@ -3082,7 +3082,7 @@
         <w:rPr>
           <w:rStyle w:val="NormalTok"/>
         </w:rPr>
-        <w:t xml:space="preserve">(lee_lengths)                </w:t>
+        <w:t xml:space="preserve">(shady_lengths)                </w:t>
       </w:r>
       <w:r>
         <w:rPr>
@@ -3464,7 +3464,7 @@
         <w:rPr>
           <w:rStyle w:val="NormalTok"/>
         </w:rPr>
-        <w:t xml:space="preserve">(wind_lengths)</w:t>
+        <w:t xml:space="preserve">(sunny_lengths)</w:t>
       </w:r>
     </w:p>
     <w:p>
@@ -3501,7 +3501,7 @@
         <w:rPr>
           <w:rStyle w:val="NormalTok"/>
         </w:rPr>
-        <w:t xml:space="preserve">(wind_lengths)</w:t>
+        <w:t xml:space="preserve">(sunny_lengths)</w:t>
       </w:r>
     </w:p>
     <w:p>
@@ -5149,7 +5149,7 @@
         <w:rPr>
           <w:rStyle w:val="NormalTok"/>
         </w:rPr>
-        <w:t xml:space="preserve">n_lee  </w:t>
+        <w:t xml:space="preserve">n_shady  </w:t>
       </w:r>
       <w:r>
         <w:rPr>
@@ -5191,7 +5191,7 @@
         <w:rPr>
           <w:rStyle w:val="NormalTok"/>
         </w:rPr>
-        <w:t xml:space="preserve">(lee_lengths))</w:t>
+        <w:t xml:space="preserve">(shady_lengths))</w:t>
       </w:r>
       <w:r>
         <w:br/>
@@ -5200,7 +5200,7 @@
         <w:rPr>
           <w:rStyle w:val="NormalTok"/>
         </w:rPr>
-        <w:t xml:space="preserve">n_wind </w:t>
+        <w:t xml:space="preserve">n_sunny </w:t>
       </w:r>
       <w:r>
         <w:rPr>
@@ -5242,7 +5242,7 @@
         <w:rPr>
           <w:rStyle w:val="NormalTok"/>
         </w:rPr>
-        <w:t xml:space="preserve">(wind_lengths))</w:t>
+        <w:t xml:space="preserve">(sunny_lengths))</w:t>
       </w:r>
       <w:r>
         <w:br/>
@@ -5254,7 +5254,7 @@
         <w:rPr>
           <w:rStyle w:val="NormalTok"/>
         </w:rPr>
-        <w:t xml:space="preserve">n_lee</w:t>
+        <w:t xml:space="preserve">n_shady</w:t>
       </w:r>
     </w:p>
     <w:p>
@@ -5276,7 +5276,7 @@
         <w:rPr>
           <w:rStyle w:val="NormalTok"/>
         </w:rPr>
-        <w:t xml:space="preserve">n_wind</w:t>
+        <w:t xml:space="preserve">n_sunny</w:t>
       </w:r>
     </w:p>
     <w:p>
@@ -5693,7 +5693,7 @@
         <w:rPr>
           <w:rStyle w:val="NormalTok"/>
         </w:rPr>
-        <w:t xml:space="preserve">se_lee  </w:t>
+        <w:t xml:space="preserve">se_shady  </w:t>
       </w:r>
       <w:r>
         <w:rPr>
@@ -5717,7 +5717,7 @@
         <w:rPr>
           <w:rStyle w:val="NormalTok"/>
         </w:rPr>
-        <w:t xml:space="preserve">(lee_lengths)  </w:t>
+        <w:t xml:space="preserve">(shady_lengths)  </w:t>
       </w:r>
       <w:r>
         <w:rPr>
@@ -5741,7 +5741,7 @@
         <w:rPr>
           <w:rStyle w:val="NormalTok"/>
         </w:rPr>
-        <w:t xml:space="preserve">(n_lee)</w:t>
+        <w:t xml:space="preserve">(n_shady)</w:t>
       </w:r>
       <w:r>
         <w:br/>
@@ -5750,7 +5750,7 @@
         <w:rPr>
           <w:rStyle w:val="NormalTok"/>
         </w:rPr>
-        <w:t xml:space="preserve">se_wind </w:t>
+        <w:t xml:space="preserve">se_sunny </w:t>
       </w:r>
       <w:r>
         <w:rPr>
@@ -5774,7 +5774,7 @@
         <w:rPr>
           <w:rStyle w:val="NormalTok"/>
         </w:rPr>
-        <w:t xml:space="preserve">(wind_lengths) </w:t>
+        <w:t xml:space="preserve">(sunny_lengths) </w:t>
       </w:r>
       <w:r>
         <w:rPr>
@@ -5798,7 +5798,7 @@
         <w:rPr>
           <w:rStyle w:val="NormalTok"/>
         </w:rPr>
-        <w:t xml:space="preserve">(n_wind)</w:t>
+        <w:t xml:space="preserve">(n_sunny)</w:t>
       </w:r>
       <w:r>
         <w:br/>
@@ -5816,7 +5816,7 @@
         <w:rPr>
           <w:rStyle w:val="NormalTok"/>
         </w:rPr>
-        <w:t xml:space="preserve">(se_lee, </w:t>
+        <w:t xml:space="preserve">(se_shady, </w:t>
       </w:r>
       <w:r>
         <w:rPr>
@@ -5856,7 +5856,7 @@
         <w:rPr>
           <w:rStyle w:val="NormalTok"/>
         </w:rPr>
-        <w:t xml:space="preserve">(se_wind, </w:t>
+        <w:t xml:space="preserve">(se_sunny, </w:t>
       </w:r>
       <w:r>
         <w:rPr>
@@ -6113,7 +6113,7 @@
         <w:rPr>
           <w:rStyle w:val="NormalTok"/>
         </w:rPr>
-        <w:t xml:space="preserve">(lee_lengths))</w:t>
+        <w:t xml:space="preserve">(shady_lengths))</w:t>
       </w:r>
       <w:r>
         <w:br/>
@@ -6146,7 +6146,7 @@
         <w:rPr>
           <w:rStyle w:val="NormalTok"/>
         </w:rPr>
-        <w:t xml:space="preserve">(lee_lengths, </w:t>
+        <w:t xml:space="preserve">(shady_lengths, </w:t>
       </w:r>
       <w:r>
         <w:rPr>
@@ -6203,7 +6203,7 @@
         <w:rPr>
           <w:rStyle w:val="NormalTok"/>
         </w:rPr>
-        <w:t xml:space="preserve">(lee_lengths, </w:t>
+        <w:t xml:space="preserve">(shady_lengths, </w:t>
       </w:r>
       <w:r>
         <w:rPr>
@@ -6260,7 +6260,7 @@
         <w:rPr>
           <w:rStyle w:val="NormalTok"/>
         </w:rPr>
-        <w:t xml:space="preserve">(lee_lengths, </w:t>
+        <w:t xml:space="preserve">(shady_lengths, </w:t>
       </w:r>
       <w:r>
         <w:rPr>
@@ -6353,7 +6353,7 @@
         <w:rPr>
           <w:rStyle w:val="StringTok"/>
         </w:rPr>
-        <w:t xml:space="preserve">"--- Lee side ---</w:t>
+        <w:t xml:space="preserve">"--- Shady side ---</w:t>
       </w:r>
       <w:r>
         <w:rPr>
@@ -6703,7 +6703,7 @@
         <w:rPr>
           <w:rStyle w:val="VerbatimChar"/>
         </w:rPr>
-        <w:t xml:space="preserve">--- Lee side ---</w:t>
+        <w:t xml:space="preserve">--- Shady side ---</w:t>
       </w:r>
       <w:r>
         <w:br/>
@@ -7743,7 +7743,7 @@
               <w:jc w:val="left"/>
             </w:pPr>
             <w:r>
-              <w:t xml:space="preserve">wind</w:t>
+              <w:t xml:space="preserve">sun</w:t>
             </w:r>
           </w:p>
         </w:tc>
@@ -7779,7 +7779,7 @@
               <w:jc w:val="right"/>
             </w:pPr>
             <w:r>
-              <w:t xml:space="preserve">3</w:t>
+              <w:t xml:space="preserve">5</w:t>
             </w:r>
           </w:p>
         </w:tc>
@@ -7791,7 +7791,7 @@
               <w:jc w:val="right"/>
             </w:pPr>
             <w:r>
-              <w:t xml:space="preserve">4</w:t>
+              <w:t xml:space="preserve">5</w:t>
             </w:r>
           </w:p>
         </w:tc>
@@ -10876,7 +10876,7 @@
               <w:spacing w:after="16"/>
             </w:pPr>
             <w:r>
-              <w:t xml:space="preserve">Four teams × two sides = 8 rows. Does every team show the same lee-vs-windward pattern, or do some disagree?</w:t>
+              <w:t xml:space="preserve">Four teams × two sides = 8 rows. Does every team show the same shady-vs-sunny pattern, or do some disagree?</w:t>
             </w:r>
           </w:p>
           <w:p/>

--- a/docs/content/descriptive_stats/descriptive_stats_lecture.docx
+++ b/docs/content/descriptive_stats/descriptive_stats_lecture.docx
@@ -1067,7 +1067,13 @@
               <w:t xml:space="preserve"> </w:t>
             </w:r>
             <w:r>
-              <w:t xml:space="preserve">is the field team name. Four teams, four trees, six needles per side.</w:t>
+              <w:t xml:space="preserve">is the field team name.</w:t>
+            </w:r>
+            <w:r>
+              <w:br/>
+            </w:r>
+            <w:r>
+              <w:t xml:space="preserve">Four teams, four trees, six needles per side.</w:t>
             </w:r>
           </w:p>
           <w:p/>
@@ -1244,7 +1250,7 @@
         <w:t xml:space="preserve"> </w:t>
       </w:r>
       <w:r>
-        <w:t xml:space="preserve">— one very large value pulls it</w:t>
+        <w:t xml:space="preserve">— one very large value disproportionately affects the mean</w:t>
       </w:r>
     </w:p>
     <w:p>
@@ -1278,7 +1284,19 @@
         <w:t xml:space="preserve"> </w:t>
       </w:r>
       <w:r>
-        <w:t xml:space="preserve">→ mean = 15.2. Is that a fair summary? Not really — the outlier dominates.</w:t>
+        <w:t xml:space="preserve">→ mean = 15.2.</w:t>
+      </w:r>
+      <w:r>
+        <w:br/>
+      </w:r>
+      <w:r>
+        <w:t xml:space="preserve">Is that a fair summary?</w:t>
+      </w:r>
+      <w:r>
+        <w:br/>
+      </w:r>
+      <w:r>
+        <w:t xml:space="preserve">Not really — the outlier dominates.</w:t>
       </w:r>
     </w:p>
     <w:tbl>
@@ -1405,7 +1423,13 @@
               <w:spacing w:after="16"/>
             </w:pPr>
             <w:r>
-              <w:t xml:space="preserve">The mean is the most commonly reported statistic — and it’s the number every t-test, ANOVA, and regression is ultimately built around.</w:t>
+              <w:t xml:space="preserve">The mean is the most commonly reported statistic</w:t>
+            </w:r>
+            <w:r>
+              <w:br/>
+            </w:r>
+            <w:r>
+              <w:t xml:space="preserve">— and it’s the number every t-test, ANOVA, and regression is ultimately built around.</w:t>
             </w:r>
           </w:p>
           <w:p/>
@@ -2258,13 +2282,22 @@
       </w:tr>
     </w:tbl>
     <w:bookmarkEnd w:id="31"/>
-    <w:bookmarkStart w:id="32" w:name="part-4-variance-and-standard-deviation"/>
+    <w:bookmarkStart w:id="32" w:name="Xa382edfd13124cbd776b7bda1e60d0bd4afab6e"/>
     <w:p>
       <w:pPr>
         <w:pStyle w:val="Heading2"/>
       </w:pPr>
       <w:r>
-        <w:t xml:space="preserve">Part 4 · Variance and Standard Deviation</w:t>
+        <w:t xml:space="preserve">Part 4 · Variance (s</w:t>
+      </w:r>
+      <w:r>
+        <w:rPr>
+          <w:vertAlign w:val="superscript"/>
+        </w:rPr>
+        <w:t xml:space="preserve">2</w:t>
+      </w:r>
+      <w:r>
+        <w:t xml:space="preserve">) and Standard Deviation (sd)</w:t>
       </w:r>
     </w:p>
     <w:bookmarkEnd w:id="32"/>
@@ -2523,7 +2556,7 @@
         <w:t xml:space="preserve"> </w:t>
       </w:r>
       <w:r>
-        <w:t xml:space="preserve">brings variance back into the original units</w:t>
+        <w:t xml:space="preserve">brings variance back into the original units as the standard deviation</w:t>
       </w:r>
     </w:p>
     <w:p>
@@ -2641,10 +2674,11 @@
           </w:tcPr>
           <w:p>
             <w:pPr>
-              <w:pStyle w:val="BodyText"/>
-            </w:pPr>
-            <w:pPr>
-              <w:spacing w:before="16" w:after="16"/>
+              <w:pStyle w:val="Compact"/>
+              <w:numPr>
+                <w:ilvl w:val="0"/>
+                <w:numId w:val="1008"/>
+              </w:numPr>
             </w:pPr>
             <w:r>
               <w:t xml:space="preserve">Variance is in</w:t>
@@ -2663,7 +2697,31 @@
               <w:t xml:space="preserve"> </w:t>
             </w:r>
             <w:r>
-              <w:t xml:space="preserve">units (mm²) — hard to interpret directly. SD is why we usually report it instead.</w:t>
+              <w:t xml:space="preserve">units (mm²)</w:t>
+            </w:r>
+          </w:p>
+          <w:p>
+            <w:pPr>
+              <w:pStyle w:val="Compact"/>
+              <w:numPr>
+                <w:ilvl w:val="0"/>
+                <w:numId w:val="1008"/>
+              </w:numPr>
+            </w:pPr>
+            <w:r>
+              <w:t xml:space="preserve">hard to interpret directly.</w:t>
+            </w:r>
+          </w:p>
+          <w:p>
+            <w:pPr>
+              <w:pStyle w:val="Compact"/>
+              <w:numPr>
+                <w:ilvl w:val="0"/>
+                <w:numId w:val="1008"/>
+              </w:numPr>
+            </w:pPr>
+            <w:r>
+              <w:t xml:space="preserve">Standard deviation (SD) is why we usually report it instead</w:t>
             </w:r>
           </w:p>
           <w:p/>
@@ -2900,13 +2958,38 @@
           </w:p>
           <w:p>
             <w:pPr>
-              <w:pStyle w:val="BodyText"/>
-            </w:pPr>
-            <w:pPr>
-              <w:spacing w:after="16"/>
-            </w:pPr>
-            <w:r>
-              <w:t xml:space="preserve">For roughly normal data: ~68% of values fall within mean ± 1 SD, ~95% within mean ± 2 SD.</w:t>
+              <w:pStyle w:val="Compact"/>
+              <w:numPr>
+                <w:ilvl w:val="0"/>
+                <w:numId w:val="1009"/>
+              </w:numPr>
+            </w:pPr>
+            <w:r>
+              <w:t xml:space="preserve">For roughly normal data:</w:t>
+            </w:r>
+          </w:p>
+          <w:p>
+            <w:pPr>
+              <w:pStyle w:val="Compact"/>
+              <w:numPr>
+                <w:ilvl w:val="1"/>
+                <w:numId w:val="1010"/>
+              </w:numPr>
+            </w:pPr>
+            <w:r>
+              <w:t xml:space="preserve">~68% of values fall within mean ± 1 SD</w:t>
+            </w:r>
+          </w:p>
+          <w:p>
+            <w:pPr>
+              <w:pStyle w:val="Compact"/>
+              <w:numPr>
+                <w:ilvl w:val="1"/>
+                <w:numId w:val="1010"/>
+              </w:numPr>
+            </w:pPr>
+            <w:r>
+              <w:t xml:space="preserve">~95% within mean ± 2 SD</w:t>
             </w:r>
           </w:p>
           <w:p/>
@@ -2924,7 +3007,7 @@
       </w:r>
     </w:p>
     <w:bookmarkEnd w:id="38"/>
-    <w:bookmarkStart w:id="43" w:name="quantiles-range-and-iqr"/>
+    <w:bookmarkStart w:id="46" w:name="quantiles-range-and-iqr"/>
     <w:p>
       <w:pPr>
         <w:pStyle w:val="Heading2"/>
@@ -3100,6 +3183,122 @@
           <w:rStyle w:val="VerbatimChar"/>
         </w:rPr>
         <w:t xml:space="preserve">[1] 2.75</w:t>
+      </w:r>
+    </w:p>
+    <w:p>
+      <w:pPr>
+        <w:pStyle w:val="SourceCode"/>
+      </w:pPr>
+      <w:r>
+        <w:rPr>
+          <w:rStyle w:val="NormalTok"/>
+        </w:rPr>
+        <w:t xml:space="preserve">box_plot_1 </w:t>
+      </w:r>
+      <w:r>
+        <w:rPr>
+          <w:rStyle w:val="OtherTok"/>
+        </w:rPr>
+        <w:t xml:space="preserve">&lt;-</w:t>
+      </w:r>
+      <w:r>
+        <w:rPr>
+          <w:rStyle w:val="NormalTok"/>
+        </w:rPr>
+        <w:t xml:space="preserve"> </w:t>
+      </w:r>
+      <w:r>
+        <w:rPr>
+          <w:rStyle w:val="FunctionTok"/>
+        </w:rPr>
+        <w:t xml:space="preserve">ggplot</w:t>
+      </w:r>
+      <w:r>
+        <w:rPr>
+          <w:rStyle w:val="NormalTok"/>
+        </w:rPr>
+        <w:t xml:space="preserve">(</w:t>
+      </w:r>
+      <w:r>
+        <w:rPr>
+          <w:rStyle w:val="AttributeTok"/>
+        </w:rPr>
+        <w:t xml:space="preserve">data =</w:t>
+      </w:r>
+      <w:r>
+        <w:rPr>
+          <w:rStyle w:val="NormalTok"/>
+        </w:rPr>
+        <w:t xml:space="preserve"> </w:t>
+      </w:r>
+      <w:r>
+        <w:rPr>
+          <w:rStyle w:val="ConstantTok"/>
+        </w:rPr>
+        <w:t xml:space="preserve">NULL</w:t>
+      </w:r>
+      <w:r>
+        <w:rPr>
+          <w:rStyle w:val="NormalTok"/>
+        </w:rPr>
+        <w:t xml:space="preserve">, </w:t>
+      </w:r>
+      <w:r>
+        <w:rPr>
+          <w:rStyle w:val="FunctionTok"/>
+        </w:rPr>
+        <w:t xml:space="preserve">aes</w:t>
+      </w:r>
+      <w:r>
+        <w:rPr>
+          <w:rStyle w:val="NormalTok"/>
+        </w:rPr>
+        <w:t xml:space="preserve">(</w:t>
+      </w:r>
+      <w:r>
+        <w:rPr>
+          <w:rStyle w:val="AttributeTok"/>
+        </w:rPr>
+        <w:t xml:space="preserve">y =</w:t>
+      </w:r>
+      <w:r>
+        <w:rPr>
+          <w:rStyle w:val="NormalTok"/>
+        </w:rPr>
+        <w:t xml:space="preserve"> shady_lengths)) </w:t>
+      </w:r>
+      <w:r>
+        <w:rPr>
+          <w:rStyle w:val="SpecialCharTok"/>
+        </w:rPr>
+        <w:t xml:space="preserve">+</w:t>
+      </w:r>
+      <w:r>
+        <w:rPr>
+          <w:rStyle w:val="NormalTok"/>
+        </w:rPr>
+        <w:t xml:space="preserve"> </w:t>
+      </w:r>
+      <w:r>
+        <w:br/>
+      </w:r>
+      <w:r>
+        <w:rPr>
+          <w:rStyle w:val="NormalTok"/>
+        </w:rPr>
+        <w:t xml:space="preserve">  </w:t>
+      </w:r>
+      <w:r>
+        <w:rPr>
+          <w:rStyle w:val="FunctionTok"/>
+        </w:rPr>
+        <w:t xml:space="preserve">geom_boxplot</w:t>
+      </w:r>
+      <w:r>
+        <w:rPr>
+          <w:rStyle w:val="NormalTok"/>
+        </w:rPr>
+        <w:t xml:space="preserve">()</w:t>
       </w:r>
     </w:p>
     <w:tbl>
@@ -3429,19 +3628,74 @@
             <w:pPr>
               <w:pStyle w:val="BodyText"/>
             </w:pPr>
-            <w:pPr>
-              <w:spacing w:after="16"/>
-            </w:pPr>
             <w:r>
               <w:t xml:space="preserve">📖 R4DS §12 — EDA</w:t>
+            </w:r>
+          </w:p>
+          <w:p>
+            <w:pPr>
+              <w:pStyle w:val="SourceCode"/>
+            </w:pPr>
+            <w:r>
+              <w:rPr>
+                <w:rStyle w:val="NormalTok"/>
+              </w:rPr>
+              <w:t xml:space="preserve">box_plot_1</w:t>
+            </w:r>
+          </w:p>
+          <w:p>
+            <w:pPr>
+              <w:pStyle w:val="FirstParagraph"/>
+            </w:pPr>
+            <w:r>
+              <w:drawing>
+                <wp:inline>
+                  <wp:extent cx="5334000" cy="5334000"/>
+                  <wp:effectExtent b="0" l="0" r="0" t="0"/>
+                  <wp:docPr descr="" title="" id="44" name="Picture"/>
+                  <a:graphic>
+                    <a:graphicData uri="http://schemas.openxmlformats.org/drawingml/2006/picture">
+                      <pic:pic>
+                        <pic:nvPicPr>
+                          <pic:cNvPr descr="descriptive_stats_lecture_files/figure-docx/unnamed-chunk-6-1.png" id="45" name="Picture"/>
+                          <pic:cNvPicPr>
+                            <a:picLocks noChangeArrowheads="1" noChangeAspect="1"/>
+                          </pic:cNvPicPr>
+                        </pic:nvPicPr>
+                        <pic:blipFill>
+                          <a:blip r:embed="rId43"/>
+                          <a:stretch>
+                            <a:fillRect/>
+                          </a:stretch>
+                        </pic:blipFill>
+                        <pic:spPr bwMode="auto">
+                          <a:xfrm>
+                            <a:off x="0" y="0"/>
+                            <a:ext cx="5334000" cy="5334000"/>
+                          </a:xfrm>
+                          <a:prstGeom prst="rect">
+                            <a:avLst/>
+                          </a:prstGeom>
+                          <a:noFill/>
+                          <a:ln w="9525">
+                            <a:noFill/>
+                            <a:headEnd/>
+                            <a:tailEnd/>
+                          </a:ln>
+                        </pic:spPr>
+                      </pic:pic>
+                    </a:graphicData>
+                  </a:graphic>
+                </wp:inline>
+              </w:drawing>
             </w:r>
           </w:p>
           <w:p/>
         </w:tc>
       </w:tr>
     </w:tbl>
-    <w:bookmarkEnd w:id="43"/>
-    <w:bookmarkStart w:id="46" w:name="Xa1628f131ca5f31211c2377886c2eb51f31361b"/>
+    <w:bookmarkEnd w:id="46"/>
+    <w:bookmarkStart w:id="49" w:name="Xa1628f131ca5f31211c2377886c2eb51f31361b"/>
     <w:p>
       <w:pPr>
         <w:pStyle w:val="Heading2"/>
@@ -3556,12 +3810,12 @@
                 <wp:inline>
                   <wp:extent cx="152400" cy="152400"/>
                   <wp:effectExtent b="0" l="0" r="0" t="0"/>
-                  <wp:docPr descr="" title="" id="44" name="Picture"/>
+                  <wp:docPr descr="" title="" id="47" name="Picture"/>
                   <a:graphic>
                     <a:graphicData uri="http://schemas.openxmlformats.org/drawingml/2006/picture">
                       <pic:pic>
                         <pic:nvPicPr>
-                          <pic:cNvPr descr="/Applications/Positron.app/Contents/Resources/app/quarto/share/formats/docx/tip.png" id="45" name="Picture"/>
+                          <pic:cNvPr descr="/Applications/Positron.app/Contents/Resources/app/quarto/share/formats/docx/tip.png" id="48" name="Picture"/>
                           <pic:cNvPicPr>
                             <a:picLocks noChangeArrowheads="1" noChangeAspect="1"/>
                           </pic:cNvPicPr>
@@ -3662,8 +3916,8 @@
         </w:tc>
       </w:tr>
     </w:tbl>
-    <w:bookmarkEnd w:id="46"/>
-    <w:bookmarkStart w:id="47" w:name="part-5-the-length-trap"/>
+    <w:bookmarkEnd w:id="49"/>
+    <w:bookmarkStart w:id="50" w:name="part-5-the-length-trap"/>
     <w:p>
       <w:pPr>
         <w:pStyle w:val="Heading2"/>
@@ -3687,8 +3941,8 @@
         <w:t xml:space="preserve">Trap</w:t>
       </w:r>
     </w:p>
-    <w:bookmarkEnd w:id="47"/>
-    <w:bookmarkStart w:id="53" w:name="the-length-trap"/>
+    <w:bookmarkEnd w:id="50"/>
+    <w:bookmarkStart w:id="56" w:name="the-length-trap"/>
     <w:p>
       <w:pPr>
         <w:pStyle w:val="Heading2"/>
@@ -3753,18 +4007,18 @@
                 <wp:inline>
                   <wp:extent cx="152400" cy="152400"/>
                   <wp:effectExtent b="0" l="0" r="0" t="0"/>
-                  <wp:docPr descr="" title="" id="49" name="Picture"/>
+                  <wp:docPr descr="" title="" id="52" name="Picture"/>
                   <a:graphic>
                     <a:graphicData uri="http://schemas.openxmlformats.org/drawingml/2006/picture">
                       <pic:pic>
                         <pic:nvPicPr>
-                          <pic:cNvPr descr="/Applications/Positron.app/Contents/Resources/app/quarto/share/formats/docx/important.png" id="50" name="Picture"/>
+                          <pic:cNvPr descr="/Applications/Positron.app/Contents/Resources/app/quarto/share/formats/docx/important.png" id="53" name="Picture"/>
                           <pic:cNvPicPr>
                             <a:picLocks noChangeArrowheads="1" noChangeAspect="1"/>
                           </pic:cNvPicPr>
                         </pic:nvPicPr>
                         <pic:blipFill>
-                          <a:blip r:embed="rId48"/>
+                          <a:blip r:embed="rId51"/>
                           <a:stretch>
                             <a:fillRect/>
                           </a:stretch>
@@ -4104,12 +4358,12 @@
                 <wp:inline>
                   <wp:extent cx="152400" cy="152400"/>
                   <wp:effectExtent b="0" l="0" r="0" t="0"/>
-                  <wp:docPr descr="" title="" id="51" name="Picture"/>
+                  <wp:docPr descr="" title="" id="54" name="Picture"/>
                   <a:graphic>
                     <a:graphicData uri="http://schemas.openxmlformats.org/drawingml/2006/picture">
                       <pic:pic>
                         <pic:nvPicPr>
-                          <pic:cNvPr descr="/Applications/Positron.app/Contents/Resources/app/quarto/share/formats/docx/note.png" id="52" name="Picture"/>
+                          <pic:cNvPr descr="/Applications/Positron.app/Contents/Resources/app/quarto/share/formats/docx/note.png" id="55" name="Picture"/>
                           <pic:cNvPicPr>
                             <a:picLocks noChangeArrowheads="1" noChangeAspect="1"/>
                           </pic:cNvPicPr>
@@ -4184,7 +4438,7 @@
               <w:pStyle w:val="Compact"/>
               <w:numPr>
                 <w:ilvl w:val="0"/>
-                <w:numId w:val="1008"/>
+                <w:numId w:val="1011"/>
               </w:numPr>
             </w:pPr>
             <w:r>
@@ -4222,7 +4476,7 @@
               <w:pStyle w:val="Compact"/>
               <w:numPr>
                 <w:ilvl w:val="0"/>
-                <w:numId w:val="1008"/>
+                <w:numId w:val="1011"/>
               </w:numPr>
             </w:pPr>
             <w:r>
@@ -4260,7 +4514,7 @@
               <w:pStyle w:val="Compact"/>
               <w:numPr>
                 <w:ilvl w:val="0"/>
-                <w:numId w:val="1008"/>
+                <w:numId w:val="1011"/>
               </w:numPr>
             </w:pPr>
             <w:r>
@@ -4292,8 +4546,8 @@
         </w:tc>
       </w:tr>
     </w:tbl>
-    <w:bookmarkEnd w:id="53"/>
-    <w:bookmarkStart w:id="57" w:name="the-length-trap-why-it-matters"/>
+    <w:bookmarkEnd w:id="56"/>
+    <w:bookmarkStart w:id="60" w:name="the-length-trap-why-it-matters"/>
     <w:p>
       <w:pPr>
         <w:pStyle w:val="Heading2"/>
@@ -4491,7 +4745,7 @@
         <w:rPr>
           <w:rStyle w:val="NormalTok"/>
         </w:rPr>
-        <w:t xml:space="preserve">)</w:t>
+        <w:t xml:space="preserve">) </w:t>
       </w:r>
     </w:p>
     <w:p>
@@ -4503,6 +4757,17 @@
           <w:rStyle w:val="VerbatimChar"/>
         </w:rPr>
         <w:t xml:space="preserve">[1] 0.931</w:t>
+      </w:r>
+    </w:p>
+    <w:p>
+      <w:pPr>
+        <w:pStyle w:val="SourceCode"/>
+      </w:pPr>
+      <w:r>
+        <w:rPr>
+          <w:rStyle w:val="CommentTok"/>
+        </w:rPr>
+        <w:t xml:space="preserve"># note base r rounding is really odd - use round_half_up from janitor</w:t>
       </w:r>
     </w:p>
     <w:tbl>
@@ -4546,18 +4811,18 @@
                 <wp:inline>
                   <wp:extent cx="152400" cy="152400"/>
                   <wp:effectExtent b="0" l="0" r="0" t="0"/>
-                  <wp:docPr descr="" title="" id="55" name="Picture"/>
+                  <wp:docPr descr="" title="" id="58" name="Picture"/>
                   <a:graphic>
                     <a:graphicData uri="http://schemas.openxmlformats.org/drawingml/2006/picture">
                       <pic:pic>
                         <pic:nvPicPr>
-                          <pic:cNvPr descr="/Applications/Positron.app/Contents/Resources/app/quarto/share/formats/docx/warning.png" id="56" name="Picture"/>
+                          <pic:cNvPr descr="/Applications/Positron.app/Contents/Resources/app/quarto/share/formats/docx/warning.png" id="59" name="Picture"/>
                           <pic:cNvPicPr>
                             <a:picLocks noChangeArrowheads="1" noChangeAspect="1"/>
                           </pic:cNvPicPr>
                         </pic:nvPicPr>
                         <pic:blipFill>
-                          <a:blip r:embed="rId54"/>
+                          <a:blip r:embed="rId57"/>
                           <a:stretch>
                             <a:fillRect/>
                           </a:stretch>
@@ -4667,8 +4932,8 @@
         </w:tc>
       </w:tr>
     </w:tbl>
-    <w:bookmarkEnd w:id="57"/>
-    <w:bookmarkStart w:id="60" w:name="fix-sumis.na"/>
+    <w:bookmarkEnd w:id="60"/>
+    <w:bookmarkStart w:id="63" w:name="fix-sumis.na"/>
     <w:p>
       <w:pPr>
         <w:pStyle w:val="Heading2"/>
@@ -4810,484 +5075,6 @@
           <w:rStyle w:val="VerbatimChar"/>
         </w:rPr>
         <w:t xml:space="preserve">[1] 3</w:t>
-      </w:r>
-    </w:p>
-    <w:tbl>
-      <w:tblPr>
-        <w:tblStyle w:val="Table"/>
-        <w:tblLook w:firstRow="0" w:lastRow="0" w:firstColumn="0" w:lastColumn="0" w:noHBand="0" w:noVBand="0" w:val="0000"/>
-        <w:tblBorders>
-          <w:top w:val="single" w:sz="4" w:space="0" w:color="00A047"/>
-          <w:left w:val="single" w:sz="24" w:space="0" w:color="00A047"/>
-          <w:bottom w:val="single" w:sz="4" w:space="0" w:color="00A047"/>
-          <w:right w:val="single" w:sz="4" w:space="0" w:color="00A047"/>
-        </w:tblBorders>
-        <w:tblCellMar>
-          <w:left w:w="144" w:type="dxa"/>
-          <w:right w:w="144" w:type="dxa"/>
-        </w:tblCellMar>
-        <w:tblLook w:firstRow="0" w:lastRow="0" w:firstColumn="0" w:lastColumn="0" w:noHBand="0" w:noVBand="0" w:val="0000"/>
-      </w:tblPr>
-      <w:tr>
-        <w:trPr>
-          <w:cantSplit/>
-        </w:trPr>
-        <w:tc>
-          <w:tcPr>
-            <w:shd w:color="auto" w:fill="ccf1e3" w:val="clear"/>
-            <w:tcMar>
-              <w:top w:w="92" w:type="dxa"/>
-              <w:bottom w:w="92" w:type="dxa"/>
-            </w:tcMar>
-          </w:tcPr>
-          <w:p>
-            <w:pPr>
-              <w:pStyle w:val="FirstParagraph"/>
-            </w:pPr>
-            <w:pPr>
-              <w:spacing w:before="0" w:after="0"/>
-              <w:textAlignment w:val="center"/>
-            </w:pPr>
-            <w:r>
-              <w:drawing>
-                <wp:inline>
-                  <wp:extent cx="152400" cy="152400"/>
-                  <wp:effectExtent b="0" l="0" r="0" t="0"/>
-                  <wp:docPr descr="" title="" id="58" name="Picture"/>
-                  <a:graphic>
-                    <a:graphicData uri="http://schemas.openxmlformats.org/drawingml/2006/picture">
-                      <pic:pic>
-                        <pic:nvPicPr>
-                          <pic:cNvPr descr="/Applications/Positron.app/Contents/Resources/app/quarto/share/formats/docx/tip.png" id="59" name="Picture"/>
-                          <pic:cNvPicPr>
-                            <a:picLocks noChangeArrowheads="1" noChangeAspect="1"/>
-                          </pic:cNvPicPr>
-                        </pic:nvPicPr>
-                        <pic:blipFill>
-                          <a:blip r:embed="rId18"/>
-                          <a:stretch>
-                            <a:fillRect/>
-                          </a:stretch>
-                        </pic:blipFill>
-                        <pic:spPr bwMode="auto">
-                          <a:xfrm>
-                            <a:off x="0" y="0"/>
-                            <a:ext cx="152400" cy="152400"/>
-                          </a:xfrm>
-                          <a:prstGeom prst="rect">
-                            <a:avLst/>
-                          </a:prstGeom>
-                          <a:noFill/>
-                          <a:ln w="9525">
-                            <a:noFill/>
-                            <a:headEnd/>
-                            <a:tailEnd/>
-                          </a:ln>
-                        </pic:spPr>
-                      </pic:pic>
-                    </a:graphicData>
-                  </a:graphic>
-                </wp:inline>
-              </w:drawing>
-            </w:r>
-            <w:r>
-              <w:t xml:space="preserve"> </w:t>
-            </w:r>
-            <w:r>
-              <w:t xml:space="preserve"> </w:t>
-            </w:r>
-            <w:r>
-              <w:t xml:space="preserve">Tip</w:t>
-            </w:r>
-          </w:p>
-        </w:tc>
-      </w:tr>
-      <w:tr>
-        <w:trPr>
-          <w:cantSplit/>
-        </w:trPr>
-        <w:tc>
-          <w:tcPr>
-            <w:tcMar>
-              <w:top w:w="108" w:type="dxa"/>
-              <w:bottom w:w="108" w:type="dxa"/>
-            </w:tcMar>
-          </w:tcPr>
-          <w:p>
-            <w:pPr>
-              <w:pStyle w:val="BodyText"/>
-            </w:pPr>
-            <w:pPr>
-              <w:spacing w:before="16" w:after="16"/>
-            </w:pPr>
-            <w:r>
-              <w:rPr>
-                <w:b/>
-                <w:bCs/>
-              </w:rPr>
-              <w:t xml:space="preserve">Best practice:</w:t>
-            </w:r>
-            <w:r>
-              <w:t xml:space="preserve"> </w:t>
-            </w:r>
-            <w:r>
-              <w:t xml:space="preserve">use</w:t>
-            </w:r>
-            <w:r>
-              <w:t xml:space="preserve"> </w:t>
-            </w:r>
-            <w:r>
-              <w:rPr>
-                <w:rStyle w:val="VerbatimChar"/>
-              </w:rPr>
-              <w:t xml:space="preserve">sum(!is.na(x))</w:t>
-            </w:r>
-            <w:r>
-              <w:t xml:space="preserve"> </w:t>
-            </w:r>
-            <w:r>
-              <w:t xml:space="preserve">for</w:t>
-            </w:r>
-            <w:r>
-              <w:t xml:space="preserve"> </w:t>
-            </w:r>
-            <w:r>
-              <w:rPr>
-                <w:i/>
-                <w:iCs/>
-              </w:rPr>
-              <w:t xml:space="preserve">n</w:t>
-            </w:r>
-            <w:r>
-              <w:t xml:space="preserve"> </w:t>
-            </w:r>
-            <w:r>
-              <w:t xml:space="preserve">every time you compute an SE — even when you’re sure there are no missing values. Field data rarely stays that clean.</w:t>
-            </w:r>
-          </w:p>
-          <w:p/>
-        </w:tc>
-      </w:tr>
-    </w:tbl>
-    <w:p>
-      <w:pPr>
-        <w:pStyle w:val="BodyText"/>
-      </w:pPr>
-      <w:r>
-        <w:rPr>
-          <w:b/>
-          <w:bCs/>
-        </w:rPr>
-        <w:t xml:space="preserve">How it works, step by step:</w:t>
-      </w:r>
-    </w:p>
-    <w:p>
-      <w:pPr>
-        <w:pStyle w:val="Compact"/>
-        <w:numPr>
-          <w:ilvl w:val="0"/>
-          <w:numId w:val="1009"/>
-        </w:numPr>
-      </w:pPr>
-      <w:r>
-        <w:rPr>
-          <w:rStyle w:val="VerbatimChar"/>
-        </w:rPr>
-        <w:t xml:space="preserve">is.na(x)</w:t>
-      </w:r>
-      <w:r>
-        <w:t xml:space="preserve"> </w:t>
-      </w:r>
-      <w:r>
-        <w:t xml:space="preserve">→</w:t>
-      </w:r>
-      <w:r>
-        <w:t xml:space="preserve"> </w:t>
-      </w:r>
-      <w:r>
-        <w:rPr>
-          <w:rStyle w:val="VerbatimChar"/>
-        </w:rPr>
-        <w:t xml:space="preserve">TRUE</w:t>
-      </w:r>
-      <w:r>
-        <w:t xml:space="preserve"> </w:t>
-      </w:r>
-      <w:r>
-        <w:t xml:space="preserve">for each missing value</w:t>
-      </w:r>
-    </w:p>
-    <w:p>
-      <w:pPr>
-        <w:pStyle w:val="Compact"/>
-        <w:numPr>
-          <w:ilvl w:val="0"/>
-          <w:numId w:val="1009"/>
-        </w:numPr>
-      </w:pPr>
-      <w:r>
-        <w:rPr>
-          <w:rStyle w:val="VerbatimChar"/>
-        </w:rPr>
-        <w:t xml:space="preserve">!is.na(x)</w:t>
-      </w:r>
-      <w:r>
-        <w:t xml:space="preserve"> </w:t>
-      </w:r>
-      <w:r>
-        <w:t xml:space="preserve">→ flips it to</w:t>
-      </w:r>
-      <w:r>
-        <w:t xml:space="preserve"> </w:t>
-      </w:r>
-      <w:r>
-        <w:rPr>
-          <w:rStyle w:val="VerbatimChar"/>
-        </w:rPr>
-        <w:t xml:space="preserve">TRUE</w:t>
-      </w:r>
-      <w:r>
-        <w:t xml:space="preserve"> </w:t>
-      </w:r>
-      <w:r>
-        <w:t xml:space="preserve">for</w:t>
-      </w:r>
-      <w:r>
-        <w:t xml:space="preserve"> </w:t>
-      </w:r>
-      <w:r>
-        <w:rPr>
-          <w:b/>
-          <w:bCs/>
-        </w:rPr>
-        <w:t xml:space="preserve">real</w:t>
-      </w:r>
-      <w:r>
-        <w:t xml:space="preserve"> </w:t>
-      </w:r>
-      <w:r>
-        <w:t xml:space="preserve">values</w:t>
-      </w:r>
-    </w:p>
-    <w:p>
-      <w:pPr>
-        <w:pStyle w:val="Compact"/>
-        <w:numPr>
-          <w:ilvl w:val="0"/>
-          <w:numId w:val="1009"/>
-        </w:numPr>
-      </w:pPr>
-      <w:r>
-        <w:rPr>
-          <w:rStyle w:val="VerbatimChar"/>
-        </w:rPr>
-        <w:t xml:space="preserve">sum(...)</w:t>
-      </w:r>
-      <w:r>
-        <w:t xml:space="preserve"> </w:t>
-      </w:r>
-      <w:r>
-        <w:t xml:space="preserve">→ adds up the</w:t>
-      </w:r>
-      <w:r>
-        <w:t xml:space="preserve"> </w:t>
-      </w:r>
-      <w:r>
-        <w:rPr>
-          <w:rStyle w:val="VerbatimChar"/>
-        </w:rPr>
-        <w:t xml:space="preserve">TRUE</w:t>
-      </w:r>
-      <w:r>
-        <w:t xml:space="preserve">s (</w:t>
-      </w:r>
-      <w:r>
-        <w:rPr>
-          <w:rStyle w:val="VerbatimChar"/>
-        </w:rPr>
-        <w:t xml:space="preserve">TRUE</w:t>
-      </w:r>
-      <w:r>
-        <w:t xml:space="preserve"> </w:t>
-      </w:r>
-      <w:r>
-        <w:t xml:space="preserve">= 1)</w:t>
-      </w:r>
-    </w:p>
-    <w:p>
-      <w:pPr>
-        <w:pStyle w:val="FirstParagraph"/>
-      </w:pPr>
-      <w:r>
-        <w:t xml:space="preserve">📖 R4DS §18 — Missing Values</w:t>
-      </w:r>
-    </w:p>
-    <w:bookmarkEnd w:id="60"/>
-    <w:bookmarkStart w:id="63" w:name="fix-applied-to-real-data"/>
-    <w:p>
-      <w:pPr>
-        <w:pStyle w:val="Heading2"/>
-      </w:pPr>
-      <w:r>
-        <w:t xml:space="preserve">Fix — Applied to Real Data</w:t>
-      </w:r>
-    </w:p>
-    <w:p>
-      <w:pPr>
-        <w:pStyle w:val="SourceCode"/>
-      </w:pPr>
-      <w:r>
-        <w:rPr>
-          <w:rStyle w:val="CommentTok"/>
-        </w:rPr>
-        <w:t xml:space="preserve"># Applied to our real data — even with no NAs, make it a habit</w:t>
-      </w:r>
-      <w:r>
-        <w:br/>
-      </w:r>
-      <w:r>
-        <w:rPr>
-          <w:rStyle w:val="NormalTok"/>
-        </w:rPr>
-        <w:t xml:space="preserve">n_shady  </w:t>
-      </w:r>
-      <w:r>
-        <w:rPr>
-          <w:rStyle w:val="OtherTok"/>
-        </w:rPr>
-        <w:t xml:space="preserve">&lt;-</w:t>
-      </w:r>
-      <w:r>
-        <w:rPr>
-          <w:rStyle w:val="NormalTok"/>
-        </w:rPr>
-        <w:t xml:space="preserve"> </w:t>
-      </w:r>
-      <w:r>
-        <w:rPr>
-          <w:rStyle w:val="FunctionTok"/>
-        </w:rPr>
-        <w:t xml:space="preserve">sum</w:t>
-      </w:r>
-      <w:r>
-        <w:rPr>
-          <w:rStyle w:val="NormalTok"/>
-        </w:rPr>
-        <w:t xml:space="preserve">(</w:t>
-      </w:r>
-      <w:r>
-        <w:rPr>
-          <w:rStyle w:val="SpecialCharTok"/>
-        </w:rPr>
-        <w:t xml:space="preserve">!</w:t>
-      </w:r>
-      <w:r>
-        <w:rPr>
-          <w:rStyle w:val="FunctionTok"/>
-        </w:rPr>
-        <w:t xml:space="preserve">is.na</w:t>
-      </w:r>
-      <w:r>
-        <w:rPr>
-          <w:rStyle w:val="NormalTok"/>
-        </w:rPr>
-        <w:t xml:space="preserve">(shady_lengths))</w:t>
-      </w:r>
-      <w:r>
-        <w:br/>
-      </w:r>
-      <w:r>
-        <w:rPr>
-          <w:rStyle w:val="NormalTok"/>
-        </w:rPr>
-        <w:t xml:space="preserve">n_sunny </w:t>
-      </w:r>
-      <w:r>
-        <w:rPr>
-          <w:rStyle w:val="OtherTok"/>
-        </w:rPr>
-        <w:t xml:space="preserve">&lt;-</w:t>
-      </w:r>
-      <w:r>
-        <w:rPr>
-          <w:rStyle w:val="NormalTok"/>
-        </w:rPr>
-        <w:t xml:space="preserve"> </w:t>
-      </w:r>
-      <w:r>
-        <w:rPr>
-          <w:rStyle w:val="FunctionTok"/>
-        </w:rPr>
-        <w:t xml:space="preserve">sum</w:t>
-      </w:r>
-      <w:r>
-        <w:rPr>
-          <w:rStyle w:val="NormalTok"/>
-        </w:rPr>
-        <w:t xml:space="preserve">(</w:t>
-      </w:r>
-      <w:r>
-        <w:rPr>
-          <w:rStyle w:val="SpecialCharTok"/>
-        </w:rPr>
-        <w:t xml:space="preserve">!</w:t>
-      </w:r>
-      <w:r>
-        <w:rPr>
-          <w:rStyle w:val="FunctionTok"/>
-        </w:rPr>
-        <w:t xml:space="preserve">is.na</w:t>
-      </w:r>
-      <w:r>
-        <w:rPr>
-          <w:rStyle w:val="NormalTok"/>
-        </w:rPr>
-        <w:t xml:space="preserve">(sunny_lengths))</w:t>
-      </w:r>
-      <w:r>
-        <w:br/>
-      </w:r>
-      <w:r>
-        <w:br/>
-      </w:r>
-      <w:r>
-        <w:rPr>
-          <w:rStyle w:val="NormalTok"/>
-        </w:rPr>
-        <w:t xml:space="preserve">n_shady</w:t>
-      </w:r>
-    </w:p>
-    <w:p>
-      <w:pPr>
-        <w:pStyle w:val="SourceCode"/>
-      </w:pPr>
-      <w:r>
-        <w:rPr>
-          <w:rStyle w:val="VerbatimChar"/>
-        </w:rPr>
-        <w:t xml:space="preserve">[1] 24</w:t>
-      </w:r>
-    </w:p>
-    <w:p>
-      <w:pPr>
-        <w:pStyle w:val="SourceCode"/>
-      </w:pPr>
-      <w:r>
-        <w:rPr>
-          <w:rStyle w:val="NormalTok"/>
-        </w:rPr>
-        <w:t xml:space="preserve">n_sunny</w:t>
-      </w:r>
-    </w:p>
-    <w:p>
-      <w:pPr>
-        <w:pStyle w:val="SourceCode"/>
-      </w:pPr>
-      <w:r>
-        <w:rPr>
-          <w:rStyle w:val="VerbatimChar"/>
-        </w:rPr>
-        <w:t xml:space="preserve">[1] 24</w:t>
       </w:r>
     </w:p>
     <w:tbl>
@@ -5399,6 +5186,484 @@
               <w:spacing w:before="16" w:after="16"/>
             </w:pPr>
             <w:r>
+              <w:rPr>
+                <w:b/>
+                <w:bCs/>
+              </w:rPr>
+              <w:t xml:space="preserve">Best practice:</w:t>
+            </w:r>
+            <w:r>
+              <w:t xml:space="preserve"> </w:t>
+            </w:r>
+            <w:r>
+              <w:t xml:space="preserve">use</w:t>
+            </w:r>
+            <w:r>
+              <w:t xml:space="preserve"> </w:t>
+            </w:r>
+            <w:r>
+              <w:rPr>
+                <w:rStyle w:val="VerbatimChar"/>
+              </w:rPr>
+              <w:t xml:space="preserve">sum(!is.na(x))</w:t>
+            </w:r>
+            <w:r>
+              <w:t xml:space="preserve"> </w:t>
+            </w:r>
+            <w:r>
+              <w:t xml:space="preserve">for</w:t>
+            </w:r>
+            <w:r>
+              <w:t xml:space="preserve"> </w:t>
+            </w:r>
+            <w:r>
+              <w:rPr>
+                <w:i/>
+                <w:iCs/>
+              </w:rPr>
+              <w:t xml:space="preserve">n</w:t>
+            </w:r>
+            <w:r>
+              <w:t xml:space="preserve"> </w:t>
+            </w:r>
+            <w:r>
+              <w:t xml:space="preserve">every time you compute an SE — even when you’re sure there are no missing values. Field data rarely stays that clean.</w:t>
+            </w:r>
+          </w:p>
+          <w:p/>
+        </w:tc>
+      </w:tr>
+    </w:tbl>
+    <w:p>
+      <w:pPr>
+        <w:pStyle w:val="BodyText"/>
+      </w:pPr>
+      <w:r>
+        <w:rPr>
+          <w:b/>
+          <w:bCs/>
+        </w:rPr>
+        <w:t xml:space="preserve">How it works, step by step:</w:t>
+      </w:r>
+    </w:p>
+    <w:p>
+      <w:pPr>
+        <w:pStyle w:val="Compact"/>
+        <w:numPr>
+          <w:ilvl w:val="0"/>
+          <w:numId w:val="1012"/>
+        </w:numPr>
+      </w:pPr>
+      <w:r>
+        <w:rPr>
+          <w:rStyle w:val="VerbatimChar"/>
+        </w:rPr>
+        <w:t xml:space="preserve">is.na(x)</w:t>
+      </w:r>
+      <w:r>
+        <w:t xml:space="preserve"> </w:t>
+      </w:r>
+      <w:r>
+        <w:t xml:space="preserve">→</w:t>
+      </w:r>
+      <w:r>
+        <w:t xml:space="preserve"> </w:t>
+      </w:r>
+      <w:r>
+        <w:rPr>
+          <w:rStyle w:val="VerbatimChar"/>
+        </w:rPr>
+        <w:t xml:space="preserve">TRUE</w:t>
+      </w:r>
+      <w:r>
+        <w:t xml:space="preserve"> </w:t>
+      </w:r>
+      <w:r>
+        <w:t xml:space="preserve">for each missing value</w:t>
+      </w:r>
+    </w:p>
+    <w:p>
+      <w:pPr>
+        <w:pStyle w:val="Compact"/>
+        <w:numPr>
+          <w:ilvl w:val="0"/>
+          <w:numId w:val="1012"/>
+        </w:numPr>
+      </w:pPr>
+      <w:r>
+        <w:rPr>
+          <w:rStyle w:val="VerbatimChar"/>
+        </w:rPr>
+        <w:t xml:space="preserve">!is.na(x)</w:t>
+      </w:r>
+      <w:r>
+        <w:t xml:space="preserve"> </w:t>
+      </w:r>
+      <w:r>
+        <w:t xml:space="preserve">→ flips it to</w:t>
+      </w:r>
+      <w:r>
+        <w:t xml:space="preserve"> </w:t>
+      </w:r>
+      <w:r>
+        <w:rPr>
+          <w:rStyle w:val="VerbatimChar"/>
+        </w:rPr>
+        <w:t xml:space="preserve">TRUE</w:t>
+      </w:r>
+      <w:r>
+        <w:t xml:space="preserve"> </w:t>
+      </w:r>
+      <w:r>
+        <w:t xml:space="preserve">for</w:t>
+      </w:r>
+      <w:r>
+        <w:t xml:space="preserve"> </w:t>
+      </w:r>
+      <w:r>
+        <w:rPr>
+          <w:b/>
+          <w:bCs/>
+        </w:rPr>
+        <w:t xml:space="preserve">real</w:t>
+      </w:r>
+      <w:r>
+        <w:t xml:space="preserve"> </w:t>
+      </w:r>
+      <w:r>
+        <w:t xml:space="preserve">values</w:t>
+      </w:r>
+    </w:p>
+    <w:p>
+      <w:pPr>
+        <w:pStyle w:val="Compact"/>
+        <w:numPr>
+          <w:ilvl w:val="0"/>
+          <w:numId w:val="1012"/>
+        </w:numPr>
+      </w:pPr>
+      <w:r>
+        <w:rPr>
+          <w:rStyle w:val="VerbatimChar"/>
+        </w:rPr>
+        <w:t xml:space="preserve">sum(...)</w:t>
+      </w:r>
+      <w:r>
+        <w:t xml:space="preserve"> </w:t>
+      </w:r>
+      <w:r>
+        <w:t xml:space="preserve">→ adds up the</w:t>
+      </w:r>
+      <w:r>
+        <w:t xml:space="preserve"> </w:t>
+      </w:r>
+      <w:r>
+        <w:rPr>
+          <w:rStyle w:val="VerbatimChar"/>
+        </w:rPr>
+        <w:t xml:space="preserve">TRUE</w:t>
+      </w:r>
+      <w:r>
+        <w:t xml:space="preserve">s (</w:t>
+      </w:r>
+      <w:r>
+        <w:rPr>
+          <w:rStyle w:val="VerbatimChar"/>
+        </w:rPr>
+        <w:t xml:space="preserve">TRUE</w:t>
+      </w:r>
+      <w:r>
+        <w:t xml:space="preserve"> </w:t>
+      </w:r>
+      <w:r>
+        <w:t xml:space="preserve">= 1)</w:t>
+      </w:r>
+    </w:p>
+    <w:p>
+      <w:pPr>
+        <w:pStyle w:val="FirstParagraph"/>
+      </w:pPr>
+      <w:r>
+        <w:t xml:space="preserve">📖 R4DS §18 — Missing Values</w:t>
+      </w:r>
+    </w:p>
+    <w:bookmarkEnd w:id="63"/>
+    <w:bookmarkStart w:id="66" w:name="fix-applied-to-real-data"/>
+    <w:p>
+      <w:pPr>
+        <w:pStyle w:val="Heading2"/>
+      </w:pPr>
+      <w:r>
+        <w:t xml:space="preserve">Fix — Applied to Real Data</w:t>
+      </w:r>
+    </w:p>
+    <w:p>
+      <w:pPr>
+        <w:pStyle w:val="SourceCode"/>
+      </w:pPr>
+      <w:r>
+        <w:rPr>
+          <w:rStyle w:val="CommentTok"/>
+        </w:rPr>
+        <w:t xml:space="preserve"># Applied to our real data — even with no NAs, make it a habit</w:t>
+      </w:r>
+      <w:r>
+        <w:br/>
+      </w:r>
+      <w:r>
+        <w:rPr>
+          <w:rStyle w:val="NormalTok"/>
+        </w:rPr>
+        <w:t xml:space="preserve">n_shady  </w:t>
+      </w:r>
+      <w:r>
+        <w:rPr>
+          <w:rStyle w:val="OtherTok"/>
+        </w:rPr>
+        <w:t xml:space="preserve">&lt;-</w:t>
+      </w:r>
+      <w:r>
+        <w:rPr>
+          <w:rStyle w:val="NormalTok"/>
+        </w:rPr>
+        <w:t xml:space="preserve"> </w:t>
+      </w:r>
+      <w:r>
+        <w:rPr>
+          <w:rStyle w:val="FunctionTok"/>
+        </w:rPr>
+        <w:t xml:space="preserve">sum</w:t>
+      </w:r>
+      <w:r>
+        <w:rPr>
+          <w:rStyle w:val="NormalTok"/>
+        </w:rPr>
+        <w:t xml:space="preserve">(</w:t>
+      </w:r>
+      <w:r>
+        <w:rPr>
+          <w:rStyle w:val="SpecialCharTok"/>
+        </w:rPr>
+        <w:t xml:space="preserve">!</w:t>
+      </w:r>
+      <w:r>
+        <w:rPr>
+          <w:rStyle w:val="FunctionTok"/>
+        </w:rPr>
+        <w:t xml:space="preserve">is.na</w:t>
+      </w:r>
+      <w:r>
+        <w:rPr>
+          <w:rStyle w:val="NormalTok"/>
+        </w:rPr>
+        <w:t xml:space="preserve">(shady_lengths))</w:t>
+      </w:r>
+      <w:r>
+        <w:br/>
+      </w:r>
+      <w:r>
+        <w:rPr>
+          <w:rStyle w:val="NormalTok"/>
+        </w:rPr>
+        <w:t xml:space="preserve">n_sunny </w:t>
+      </w:r>
+      <w:r>
+        <w:rPr>
+          <w:rStyle w:val="OtherTok"/>
+        </w:rPr>
+        <w:t xml:space="preserve">&lt;-</w:t>
+      </w:r>
+      <w:r>
+        <w:rPr>
+          <w:rStyle w:val="NormalTok"/>
+        </w:rPr>
+        <w:t xml:space="preserve"> </w:t>
+      </w:r>
+      <w:r>
+        <w:rPr>
+          <w:rStyle w:val="FunctionTok"/>
+        </w:rPr>
+        <w:t xml:space="preserve">sum</w:t>
+      </w:r>
+      <w:r>
+        <w:rPr>
+          <w:rStyle w:val="NormalTok"/>
+        </w:rPr>
+        <w:t xml:space="preserve">(</w:t>
+      </w:r>
+      <w:r>
+        <w:rPr>
+          <w:rStyle w:val="SpecialCharTok"/>
+        </w:rPr>
+        <w:t xml:space="preserve">!</w:t>
+      </w:r>
+      <w:r>
+        <w:rPr>
+          <w:rStyle w:val="FunctionTok"/>
+        </w:rPr>
+        <w:t xml:space="preserve">is.na</w:t>
+      </w:r>
+      <w:r>
+        <w:rPr>
+          <w:rStyle w:val="NormalTok"/>
+        </w:rPr>
+        <w:t xml:space="preserve">(sunny_lengths))</w:t>
+      </w:r>
+      <w:r>
+        <w:br/>
+      </w:r>
+      <w:r>
+        <w:br/>
+      </w:r>
+      <w:r>
+        <w:rPr>
+          <w:rStyle w:val="NormalTok"/>
+        </w:rPr>
+        <w:t xml:space="preserve">n_shady</w:t>
+      </w:r>
+    </w:p>
+    <w:p>
+      <w:pPr>
+        <w:pStyle w:val="SourceCode"/>
+      </w:pPr>
+      <w:r>
+        <w:rPr>
+          <w:rStyle w:val="VerbatimChar"/>
+        </w:rPr>
+        <w:t xml:space="preserve">[1] 24</w:t>
+      </w:r>
+    </w:p>
+    <w:p>
+      <w:pPr>
+        <w:pStyle w:val="SourceCode"/>
+      </w:pPr>
+      <w:r>
+        <w:rPr>
+          <w:rStyle w:val="NormalTok"/>
+        </w:rPr>
+        <w:t xml:space="preserve">n_sunny</w:t>
+      </w:r>
+    </w:p>
+    <w:p>
+      <w:pPr>
+        <w:pStyle w:val="SourceCode"/>
+      </w:pPr>
+      <w:r>
+        <w:rPr>
+          <w:rStyle w:val="VerbatimChar"/>
+        </w:rPr>
+        <w:t xml:space="preserve">[1] 24</w:t>
+      </w:r>
+    </w:p>
+    <w:tbl>
+      <w:tblPr>
+        <w:tblStyle w:val="Table"/>
+        <w:tblLook w:firstRow="0" w:lastRow="0" w:firstColumn="0" w:lastColumn="0" w:noHBand="0" w:noVBand="0" w:val="0000"/>
+        <w:tblBorders>
+          <w:top w:val="single" w:sz="4" w:space="0" w:color="00A047"/>
+          <w:left w:val="single" w:sz="24" w:space="0" w:color="00A047"/>
+          <w:bottom w:val="single" w:sz="4" w:space="0" w:color="00A047"/>
+          <w:right w:val="single" w:sz="4" w:space="0" w:color="00A047"/>
+        </w:tblBorders>
+        <w:tblCellMar>
+          <w:left w:w="144" w:type="dxa"/>
+          <w:right w:w="144" w:type="dxa"/>
+        </w:tblCellMar>
+        <w:tblLook w:firstRow="0" w:lastRow="0" w:firstColumn="0" w:lastColumn="0" w:noHBand="0" w:noVBand="0" w:val="0000"/>
+      </w:tblPr>
+      <w:tr>
+        <w:trPr>
+          <w:cantSplit/>
+        </w:trPr>
+        <w:tc>
+          <w:tcPr>
+            <w:shd w:color="auto" w:fill="ccf1e3" w:val="clear"/>
+            <w:tcMar>
+              <w:top w:w="92" w:type="dxa"/>
+              <w:bottom w:w="92" w:type="dxa"/>
+            </w:tcMar>
+          </w:tcPr>
+          <w:p>
+            <w:pPr>
+              <w:pStyle w:val="FirstParagraph"/>
+            </w:pPr>
+            <w:pPr>
+              <w:spacing w:before="0" w:after="0"/>
+              <w:textAlignment w:val="center"/>
+            </w:pPr>
+            <w:r>
+              <w:drawing>
+                <wp:inline>
+                  <wp:extent cx="152400" cy="152400"/>
+                  <wp:effectExtent b="0" l="0" r="0" t="0"/>
+                  <wp:docPr descr="" title="" id="64" name="Picture"/>
+                  <a:graphic>
+                    <a:graphicData uri="http://schemas.openxmlformats.org/drawingml/2006/picture">
+                      <pic:pic>
+                        <pic:nvPicPr>
+                          <pic:cNvPr descr="/Applications/Positron.app/Contents/Resources/app/quarto/share/formats/docx/tip.png" id="65" name="Picture"/>
+                          <pic:cNvPicPr>
+                            <a:picLocks noChangeArrowheads="1" noChangeAspect="1"/>
+                          </pic:cNvPicPr>
+                        </pic:nvPicPr>
+                        <pic:blipFill>
+                          <a:blip r:embed="rId18"/>
+                          <a:stretch>
+                            <a:fillRect/>
+                          </a:stretch>
+                        </pic:blipFill>
+                        <pic:spPr bwMode="auto">
+                          <a:xfrm>
+                            <a:off x="0" y="0"/>
+                            <a:ext cx="152400" cy="152400"/>
+                          </a:xfrm>
+                          <a:prstGeom prst="rect">
+                            <a:avLst/>
+                          </a:prstGeom>
+                          <a:noFill/>
+                          <a:ln w="9525">
+                            <a:noFill/>
+                            <a:headEnd/>
+                            <a:tailEnd/>
+                          </a:ln>
+                        </pic:spPr>
+                      </pic:pic>
+                    </a:graphicData>
+                  </a:graphic>
+                </wp:inline>
+              </w:drawing>
+            </w:r>
+            <w:r>
+              <w:t xml:space="preserve"> </w:t>
+            </w:r>
+            <w:r>
+              <w:t xml:space="preserve"> </w:t>
+            </w:r>
+            <w:r>
+              <w:t xml:space="preserve">Tip</w:t>
+            </w:r>
+          </w:p>
+        </w:tc>
+      </w:tr>
+      <w:tr>
+        <w:trPr>
+          <w:cantSplit/>
+        </w:trPr>
+        <w:tc>
+          <w:tcPr>
+            <w:tcMar>
+              <w:top w:w="108" w:type="dxa"/>
+              <w:bottom w:w="108" w:type="dxa"/>
+            </w:tcMar>
+          </w:tcPr>
+          <w:p>
+            <w:pPr>
+              <w:pStyle w:val="BodyText"/>
+            </w:pPr>
+            <w:pPr>
+              <w:spacing w:before="16" w:after="16"/>
+            </w:pPr>
+            <w:r>
               <w:t xml:space="preserve">Even when you’re confident a column has zero missing values, run it through</w:t>
             </w:r>
             <w:r>
@@ -5421,8 +5686,8 @@
         </w:tc>
       </w:tr>
     </w:tbl>
-    <w:bookmarkEnd w:id="63"/>
-    <w:bookmarkStart w:id="64" w:name="part-6-standard-error"/>
+    <w:bookmarkEnd w:id="66"/>
+    <w:bookmarkStart w:id="67" w:name="part-6-standard-error"/>
     <w:p>
       <w:pPr>
         <w:pStyle w:val="Heading2"/>
@@ -5431,8 +5696,8 @@
         <w:t xml:space="preserve">Part 6 · Standard Error</w:t>
       </w:r>
     </w:p>
-    <w:bookmarkEnd w:id="64"/>
-    <w:bookmarkStart w:id="67" w:name="standard-error"/>
+    <w:bookmarkEnd w:id="67"/>
+    <w:bookmarkStart w:id="70" w:name="standard-error"/>
     <w:p>
       <w:pPr>
         <w:pStyle w:val="Heading2"/>
@@ -5493,7 +5758,7 @@
         <w:pStyle w:val="Compact"/>
         <w:numPr>
           <w:ilvl w:val="0"/>
-          <w:numId w:val="1010"/>
+          <w:numId w:val="1013"/>
         </w:numPr>
       </w:pPr>
       <w:r>
@@ -5521,7 +5786,7 @@
         <w:pStyle w:val="Compact"/>
         <w:numPr>
           <w:ilvl w:val="0"/>
-          <w:numId w:val="1010"/>
+          <w:numId w:val="1013"/>
         </w:numPr>
       </w:pPr>
       <w:r>
@@ -5923,18 +6188,18 @@
                 <wp:inline>
                   <wp:extent cx="152400" cy="152400"/>
                   <wp:effectExtent b="0" l="0" r="0" t="0"/>
-                  <wp:docPr descr="" title="" id="65" name="Picture"/>
+                  <wp:docPr descr="" title="" id="68" name="Picture"/>
                   <a:graphic>
                     <a:graphicData uri="http://schemas.openxmlformats.org/drawingml/2006/picture">
                       <pic:pic>
                         <pic:nvPicPr>
-                          <pic:cNvPr descr="/Applications/Positron.app/Contents/Resources/app/quarto/share/formats/docx/warning.png" id="66" name="Picture"/>
+                          <pic:cNvPr descr="/Applications/Positron.app/Contents/Resources/app/quarto/share/formats/docx/warning.png" id="69" name="Picture"/>
                           <pic:cNvPicPr>
                             <a:picLocks noChangeArrowheads="1" noChangeAspect="1"/>
                           </pic:cNvPicPr>
                         </pic:nvPicPr>
                         <pic:blipFill>
-                          <a:blip r:embed="rId54"/>
+                          <a:blip r:embed="rId57"/>
                           <a:stretch>
                             <a:fillRect/>
                           </a:stretch>
@@ -6053,8 +6318,8 @@
         </w:tc>
       </w:tr>
     </w:tbl>
-    <w:bookmarkEnd w:id="67"/>
-    <w:bookmarkStart w:id="70" w:name="all-stats-one-group-base-r"/>
+    <w:bookmarkEnd w:id="70"/>
+    <w:bookmarkStart w:id="73" w:name="all-stats-one-group-base-r"/>
     <w:p>
       <w:pPr>
         <w:pStyle w:val="Heading2"/>
@@ -6756,7 +7021,7 @@
         <w:pStyle w:val="Compact"/>
         <w:numPr>
           <w:ilvl w:val="0"/>
-          <w:numId w:val="1011"/>
+          <w:numId w:val="1014"/>
         </w:numPr>
       </w:pPr>
       <w:r>
@@ -6777,7 +7042,7 @@
         <w:pStyle w:val="Compact"/>
         <w:numPr>
           <w:ilvl w:val="0"/>
-          <w:numId w:val="1011"/>
+          <w:numId w:val="1014"/>
         </w:numPr>
       </w:pPr>
       <w:r>
@@ -6834,12 +7099,12 @@
                 <wp:inline>
                   <wp:extent cx="152400" cy="152400"/>
                   <wp:effectExtent b="0" l="0" r="0" t="0"/>
-                  <wp:docPr descr="" title="" id="68" name="Picture"/>
+                  <wp:docPr descr="" title="" id="71" name="Picture"/>
                   <a:graphic>
                     <a:graphicData uri="http://schemas.openxmlformats.org/drawingml/2006/picture">
                       <pic:pic>
                         <pic:nvPicPr>
-                          <pic:cNvPr descr="/Applications/Positron.app/Contents/Resources/app/quarto/share/formats/docx/note.png" id="69" name="Picture"/>
+                          <pic:cNvPr descr="/Applications/Positron.app/Contents/Resources/app/quarto/share/formats/docx/note.png" id="72" name="Picture"/>
                           <pic:cNvPicPr>
                             <a:picLocks noChangeArrowheads="1" noChangeAspect="1"/>
                           </pic:cNvPicPr>
@@ -6954,8 +7219,8 @@
         </w:tc>
       </w:tr>
     </w:tbl>
-    <w:bookmarkEnd w:id="70"/>
-    <w:bookmarkStart w:id="71" w:name="X315b316ec89df71592efa6e9d6564f8d7b897d8"/>
+    <w:bookmarkEnd w:id="73"/>
+    <w:bookmarkStart w:id="74" w:name="X315b316ec89df71592efa6e9d6564f8d7b897d8"/>
     <w:p>
       <w:pPr>
         <w:pStyle w:val="Heading2"/>
@@ -6979,8 +7244,8 @@
         <w:t xml:space="preserve">— a Fast Full-Dataset Overview</w:t>
       </w:r>
     </w:p>
-    <w:bookmarkEnd w:id="71"/>
-    <w:bookmarkStart w:id="74" w:name="skimr-every-column-one-command"/>
+    <w:bookmarkEnd w:id="74"/>
+    <w:bookmarkStart w:id="77" w:name="skimr-every-column-one-command"/>
     <w:p>
       <w:pPr>
         <w:pStyle w:val="Heading2"/>
@@ -8312,12 +8577,12 @@
                 <wp:inline>
                   <wp:extent cx="152400" cy="152400"/>
                   <wp:effectExtent b="0" l="0" r="0" t="0"/>
-                  <wp:docPr descr="" title="" id="72" name="Picture"/>
+                  <wp:docPr descr="" title="" id="75" name="Picture"/>
                   <a:graphic>
                     <a:graphicData uri="http://schemas.openxmlformats.org/drawingml/2006/picture">
                       <pic:pic>
                         <pic:nvPicPr>
-                          <pic:cNvPr descr="/Applications/Positron.app/Contents/Resources/app/quarto/share/formats/docx/note.png" id="73" name="Picture"/>
+                          <pic:cNvPr descr="/Applications/Positron.app/Contents/Resources/app/quarto/share/formats/docx/note.png" id="76" name="Picture"/>
                           <pic:cNvPicPr>
                             <a:picLocks noChangeArrowheads="1" noChangeAspect="1"/>
                           </pic:cNvPicPr>
@@ -8427,8 +8692,8 @@
         </w:tc>
       </w:tr>
     </w:tbl>
-    <w:bookmarkEnd w:id="74"/>
-    <w:bookmarkStart w:id="77" w:name="skimr-doesnt-replace-just-speeds-up"/>
+    <w:bookmarkEnd w:id="77"/>
+    <w:bookmarkStart w:id="80" w:name="skimr-doesnt-replace-just-speeds-up"/>
     <w:p>
       <w:pPr>
         <w:pStyle w:val="Heading2"/>
@@ -9215,18 +9480,18 @@
                 <wp:inline>
                   <wp:extent cx="152400" cy="152400"/>
                   <wp:effectExtent b="0" l="0" r="0" t="0"/>
-                  <wp:docPr descr="" title="" id="75" name="Picture"/>
+                  <wp:docPr descr="" title="" id="78" name="Picture"/>
                   <a:graphic>
                     <a:graphicData uri="http://schemas.openxmlformats.org/drawingml/2006/picture">
                       <pic:pic>
                         <pic:nvPicPr>
-                          <pic:cNvPr descr="/Applications/Positron.app/Contents/Resources/app/quarto/share/formats/docx/warning.png" id="76" name="Picture"/>
+                          <pic:cNvPr descr="/Applications/Positron.app/Contents/Resources/app/quarto/share/formats/docx/warning.png" id="79" name="Picture"/>
                           <pic:cNvPicPr>
                             <a:picLocks noChangeArrowheads="1" noChangeAspect="1"/>
                           </pic:cNvPicPr>
                         </pic:nvPicPr>
                         <pic:blipFill>
-                          <a:blip r:embed="rId54"/>
+                          <a:blip r:embed="rId57"/>
                           <a:stretch>
                             <a:fillRect/>
                           </a:stretch>
@@ -9292,10 +9557,11 @@
           </w:p>
           <w:p>
             <w:pPr>
-              <w:pStyle w:val="BodyText"/>
-            </w:pPr>
-            <w:pPr>
-              <w:spacing w:after="16"/>
+              <w:pStyle w:val="Compact"/>
+              <w:numPr>
+                <w:ilvl w:val="0"/>
+                <w:numId w:val="1015"/>
+              </w:numPr>
             </w:pPr>
             <w:r>
               <w:rPr>
@@ -9307,7 +9573,19 @@
               <w:t xml:space="preserve"> </w:t>
             </w:r>
             <w:r>
-              <w:t xml:space="preserve">is a first look, not a final answer. It doesn’t know that</w:t>
+              <w:t xml:space="preserve">is a first look, not a final answer.</w:t>
+            </w:r>
+          </w:p>
+          <w:p>
+            <w:pPr>
+              <w:pStyle w:val="Compact"/>
+              <w:numPr>
+                <w:ilvl w:val="0"/>
+                <w:numId w:val="1015"/>
+              </w:numPr>
+            </w:pPr>
+            <w:r>
+              <w:t xml:space="preserve">you can pipe groups into it to show that</w:t>
             </w:r>
             <w:r>
               <w:t xml:space="preserve"> </w:t>
@@ -9333,11 +9611,17 @@
               </w:rPr>
               <w:t xml:space="preserve">n_s</w:t>
             </w:r>
-            <w:r>
-              <w:t xml:space="preserve"> </w:t>
-            </w:r>
-            <w:r>
-              <w:t xml:space="preserve">— for real per-group comparisons, you still need</w:t>
+          </w:p>
+          <w:p>
+            <w:pPr>
+              <w:pStyle w:val="Compact"/>
+              <w:numPr>
+                <w:ilvl w:val="1"/>
+                <w:numId w:val="1016"/>
+              </w:numPr>
+            </w:pPr>
+            <w:r>
+              <w:t xml:space="preserve">for real per-group comparisons, you still need</w:t>
             </w:r>
             <w:r>
               <w:t xml:space="preserve"> </w:t>
@@ -9371,8 +9655,8 @@
         </w:tc>
       </w:tr>
     </w:tbl>
-    <w:bookmarkEnd w:id="77"/>
-    <w:bookmarkStart w:id="78" w:name="Xf43c5d07d843d16643c539a860b3cf5482751cd"/>
+    <w:bookmarkEnd w:id="80"/>
+    <w:bookmarkStart w:id="81" w:name="Xf43c5d07d843d16643c539a860b3cf5482751cd"/>
     <w:p>
       <w:pPr>
         <w:pStyle w:val="Heading2"/>
@@ -9405,8 +9689,8 @@
         <w:t xml:space="preserve">summarize()</w:t>
       </w:r>
     </w:p>
-    <w:bookmarkEnd w:id="78"/>
-    <w:bookmarkStart w:id="81" w:name="tidy-group-stats-group_by-summarize"/>
+    <w:bookmarkEnd w:id="81"/>
+    <w:bookmarkStart w:id="84" w:name="tidy-group-stats-group_by-summarize"/>
     <w:p>
       <w:pPr>
         <w:pStyle w:val="Heading2"/>
@@ -9480,12 +9764,12 @@
                 <wp:inline>
                   <wp:extent cx="152400" cy="152400"/>
                   <wp:effectExtent b="0" l="0" r="0" t="0"/>
-                  <wp:docPr descr="" title="" id="79" name="Picture"/>
+                  <wp:docPr descr="" title="" id="82" name="Picture"/>
                   <a:graphic>
                     <a:graphicData uri="http://schemas.openxmlformats.org/drawingml/2006/picture">
                       <pic:pic>
                         <pic:nvPicPr>
-                          <pic:cNvPr descr="/Applications/Positron.app/Contents/Resources/app/quarto/share/formats/docx/note.png" id="80" name="Picture"/>
+                          <pic:cNvPr descr="/Applications/Positron.app/Contents/Resources/app/quarto/share/formats/docx/note.png" id="83" name="Picture"/>
                           <pic:cNvPicPr>
                             <a:picLocks noChangeArrowheads="1" noChangeAspect="1"/>
                           </pic:cNvPicPr>
@@ -10109,7 +10393,7 @@
         <w:pStyle w:val="Compact"/>
         <w:numPr>
           <w:ilvl w:val="0"/>
-          <w:numId w:val="1012"/>
+          <w:numId w:val="1017"/>
         </w:numPr>
       </w:pPr>
       <w:r>
@@ -10130,7 +10414,7 @@
         <w:pStyle w:val="Compact"/>
         <w:numPr>
           <w:ilvl w:val="0"/>
-          <w:numId w:val="1012"/>
+          <w:numId w:val="1017"/>
         </w:numPr>
       </w:pPr>
       <w:r>
@@ -10167,7 +10451,7 @@
         <w:pStyle w:val="Compact"/>
         <w:numPr>
           <w:ilvl w:val="0"/>
-          <w:numId w:val="1012"/>
+          <w:numId w:val="1017"/>
         </w:numPr>
       </w:pPr>
       <w:r>
@@ -10179,7 +10463,7 @@
         <w:pStyle w:val="Compact"/>
         <w:numPr>
           <w:ilvl w:val="0"/>
-          <w:numId w:val="1012"/>
+          <w:numId w:val="1017"/>
         </w:numPr>
       </w:pPr>
       <w:r>
@@ -10221,8 +10505,8 @@
         <w:t xml:space="preserve">summarize()</w:t>
       </w:r>
     </w:p>
-    <w:bookmarkEnd w:id="81"/>
-    <w:bookmarkStart w:id="84" w:name="grouping-by-more-than-one-variable"/>
+    <w:bookmarkEnd w:id="84"/>
+    <w:bookmarkStart w:id="87" w:name="grouping-by-more-than-one-variable"/>
     <w:p>
       <w:pPr>
         <w:pStyle w:val="Heading2"/>
@@ -10699,7 +10983,7 @@
         <w:pStyle w:val="Compact"/>
         <w:numPr>
           <w:ilvl w:val="0"/>
-          <w:numId w:val="1013"/>
+          <w:numId w:val="1018"/>
         </w:numPr>
       </w:pPr>
       <w:r>
@@ -10736,7 +11020,7 @@
         <w:pStyle w:val="Compact"/>
         <w:numPr>
           <w:ilvl w:val="0"/>
-          <w:numId w:val="1013"/>
+          <w:numId w:val="1018"/>
         </w:numPr>
       </w:pPr>
       <w:r>
@@ -10793,12 +11077,12 @@
                 <wp:inline>
                   <wp:extent cx="152400" cy="152400"/>
                   <wp:effectExtent b="0" l="0" r="0" t="0"/>
-                  <wp:docPr descr="" title="" id="82" name="Picture"/>
+                  <wp:docPr descr="" title="" id="85" name="Picture"/>
                   <a:graphic>
                     <a:graphicData uri="http://schemas.openxmlformats.org/drawingml/2006/picture">
                       <pic:pic>
                         <pic:nvPicPr>
-                          <pic:cNvPr descr="/Applications/Positron.app/Contents/Resources/app/quarto/share/formats/docx/tip.png" id="83" name="Picture"/>
+                          <pic:cNvPr descr="/Applications/Positron.app/Contents/Resources/app/quarto/share/formats/docx/tip.png" id="86" name="Picture"/>
                           <pic:cNvPicPr>
                             <a:picLocks noChangeArrowheads="1" noChangeAspect="1"/>
                           </pic:cNvPicPr>
@@ -10883,8 +11167,8 @@
         </w:tc>
       </w:tr>
     </w:tbl>
-    <w:bookmarkEnd w:id="84"/>
-    <w:bookmarkStart w:id="85" w:name="X89af96f990447eeaaa43bcc952b32ebeb30ded1"/>
+    <w:bookmarkEnd w:id="87"/>
+    <w:bookmarkStart w:id="88" w:name="X89af96f990447eeaaa43bcc952b32ebeb30ded1"/>
     <w:p>
       <w:pPr>
         <w:pStyle w:val="Heading2"/>
@@ -10908,8 +11192,8 @@
         <w:t xml:space="preserve">from Wrangling Your Data</w:t>
       </w:r>
     </w:p>
-    <w:bookmarkEnd w:id="85"/>
-    <w:bookmarkStart w:id="90" w:name="Xc217f57436e44308d239cb4b812e6dbf5917095"/>
+    <w:bookmarkEnd w:id="88"/>
+    <w:bookmarkStart w:id="93" w:name="Xc217f57436e44308d239cb4b812e6dbf5917095"/>
     <w:p>
       <w:pPr>
         <w:pStyle w:val="Heading2"/>
@@ -10959,12 +11243,12 @@
                 <wp:inline>
                   <wp:extent cx="152400" cy="152400"/>
                   <wp:effectExtent b="0" l="0" r="0" t="0"/>
-                  <wp:docPr descr="" title="" id="86" name="Picture"/>
+                  <wp:docPr descr="" title="" id="89" name="Picture"/>
                   <a:graphic>
                     <a:graphicData uri="http://schemas.openxmlformats.org/drawingml/2006/picture">
                       <pic:pic>
                         <pic:nvPicPr>
-                          <pic:cNvPr descr="/Applications/Positron.app/Contents/Resources/app/quarto/share/formats/docx/note.png" id="87" name="Picture"/>
+                          <pic:cNvPr descr="/Applications/Positron.app/Contents/Resources/app/quarto/share/formats/docx/note.png" id="90" name="Picture"/>
                           <pic:cNvPicPr>
                             <a:picLocks noChangeArrowheads="1" noChangeAspect="1"/>
                           </pic:cNvPicPr>
@@ -11761,12 +12045,12 @@
                 <wp:inline>
                   <wp:extent cx="152400" cy="152400"/>
                   <wp:effectExtent b="0" l="0" r="0" t="0"/>
-                  <wp:docPr descr="" title="" id="88" name="Picture"/>
+                  <wp:docPr descr="" title="" id="91" name="Picture"/>
                   <a:graphic>
                     <a:graphicData uri="http://schemas.openxmlformats.org/drawingml/2006/picture">
                       <pic:pic>
                         <pic:nvPicPr>
-                          <pic:cNvPr descr="/Applications/Positron.app/Contents/Resources/app/quarto/share/formats/docx/note.png" id="89" name="Picture"/>
+                          <pic:cNvPr descr="/Applications/Positron.app/Contents/Resources/app/quarto/share/formats/docx/note.png" id="92" name="Picture"/>
                           <pic:cNvPicPr>
                             <a:picLocks noChangeArrowheads="1" noChangeAspect="1"/>
                           </pic:cNvPicPr>
@@ -11905,8 +12189,8 @@
         </w:tc>
       </w:tr>
     </w:tbl>
-    <w:bookmarkEnd w:id="90"/>
-    <w:bookmarkStart w:id="95" w:name="wrap-up"/>
+    <w:bookmarkEnd w:id="93"/>
+    <w:bookmarkStart w:id="98" w:name="wrap-up"/>
     <w:p>
       <w:pPr>
         <w:pStyle w:val="Heading2"/>
@@ -11928,7 +12212,7 @@
         <w:pStyle w:val="Compact"/>
         <w:numPr>
           <w:ilvl w:val="0"/>
-          <w:numId w:val="1014"/>
+          <w:numId w:val="1019"/>
         </w:numPr>
       </w:pPr>
       <w:r>
@@ -11969,7 +12253,7 @@
         <w:pStyle w:val="Compact"/>
         <w:numPr>
           <w:ilvl w:val="0"/>
-          <w:numId w:val="1014"/>
+          <w:numId w:val="1019"/>
         </w:numPr>
       </w:pPr>
       <w:r>
@@ -12013,7 +12297,7 @@
         <w:pStyle w:val="Compact"/>
         <w:numPr>
           <w:ilvl w:val="0"/>
-          <w:numId w:val="1014"/>
+          <w:numId w:val="1019"/>
         </w:numPr>
       </w:pPr>
       <w:r>
@@ -12067,7 +12351,7 @@
         <w:pStyle w:val="Compact"/>
         <w:numPr>
           <w:ilvl w:val="0"/>
-          <w:numId w:val="1014"/>
+          <w:numId w:val="1019"/>
         </w:numPr>
       </w:pPr>
       <w:r>
@@ -12119,7 +12403,7 @@
         <w:pStyle w:val="Compact"/>
         <w:numPr>
           <w:ilvl w:val="0"/>
-          <w:numId w:val="1014"/>
+          <w:numId w:val="1019"/>
         </w:numPr>
       </w:pPr>
       <w:r>
@@ -12147,7 +12431,7 @@
         <w:pStyle w:val="Compact"/>
         <w:numPr>
           <w:ilvl w:val="0"/>
-          <w:numId w:val="1014"/>
+          <w:numId w:val="1019"/>
         </w:numPr>
       </w:pPr>
       <w:r>
@@ -12170,7 +12454,7 @@
         <w:pStyle w:val="Compact"/>
         <w:numPr>
           <w:ilvl w:val="0"/>
-          <w:numId w:val="1014"/>
+          <w:numId w:val="1019"/>
         </w:numPr>
       </w:pPr>
       <w:r>
@@ -12263,12 +12547,12 @@
                 <wp:inline>
                   <wp:extent cx="152400" cy="152400"/>
                   <wp:effectExtent b="0" l="0" r="0" t="0"/>
-                  <wp:docPr descr="" title="" id="91" name="Picture"/>
+                  <wp:docPr descr="" title="" id="94" name="Picture"/>
                   <a:graphic>
                     <a:graphicData uri="http://schemas.openxmlformats.org/drawingml/2006/picture">
                       <pic:pic>
                         <pic:nvPicPr>
-                          <pic:cNvPr descr="/Applications/Positron.app/Contents/Resources/app/quarto/share/formats/docx/tip.png" id="92" name="Picture"/>
+                          <pic:cNvPr descr="/Applications/Positron.app/Contents/Resources/app/quarto/share/formats/docx/tip.png" id="95" name="Picture"/>
                           <pic:cNvPicPr>
                             <a:picLocks noChangeArrowheads="1" noChangeAspect="1"/>
                           </pic:cNvPicPr>
@@ -12435,320 +12719,6 @@
           <w:p>
             <w:pPr>
               <w:pStyle w:val="BodyText"/>
-            </w:pPr>
-            <w:pPr>
-              <w:spacing w:before="0" w:after="0"/>
-              <w:textAlignment w:val="center"/>
-            </w:pPr>
-            <w:r>
-              <w:drawing>
-                <wp:inline>
-                  <wp:extent cx="152400" cy="152400"/>
-                  <wp:effectExtent b="0" l="0" r="0" t="0"/>
-                  <wp:docPr descr="" title="" id="93" name="Picture"/>
-                  <a:graphic>
-                    <a:graphicData uri="http://schemas.openxmlformats.org/drawingml/2006/picture">
-                      <pic:pic>
-                        <pic:nvPicPr>
-                          <pic:cNvPr descr="/Applications/Positron.app/Contents/Resources/app/quarto/share/formats/docx/note.png" id="94" name="Picture"/>
-                          <pic:cNvPicPr>
-                            <a:picLocks noChangeArrowheads="1" noChangeAspect="1"/>
-                          </pic:cNvPicPr>
-                        </pic:nvPicPr>
-                        <pic:blipFill>
-                          <a:blip r:embed="rId9"/>
-                          <a:stretch>
-                            <a:fillRect/>
-                          </a:stretch>
-                        </pic:blipFill>
-                        <pic:spPr bwMode="auto">
-                          <a:xfrm>
-                            <a:off x="0" y="0"/>
-                            <a:ext cx="152400" cy="152400"/>
-                          </a:xfrm>
-                          <a:prstGeom prst="rect">
-                            <a:avLst/>
-                          </a:prstGeom>
-                          <a:noFill/>
-                          <a:ln w="9525">
-                            <a:noFill/>
-                            <a:headEnd/>
-                            <a:tailEnd/>
-                          </a:ln>
-                        </pic:spPr>
-                      </pic:pic>
-                    </a:graphicData>
-                  </a:graphic>
-                </wp:inline>
-              </w:drawing>
-            </w:r>
-            <w:r>
-              <w:t xml:space="preserve"> </w:t>
-            </w:r>
-            <w:r>
-              <w:t xml:space="preserve"> </w:t>
-            </w:r>
-            <w:r>
-              <w:t xml:space="preserve">Note</w:t>
-            </w:r>
-          </w:p>
-        </w:tc>
-      </w:tr>
-      <w:tr>
-        <w:trPr>
-          <w:cantSplit/>
-        </w:trPr>
-        <w:tc>
-          <w:tcPr>
-            <w:tcMar>
-              <w:top w:w="108" w:type="dxa"/>
-              <w:bottom w:w="108" w:type="dxa"/>
-            </w:tcMar>
-          </w:tcPr>
-          <w:p>
-            <w:pPr>
-              <w:pStyle w:val="BodyText"/>
-            </w:pPr>
-            <w:pPr>
-              <w:spacing w:before="16"/>
-            </w:pPr>
-            <w:r>
-              <w:rPr>
-                <w:b/>
-                <w:bCs/>
-              </w:rPr>
-              <w:t xml:space="preserve">Up next — Graphing Effectively</w:t>
-            </w:r>
-          </w:p>
-          <w:p>
-            <w:pPr>
-              <w:pStyle w:val="Compact"/>
-              <w:numPr>
-                <w:ilvl w:val="0"/>
-                <w:numId w:val="1015"/>
-              </w:numPr>
-            </w:pPr>
-            <w:r>
-              <w:t xml:space="preserve">Boxplots and jittered points, done right</w:t>
-            </w:r>
-          </w:p>
-          <w:p>
-            <w:pPr>
-              <w:pStyle w:val="Compact"/>
-              <w:numPr>
-                <w:ilvl w:val="0"/>
-                <w:numId w:val="1015"/>
-              </w:numPr>
-            </w:pPr>
-            <w:r>
-              <w:t xml:space="preserve">Plotting mean ± SE directly with</w:t>
-            </w:r>
-            <w:r>
-              <w:t xml:space="preserve"> </w:t>
-            </w:r>
-            <w:r>
-              <w:rPr>
-                <w:rStyle w:val="VerbatimChar"/>
-              </w:rPr>
-              <w:t xml:space="preserve">stat_summary()</w:t>
-            </w:r>
-          </w:p>
-          <w:p>
-            <w:pPr>
-              <w:pStyle w:val="Compact"/>
-              <w:numPr>
-                <w:ilvl w:val="0"/>
-                <w:numId w:val="1015"/>
-              </w:numPr>
-            </w:pPr>
-            <w:r>
-              <w:t xml:space="preserve">Faceting, themes, and</w:t>
-            </w:r>
-            <w:r>
-              <w:t xml:space="preserve"> </w:t>
-            </w:r>
-            <w:r>
-              <w:rPr>
-                <w:rStyle w:val="VerbatimChar"/>
-              </w:rPr>
-              <w:t xml:space="preserve">ggsave()</w:t>
-            </w:r>
-            <w:r>
-              <w:t xml:space="preserve"> </w:t>
-            </w:r>
-            <w:r>
-              <w:t xml:space="preserve">for a publication-ready figure</w:t>
-            </w:r>
-          </w:p>
-          <w:p/>
-        </w:tc>
-      </w:tr>
-    </w:tbl>
-    <w:bookmarkEnd w:id="95"/>
-    <w:bookmarkStart w:id="98" w:name="getting-unstuck"/>
-    <w:p>
-      <w:pPr>
-        <w:pStyle w:val="Heading2"/>
-      </w:pPr>
-      <w:r>
-        <w:t xml:space="preserve">Getting unstuck</w:t>
-      </w:r>
-    </w:p>
-    <w:p>
-      <w:pPr>
-        <w:pStyle w:val="FirstParagraph"/>
-      </w:pPr>
-      <w:r>
-        <w:t xml:space="preserve">When code breaks — and it will, that is normal:</w:t>
-      </w:r>
-    </w:p>
-    <w:p>
-      <w:pPr>
-        <w:pStyle w:val="Compact"/>
-        <w:numPr>
-          <w:ilvl w:val="0"/>
-          <w:numId w:val="1016"/>
-        </w:numPr>
-      </w:pPr>
-      <w:r>
-        <w:t xml:space="preserve">Read the</w:t>
-      </w:r>
-      <w:r>
-        <w:t xml:space="preserve"> </w:t>
-      </w:r>
-      <w:r>
-        <w:rPr>
-          <w:b/>
-          <w:bCs/>
-        </w:rPr>
-        <w:t xml:space="preserve">error message</w:t>
-      </w:r>
-      <w:r>
-        <w:t xml:space="preserve"> </w:t>
-      </w:r>
-      <w:r>
-        <w:t xml:space="preserve">out loud; it usually names the line</w:t>
-      </w:r>
-    </w:p>
-    <w:p>
-      <w:pPr>
-        <w:pStyle w:val="Compact"/>
-        <w:numPr>
-          <w:ilvl w:val="0"/>
-          <w:numId w:val="1016"/>
-        </w:numPr>
-      </w:pPr>
-      <w:r>
-        <w:t xml:space="preserve">Check the usual suspects:</w:t>
-      </w:r>
-      <w:r>
-        <w:t xml:space="preserve"> </w:t>
-      </w:r>
-      <w:r>
-        <w:rPr>
-          <w:rStyle w:val="VerbatimChar"/>
-        </w:rPr>
-        <w:t xml:space="preserve">library(tidyverse)</w:t>
-      </w:r>
-      <w:r>
-        <w:t xml:space="preserve"> </w:t>
-      </w:r>
-      <w:r>
-        <w:t xml:space="preserve">loaded? Spelling? Did you forget</w:t>
-      </w:r>
-      <w:r>
-        <w:t xml:space="preserve"> </w:t>
-      </w:r>
-      <w:r>
-        <w:rPr>
-          <w:rStyle w:val="VerbatimChar"/>
-        </w:rPr>
-        <w:t xml:space="preserve">na.rm = TRUE</w:t>
-      </w:r>
-      <w:r>
-        <w:t xml:space="preserve">?</w:t>
-      </w:r>
-    </w:p>
-    <w:p>
-      <w:pPr>
-        <w:pStyle w:val="Compact"/>
-        <w:numPr>
-          <w:ilvl w:val="0"/>
-          <w:numId w:val="1016"/>
-        </w:numPr>
-      </w:pPr>
-      <w:r>
-        <w:rPr>
-          <w:rStyle w:val="VerbatimChar"/>
-        </w:rPr>
-        <w:t xml:space="preserve">?function_name</w:t>
-      </w:r>
-      <w:r>
-        <w:t xml:space="preserve"> </w:t>
-      </w:r>
-      <w:r>
-        <w:t xml:space="preserve">opens the help page</w:t>
-      </w:r>
-    </w:p>
-    <w:p>
-      <w:pPr>
-        <w:pStyle w:val="Compact"/>
-        <w:numPr>
-          <w:ilvl w:val="0"/>
-          <w:numId w:val="1016"/>
-        </w:numPr>
-      </w:pPr>
-      <w:r>
-        <w:t xml:space="preserve">Bring the</w:t>
-      </w:r>
-      <w:r>
-        <w:t xml:space="preserve"> </w:t>
-      </w:r>
-      <w:r>
-        <w:rPr>
-          <w:b/>
-          <w:bCs/>
-        </w:rPr>
-        <w:t xml:space="preserve">exact error</w:t>
-      </w:r>
-      <w:r>
-        <w:t xml:space="preserve"> </w:t>
-      </w:r>
-      <w:r>
-        <w:t xml:space="preserve">(copy-paste it) to class or office hours</w:t>
-      </w:r>
-    </w:p>
-    <w:tbl>
-      <w:tblPr>
-        <w:tblStyle w:val="Table"/>
-        <w:tblLook w:firstRow="0" w:lastRow="0" w:firstColumn="0" w:lastColumn="0" w:noHBand="0" w:noVBand="0" w:val="0000"/>
-        <w:tblBorders>
-          <w:top w:val="single" w:sz="4" w:space="0" w:color="0758E5"/>
-          <w:left w:val="single" w:sz="24" w:space="0" w:color="0758E5"/>
-          <w:bottom w:val="single" w:sz="4" w:space="0" w:color="0758E5"/>
-          <w:right w:val="single" w:sz="4" w:space="0" w:color="0758E5"/>
-        </w:tblBorders>
-        <w:tblCellMar>
-          <w:left w:w="144" w:type="dxa"/>
-          <w:right w:w="144" w:type="dxa"/>
-        </w:tblCellMar>
-        <w:tblLook w:firstRow="0" w:lastRow="0" w:firstColumn="0" w:lastColumn="0" w:noHBand="0" w:noVBand="0" w:val="0000"/>
-      </w:tblPr>
-      <w:tr>
-        <w:trPr>
-          <w:cantSplit/>
-        </w:trPr>
-        <w:tc>
-          <w:tcPr>
-            <w:shd w:color="auto" w:fill="dae6fb" w:val="clear"/>
-            <w:tcMar>
-              <w:top w:w="92" w:type="dxa"/>
-              <w:bottom w:w="92" w:type="dxa"/>
-            </w:tcMar>
-          </w:tcPr>
-          <w:p>
-            <w:pPr>
-              <w:pStyle w:val="FirstParagraph"/>
             </w:pPr>
             <w:pPr>
               <w:spacing w:before="0" w:after="0"/>
@@ -12831,18 +12801,67 @@
                 <w:b/>
                 <w:bCs/>
               </w:rPr>
-              <w:t xml:space="preserve">✅ Key idea</w:t>
-            </w:r>
-          </w:p>
-          <w:p>
-            <w:pPr>
-              <w:pStyle w:val="BodyText"/>
-            </w:pPr>
-            <w:pPr>
-              <w:spacing w:after="16"/>
-            </w:pPr>
-            <w:r>
-              <w:t xml:space="preserve">Every working scientist googles error messages daily. Getting stuck is not failing — it is the job.</w:t>
+              <w:t xml:space="preserve">Up next — Graphing Effectively</w:t>
+            </w:r>
+          </w:p>
+          <w:p>
+            <w:pPr>
+              <w:pStyle w:val="Compact"/>
+              <w:numPr>
+                <w:ilvl w:val="0"/>
+                <w:numId w:val="1020"/>
+              </w:numPr>
+            </w:pPr>
+            <w:r>
+              <w:t xml:space="preserve">Boxplots and jittered points, done right</w:t>
+            </w:r>
+          </w:p>
+          <w:p>
+            <w:pPr>
+              <w:pStyle w:val="Compact"/>
+              <w:numPr>
+                <w:ilvl w:val="0"/>
+                <w:numId w:val="1020"/>
+              </w:numPr>
+            </w:pPr>
+            <w:r>
+              <w:t xml:space="preserve">Plotting mean ± SE directly with</w:t>
+            </w:r>
+            <w:r>
+              <w:t xml:space="preserve"> </w:t>
+            </w:r>
+            <w:r>
+              <w:rPr>
+                <w:rStyle w:val="VerbatimChar"/>
+              </w:rPr>
+              <w:t xml:space="preserve">stat_summary()</w:t>
+            </w:r>
+          </w:p>
+          <w:p>
+            <w:pPr>
+              <w:pStyle w:val="Compact"/>
+              <w:numPr>
+                <w:ilvl w:val="0"/>
+                <w:numId w:val="1020"/>
+              </w:numPr>
+            </w:pPr>
+            <w:r>
+              <w:t xml:space="preserve">Faceting, themes, and</w:t>
+            </w:r>
+            <w:r>
+              <w:t xml:space="preserve"> </w:t>
+            </w:r>
+            <w:r>
+              <w:rPr>
+                <w:rStyle w:val="VerbatimChar"/>
+              </w:rPr>
+              <w:t xml:space="preserve">ggsave()</w:t>
+            </w:r>
+            <w:r>
+              <w:t xml:space="preserve"> </w:t>
+            </w:r>
+            <w:r>
+              <w:t xml:space="preserve">for a publication-ready figure</w:t>
             </w:r>
           </w:p>
           <w:p/>
@@ -12850,6 +12869,271 @@
       </w:tr>
     </w:tbl>
     <w:bookmarkEnd w:id="98"/>
+    <w:bookmarkStart w:id="101" w:name="getting-unstuck"/>
+    <w:p>
+      <w:pPr>
+        <w:pStyle w:val="Heading2"/>
+      </w:pPr>
+      <w:r>
+        <w:t xml:space="preserve">Getting unstuck</w:t>
+      </w:r>
+    </w:p>
+    <w:p>
+      <w:pPr>
+        <w:pStyle w:val="FirstParagraph"/>
+      </w:pPr>
+      <w:r>
+        <w:t xml:space="preserve">When code breaks — and it will, that is normal:</w:t>
+      </w:r>
+    </w:p>
+    <w:p>
+      <w:pPr>
+        <w:pStyle w:val="Compact"/>
+        <w:numPr>
+          <w:ilvl w:val="0"/>
+          <w:numId w:val="1021"/>
+        </w:numPr>
+      </w:pPr>
+      <w:r>
+        <w:t xml:space="preserve">Read the</w:t>
+      </w:r>
+      <w:r>
+        <w:t xml:space="preserve"> </w:t>
+      </w:r>
+      <w:r>
+        <w:rPr>
+          <w:b/>
+          <w:bCs/>
+        </w:rPr>
+        <w:t xml:space="preserve">error message</w:t>
+      </w:r>
+      <w:r>
+        <w:t xml:space="preserve"> </w:t>
+      </w:r>
+      <w:r>
+        <w:t xml:space="preserve">out loud; it usually names the line</w:t>
+      </w:r>
+    </w:p>
+    <w:p>
+      <w:pPr>
+        <w:pStyle w:val="Compact"/>
+        <w:numPr>
+          <w:ilvl w:val="0"/>
+          <w:numId w:val="1021"/>
+        </w:numPr>
+      </w:pPr>
+      <w:r>
+        <w:t xml:space="preserve">Check the usual suspects:</w:t>
+      </w:r>
+      <w:r>
+        <w:t xml:space="preserve"> </w:t>
+      </w:r>
+      <w:r>
+        <w:rPr>
+          <w:rStyle w:val="VerbatimChar"/>
+        </w:rPr>
+        <w:t xml:space="preserve">library(tidyverse)</w:t>
+      </w:r>
+      <w:r>
+        <w:t xml:space="preserve"> </w:t>
+      </w:r>
+      <w:r>
+        <w:t xml:space="preserve">loaded? Spelling? Did you forget</w:t>
+      </w:r>
+      <w:r>
+        <w:t xml:space="preserve"> </w:t>
+      </w:r>
+      <w:r>
+        <w:rPr>
+          <w:rStyle w:val="VerbatimChar"/>
+        </w:rPr>
+        <w:t xml:space="preserve">na.rm = TRUE</w:t>
+      </w:r>
+      <w:r>
+        <w:t xml:space="preserve">?</w:t>
+      </w:r>
+    </w:p>
+    <w:p>
+      <w:pPr>
+        <w:pStyle w:val="Compact"/>
+        <w:numPr>
+          <w:ilvl w:val="0"/>
+          <w:numId w:val="1021"/>
+        </w:numPr>
+      </w:pPr>
+      <w:r>
+        <w:rPr>
+          <w:rStyle w:val="VerbatimChar"/>
+        </w:rPr>
+        <w:t xml:space="preserve">?function_name</w:t>
+      </w:r>
+      <w:r>
+        <w:t xml:space="preserve"> </w:t>
+      </w:r>
+      <w:r>
+        <w:t xml:space="preserve">opens the help page</w:t>
+      </w:r>
+    </w:p>
+    <w:p>
+      <w:pPr>
+        <w:pStyle w:val="Compact"/>
+        <w:numPr>
+          <w:ilvl w:val="0"/>
+          <w:numId w:val="1021"/>
+        </w:numPr>
+      </w:pPr>
+      <w:r>
+        <w:t xml:space="preserve">Bring the</w:t>
+      </w:r>
+      <w:r>
+        <w:t xml:space="preserve"> </w:t>
+      </w:r>
+      <w:r>
+        <w:rPr>
+          <w:b/>
+          <w:bCs/>
+        </w:rPr>
+        <w:t xml:space="preserve">exact error</w:t>
+      </w:r>
+      <w:r>
+        <w:t xml:space="preserve"> </w:t>
+      </w:r>
+      <w:r>
+        <w:t xml:space="preserve">(copy-paste it) to class or office hours</w:t>
+      </w:r>
+    </w:p>
+    <w:tbl>
+      <w:tblPr>
+        <w:tblStyle w:val="Table"/>
+        <w:tblLook w:firstRow="0" w:lastRow="0" w:firstColumn="0" w:lastColumn="0" w:noHBand="0" w:noVBand="0" w:val="0000"/>
+        <w:tblBorders>
+          <w:top w:val="single" w:sz="4" w:space="0" w:color="0758E5"/>
+          <w:left w:val="single" w:sz="24" w:space="0" w:color="0758E5"/>
+          <w:bottom w:val="single" w:sz="4" w:space="0" w:color="0758E5"/>
+          <w:right w:val="single" w:sz="4" w:space="0" w:color="0758E5"/>
+        </w:tblBorders>
+        <w:tblCellMar>
+          <w:left w:w="144" w:type="dxa"/>
+          <w:right w:w="144" w:type="dxa"/>
+        </w:tblCellMar>
+        <w:tblLook w:firstRow="0" w:lastRow="0" w:firstColumn="0" w:lastColumn="0" w:noHBand="0" w:noVBand="0" w:val="0000"/>
+      </w:tblPr>
+      <w:tr>
+        <w:trPr>
+          <w:cantSplit/>
+        </w:trPr>
+        <w:tc>
+          <w:tcPr>
+            <w:shd w:color="auto" w:fill="dae6fb" w:val="clear"/>
+            <w:tcMar>
+              <w:top w:w="92" w:type="dxa"/>
+              <w:bottom w:w="92" w:type="dxa"/>
+            </w:tcMar>
+          </w:tcPr>
+          <w:p>
+            <w:pPr>
+              <w:pStyle w:val="FirstParagraph"/>
+            </w:pPr>
+            <w:pPr>
+              <w:spacing w:before="0" w:after="0"/>
+              <w:textAlignment w:val="center"/>
+            </w:pPr>
+            <w:r>
+              <w:drawing>
+                <wp:inline>
+                  <wp:extent cx="152400" cy="152400"/>
+                  <wp:effectExtent b="0" l="0" r="0" t="0"/>
+                  <wp:docPr descr="" title="" id="99" name="Picture"/>
+                  <a:graphic>
+                    <a:graphicData uri="http://schemas.openxmlformats.org/drawingml/2006/picture">
+                      <pic:pic>
+                        <pic:nvPicPr>
+                          <pic:cNvPr descr="/Applications/Positron.app/Contents/Resources/app/quarto/share/formats/docx/note.png" id="100" name="Picture"/>
+                          <pic:cNvPicPr>
+                            <a:picLocks noChangeArrowheads="1" noChangeAspect="1"/>
+                          </pic:cNvPicPr>
+                        </pic:nvPicPr>
+                        <pic:blipFill>
+                          <a:blip r:embed="rId9"/>
+                          <a:stretch>
+                            <a:fillRect/>
+                          </a:stretch>
+                        </pic:blipFill>
+                        <pic:spPr bwMode="auto">
+                          <a:xfrm>
+                            <a:off x="0" y="0"/>
+                            <a:ext cx="152400" cy="152400"/>
+                          </a:xfrm>
+                          <a:prstGeom prst="rect">
+                            <a:avLst/>
+                          </a:prstGeom>
+                          <a:noFill/>
+                          <a:ln w="9525">
+                            <a:noFill/>
+                            <a:headEnd/>
+                            <a:tailEnd/>
+                          </a:ln>
+                        </pic:spPr>
+                      </pic:pic>
+                    </a:graphicData>
+                  </a:graphic>
+                </wp:inline>
+              </w:drawing>
+            </w:r>
+            <w:r>
+              <w:t xml:space="preserve"> </w:t>
+            </w:r>
+            <w:r>
+              <w:t xml:space="preserve"> </w:t>
+            </w:r>
+            <w:r>
+              <w:t xml:space="preserve">Note</w:t>
+            </w:r>
+          </w:p>
+        </w:tc>
+      </w:tr>
+      <w:tr>
+        <w:trPr>
+          <w:cantSplit/>
+        </w:trPr>
+        <w:tc>
+          <w:tcPr>
+            <w:tcMar>
+              <w:top w:w="108" w:type="dxa"/>
+              <w:bottom w:w="108" w:type="dxa"/>
+            </w:tcMar>
+          </w:tcPr>
+          <w:p>
+            <w:pPr>
+              <w:pStyle w:val="BodyText"/>
+            </w:pPr>
+            <w:pPr>
+              <w:spacing w:before="16"/>
+            </w:pPr>
+            <w:r>
+              <w:rPr>
+                <w:b/>
+                <w:bCs/>
+              </w:rPr>
+              <w:t xml:space="preserve">✅ Key idea</w:t>
+            </w:r>
+          </w:p>
+          <w:p>
+            <w:pPr>
+              <w:pStyle w:val="BodyText"/>
+            </w:pPr>
+            <w:pPr>
+              <w:spacing w:after="16"/>
+            </w:pPr>
+            <w:r>
+              <w:t xml:space="preserve">Every working scientist googles error messages daily. Getting stuck is not failing — it is the job.</w:t>
+            </w:r>
+          </w:p>
+          <w:p/>
+        </w:tc>
+      </w:tr>
+    </w:tbl>
+    <w:bookmarkEnd w:id="101"/>
     <w:sectPr>
       <w:footnotePr>
         <w:numRestart w:val="eachSect"/>
@@ -13257,6 +13541,15 @@
     <w:abstractNumId w:val="991"/>
   </w:num>
   <w:num w:numId="1009">
+    <w:abstractNumId w:val="991"/>
+  </w:num>
+  <w:num w:numId="1010">
+    <w:abstractNumId w:val="991"/>
+  </w:num>
+  <w:num w:numId="1011">
+    <w:abstractNumId w:val="991"/>
+  </w:num>
+  <w:num w:numId="1012">
     <w:abstractNumId w:val="99411"/>
     <w:lvlOverride w:ilvl="0">
       <w:startOverride w:val="1"/>
@@ -13286,15 +13579,6 @@
       <w:startOverride w:val="1"/>
     </w:lvlOverride>
   </w:num>
-  <w:num w:numId="1010">
-    <w:abstractNumId w:val="991"/>
-  </w:num>
-  <w:num w:numId="1011">
-    <w:abstractNumId w:val="991"/>
-  </w:num>
-  <w:num w:numId="1012">
-    <w:abstractNumId w:val="991"/>
-  </w:num>
   <w:num w:numId="1013">
     <w:abstractNumId w:val="991"/>
   </w:num>
@@ -13305,6 +13589,21 @@
     <w:abstractNumId w:val="991"/>
   </w:num>
   <w:num w:numId="1016">
+    <w:abstractNumId w:val="991"/>
+  </w:num>
+  <w:num w:numId="1017">
+    <w:abstractNumId w:val="991"/>
+  </w:num>
+  <w:num w:numId="1018">
+    <w:abstractNumId w:val="991"/>
+  </w:num>
+  <w:num w:numId="1019">
+    <w:abstractNumId w:val="991"/>
+  </w:num>
+  <w:num w:numId="1020">
+    <w:abstractNumId w:val="991"/>
+  </w:num>
+  <w:num w:numId="1021">
     <w:abstractNumId w:val="99411"/>
     <w:lvlOverride w:ilvl="0">
       <w:startOverride w:val="1"/>

--- a/docs/content/descriptive_stats/descriptive_stats_lecture.docx
+++ b/docs/content/descriptive_stats/descriptive_stats_lecture.docx
@@ -3650,7 +3650,7 @@
             <w:r>
               <w:drawing>
                 <wp:inline>
-                  <wp:extent cx="5334000" cy="5334000"/>
+                  <wp:extent cx="2752374" cy="2752374"/>
                   <wp:effectExtent b="0" l="0" r="0" t="0"/>
                   <wp:docPr descr="" title="" id="44" name="Picture"/>
                   <a:graphic>
@@ -3671,7 +3671,7 @@
                         <pic:spPr bwMode="auto">
                           <a:xfrm>
                             <a:off x="0" y="0"/>
-                            <a:ext cx="5334000" cy="5334000"/>
+                            <a:ext cx="2752374" cy="2752374"/>
                           </a:xfrm>
                           <a:prstGeom prst="rect">
                             <a:avLst/>

--- a/docs/content/descriptive_stats/descriptive_stats_lecture.docx
+++ b/docs/content/descriptive_stats/descriptive_stats_lecture.docx
@@ -3650,7 +3650,7 @@
             <w:r>
               <w:drawing>
                 <wp:inline>
-                  <wp:extent cx="2752374" cy="2752374"/>
+                  <wp:extent cx="2293645" cy="2293645"/>
                   <wp:effectExtent b="0" l="0" r="0" t="0"/>
                   <wp:docPr descr="" title="" id="44" name="Picture"/>
                   <a:graphic>
@@ -3671,7 +3671,7 @@
                         <pic:spPr bwMode="auto">
                           <a:xfrm>
                             <a:off x="0" y="0"/>
-                            <a:ext cx="2752374" cy="2752374"/>
+                            <a:ext cx="2293645" cy="2293645"/>
                           </a:xfrm>
                           <a:prstGeom prst="rect">
                             <a:avLst/>
